--- a/SUBMISSION_PACK/WRITEUP.docx
+++ b/SUBMISSION_PACK/WRITEUP.docx
@@ -48,43 +48,37 @@
         <w:pStyle w:val="FirstParagraph"/>
       </w:pPr>
       <w:r>
-        <w:t xml:space="preserve">Flood and heat warnings fail exactly where they matter. The official river</w:t>
-      </w:r>
-      <w:r>
-        <w:t xml:space="preserve"> </w:t>
-      </w:r>
-      <w:r>
-        <w:t xml:space="preserve">gauge nearest to a school or an estate can be kilometres away from the stream,</w:t>
-      </w:r>
-      <w:r>
-        <w:t xml:space="preserve"> </w:t>
-      </w:r>
-      <w:r>
-        <w:t xml:space="preserve">drain or underpass that actually floods, so by the time an official warning</w:t>
-      </w:r>
-      <w:r>
-        <w:t xml:space="preserve"> </w:t>
-      </w:r>
-      <w:r>
-        <w:t xml:space="preserve">reaches a community the water is already rising. The World Meteorological</w:t>
-      </w:r>
-      <w:r>
-        <w:t xml:space="preserve"> </w:t>
-      </w:r>
-      <w:r>
-        <w:t xml:space="preserve">Organization reports that countries with limited early-warning coverage</w:t>
-      </w:r>
-      <w:r>
-        <w:t xml:space="preserve"> </w:t>
-      </w:r>
-      <w:r>
-        <w:t xml:space="preserve">suffer disaster mortality nearly eight times higher than those with</w:t>
-      </w:r>
-      <w:r>
-        <w:t xml:space="preserve"> </w:t>
-      </w:r>
-      <w:r>
-        <w:t xml:space="preserve">substantial coverage (WMO,</w:t>
+        <w:t xml:space="preserve">The official river gauge nearest to a school or an estate can be kilometres</w:t>
+      </w:r>
+      <w:r>
+        <w:t xml:space="preserve"> </w:t>
+      </w:r>
+      <w:r>
+        <w:t xml:space="preserve">away from the stream, drain or underpass that actually floods. By the time an</w:t>
+      </w:r>
+      <w:r>
+        <w:t xml:space="preserve"> </w:t>
+      </w:r>
+      <w:r>
+        <w:t xml:space="preserve">official warning reaches a community, the water is already rising. The World</w:t>
+      </w:r>
+      <w:r>
+        <w:t xml:space="preserve"> </w:t>
+      </w:r>
+      <w:r>
+        <w:t xml:space="preserve">Meteorological Organization reports that countries with limited early-warning</w:t>
+      </w:r>
+      <w:r>
+        <w:t xml:space="preserve"> </w:t>
+      </w:r>
+      <w:r>
+        <w:t xml:space="preserve">coverage suffer nearly six times the disaster mortality of countries with</w:t>
+      </w:r>
+      <w:r>
+        <w:t xml:space="preserve"> </w:t>
+      </w:r>
+      <w:r>
+        <w:t xml:space="preserve">substantial coverage (4.05 versus 0.71 deaths per 100,000 people; WMO/UNDRR,</w:t>
       </w:r>
       <w:r>
         <w:t xml:space="preserve"> </w:t>
@@ -94,36 +88,92 @@
           <w:i/>
           <w:iCs/>
         </w:rPr>
-        <w:t xml:space="preserve">Global Status of Multi-Hazard Early Warning</w:t>
-      </w:r>
-      <w:r>
-        <w:rPr>
-          <w:i/>
-          <w:iCs/>
-        </w:rPr>
-        <w:t xml:space="preserve"> </w:t>
-      </w:r>
-      <w:r>
-        <w:rPr>
-          <w:i/>
-          <w:iCs/>
-        </w:rPr>
-        <w:t xml:space="preserve">Systems</w:t>
-      </w:r>
-      <w:r>
-        <w:t xml:space="preserve">, 2023). There is a gap between where climate events happen and where</w:t>
-      </w:r>
-      <w:r>
-        <w:t xml:space="preserve"> </w:t>
-      </w:r>
-      <w:r>
-        <w:t xml:space="preserve">they are measured. We wanted a low-cost way for a school or a community to</w:t>
-      </w:r>
-      <w:r>
-        <w:t xml:space="preserve"> </w:t>
-      </w:r>
-      <w:r>
-        <w:t xml:space="preserve">watch its own streets, and to be told in plain English what to do.</w:t>
+        <w:t xml:space="preserve">Global Status of Multi-Hazard Early Warning Systems</w:t>
+      </w:r>
+      <w:r>
+        <w:t xml:space="preserve">, 2023). There is a gap</w:t>
+      </w:r>
+      <w:r>
+        <w:t xml:space="preserve"> </w:t>
+      </w:r>
+      <w:r>
+        <w:t xml:space="preserve">between where climate events happen and where they are measured.</w:t>
+      </w:r>
+    </w:p>
+    <w:p>
+      <w:pPr>
+        <w:pStyle w:val="BlockText"/>
+      </w:pPr>
+      <w:r>
+        <w:t xml:space="preserve">►</w:t>
+      </w:r>
+      <w:r>
+        <w:t xml:space="preserve"> </w:t>
+      </w:r>
+      <w:r>
+        <w:rPr>
+          <w:b/>
+          <w:bCs/>
+        </w:rPr>
+        <w:t xml:space="preserve">One or two sentences in your own words: the real reason you picked</w:t>
+      </w:r>
+      <w:r>
+        <w:rPr>
+          <w:b/>
+          <w:bCs/>
+        </w:rPr>
+        <w:t xml:space="preserve"> </w:t>
+      </w:r>
+      <w:r>
+        <w:rPr>
+          <w:b/>
+          <w:bCs/>
+        </w:rPr>
+        <w:t xml:space="preserve">this.</w:t>
+      </w:r>
+      <w:r>
+        <w:t xml:space="preserve"> </w:t>
+      </w:r>
+      <w:r>
+        <w:t xml:space="preserve">The underpass that floods on the way to school, the exam week in a</w:t>
+      </w:r>
+      <w:r>
+        <w:t xml:space="preserve"> </w:t>
+      </w:r>
+      <w:r>
+        <w:t xml:space="preserve">heatwave, a relative in a flat with no cooling, or simply the moment you</w:t>
+      </w:r>
+      <w:r>
+        <w:t xml:space="preserve"> </w:t>
+      </w:r>
+      <w:r>
+        <w:t xml:space="preserve">noticed the nearest official gauge was miles away. Do not invent one; if</w:t>
+      </w:r>
+      <w:r>
+        <w:t xml:space="preserve"> </w:t>
+      </w:r>
+      <w:r>
+        <w:t xml:space="preserve">there is no such moment, say what made you curious or angry when you read</w:t>
+      </w:r>
+      <w:r>
+        <w:t xml:space="preserve"> </w:t>
+      </w:r>
+      <w:r>
+        <w:t xml:space="preserve">about early warnings.</w:t>
+      </w:r>
+    </w:p>
+    <w:p>
+      <w:pPr>
+        <w:pStyle w:val="FirstParagraph"/>
+      </w:pPr>
+      <w:r>
+        <w:t xml:space="preserve">We wanted a low-cost way for a school or a community to watch its own streets,</w:t>
+      </w:r>
+      <w:r>
+        <w:t xml:space="preserve"> </w:t>
+      </w:r>
+      <w:r>
+        <w:t xml:space="preserve">and to be told in plain English what to do.</w:t>
       </w:r>
     </w:p>
     <w:bookmarkEnd w:id="9"/>
@@ -183,55 +233,19 @@
         <w:t xml:space="preserve"> </w:t>
       </w:r>
       <w:r>
-        <w:t xml:space="preserve">explainable AI model flags unusual combinations of readings,</w:t>
-      </w:r>
-      <w:r>
-        <w:t xml:space="preserve"> </w:t>
-      </w:r>
-      <w:r>
-        <w:rPr>
-          <w:i/>
-          <w:iCs/>
-        </w:rPr>
-        <w:t xml:space="preserve">mesh</w:t>
-      </w:r>
-      <w:r>
-        <w:rPr>
-          <w:i/>
-          <w:iCs/>
-        </w:rPr>
-        <w:t xml:space="preserve"> </w:t>
-      </w:r>
-      <w:r>
-        <w:rPr>
-          <w:i/>
-          <w:iCs/>
-        </w:rPr>
-        <w:t xml:space="preserve">correlation</w:t>
-      </w:r>
-      <w:r>
-        <w:t xml:space="preserve"> </w:t>
-      </w:r>
-      <w:r>
-        <w:t xml:space="preserve">checks whether neighbouring nodes agree before escalating, and</w:t>
-      </w:r>
-      <w:r>
-        <w:t xml:space="preserve"> </w:t>
-      </w:r>
-      <w:r>
-        <w:t xml:space="preserve">plain-English alerts with community action playbooks appear on a seven-tab</w:t>
-      </w:r>
-      <w:r>
-        <w:t xml:space="preserve"> </w:t>
-      </w:r>
-      <w:r>
-        <w:t xml:space="preserve">dashboard. Judges can prove the whole system works from a clean copy with one</w:t>
-      </w:r>
-      <w:r>
-        <w:t xml:space="preserve"> </w:t>
-      </w:r>
-      <w:r>
-        <w:t xml:space="preserve">command.</w:t>
+        <w:t xml:space="preserve">explainable AI model flags unusual combinations of readings, neighbouring</w:t>
+      </w:r>
+      <w:r>
+        <w:t xml:space="preserve"> </w:t>
+      </w:r>
+      <w:r>
+        <w:t xml:space="preserve">nodes have to agree before a risk is escalated, and plain-English alerts with</w:t>
+      </w:r>
+      <w:r>
+        <w:t xml:space="preserve"> </w:t>
+      </w:r>
+      <w:r>
+        <w:t xml:space="preserve">community action playbooks appear on a seven-tab dashboard.</w:t>
       </w:r>
     </w:p>
     <w:p>
@@ -243,7 +257,7 @@
           <wp:inline>
             <wp:extent cx="5334000" cy="3000375"/>
             <wp:effectExtent b="0" l="0" r="0" t="0"/>
-            <wp:docPr descr="Figure 1 — The Raspberry Pi 5 running Climate Mesh. Photo: the team." title="" id="11" name="Picture"/>
+            <wp:docPr descr="Figure 1 — ► PLACEHOLDER: replace photos/photo-1-pi-running.jpg with a photo of the Raspberry Pi 5 running Climate Mesh, and change the picture in WRITEUP.docx. Caption to use: “The Raspberry Pi 5 running Climate Mesh.”" title="" id="11" name="Picture"/>
             <a:graphic>
               <a:graphicData uri="http://schemas.openxmlformats.org/drawingml/2006/picture">
                 <pic:pic>
@@ -286,7 +300,13 @@
         <w:pStyle w:val="ImageCaption"/>
       </w:pPr>
       <w:r>
-        <w:t xml:space="preserve">Figure 1 — The Raspberry Pi 5 running Climate Mesh. Photo: the team.</w:t>
+        <w:t xml:space="preserve">Figure 1 — ► PLACEHOLDER: replace photos/photo-1-pi-running.jpg with a photo of the Raspberry Pi 5 running Climate Mesh, and change the picture in WRITEUP.docx. Caption to use:</w:t>
+      </w:r>
+      <w:r>
+        <w:t xml:space="preserve"> </w:t>
+      </w:r>
+      <w:r>
+        <w:t xml:space="preserve">“The Raspberry Pi 5 running Climate Mesh.”</w:t>
       </w:r>
     </w:p>
     <w:p>
@@ -298,7 +318,7 @@
           <wp:inline>
             <wp:extent cx="5334000" cy="3014075"/>
             <wp:effectExtent b="0" l="0" r="0" t="0"/>
-            <wp:docPr descr="Figure 2 — Live Map, flood scenario, demo (simulated) data. Marker colour and size show risk 0–100; the river nodes escalate first." title="" id="14" name="Picture"/>
+            <wp:docPr descr="Figure 2 — Live Map, flood scenario, demo (simulated) data. Each circle is one of the 20 nodes; colour and size show risk 0–100; the blue line is the Thames. The red circles are the river and canal nodes." title="" id="14" name="Picture"/>
             <a:graphic>
               <a:graphicData uri="http://schemas.openxmlformats.org/drawingml/2006/picture">
                 <pic:pic>
@@ -341,11 +361,11 @@
         <w:pStyle w:val="ImageCaption"/>
       </w:pPr>
       <w:r>
-        <w:t xml:space="preserve">Figure 2 — Live Map, flood scenario, demo (simulated) data. Marker colour and size show risk 0–100; the river nodes escalate first.</w:t>
+        <w:t xml:space="preserve">Figure 2 — Live Map, flood scenario, demo (simulated) data. Each circle is one of the 20 nodes; colour and size show risk 0–100; the blue line is the Thames. The red circles are the river and canal nodes.</w:t>
       </w:r>
     </w:p>
     <w:bookmarkEnd w:id="16"/>
-    <w:bookmarkStart w:id="20" w:name="how-it-works"/>
+    <w:bookmarkStart w:id="23" w:name="how-it-works"/>
     <w:p>
       <w:pPr>
         <w:pStyle w:val="Heading2"/>
@@ -548,310 +568,470 @@
     </w:p>
     <w:p>
       <w:pPr>
-        <w:pStyle w:val="BodyText"/>
-      </w:pPr>
-      <w:r>
-        <w:rPr>
-          <w:b/>
-          <w:bCs/>
-        </w:rPr>
-        <w:t xml:space="preserve">An explainable risk score.</w:t>
-      </w:r>
-      <w:r>
-        <w:t xml:space="preserve"> </w:t>
-      </w:r>
-      <w:r>
-        <w:t xml:space="preserve">For each node the engine computes six hazard</w:t>
-      </w:r>
-      <w:r>
-        <w:t xml:space="preserve"> </w:t>
-      </w:r>
-      <w:r>
-        <w:t xml:space="preserve">sub-scores on a 0–100 scale (temperature, humidity, air quality, water level,</w:t>
-      </w:r>
-      <w:r>
-        <w:t xml:space="preserve"> </w:t>
-      </w:r>
-      <w:r>
-        <w:t xml:space="preserve">wind, pressure) and combines them as</w:t>
-      </w:r>
-      <w:r>
-        <w:t xml:space="preserve"> </w:t>
-      </w:r>
-      <w:r>
-        <w:rPr>
-          <w:i/>
-          <w:iCs/>
-        </w:rPr>
-        <w:t xml:space="preserve">worst hazard plus 20 % of the rest</w:t>
-      </w:r>
-      <w:r>
-        <w:t xml:space="preserve">, so</w:t>
-      </w:r>
-      <w:r>
-        <w:t xml:space="preserve"> </w:t>
-      </w:r>
-      <w:r>
-        <w:t xml:space="preserve">one severe hazard alone can reach CRITICAL while several moderate ones also</w:t>
-      </w:r>
-      <w:r>
-        <w:t xml:space="preserve"> </w:t>
-      </w:r>
-      <w:r>
-        <w:t xml:space="preserve">escalate. The bands are SAFE (under 30), MODERATE (30–60), WARNING (60–80) and</w:t>
-      </w:r>
-      <w:r>
-        <w:t xml:space="preserve"> </w:t>
-      </w:r>
-      <w:r>
-        <w:t xml:space="preserve">CRITICAL (80–100). Temperature and humidity are two-sided: a frosty morning is</w:t>
-      </w:r>
-      <w:r>
-        <w:t xml:space="preserve"> </w:t>
-      </w:r>
-      <w:r>
-        <w:t xml:space="preserve">filed as a</w:t>
-      </w:r>
-      <w:r>
-        <w:t xml:space="preserve"> </w:t>
-      </w:r>
-      <w:r>
-        <w:rPr>
-          <w:i/>
-          <w:iCs/>
-        </w:rPr>
-        <w:t xml:space="preserve">cold</w:t>
-      </w:r>
-      <w:r>
-        <w:t xml:space="preserve"> </w:t>
-      </w:r>
-      <w:r>
-        <w:t xml:space="preserve">hazard with its own advice, never as a</w:t>
-      </w:r>
-      <w:r>
-        <w:t xml:space="preserve"> </w:t>
-      </w:r>
-      <w:r>
-        <w:t xml:space="preserve">“heatwave”</w:t>
-      </w:r>
-      <w:r>
-        <w:t xml:space="preserve">.</w:t>
-      </w:r>
-    </w:p>
-    <w:p>
-      <w:pPr>
-        <w:pStyle w:val="BodyText"/>
-      </w:pPr>
-      <w:r>
-        <w:rPr>
-          <w:b/>
-          <w:bCs/>
-        </w:rPr>
-        <w:t xml:space="preserve">AI that explains itself.</w:t>
-      </w:r>
-      <w:r>
-        <w:t xml:space="preserve"> </w:t>
-      </w:r>
-      <w:r>
-        <w:t xml:space="preserve">An Isolation Forest (120 trees) learns the normal</w:t>
-      </w:r>
-      <w:r>
-        <w:t xml:space="preserve"> </w:t>
-      </w:r>
-      <w:r>
-        <w:t xml:space="preserve">multivariate shape of the data and flags readings that are easy to isolate,</w:t>
-      </w:r>
-      <w:r>
-        <w:t xml:space="preserve"> </w:t>
-      </w:r>
-      <w:r>
-        <w:t xml:space="preserve">catching an unusual</w:t>
-      </w:r>
-      <w:r>
-        <w:t xml:space="preserve"> </w:t>
-      </w:r>
-      <w:r>
-        <w:rPr>
-          <w:i/>
-          <w:iCs/>
-        </w:rPr>
-        <w:t xml:space="preserve">combination</w:t>
-      </w:r>
-      <w:r>
-        <w:t xml:space="preserve"> </w:t>
-      </w:r>
-      <w:r>
-        <w:t xml:space="preserve">of values before any single channel crosses</w:t>
-      </w:r>
-      <w:r>
-        <w:t xml:space="preserve"> </w:t>
-      </w:r>
-      <w:r>
-        <w:t xml:space="preserve">a hard limit. Offline it trains on 2,000 deterministic synthetic samples; when</w:t>
-      </w:r>
-      <w:r>
-        <w:t xml:space="preserve"> </w:t>
-      </w:r>
-      <w:r>
-        <w:t xml:space="preserve">online it can instead train on about 30 days of real hourly ERA5 weather for</w:t>
-      </w:r>
-      <w:r>
-        <w:t xml:space="preserve"> </w:t>
-      </w:r>
-      <w:r>
-        <w:t xml:space="preserve">London from the Open-Meteo archive, and it records which it used. A confirmed</w:t>
-      </w:r>
-      <w:r>
-        <w:t xml:space="preserve"> </w:t>
-      </w:r>
-      <w:r>
-        <w:t xml:space="preserve">anomaly multiplies the node’s risk by up to 1.5×, and the model reports which</w:t>
-      </w:r>
-      <w:r>
-        <w:t xml:space="preserve"> </w:t>
-      </w:r>
-      <w:r>
-        <w:t xml:space="preserve">channels deviate most from the learned baseline, so every alert says</w:t>
-      </w:r>
-      <w:r>
-        <w:t xml:space="preserve"> </w:t>
-      </w:r>
-      <w:r>
-        <w:rPr>
-          <w:i/>
-          <w:iCs/>
-        </w:rPr>
-        <w:t xml:space="preserve">why</w:t>
-      </w:r>
-      <w:r>
-        <w:t xml:space="preserve">.</w:t>
-      </w:r>
-    </w:p>
-    <w:p>
-      <w:pPr>
-        <w:pStyle w:val="BodyText"/>
-      </w:pPr>
-      <w:r>
-        <w:rPr>
-          <w:b/>
-          <w:bCs/>
-        </w:rPr>
-        <w:t xml:space="preserve">Mesh correlation as trust.</w:t>
-      </w:r>
-      <w:r>
-        <w:t xml:space="preserve"> </w:t>
-      </w:r>
-      <w:r>
-        <w:t xml:space="preserve">Two nodes within 6 km are neighbours. The 1.2×</w:t>
-      </w:r>
-      <w:r>
-        <w:t xml:space="preserve"> </w:t>
-      </w:r>
-      <w:r>
-        <w:t xml:space="preserve">mesh multiplier fires only when a node</w:t>
-      </w:r>
-      <w:r>
-        <w:t xml:space="preserve"> </w:t>
-      </w:r>
-      <w:r>
-        <w:rPr>
-          <w:i/>
-          <w:iCs/>
-        </w:rPr>
-        <w:t xml:space="preserve">and</w:t>
-      </w:r>
-      <w:r>
-        <w:t xml:space="preserve"> </w:t>
-      </w:r>
-      <w:r>
-        <w:t xml:space="preserve">at least two of its neighbours are</w:t>
-      </w:r>
-      <w:r>
-        <w:t xml:space="preserve"> </w:t>
-      </w:r>
-      <w:r>
-        <w:t xml:space="preserve">elevated for the</w:t>
-      </w:r>
-      <w:r>
-        <w:t xml:space="preserve"> </w:t>
-      </w:r>
-      <w:r>
-        <w:rPr>
-          <w:i/>
-          <w:iCs/>
-        </w:rPr>
-        <w:t xml:space="preserve">same</w:t>
-      </w:r>
-      <w:r>
-        <w:t xml:space="preserve"> </w:t>
-      </w:r>
-      <w:r>
-        <w:t xml:space="preserve">hazard. A single glitching sensor cannot cry wolf; a</w:t>
-      </w:r>
-      <w:r>
-        <w:t xml:space="preserve"> </w:t>
-      </w:r>
-      <w:r>
-        <w:t xml:space="preserve">correlated regional event is escalated.</w:t>
-      </w:r>
-    </w:p>
-    <w:p>
-      <w:pPr>
-        <w:pStyle w:val="BodyText"/>
-      </w:pPr>
-      <w:r>
-        <w:rPr>
-          <w:b/>
-          <w:bCs/>
-        </w:rPr>
-        <w:t xml:space="preserve">Alerts people can act on.</w:t>
-      </w:r>
-      <w:r>
-        <w:t xml:space="preserve"> </w:t>
-      </w:r>
-      <w:r>
-        <w:t xml:space="preserve">WARNING and CRITICAL results raise an alert</w:t>
-      </w:r>
-      <w:r>
-        <w:t xml:space="preserve"> </w:t>
-      </w:r>
-      <w:r>
-        <w:t xml:space="preserve">containing the plain-English explanation and a playbook of practical, low-risk</w:t>
-      </w:r>
-      <w:r>
-        <w:t xml:space="preserve"> </w:t>
-      </w:r>
-      <w:r>
-        <w:t xml:space="preserve">actions for that hazard (flood, heatwave, smog, storm, cold). Alerts are</w:t>
-      </w:r>
-      <w:r>
-        <w:t xml:space="preserve"> </w:t>
-      </w:r>
-      <w:r>
-        <w:t xml:space="preserve">rate-limited so the log never fills with duplicates.</w:t>
-      </w:r>
-    </w:p>
-    <w:p>
-      <w:pPr>
         <w:pStyle w:val="CaptionedFigure"/>
       </w:pPr>
       <w:r>
         <w:drawing>
           <wp:inline>
-            <wp:extent cx="5334000" cy="2118986"/>
+            <wp:extent cx="5334000" cy="2362200"/>
             <wp:effectExtent b="0" l="0" r="0" t="0"/>
-            <wp:docPr descr="Figure 3 — Node Detail, Regent’s Canal, flood scenario, demo data: the “Why:” sentence and the six sub-scores behind a 100/100 score." title="" id="18" name="Picture"/>
+            <wp:docPr descr="Figure 3 — The data path. Every source emits the same canonical reading (eight channels plus source and quality flag); one small database file is the only link between the engine and the dashboard." title="" id="18" name="Picture"/>
             <a:graphic>
               <a:graphicData uri="http://schemas.openxmlformats.org/drawingml/2006/picture">
                 <pic:pic>
                   <pic:nvPicPr>
-                    <pic:cNvPr descr="figures/node-detail-why-flood-demo.png" id="19" name="Picture"/>
+                    <pic:cNvPr descr="figures/architecture.png" id="19" name="Picture"/>
                     <pic:cNvPicPr>
                       <a:picLocks noChangeArrowheads="1" noChangeAspect="1"/>
                     </pic:cNvPicPr>
                   </pic:nvPicPr>
                   <pic:blipFill>
                     <a:blip r:embed="rId17"/>
+                    <a:stretch>
+                      <a:fillRect/>
+                    </a:stretch>
+                  </pic:blipFill>
+                  <pic:spPr bwMode="auto">
+                    <a:xfrm>
+                      <a:off x="0" y="0"/>
+                      <a:ext cx="5334000" cy="2362200"/>
+                    </a:xfrm>
+                    <a:prstGeom prst="rect">
+                      <a:avLst/>
+                    </a:prstGeom>
+                    <a:noFill/>
+                    <a:ln w="9525">
+                      <a:noFill/>
+                      <a:headEnd/>
+                      <a:tailEnd/>
+                    </a:ln>
+                  </pic:spPr>
+                </pic:pic>
+              </a:graphicData>
+            </a:graphic>
+          </wp:inline>
+        </w:drawing>
+      </w:r>
+    </w:p>
+    <w:p>
+      <w:pPr>
+        <w:pStyle w:val="ImageCaption"/>
+      </w:pPr>
+      <w:r>
+        <w:t xml:space="preserve">Figure 3 — The data path. Every source emits the same canonical reading (eight channels plus source and quality flag); one small database file is the only link between the engine and the dashboard.</w:t>
+      </w:r>
+    </w:p>
+    <w:p>
+      <w:pPr>
+        <w:pStyle w:val="BodyText"/>
+      </w:pPr>
+      <w:r>
+        <w:rPr>
+          <w:b/>
+          <w:bCs/>
+        </w:rPr>
+        <w:t xml:space="preserve">An explainable risk score.</w:t>
+      </w:r>
+      <w:r>
+        <w:t xml:space="preserve"> </w:t>
+      </w:r>
+      <w:r>
+        <w:t xml:space="preserve">For each node the engine computes six hazard</w:t>
+      </w:r>
+      <w:r>
+        <w:t xml:space="preserve"> </w:t>
+      </w:r>
+      <w:r>
+        <w:t xml:space="preserve">sub-scores on a 0–100 scale (temperature, humidity, air quality, water level,</w:t>
+      </w:r>
+      <w:r>
+        <w:t xml:space="preserve"> </w:t>
+      </w:r>
+      <w:r>
+        <w:t xml:space="preserve">wind, pressure); wind chill and heat index are derived comfort values</w:t>
+      </w:r>
+      <w:r>
+        <w:t xml:space="preserve"> </w:t>
+      </w:r>
+      <w:r>
+        <w:t xml:space="preserve">(NOAA/Steadman) shown to the user, not scored twice. The sub-scores are</w:t>
+      </w:r>
+      <w:r>
+        <w:t xml:space="preserve"> </w:t>
+      </w:r>
+      <w:r>
+        <w:t xml:space="preserve">combined as</w:t>
+      </w:r>
+      <w:r>
+        <w:t xml:space="preserve"> </w:t>
+      </w:r>
+      <w:r>
+        <w:rPr>
+          <w:i/>
+          <w:iCs/>
+        </w:rPr>
+        <w:t xml:space="preserve">worst hazard plus 20 % of the rest</w:t>
+      </w:r>
+      <w:r>
+        <w:t xml:space="preserve">, so one severe hazard alone</w:t>
+      </w:r>
+      <w:r>
+        <w:t xml:space="preserve"> </w:t>
+      </w:r>
+      <w:r>
+        <w:t xml:space="preserve">can reach CRITICAL while several moderate ones also escalate. The bands are</w:t>
+      </w:r>
+      <w:r>
+        <w:t xml:space="preserve"> </w:t>
+      </w:r>
+      <w:r>
+        <w:t xml:space="preserve">SAFE (under 30), MODERATE (30–60), WARNING (60–80) and CRITICAL (80–100).</w:t>
+      </w:r>
+      <w:r>
+        <w:t xml:space="preserve"> </w:t>
+      </w:r>
+      <w:r>
+        <w:t xml:space="preserve">Temperature and humidity are two-sided: a frosty morning is filed as a</w:t>
+      </w:r>
+      <w:r>
+        <w:t xml:space="preserve"> </w:t>
+      </w:r>
+      <w:r>
+        <w:rPr>
+          <w:i/>
+          <w:iCs/>
+        </w:rPr>
+        <w:t xml:space="preserve">cold</w:t>
+      </w:r>
+      <w:r>
+        <w:t xml:space="preserve"> </w:t>
+      </w:r>
+      <w:r>
+        <w:t xml:space="preserve">hazard with its own advice, never as a</w:t>
+      </w:r>
+      <w:r>
+        <w:t xml:space="preserve"> </w:t>
+      </w:r>
+      <w:r>
+        <w:t xml:space="preserve">“heatwave”</w:t>
+      </w:r>
+      <w:r>
+        <w:t xml:space="preserve">.</w:t>
+      </w:r>
+    </w:p>
+    <w:p>
+      <w:pPr>
+        <w:pStyle w:val="BodyText"/>
+      </w:pPr>
+      <w:r>
+        <w:rPr>
+          <w:b/>
+          <w:bCs/>
+        </w:rPr>
+        <w:t xml:space="preserve">AI that explains itself.</w:t>
+      </w:r>
+      <w:r>
+        <w:t xml:space="preserve"> </w:t>
+      </w:r>
+      <w:r>
+        <w:t xml:space="preserve">An Isolation Forest learns the normal shape of</w:t>
+      </w:r>
+      <w:r>
+        <w:t xml:space="preserve"> </w:t>
+      </w:r>
+      <w:r>
+        <w:t xml:space="preserve">the data and flags readings that are easy to isolate (a bit like spotting the</w:t>
+      </w:r>
+      <w:r>
+        <w:t xml:space="preserve"> </w:t>
+      </w:r>
+      <w:r>
+        <w:t xml:space="preserve">odd one out in a crowd: a reading that can be separated from all the others in</w:t>
+      </w:r>
+      <w:r>
+        <w:t xml:space="preserve"> </w:t>
+      </w:r>
+      <w:r>
+        <w:t xml:space="preserve">a few cuts is unusual), so an unusual</w:t>
+      </w:r>
+      <w:r>
+        <w:t xml:space="preserve"> </w:t>
+      </w:r>
+      <w:r>
+        <w:rPr>
+          <w:i/>
+          <w:iCs/>
+        </w:rPr>
+        <w:t xml:space="preserve">combination</w:t>
+      </w:r>
+      <w:r>
+        <w:t xml:space="preserve"> </w:t>
+      </w:r>
+      <w:r>
+        <w:t xml:space="preserve">of values is caught while</w:t>
+      </w:r>
+      <w:r>
+        <w:t xml:space="preserve"> </w:t>
+      </w:r>
+      <w:r>
+        <w:t xml:space="preserve">each channel is still only moderately elevated. A confirmed anomaly multiplies</w:t>
+      </w:r>
+      <w:r>
+        <w:t xml:space="preserve"> </w:t>
+      </w:r>
+      <w:r>
+        <w:t xml:space="preserve">the node’s graded risk by up to 1.5×, and the model reports which channels</w:t>
+      </w:r>
+      <w:r>
+        <w:t xml:space="preserve"> </w:t>
+      </w:r>
+      <w:r>
+        <w:t xml:space="preserve">deviate most from the learned baseline, so every alert says</w:t>
+      </w:r>
+      <w:r>
+        <w:t xml:space="preserve"> </w:t>
+      </w:r>
+      <w:r>
+        <w:rPr>
+          <w:i/>
+          <w:iCs/>
+        </w:rPr>
+        <w:t xml:space="preserve">why</w:t>
+      </w:r>
+      <w:r>
+        <w:t xml:space="preserve">.</w:t>
+      </w:r>
+      <w:r>
+        <w:t xml:space="preserve"> </w:t>
+      </w:r>
+      <w:r>
+        <w:t xml:space="preserve">Deliberately, the AI can amplify risk but never create it: 1.5× a SAFE score</w:t>
+      </w:r>
+      <w:r>
+        <w:t xml:space="preserve"> </w:t>
+      </w:r>
+      <w:r>
+        <w:t xml:space="preserve">of 5 is still SAFE, so even the roughly 5 % of ordinary readings an Isolation</w:t>
+      </w:r>
+      <w:r>
+        <w:t xml:space="preserve"> </w:t>
+      </w:r>
+      <w:r>
+        <w:t xml:space="preserve">Forest is expected to mis-flag can never raise an alert on their own. Offline</w:t>
+      </w:r>
+      <w:r>
+        <w:t xml:space="preserve"> </w:t>
+      </w:r>
+      <w:r>
+        <w:t xml:space="preserve">it trains on 2,000 deterministic synthetic samples; when online it can instead</w:t>
+      </w:r>
+      <w:r>
+        <w:t xml:space="preserve"> </w:t>
+      </w:r>
+      <w:r>
+        <w:t xml:space="preserve">train on about 30 days of real hourly ERA5 weather and air quality for a</w:t>
+      </w:r>
+      <w:r>
+        <w:t xml:space="preserve"> </w:t>
+      </w:r>
+      <w:r>
+        <w:t xml:space="preserve">representative central-London point from the Open-Meteo archive (cached after</w:t>
+      </w:r>
+      <w:r>
+        <w:t xml:space="preserve"> </w:t>
+      </w:r>
+      <w:r>
+        <w:t xml:space="preserve">the first fetch), and it records which path it used. Every number in this</w:t>
+      </w:r>
+      <w:r>
+        <w:t xml:space="preserve"> </w:t>
+      </w:r>
+      <w:r>
+        <w:t xml:space="preserve">write-up was produced with the synthetic path; training on the archive is a</w:t>
+      </w:r>
+      <w:r>
+        <w:t xml:space="preserve"> </w:t>
+      </w:r>
+      <w:r>
+        <w:t xml:space="preserve">one-flag change (</w:t>
+      </w:r>
+      <w:r>
+        <w:rPr>
+          <w:rStyle w:val="VerbatimChar"/>
+        </w:rPr>
+        <w:t xml:space="preserve">--ai-training historical</w:t>
+      </w:r>
+      <w:r>
+        <w:t xml:space="preserve">).</w:t>
+      </w:r>
+    </w:p>
+    <w:p>
+      <w:pPr>
+        <w:pStyle w:val="BodyText"/>
+      </w:pPr>
+      <w:r>
+        <w:rPr>
+          <w:b/>
+          <w:bCs/>
+        </w:rPr>
+        <w:t xml:space="preserve">Neighbours have to agree.</w:t>
+      </w:r>
+      <w:r>
+        <w:t xml:space="preserve"> </w:t>
+      </w:r>
+      <w:r>
+        <w:t xml:space="preserve">Two nodes within 6 km are neighbours. The 1.2×</w:t>
+      </w:r>
+      <w:r>
+        <w:t xml:space="preserve"> </w:t>
+      </w:r>
+      <w:r>
+        <w:t xml:space="preserve">mesh multiplier fires only when a node</w:t>
+      </w:r>
+      <w:r>
+        <w:t xml:space="preserve"> </w:t>
+      </w:r>
+      <w:r>
+        <w:rPr>
+          <w:i/>
+          <w:iCs/>
+        </w:rPr>
+        <w:t xml:space="preserve">and</w:t>
+      </w:r>
+      <w:r>
+        <w:t xml:space="preserve"> </w:t>
+      </w:r>
+      <w:r>
+        <w:t xml:space="preserve">at least two of its neighbours</w:t>
+      </w:r>
+      <w:r>
+        <w:t xml:space="preserve"> </w:t>
+      </w:r>
+      <w:r>
+        <w:t xml:space="preserve">are elevated for the</w:t>
+      </w:r>
+      <w:r>
+        <w:t xml:space="preserve"> </w:t>
+      </w:r>
+      <w:r>
+        <w:rPr>
+          <w:i/>
+          <w:iCs/>
+        </w:rPr>
+        <w:t xml:space="preserve">same</w:t>
+      </w:r>
+      <w:r>
+        <w:t xml:space="preserve"> </w:t>
+      </w:r>
+      <w:r>
+        <w:t xml:space="preserve">hazard. A single glitching sensor cannot cry wolf;</w:t>
+      </w:r>
+      <w:r>
+        <w:t xml:space="preserve"> </w:t>
+      </w:r>
+      <w:r>
+        <w:t xml:space="preserve">a correlated regional event is escalated. A worked example from the flood</w:t>
+      </w:r>
+      <w:r>
+        <w:t xml:space="preserve"> </w:t>
+      </w:r>
+      <w:r>
+        <w:t xml:space="preserve">frame: Hyde Park’s own sub-scores give a base of 58.0 (MODERATE). Four of its</w:t>
+      </w:r>
+      <w:r>
+        <w:t xml:space="preserve"> </w:t>
+      </w:r>
+      <w:r>
+        <w:t xml:space="preserve">neighbours are elevated for the same flood hazard, so the mesh multiplier</w:t>
+      </w:r>
+      <w:r>
+        <w:t xml:space="preserve"> </w:t>
+      </w:r>
+      <w:r>
+        <w:t xml:space="preserve">applies: 58.0 × 1.2 = 69.6, WARNING, and an alert is raised. Regent’s Canal,</w:t>
+      </w:r>
+      <w:r>
+        <w:t xml:space="preserve"> </w:t>
+      </w:r>
+      <w:r>
+        <w:t xml:space="preserve">by contrast, saturates on its own: water 83.5 + 20 % of (humidity 67.8 +</w:t>
+      </w:r>
+      <w:r>
+        <w:t xml:space="preserve"> </w:t>
+      </w:r>
+      <w:r>
+        <w:t xml:space="preserve">pressure 37.3) = 100 before any multiplier. In the heatwave frame Lewisham</w:t>
+      </w:r>
+      <w:r>
+        <w:t xml:space="preserve"> </w:t>
+      </w:r>
+      <w:r>
+        <w:t xml:space="preserve">shows both layers at once: base 65.8 (WARNING) × AI 1.26 × mesh 1.2 = 99.5,</w:t>
+      </w:r>
+      <w:r>
+        <w:t xml:space="preserve"> </w:t>
+      </w:r>
+      <w:r>
+        <w:t xml:space="preserve">CRITICAL.</w:t>
+      </w:r>
+    </w:p>
+    <w:p>
+      <w:pPr>
+        <w:pStyle w:val="BodyText"/>
+      </w:pPr>
+      <w:r>
+        <w:rPr>
+          <w:b/>
+          <w:bCs/>
+        </w:rPr>
+        <w:t xml:space="preserve">Alerts people can act on.</w:t>
+      </w:r>
+      <w:r>
+        <w:t xml:space="preserve"> </w:t>
+      </w:r>
+      <w:r>
+        <w:t xml:space="preserve">WARNING and CRITICAL results raise an alert</w:t>
+      </w:r>
+      <w:r>
+        <w:t xml:space="preserve"> </w:t>
+      </w:r>
+      <w:r>
+        <w:t xml:space="preserve">containing the plain-English explanation and a playbook of practical, low-risk</w:t>
+      </w:r>
+      <w:r>
+        <w:t xml:space="preserve"> </w:t>
+      </w:r>
+      <w:r>
+        <w:t xml:space="preserve">actions for that hazard (flood, heatwave, smog, storm, cold). Alerts are</w:t>
+      </w:r>
+      <w:r>
+        <w:t xml:space="preserve"> </w:t>
+      </w:r>
+      <w:r>
+        <w:t xml:space="preserve">rate-limited so the log never fills with duplicates.</w:t>
+      </w:r>
+    </w:p>
+    <w:p>
+      <w:pPr>
+        <w:pStyle w:val="CaptionedFigure"/>
+      </w:pPr>
+      <w:r>
+        <w:drawing>
+          <wp:inline>
+            <wp:extent cx="5334000" cy="2118986"/>
+            <wp:effectExtent b="0" l="0" r="0" t="0"/>
+            <wp:docPr descr="Figure 4 — Node Detail, Regent’s Canal, flood scenario, demo data: the “Why:” sentence and the six sub-scores behind a 100/100 score (this node saturates on its base score; see the Hyde Park example above for the mesh layer at work)." title="" id="21" name="Picture"/>
+            <a:graphic>
+              <a:graphicData uri="http://schemas.openxmlformats.org/drawingml/2006/picture">
+                <pic:pic>
+                  <pic:nvPicPr>
+                    <pic:cNvPr descr="figures/node-detail-why-flood-demo.png" id="22" name="Picture"/>
+                    <pic:cNvPicPr>
+                      <a:picLocks noChangeArrowheads="1" noChangeAspect="1"/>
+                    </pic:cNvPicPr>
+                  </pic:nvPicPr>
+                  <pic:blipFill>
+                    <a:blip r:embed="rId20"/>
                     <a:stretch>
                       <a:fillRect/>
                     </a:stretch>
@@ -883,7 +1063,7 @@
         <w:pStyle w:val="ImageCaption"/>
       </w:pPr>
       <w:r>
-        <w:t xml:space="preserve">Figure 3 — Node Detail, Regent’s Canal, flood scenario, demo data: the</w:t>
+        <w:t xml:space="preserve">Figure 4 — Node Detail, Regent’s Canal, flood scenario, demo data: the</w:t>
       </w:r>
       <w:r>
         <w:t xml:space="preserve"> </w:t>
@@ -895,7 +1075,7 @@
         <w:t xml:space="preserve"> </w:t>
       </w:r>
       <w:r>
-        <w:t xml:space="preserve">sentence and the six sub-scores behind a 100/100 score.</w:t>
+        <w:t xml:space="preserve">sentence and the six sub-scores behind a 100/100 score (this node saturates on its base score; see the Hyde Park example above for the mesh layer at work).</w:t>
       </w:r>
     </w:p>
     <w:p>
@@ -907,31 +1087,64 @@
           <w:b/>
           <w:bCs/>
         </w:rPr>
-        <w:t xml:space="preserve">Architecture.</w:t>
-      </w:r>
-      <w:r>
-        <w:t xml:space="preserve"> </w:t>
-      </w:r>
-      <w:r>
-        <w:t xml:space="preserve">The engine process reads the nodes and scores them; a SQLite</w:t>
-      </w:r>
-      <w:r>
-        <w:t xml:space="preserve"> </w:t>
-      </w:r>
-      <w:r>
-        <w:t xml:space="preserve">database in write-ahead-log mode is the message bus; the Streamlit dashboard</w:t>
-      </w:r>
-      <w:r>
-        <w:t xml:space="preserve"> </w:t>
-      </w:r>
-      <w:r>
-        <w:t xml:space="preserve">is a pure reader of that database. A one-command export writes every reading,</w:t>
-      </w:r>
-      <w:r>
-        <w:t xml:space="preserve"> </w:t>
-      </w:r>
-      <w:r>
-        <w:t xml:space="preserve">score and alert to CSV and JSON, each row still carrying its source and quality</w:t>
+        <w:t xml:space="preserve">How the parts talk.</w:t>
+      </w:r>
+      <w:r>
+        <w:t xml:space="preserve"> </w:t>
+      </w:r>
+      <w:r>
+        <w:t xml:space="preserve">The engine writes every reading and score into one</w:t>
+      </w:r>
+      <w:r>
+        <w:t xml:space="preserve"> </w:t>
+      </w:r>
+      <w:r>
+        <w:t xml:space="preserve">small database file on the Pi; the dashboard only ever reads that file, so it</w:t>
+      </w:r>
+      <w:r>
+        <w:t xml:space="preserve"> </w:t>
+      </w:r>
+      <w:r>
+        <w:t xml:space="preserve">can never alter the data, and either half can be restarted without losing</w:t>
+      </w:r>
+      <w:r>
+        <w:t xml:space="preserve"> </w:t>
+      </w:r>
+      <w:r>
+        <w:t xml:space="preserve">anything. The sensor loop reads all 20 nodes every 2 seconds (every 60 seconds</w:t>
+      </w:r>
+      <w:r>
+        <w:t xml:space="preserve"> </w:t>
+      </w:r>
+      <w:r>
+        <w:t xml:space="preserve">in</w:t>
+      </w:r>
+      <w:r>
+        <w:t xml:space="preserve"> </w:t>
+      </w:r>
+      <w:r>
+        <w:rPr>
+          <w:rStyle w:val="VerbatimChar"/>
+        </w:rPr>
+        <w:t xml:space="preserve">api</w:t>
+      </w:r>
+      <w:r>
+        <w:t xml:space="preserve"> </w:t>
+      </w:r>
+      <w:r>
+        <w:t xml:space="preserve">mode, to respect Open-Meteo’s free service) and the risk engine</w:t>
+      </w:r>
+      <w:r>
+        <w:t xml:space="preserve"> </w:t>
+      </w:r>
+      <w:r>
+        <w:t xml:space="preserve">scores them every 3 seconds. A one-command export writes every reading, score</w:t>
+      </w:r>
+      <w:r>
+        <w:t xml:space="preserve"> </w:t>
+      </w:r>
+      <w:r>
+        <w:t xml:space="preserve">and alert to CSV and JSON, each row still carrying its source and quality</w:t>
       </w:r>
       <w:r>
         <w:t xml:space="preserve"> </w:t>
@@ -940,14 +1153,22 @@
         <w:t xml:space="preserve">flag, plus a table of how many readings came from each source.</w:t>
       </w:r>
     </w:p>
-    <w:bookmarkEnd w:id="20"/>
-    <w:bookmarkStart w:id="21" w:name="what-is-genuinely-new"/>
+    <w:bookmarkEnd w:id="23"/>
+    <w:bookmarkStart w:id="24" w:name="what-we-think-is-new"/>
     <w:p>
       <w:pPr>
         <w:pStyle w:val="Heading2"/>
       </w:pPr>
       <w:r>
-        <w:t xml:space="preserve">4. What is genuinely new</w:t>
+        <w:t xml:space="preserve">4. What we think is new</w:t>
+      </w:r>
+    </w:p>
+    <w:p>
+      <w:pPr>
+        <w:pStyle w:val="FirstParagraph"/>
+      </w:pPr>
+      <w:r>
+        <w:t xml:space="preserve">Not any single part, but the combination:</w:t>
       </w:r>
     </w:p>
     <w:p>
@@ -963,25 +1184,25 @@
           <w:b/>
           <w:bCs/>
         </w:rPr>
-        <w:t xml:space="preserve">Sensor-ready without being sensor-dependent.</w:t>
-      </w:r>
-      <w:r>
-        <w:t xml:space="preserve"> </w:t>
-      </w:r>
-      <w:r>
-        <w:t xml:space="preserve">The canonical reading</w:t>
-      </w:r>
-      <w:r>
-        <w:t xml:space="preserve"> </w:t>
-      </w:r>
-      <w:r>
-        <w:t xml:space="preserve">contract means the system is complete today on simulated and live-API data,</w:t>
-      </w:r>
-      <w:r>
-        <w:t xml:space="preserve"> </w:t>
-      </w:r>
-      <w:r>
-        <w:t xml:space="preserve">and a physical node is a drop-in, not a rewrite.</w:t>
+        <w:t xml:space="preserve">Neighbours as a trust signal.</w:t>
+      </w:r>
+      <w:r>
+        <w:t xml:space="preserve"> </w:t>
+      </w:r>
+      <w:r>
+        <w:t xml:space="preserve">A cheap node’s risk is escalated only when</w:t>
+      </w:r>
+      <w:r>
+        <w:t xml:space="preserve"> </w:t>
+      </w:r>
+      <w:r>
+        <w:t xml:space="preserve">it and at least two neighbours within 6 km are elevated for the same hazard,</w:t>
+      </w:r>
+      <w:r>
+        <w:t xml:space="preserve"> </w:t>
+      </w:r>
+      <w:r>
+        <w:t xml:space="preserve">so a network of £85 nodes is harder to fool than one expensive sensor.</w:t>
       </w:r>
     </w:p>
     <w:p>
@@ -997,25 +1218,19 @@
           <w:b/>
           <w:bCs/>
         </w:rPr>
-        <w:t xml:space="preserve">Mesh correlation as trust.</w:t>
-      </w:r>
-      <w:r>
-        <w:t xml:space="preserve"> </w:t>
-      </w:r>
-      <w:r>
-        <w:t xml:space="preserve">Escalation needs agreement between adjacent</w:t>
-      </w:r>
-      <w:r>
-        <w:t xml:space="preserve"> </w:t>
-      </w:r>
-      <w:r>
-        <w:t xml:space="preserve">nodes for the same hazard, which is how a network of cheap nodes can be more</w:t>
-      </w:r>
-      <w:r>
-        <w:t xml:space="preserve"> </w:t>
-      </w:r>
-      <w:r>
-        <w:t xml:space="preserve">trustworthy than one expensive one.</w:t>
+        <w:t xml:space="preserve">A bounded, explainable AI layer.</w:t>
+      </w:r>
+      <w:r>
+        <w:t xml:space="preserve"> </w:t>
+      </w:r>
+      <w:r>
+        <w:t xml:space="preserve">The Isolation Forest names the channels</w:t>
+      </w:r>
+      <w:r>
+        <w:t xml:space="preserve"> </w:t>
+      </w:r>
+      <w:r>
+        <w:t xml:space="preserve">responsible and can only amplify graded risk (up to 1.5×), never create it.</w:t>
       </w:r>
     </w:p>
     <w:p>
@@ -1031,25 +1246,73 @@
           <w:b/>
           <w:bCs/>
         </w:rPr>
-        <w:t xml:space="preserve">Provenance-first honesty.</w:t>
-      </w:r>
-      <w:r>
-        <w:t xml:space="preserve"> </w:t>
-      </w:r>
-      <w:r>
-        <w:t xml:space="preserve">Every reading, dashboard panel, alert and</w:t>
-      </w:r>
-      <w:r>
-        <w:t xml:space="preserve"> </w:t>
-      </w:r>
-      <w:r>
-        <w:t xml:space="preserve">exported row carries its data source and a quality flag. The dashboard can</w:t>
-      </w:r>
-      <w:r>
-        <w:t xml:space="preserve"> </w:t>
-      </w:r>
-      <w:r>
-        <w:t xml:space="preserve">only show a</w:t>
+        <w:t xml:space="preserve">Provenance enforced in code, not by convention.</w:t>
+      </w:r>
+      <w:r>
+        <w:t xml:space="preserve"> </w:t>
+      </w:r>
+      <w:r>
+        <w:t xml:space="preserve">Every reading, panel,</w:t>
+      </w:r>
+      <w:r>
+        <w:t xml:space="preserve"> </w:t>
+      </w:r>
+      <w:r>
+        <w:t xml:space="preserve">alert and exported row carries its source and quality flag;</w:t>
+      </w:r>
+      <w:r>
+        <w:t xml:space="preserve"> </w:t>
+      </w:r>
+      <w:r>
+        <w:rPr>
+          <w:rStyle w:val="VerbatimChar"/>
+        </w:rPr>
+        <w:t xml:space="preserve">is_simulated</w:t>
+      </w:r>
+      <w:r>
+        <w:t xml:space="preserve"> </w:t>
+      </w:r>
+      <w:r>
+        <w:t xml:space="preserve">is derived from</w:t>
+      </w:r>
+      <w:r>
+        <w:t xml:space="preserve"> </w:t>
+      </w:r>
+      <w:r>
+        <w:rPr>
+          <w:rStyle w:val="VerbatimChar"/>
+        </w:rPr>
+        <w:t xml:space="preserve">source</w:t>
+      </w:r>
+      <w:r>
+        <w:t xml:space="preserve"> </w:t>
+      </w:r>
+      <w:r>
+        <w:t xml:space="preserve">so the two can never disagree; a reading with an</w:t>
+      </w:r>
+      <w:r>
+        <w:t xml:space="preserve"> </w:t>
+      </w:r>
+      <w:r>
+        <w:t xml:space="preserve">unknown source or flag is rejected at construction; a missing or non-numeric</w:t>
+      </w:r>
+      <w:r>
+        <w:t xml:space="preserve"> </w:t>
+      </w:r>
+      <w:r>
+        <w:t xml:space="preserve">channel scores 0 rather than falling through to CRITICAL; each score is</w:t>
+      </w:r>
+      <w:r>
+        <w:t xml:space="preserve"> </w:t>
+      </w:r>
+      <w:r>
+        <w:t xml:space="preserve">rounded once so the stored number, its band and the alert text always agree;</w:t>
+      </w:r>
+      <w:r>
+        <w:t xml:space="preserve"> </w:t>
+      </w:r>
+      <w:r>
+        <w:t xml:space="preserve">and the dashboard can only show a</w:t>
       </w:r>
       <w:r>
         <w:t xml:space="preserve"> </w:t>
@@ -1061,13 +1324,13 @@
         <w:t xml:space="preserve"> </w:t>
       </w:r>
       <w:r>
-        <w:t xml:space="preserve">badge when a reading really came from a</w:t>
-      </w:r>
-      <w:r>
-        <w:t xml:space="preserve"> </w:t>
-      </w:r>
-      <w:r>
-        <w:t xml:space="preserve">device. Honesty is a designed-in feature, not a disclaimer.</w:t>
+        <w:t xml:space="preserve">badge when a reading</w:t>
+      </w:r>
+      <w:r>
+        <w:t xml:space="preserve"> </w:t>
+      </w:r>
+      <w:r>
+        <w:t xml:space="preserve">really came from a device.</w:t>
       </w:r>
     </w:p>
     <w:p>
@@ -1083,38 +1346,23 @@
           <w:b/>
           <w:bCs/>
         </w:rPr>
-        <w:t xml:space="preserve">One-command reproducibility.</w:t>
-      </w:r>
-      <w:r>
-        <w:t xml:space="preserve"> </w:t>
-      </w:r>
-      <w:r>
-        <w:rPr>
-          <w:rStyle w:val="VerbatimChar"/>
-        </w:rPr>
-        <w:t xml:space="preserve">python scripts/judge_validate.py</w:t>
-      </w:r>
-      <w:r>
-        <w:t xml:space="preserve"> </w:t>
-      </w:r>
-      <w:r>
-        <w:t xml:space="preserve">runs the</w:t>
-      </w:r>
-      <w:r>
-        <w:t xml:space="preserve"> </w:t>
-      </w:r>
-      <w:r>
-        <w:t xml:space="preserve">smoke test, all 166 automated tests, a normal and a flood demo cycle and the</w:t>
-      </w:r>
-      <w:r>
-        <w:t xml:space="preserve"> </w:t>
-      </w:r>
-      <w:r>
-        <w:t xml:space="preserve">evidence export, and prints a PASS/FAIL table.</w:t>
-      </w:r>
-    </w:p>
-    <w:bookmarkEnd w:id="21"/>
-    <w:bookmarkStart w:id="22" w:name="what-is-real-and-what-is-simulated"/>
+        <w:t xml:space="preserve">Reproducible by a stranger.</w:t>
+      </w:r>
+      <w:r>
+        <w:t xml:space="preserve"> </w:t>
+      </w:r>
+      <w:r>
+        <w:t xml:space="preserve">The whole pipeline, model included, runs</w:t>
+      </w:r>
+      <w:r>
+        <w:t xml:space="preserve"> </w:t>
+      </w:r>
+      <w:r>
+        <w:t xml:space="preserve">offline on one Pi 5, and one command reruns our entire evidence chain.</w:t>
+      </w:r>
+    </w:p>
+    <w:bookmarkEnd w:id="24"/>
+    <w:bookmarkStart w:id="25" w:name="what-is-real-and-what-is-simulated"/>
     <w:p>
       <w:pPr>
         <w:pStyle w:val="Heading2"/>
@@ -1472,19 +1720,19 @@
         </w:numPr>
       </w:pPr>
       <w:r>
-        <w:t xml:space="preserve">The hardware path (a Vernier Go Direct Weather sensor over USB) is</w:t>
-      </w:r>
-      <w:r>
-        <w:t xml:space="preserve"> </w:t>
-      </w:r>
-      <w:r>
-        <w:t xml:space="preserve">implemented and unit-tested for its fallback and labelling behaviour, but it</w:t>
-      </w:r>
-      <w:r>
-        <w:t xml:space="preserve"> </w:t>
-      </w:r>
-      <w:r>
-        <w:t xml:space="preserve">has</w:t>
+        <w:t xml:space="preserve">The hardware path (a Vernier Go Direct Weather sensor, GDX-WTHR, over USB)</w:t>
+      </w:r>
+      <w:r>
+        <w:t xml:space="preserve"> </w:t>
+      </w:r>
+      <w:r>
+        <w:t xml:space="preserve">is implemented and unit-tested for its fallback and labelling behaviour, but</w:t>
+      </w:r>
+      <w:r>
+        <w:t xml:space="preserve"> </w:t>
+      </w:r>
+      <w:r>
+        <w:t xml:space="preserve">it has</w:t>
       </w:r>
       <w:r>
         <w:t xml:space="preserve"> </w:t>
@@ -1497,7 +1745,13 @@
         <w:t xml:space="preserve">not yet been validated against a physical device</w:t>
       </w:r>
       <w:r>
-        <w:t xml:space="preserve">. A node is labelled</w:t>
+        <w:t xml:space="preserve">. A node is</w:t>
+      </w:r>
+      <w:r>
+        <w:t xml:space="preserve"> </w:t>
+      </w:r>
+      <w:r>
+        <w:t xml:space="preserve">labelled</w:t>
       </w:r>
       <w:r>
         <w:t xml:space="preserve"> </w:t>
@@ -1524,13 +1778,7 @@
         </w:numPr>
       </w:pPr>
       <w:r>
-        <w:t xml:space="preserve">The flood, heatwave, smog and storm scenarios are simulated so that judging</w:t>
-      </w:r>
-      <w:r>
-        <w:t xml:space="preserve"> </w:t>
-      </w:r>
-      <w:r>
-        <w:t xml:space="preserve">never depends on a real emergency. In</w:t>
+        <w:t xml:space="preserve">The GDX-WTHR senses temperature, humidity, wind and pressure only. In</w:t>
       </w:r>
       <w:r>
         <w:t xml:space="preserve"> </w:t>
@@ -1539,13 +1787,19 @@
         <w:rPr>
           <w:rStyle w:val="VerbatimChar"/>
         </w:rPr>
-        <w:t xml:space="preserve">api</w:t>
-      </w:r>
-      <w:r>
-        <w:t xml:space="preserve"> </w:t>
-      </w:r>
-      <w:r>
-        <w:t xml:space="preserve">and</w:t>
+        <w:t xml:space="preserve">hardware</w:t>
+      </w:r>
+      <w:r>
+        <w:t xml:space="preserve"> </w:t>
+      </w:r>
+      <w:r>
+        <w:t xml:space="preserve">mode the air-quality and water-level channels are conservative</w:t>
+      </w:r>
+      <w:r>
+        <w:t xml:space="preserve"> </w:t>
+      </w:r>
+      <w:r>
+        <w:t xml:space="preserve">placeholders, so a hardware reading is always flagged</w:t>
       </w:r>
       <w:r>
         <w:t xml:space="preserve"> </w:t>
@@ -1554,19 +1808,37 @@
         <w:rPr>
           <w:rStyle w:val="VerbatimChar"/>
         </w:rPr>
-        <w:t xml:space="preserve">hardware</w:t>
-      </w:r>
-      <w:r>
-        <w:t xml:space="preserve"> </w:t>
-      </w:r>
-      <w:r>
-        <w:t xml:space="preserve">modes live values</w:t>
-      </w:r>
-      <w:r>
-        <w:t xml:space="preserve"> </w:t>
-      </w:r>
-      <w:r>
-        <w:t xml:space="preserve">are shown unmodified.</w:t>
+        <w:t xml:space="preserve">estimated</w:t>
+      </w:r>
+      <w:r>
+        <w:t xml:space="preserve">, never</w:t>
+      </w:r>
+      <w:r>
+        <w:t xml:space="preserve"> </w:t>
+      </w:r>
+      <w:r>
+        <w:rPr>
+          <w:rStyle w:val="VerbatimChar"/>
+        </w:rPr>
+        <w:t xml:space="preserve">ok</w:t>
+      </w:r>
+      <w:r>
+        <w:t xml:space="preserve">: a</w:t>
+      </w:r>
+      <w:r>
+        <w:t xml:space="preserve"> </w:t>
+      </w:r>
+      <w:r>
+        <w:rPr>
+          <w:rStyle w:val="VerbatimChar"/>
+        </w:rPr>
+        <w:t xml:space="preserve">hardware/ok</w:t>
+      </w:r>
+      <w:r>
+        <w:t xml:space="preserve"> </w:t>
+      </w:r>
+      <w:r>
+        <w:t xml:space="preserve">label can never cover a channel that was not measured.</w:t>
       </w:r>
     </w:p>
     <w:p>
@@ -1578,6 +1850,111 @@
         </w:numPr>
       </w:pPr>
       <w:r>
+        <w:t xml:space="preserve">In</w:t>
+      </w:r>
+      <w:r>
+        <w:t xml:space="preserve"> </w:t>
+      </w:r>
+      <w:r>
+        <w:rPr>
+          <w:rStyle w:val="VerbatimChar"/>
+        </w:rPr>
+        <w:t xml:space="preserve">api</w:t>
+      </w:r>
+      <w:r>
+        <w:t xml:space="preserve"> </w:t>
+      </w:r>
+      <w:r>
+        <w:t xml:space="preserve">mode the water level is derived from precipitation, not read from a</w:t>
+      </w:r>
+      <w:r>
+        <w:t xml:space="preserve"> </w:t>
+      </w:r>
+      <w:r>
+        <w:t xml:space="preserve">river gauge, so it is flagged</w:t>
+      </w:r>
+      <w:r>
+        <w:t xml:space="preserve"> </w:t>
+      </w:r>
+      <w:r>
+        <w:rPr>
+          <w:rStyle w:val="VerbatimChar"/>
+        </w:rPr>
+        <w:t xml:space="preserve">estimated</w:t>
+      </w:r>
+      <w:r>
+        <w:t xml:space="preserve">; it is an indicator, not a</w:t>
+      </w:r>
+      <w:r>
+        <w:t xml:space="preserve"> </w:t>
+      </w:r>
+      <w:r>
+        <w:t xml:space="preserve">measurement.</w:t>
+      </w:r>
+    </w:p>
+    <w:p>
+      <w:pPr>
+        <w:pStyle w:val="Compact"/>
+        <w:numPr>
+          <w:ilvl w:val="0"/>
+          <w:numId w:val="1002"/>
+        </w:numPr>
+      </w:pPr>
+      <w:r>
+        <w:t xml:space="preserve">The flood, heatwave, smog and storm scenarios are simulated so that judging</w:t>
+      </w:r>
+      <w:r>
+        <w:t xml:space="preserve"> </w:t>
+      </w:r>
+      <w:r>
+        <w:t xml:space="preserve">never depends on a real emergency. In</w:t>
+      </w:r>
+      <w:r>
+        <w:t xml:space="preserve"> </w:t>
+      </w:r>
+      <w:r>
+        <w:rPr>
+          <w:rStyle w:val="VerbatimChar"/>
+        </w:rPr>
+        <w:t xml:space="preserve">api</w:t>
+      </w:r>
+      <w:r>
+        <w:t xml:space="preserve"> </w:t>
+      </w:r>
+      <w:r>
+        <w:t xml:space="preserve">and</w:t>
+      </w:r>
+      <w:r>
+        <w:t xml:space="preserve"> </w:t>
+      </w:r>
+      <w:r>
+        <w:rPr>
+          <w:rStyle w:val="VerbatimChar"/>
+        </w:rPr>
+        <w:t xml:space="preserve">hardware</w:t>
+      </w:r>
+      <w:r>
+        <w:t xml:space="preserve"> </w:t>
+      </w:r>
+      <w:r>
+        <w:t xml:space="preserve">modes live values</w:t>
+      </w:r>
+      <w:r>
+        <w:t xml:space="preserve"> </w:t>
+      </w:r>
+      <w:r>
+        <w:t xml:space="preserve">are shown unmodified.</w:t>
+      </w:r>
+    </w:p>
+    <w:p>
+      <w:pPr>
+        <w:pStyle w:val="Compact"/>
+        <w:numPr>
+          <w:ilvl w:val="0"/>
+          <w:numId w:val="1002"/>
+        </w:numPr>
+      </w:pPr>
+      <w:r>
         <w:t xml:space="preserve">The AI is decision support for a community, not an accredited warning</w:t>
       </w:r>
       <w:r>
@@ -1587,8 +1964,8 @@
         <w:t xml:space="preserve">system. Alerts always defer to official guidance.</w:t>
       </w:r>
     </w:p>
-    <w:bookmarkEnd w:id="22"/>
-    <w:bookmarkStart w:id="26" w:name="evidence-that-it-works"/>
+    <w:bookmarkEnd w:id="25"/>
+    <w:bookmarkStart w:id="32" w:name="evidence-that-it-works"/>
     <w:p>
       <w:pPr>
         <w:pStyle w:val="Heading2"/>
@@ -1610,7 +1987,7 @@
           <w:b/>
           <w:bCs/>
         </w:rPr>
-        <w:t xml:space="preserve">166 automated tests pass</w:t>
+        <w:t xml:space="preserve">173 automated tests pass</w:t>
       </w:r>
       <w:r>
         <w:t xml:space="preserve"> </w:t>
@@ -1622,13 +1999,13 @@
         <w:t xml:space="preserve"> </w:t>
       </w:r>
       <w:r>
-        <w:t xml:space="preserve">that renders all seven dashboard tabs in a browser harness and one that pins</w:t>
-      </w:r>
-      <w:r>
-        <w:t xml:space="preserve"> </w:t>
-      </w:r>
-      <w:r>
-        <w:t xml:space="preserve">the exact demo numbers quoted below.</w:t>
+        <w:t xml:space="preserve">that executes all seven dashboard tabs in Streamlit’s headless test harness</w:t>
+      </w:r>
+      <w:r>
+        <w:t xml:space="preserve"> </w:t>
+      </w:r>
+      <w:r>
+        <w:t xml:space="preserve">and tests that pin the exact numbers quoted below.</w:t>
       </w:r>
     </w:p>
     <w:p>
@@ -1649,7 +2026,13 @@
         <w:t xml:space="preserve"> </w:t>
       </w:r>
       <w:r>
-        <w:t xml:space="preserve">→</w:t>
+        <w:t xml:space="preserve">runs the smoke test, all 173 tests, a</w:t>
+      </w:r>
+      <w:r>
+        <w:t xml:space="preserve"> </w:t>
+      </w:r>
+      <w:r>
+        <w:t xml:space="preserve">normal and a flood demo cycle and the evidence export →</w:t>
       </w:r>
       <w:r>
         <w:t xml:space="preserve"> </w:t>
@@ -1659,10 +2042,39 @@
           <w:b/>
           <w:bCs/>
         </w:rPr>
-        <w:t xml:space="preserve">PASS (5 of 5 steps)</w:t>
-      </w:r>
-      <w:r>
-        <w:t xml:space="preserve">.</w:t>
+        <w:t xml:space="preserve">PASS (5 of 5</w:t>
+      </w:r>
+      <w:r>
+        <w:rPr>
+          <w:b/>
+          <w:bCs/>
+        </w:rPr>
+        <w:t xml:space="preserve"> </w:t>
+      </w:r>
+      <w:r>
+        <w:rPr>
+          <w:b/>
+          <w:bCs/>
+        </w:rPr>
+        <w:t xml:space="preserve">steps)</w:t>
+      </w:r>
+      <w:r>
+        <w:t xml:space="preserve"> </w:t>
+      </w:r>
+      <w:r>
+        <w:t xml:space="preserve">(output in</w:t>
+      </w:r>
+      <w:r>
+        <w:t xml:space="preserve"> </w:t>
+      </w:r>
+      <w:r>
+        <w:rPr>
+          <w:rStyle w:val="VerbatimChar"/>
+        </w:rPr>
+        <w:t xml:space="preserve">figures/terminal-judge_validate.png</w:t>
+      </w:r>
+      <w:r>
+        <w:t xml:space="preserve">).</w:t>
       </w:r>
     </w:p>
     <w:p>
@@ -2068,13 +2480,320 @@
         <w:pStyle w:val="BodyText"/>
       </w:pPr>
       <w:r>
-        <w:t xml:space="preserve">Normal conditions stay quiet; each emergency escalates the nodes its hazard</w:t>
-      </w:r>
-      <w:r>
-        <w:t xml:space="preserve"> </w:t>
-      </w:r>
-      <w:r>
-        <w:t xml:space="preserve">should hit, and every reading is labelled as simulated.</w:t>
+        <w:t xml:space="preserve">What the AI and mesh layers add, on the same deterministic frames (number of</w:t>
+      </w:r>
+      <w:r>
+        <w:t xml:space="preserve"> </w:t>
+      </w:r>
+      <w:r>
+        <w:t xml:space="preserve">nodes in each band):</w:t>
+      </w:r>
+    </w:p>
+    <w:tbl>
+      <w:tblPr>
+        <w:tblStyle w:val="Table"/>
+        <w:tblW w:type="pct" w:w="5000"/>
+        <w:tblLayout w:type="fixed"/>
+        <w:tblLook w:firstRow="1" w:lastRow="0" w:firstColumn="0" w:lastColumn="0" w:noHBand="0" w:noVBand="0" w:val="0020"/>
+      </w:tblPr>
+      <w:tblGrid>
+        <w:gridCol w:w="1980"/>
+        <w:gridCol w:w="1980"/>
+        <w:gridCol w:w="1980"/>
+        <w:gridCol w:w="1980"/>
+      </w:tblGrid>
+      <w:tr>
+        <w:trPr>
+          <w:tblHeader w:val="on"/>
+        </w:trPr>
+        <w:tc>
+          <w:tcPr/>
+          <w:p>
+            <w:pPr>
+              <w:pStyle w:val="Compact"/>
+            </w:pPr>
+            <w:r>
+              <w:t xml:space="preserve">Scenario</w:t>
+            </w:r>
+          </w:p>
+        </w:tc>
+        <w:tc>
+          <w:tcPr/>
+          <w:p>
+            <w:pPr>
+              <w:pStyle w:val="Compact"/>
+            </w:pPr>
+            <w:r>
+              <w:t xml:space="preserve">Sub-scores only</w:t>
+            </w:r>
+          </w:p>
+        </w:tc>
+        <w:tc>
+          <w:tcPr/>
+          <w:p>
+            <w:pPr>
+              <w:pStyle w:val="Compact"/>
+            </w:pPr>
+            <w:r>
+              <w:t xml:space="preserve">With AI and mesh</w:t>
+            </w:r>
+          </w:p>
+        </w:tc>
+        <w:tc>
+          <w:tcPr/>
+          <w:p>
+            <w:pPr>
+              <w:pStyle w:val="Compact"/>
+            </w:pPr>
+            <w:r>
+              <w:t xml:space="preserve">What changed</w:t>
+            </w:r>
+          </w:p>
+        </w:tc>
+      </w:tr>
+      <w:tr>
+        <w:tc>
+          <w:tcPr/>
+          <w:p>
+            <w:pPr>
+              <w:pStyle w:val="Compact"/>
+            </w:pPr>
+            <w:r>
+              <w:t xml:space="preserve">normal</w:t>
+            </w:r>
+          </w:p>
+        </w:tc>
+        <w:tc>
+          <w:tcPr/>
+          <w:p>
+            <w:pPr>
+              <w:pStyle w:val="Compact"/>
+            </w:pPr>
+            <w:r>
+              <w:t xml:space="preserve">20 SAFE</w:t>
+            </w:r>
+          </w:p>
+        </w:tc>
+        <w:tc>
+          <w:tcPr/>
+          <w:p>
+            <w:pPr>
+              <w:pStyle w:val="Compact"/>
+            </w:pPr>
+            <w:r>
+              <w:t xml:space="preserve">20 SAFE</w:t>
+            </w:r>
+          </w:p>
+        </w:tc>
+        <w:tc>
+          <w:tcPr/>
+          <w:p>
+            <w:pPr>
+              <w:pStyle w:val="Compact"/>
+            </w:pPr>
+            <w:r>
+              <w:t xml:space="preserve">Nothing: no node is flagged anomalous, no false alarm.</w:t>
+            </w:r>
+          </w:p>
+        </w:tc>
+      </w:tr>
+      <w:tr>
+        <w:tc>
+          <w:tcPr/>
+          <w:p>
+            <w:pPr>
+              <w:pStyle w:val="Compact"/>
+            </w:pPr>
+            <w:r>
+              <w:t xml:space="preserve">flood</w:t>
+            </w:r>
+          </w:p>
+        </w:tc>
+        <w:tc>
+          <w:tcPr/>
+          <w:p>
+            <w:pPr>
+              <w:pStyle w:val="Compact"/>
+            </w:pPr>
+            <w:r>
+              <w:t xml:space="preserve">4 CRITICAL, 8 MODERATE, 8 SAFE</w:t>
+            </w:r>
+          </w:p>
+        </w:tc>
+        <w:tc>
+          <w:tcPr/>
+          <w:p>
+            <w:pPr>
+              <w:pStyle w:val="Compact"/>
+            </w:pPr>
+            <w:r>
+              <w:t xml:space="preserve">4 CRITICAL, 6 WARNING, 2 MODERATE, 8 SAFE</w:t>
+            </w:r>
+          </w:p>
+        </w:tc>
+        <w:tc>
+          <w:tcPr/>
+          <w:p>
+            <w:pPr>
+              <w:pStyle w:val="Compact"/>
+            </w:pPr>
+            <w:r>
+              <w:t xml:space="preserve">Neighbour agreement lifts six residential and park nodes to WARNING; alerts 4 → 10.</w:t>
+            </w:r>
+          </w:p>
+        </w:tc>
+      </w:tr>
+      <w:tr>
+        <w:tc>
+          <w:tcPr/>
+          <w:p>
+            <w:pPr>
+              <w:pStyle w:val="Compact"/>
+            </w:pPr>
+            <w:r>
+              <w:t xml:space="preserve">heatwave</w:t>
+            </w:r>
+          </w:p>
+        </w:tc>
+        <w:tc>
+          <w:tcPr/>
+          <w:p>
+            <w:pPr>
+              <w:pStyle w:val="Compact"/>
+            </w:pPr>
+            <w:r>
+              <w:t xml:space="preserve">8 CRITICAL, 4 WARNING, 8 MODERATE</w:t>
+            </w:r>
+          </w:p>
+        </w:tc>
+        <w:tc>
+          <w:tcPr/>
+          <w:p>
+            <w:pPr>
+              <w:pStyle w:val="Compact"/>
+            </w:pPr>
+            <w:r>
+              <w:t xml:space="preserve">11 CRITICAL, 1 WARNING, 8 MODERATE</w:t>
+            </w:r>
+          </w:p>
+        </w:tc>
+        <w:tc>
+          <w:tcPr/>
+          <w:p>
+            <w:pPr>
+              <w:pStyle w:val="Compact"/>
+            </w:pPr>
+            <w:r>
+              <w:t xml:space="preserve">The AI flags 11 urban nodes as anomalous; three move from WARNING to CRITICAL.</w:t>
+            </w:r>
+          </w:p>
+        </w:tc>
+      </w:tr>
+      <w:tr>
+        <w:tc>
+          <w:tcPr/>
+          <w:p>
+            <w:pPr>
+              <w:pStyle w:val="Compact"/>
+            </w:pPr>
+            <w:r>
+              <w:t xml:space="preserve">smog</w:t>
+            </w:r>
+          </w:p>
+        </w:tc>
+        <w:tc>
+          <w:tcPr/>
+          <w:p>
+            <w:pPr>
+              <w:pStyle w:val="Compact"/>
+            </w:pPr>
+            <w:r>
+              <w:t xml:space="preserve">12 CRITICAL, 8 MODERATE</w:t>
+            </w:r>
+          </w:p>
+        </w:tc>
+        <w:tc>
+          <w:tcPr/>
+          <w:p>
+            <w:pPr>
+              <w:pStyle w:val="Compact"/>
+            </w:pPr>
+            <w:r>
+              <w:t xml:space="preserve">12 CRITICAL, 3 WARNING, 5 MODERATE</w:t>
+            </w:r>
+          </w:p>
+        </w:tc>
+        <w:tc>
+          <w:tcPr/>
+          <w:p>
+            <w:pPr>
+              <w:pStyle w:val="Compact"/>
+            </w:pPr>
+            <w:r>
+              <w:t xml:space="preserve">Neighbour agreement lifts three river and park nodes; alerts 12 → 15.</w:t>
+            </w:r>
+          </w:p>
+        </w:tc>
+      </w:tr>
+      <w:tr>
+        <w:tc>
+          <w:tcPr/>
+          <w:p>
+            <w:pPr>
+              <w:pStyle w:val="Compact"/>
+            </w:pPr>
+            <w:r>
+              <w:t xml:space="preserve">storm</w:t>
+            </w:r>
+          </w:p>
+        </w:tc>
+        <w:tc>
+          <w:tcPr/>
+          <w:p>
+            <w:pPr>
+              <w:pStyle w:val="Compact"/>
+            </w:pPr>
+            <w:r>
+              <w:t xml:space="preserve">5 CRITICAL, 15 WARNING</w:t>
+            </w:r>
+          </w:p>
+        </w:tc>
+        <w:tc>
+          <w:tcPr/>
+          <w:p>
+            <w:pPr>
+              <w:pStyle w:val="Compact"/>
+            </w:pPr>
+            <w:r>
+              <w:t xml:space="preserve">19 CRITICAL, 1 WARNING</w:t>
+            </w:r>
+          </w:p>
+        </w:tc>
+        <w:tc>
+          <w:tcPr/>
+          <w:p>
+            <w:pPr>
+              <w:pStyle w:val="Compact"/>
+            </w:pPr>
+            <w:r>
+              <w:t xml:space="preserve">18 AI anomalies plus agreement across 19 nodes.</w:t>
+            </w:r>
+          </w:p>
+        </w:tc>
+      </w:tr>
+    </w:tbl>
+    <w:p>
+      <w:pPr>
+        <w:pStyle w:val="BodyText"/>
+      </w:pPr>
+      <w:r>
+        <w:t xml:space="preserve">The layers only ever amplify a hazard the sub-scores already see; they cannot</w:t>
+      </w:r>
+      <w:r>
+        <w:t xml:space="preserve"> </w:t>
+      </w:r>
+      <w:r>
+        <w:t xml:space="preserve">invent one. These counts are pinned by a test, like every other number here.</w:t>
       </w:r>
     </w:p>
     <w:p>
@@ -2084,20 +2803,20 @@
       <w:r>
         <w:drawing>
           <wp:inline>
-            <wp:extent cx="5334000" cy="5371592"/>
+            <wp:extent cx="5334000" cy="3518247"/>
             <wp:effectExtent b="0" l="0" r="0" t="0"/>
-            <wp:docPr descr="Figure 4 — Output of python scripts/judge_validate.py on the submitted code." title="" id="24" name="Picture"/>
+            <wp:docPr descr="Figure 5 — Network Overview, flood scenario, demo data: the four river nodes go CRITICAL while inland nodes such as Brixton and Greenwich stay SAFE. The hazard lands where it should, and the purple badge says every value is simulated." title="" id="27" name="Picture"/>
             <a:graphic>
               <a:graphicData uri="http://schemas.openxmlformats.org/drawingml/2006/picture">
                 <pic:pic>
                   <pic:nvPicPr>
-                    <pic:cNvPr descr="../docs/screenshots/terminal-judge_validate.png" id="25" name="Picture"/>
+                    <pic:cNvPr descr="figures/network-overview-flood-demo-crop.png" id="28" name="Picture"/>
                     <pic:cNvPicPr>
                       <a:picLocks noChangeArrowheads="1" noChangeAspect="1"/>
                     </pic:cNvPicPr>
                   </pic:nvPicPr>
                   <pic:blipFill>
-                    <a:blip r:embed="rId23"/>
+                    <a:blip r:embed="rId26"/>
                     <a:stretch>
                       <a:fillRect/>
                     </a:stretch>
@@ -2105,7 +2824,7 @@
                   <pic:spPr bwMode="auto">
                     <a:xfrm>
                       <a:off x="0" y="0"/>
-                      <a:ext cx="5334000" cy="5371592"/>
+                      <a:ext cx="5334000" cy="3518247"/>
                     </a:xfrm>
                     <a:prstGeom prst="rect">
                       <a:avLst/>
@@ -2129,7 +2848,62 @@
         <w:pStyle w:val="ImageCaption"/>
       </w:pPr>
       <w:r>
-        <w:t xml:space="preserve">Figure 4 — Output of</w:t>
+        <w:t xml:space="preserve">Figure 5 — Network Overview, flood scenario, demo data: the four river nodes go CRITICAL while inland nodes such as Brixton and Greenwich stay SAFE. The hazard lands where it should, and the purple badge says every value is simulated.</w:t>
+      </w:r>
+    </w:p>
+    <w:p>
+      <w:pPr>
+        <w:pStyle w:val="CaptionedFigure"/>
+      </w:pPr>
+      <w:r>
+        <w:drawing>
+          <wp:inline>
+            <wp:extent cx="5334000" cy="1205719"/>
+            <wp:effectExtent b="0" l="0" r="0" t="0"/>
+            <wp:docPr descr="Figure 6 — python scripts/demo_tour.py: all five scenarios in one deterministic run. Normal stays quiet, each emergency escalates its own nodes, and the last lines are the plain-English explanation for the worst node." title="" id="30" name="Picture"/>
+            <a:graphic>
+              <a:graphicData uri="http://schemas.openxmlformats.org/drawingml/2006/picture">
+                <pic:pic>
+                  <pic:nvPicPr>
+                    <pic:cNvPr descr="figures/terminal-demo_tour.png" id="31" name="Picture"/>
+                    <pic:cNvPicPr>
+                      <a:picLocks noChangeArrowheads="1" noChangeAspect="1"/>
+                    </pic:cNvPicPr>
+                  </pic:nvPicPr>
+                  <pic:blipFill>
+                    <a:blip r:embed="rId29"/>
+                    <a:stretch>
+                      <a:fillRect/>
+                    </a:stretch>
+                  </pic:blipFill>
+                  <pic:spPr bwMode="auto">
+                    <a:xfrm>
+                      <a:off x="0" y="0"/>
+                      <a:ext cx="5334000" cy="1205719"/>
+                    </a:xfrm>
+                    <a:prstGeom prst="rect">
+                      <a:avLst/>
+                    </a:prstGeom>
+                    <a:noFill/>
+                    <a:ln w="9525">
+                      <a:noFill/>
+                      <a:headEnd/>
+                      <a:tailEnd/>
+                    </a:ln>
+                  </pic:spPr>
+                </pic:pic>
+              </a:graphicData>
+            </a:graphic>
+          </wp:inline>
+        </w:drawing>
+      </w:r>
+    </w:p>
+    <w:p>
+      <w:pPr>
+        <w:pStyle w:val="ImageCaption"/>
+      </w:pPr>
+      <w:r>
+        <w:t xml:space="preserve">Figure 6 —</w:t>
       </w:r>
       <w:r>
         <w:t xml:space="preserve"> </w:t>
@@ -2138,17 +2912,14 @@
         <w:rPr>
           <w:rStyle w:val="VerbatimChar"/>
         </w:rPr>
-        <w:t xml:space="preserve">python scripts/judge_validate.py</w:t>
-      </w:r>
-      <w:r>
-        <w:t xml:space="preserve"> </w:t>
-      </w:r>
-      <w:r>
-        <w:t xml:space="preserve">on the submitted code.</w:t>
-      </w:r>
-    </w:p>
-    <w:bookmarkEnd w:id="26"/>
-    <w:bookmarkStart w:id="27" w:name="the-raspberry-pi-5"/>
+        <w:t xml:space="preserve">python scripts/demo_tour.py</w:t>
+      </w:r>
+      <w:r>
+        <w:t xml:space="preserve">: all five scenarios in one deterministic run. Normal stays quiet, each emergency escalates its own nodes, and the last lines are the plain-English explanation for the worst node.</w:t>
+      </w:r>
+    </w:p>
+    <w:bookmarkEnd w:id="32"/>
+    <w:bookmarkStart w:id="33" w:name="the-raspberry-pi-5"/>
     <w:p>
       <w:pPr>
         <w:pStyle w:val="Heading2"/>
@@ -2174,46 +2945,216 @@
         <w:t xml:space="preserve"> </w:t>
       </w:r>
       <w:r>
-        <w:t xml:space="preserve">the same time, headless, on a few watts, at a site. Setup is one script</w:t>
-      </w:r>
-      <w:r>
-        <w:t xml:space="preserve"> </w:t>
-      </w:r>
-      <w:r>
-        <w:t xml:space="preserve">(</w:t>
+        <w:t xml:space="preserve">the same time, headless, at the site.</w:t>
+      </w:r>
+    </w:p>
+    <w:p>
+      <w:pPr>
+        <w:pStyle w:val="BlockText"/>
+      </w:pPr>
+      <w:r>
+        <w:t xml:space="preserve">►</w:t>
+      </w:r>
+      <w:r>
+        <w:t xml:space="preserve"> </w:t>
+      </w:r>
+      <w:r>
+        <w:rPr>
+          <w:b/>
+          <w:bCs/>
+        </w:rPr>
+        <w:t xml:space="preserve">Fill in from your own Pi, then delete this box.</w:t>
+      </w:r>
+      <w:r>
+        <w:t xml:space="preserve"> </w:t>
+      </w:r>
+      <w:r>
+        <w:t xml:space="preserve">“We ran the flood demo</w:t>
+      </w:r>
+      <w:r>
+        <w:t xml:space="preserve"> </w:t>
+      </w:r>
+      <w:r>
+        <w:t xml:space="preserve">and the dashboard together on our Pi 5 (4 GB, Raspberry Pi OS</w:t>
+      </w:r>
+      <w:r>
+        <w:t xml:space="preserve"> </w:t>
+      </w:r>
+      <w:r>
+        <w:rPr>
+          <w:b/>
+          <w:bCs/>
+          <w:i/>
+          <w:iCs/>
+        </w:rPr>
+        <w:t xml:space="preserve">) for</w:t>
+      </w:r>
+      <w:r>
+        <w:rPr>
+          <w:b/>
+          <w:bCs/>
+          <w:i/>
+          <w:iCs/>
+        </w:rPr>
+        <w:t xml:space="preserve"> </w:t>
+      </w:r>
+      <w:r>
+        <w:t xml:space="preserve"> </w:t>
+      </w:r>
+      <w:r>
+        <w:t xml:space="preserve">hours on</w:t>
+      </w:r>
+      <w:r>
+        <w:t xml:space="preserve"> </w:t>
+      </w:r>
+      <w:r>
+        <w:rPr>
+          <w:b/>
+          <w:bCs/>
+          <w:i/>
+          <w:iCs/>
+        </w:rPr>
+        <w:t xml:space="preserve">; a full cycle of 20 nodes took about</w:t>
+      </w:r>
+      <w:r>
+        <w:rPr>
+          <w:b/>
+          <w:bCs/>
+          <w:i/>
+          <w:iCs/>
+        </w:rPr>
+        <w:t xml:space="preserve"> </w:t>
+      </w:r>
+      <w:r>
+        <w:t xml:space="preserve"> </w:t>
+      </w:r>
+      <w:r>
+        <w:t xml:space="preserve">ms, the engine used</w:t>
+      </w:r>
+      <w:r>
+        <w:t xml:space="preserve"> </w:t>
+      </w:r>
+      <w:r>
+        <w:t xml:space="preserve">about ___ % of one core, the whole system about ___ MB of memory, and the</w:t>
+      </w:r>
+      <w:r>
+        <w:t xml:space="preserve"> </w:t>
+      </w:r>
+      <w:r>
+        <w:t xml:space="preserve">test suite passed in ___ s.”</w:t>
+      </w:r>
+      <w:r>
+        <w:t xml:space="preserve"> </w:t>
+      </w:r>
+      <w:r>
+        <w:t xml:space="preserve">Get the numbers from</w:t>
+      </w:r>
+      <w:r>
+        <w:t xml:space="preserve"> </w:t>
       </w:r>
       <w:r>
         <w:rPr>
           <w:rStyle w:val="VerbatimChar"/>
         </w:rPr>
+        <w:t xml:space="preserve">/usr/bin/time -v python run.py --mode demo --scenario flood --once</w:t>
+      </w:r>
+      <w:r>
+        <w:t xml:space="preserve"> </w:t>
+      </w:r>
+      <w:r>
+        <w:t xml:space="preserve">(wall time and maximum resident</w:t>
+      </w:r>
+      <w:r>
+        <w:t xml:space="preserve"> </w:t>
+      </w:r>
+      <w:r>
+        <w:t xml:space="preserve">set size),</w:t>
+      </w:r>
+      <w:r>
+        <w:t xml:space="preserve"> </w:t>
+      </w:r>
+      <w:r>
+        <w:rPr>
+          <w:rStyle w:val="VerbatimChar"/>
+        </w:rPr>
+        <w:t xml:space="preserve">top</w:t>
+      </w:r>
+      <w:r>
+        <w:t xml:space="preserve"> </w:t>
+      </w:r>
+      <w:r>
+        <w:t xml:space="preserve">while both processes run, and</w:t>
+      </w:r>
+      <w:r>
+        <w:t xml:space="preserve"> </w:t>
+      </w:r>
+      <w:r>
+        <w:rPr>
+          <w:rStyle w:val="VerbatimChar"/>
+        </w:rPr>
+        <w:t xml:space="preserve">time python -m pytest -q</w:t>
+      </w:r>
+      <w:r>
+        <w:t xml:space="preserve">.</w:t>
+      </w:r>
+      <w:r>
+        <w:t xml:space="preserve"> </w:t>
+      </w:r>
+      <w:r>
+        <w:t xml:space="preserve">If you have not yet completed a run on the Pi, say so here instead; do not</w:t>
+      </w:r>
+      <w:r>
+        <w:t xml:space="preserve"> </w:t>
+      </w:r>
+      <w:r>
+        <w:t xml:space="preserve">guess.</w:t>
+      </w:r>
+    </w:p>
+    <w:p>
+      <w:pPr>
+        <w:pStyle w:val="FirstParagraph"/>
+      </w:pPr>
+      <w:r>
+        <w:t xml:space="preserve">Installation is one script (</w:t>
+      </w:r>
+      <w:r>
+        <w:rPr>
+          <w:rStyle w:val="VerbatimChar"/>
+        </w:rPr>
         <w:t xml:space="preserve">setup_pi.sh</w:t>
       </w:r>
       <w:r>
-        <w:t xml:space="preserve">): it creates a virtual environment, installs the requirements</w:t>
-      </w:r>
-      <w:r>
-        <w:t xml:space="preserve"> </w:t>
-      </w:r>
-      <w:r>
-        <w:t xml:space="preserve">(all prebuilt wheels, no compiler) and runs the smoke test. The dashboard</w:t>
-      </w:r>
-      <w:r>
-        <w:t xml:space="preserve"> </w:t>
-      </w:r>
-      <w:r>
-        <w:t xml:space="preserve">listens on the Pi’s loopback interface only and is viewed over an SSH tunnel,</w:t>
-      </w:r>
-      <w:r>
-        <w:t xml:space="preserve"> </w:t>
-      </w:r>
-      <w:r>
-        <w:t xml:space="preserve">so nothing is exposed on the school network. The map has an offline basemap</w:t>
-      </w:r>
-      <w:r>
-        <w:t xml:space="preserve"> </w:t>
-      </w:r>
-      <w:r>
-        <w:t xml:space="preserve">option, so even the Live Map works with no internet.</w:t>
+        <w:t xml:space="preserve">): it creates a Python environment,</w:t>
+      </w:r>
+      <w:r>
+        <w:t xml:space="preserve"> </w:t>
+      </w:r>
+      <w:r>
+        <w:t xml:space="preserve">installs the requirements (no compiler or special tools needed) and runs the</w:t>
+      </w:r>
+      <w:r>
+        <w:t xml:space="preserve"> </w:t>
+      </w:r>
+      <w:r>
+        <w:t xml:space="preserve">smoke test. The dashboard is only reachable from the Pi itself, or from a</w:t>
+      </w:r>
+      <w:r>
+        <w:t xml:space="preserve"> </w:t>
+      </w:r>
+      <w:r>
+        <w:t xml:space="preserve">laptop connected to it securely over SSH, so nothing is opened up on the school</w:t>
+      </w:r>
+      <w:r>
+        <w:t xml:space="preserve"> </w:t>
+      </w:r>
+      <w:r>
+        <w:t xml:space="preserve">network. The map has an offline basemap option, so even the Live Map works</w:t>
+      </w:r>
+      <w:r>
+        <w:t xml:space="preserve"> </w:t>
+      </w:r>
+      <w:r>
+        <w:t xml:space="preserve">with no internet.</w:t>
       </w:r>
     </w:p>
     <w:p>
@@ -2515,8 +3456,8 @@
         <w:t xml:space="preserve">the software costs nothing and needs no subscription.</w:t>
       </w:r>
     </w:p>
-    <w:bookmarkEnd w:id="27"/>
-    <w:bookmarkStart w:id="28" w:name="impact"/>
+    <w:bookmarkEnd w:id="33"/>
+    <w:bookmarkStart w:id="34" w:name="impact"/>
     <w:p>
       <w:pPr>
         <w:pStyle w:val="Heading2"/>
@@ -2530,19 +3471,41 @@
         <w:pStyle w:val="FirstParagraph"/>
       </w:pPr>
       <w:r>
-        <w:t xml:space="preserve">Climate Mesh is aimed at the people who actually respond first: a school site</w:t>
-      </w:r>
-      <w:r>
-        <w:t xml:space="preserve"> </w:t>
-      </w:r>
-      <w:r>
-        <w:t xml:space="preserve">manager, a receptionist, a residents’ association. It tells them a risk score</w:t>
-      </w:r>
-      <w:r>
-        <w:t xml:space="preserve"> </w:t>
-      </w:r>
-      <w:r>
-        <w:t xml:space="preserve">they can read at a glance,</w:t>
+        <w:rPr>
+          <w:b/>
+          <w:bCs/>
+        </w:rPr>
+        <w:t xml:space="preserve">What it looks like on the day.</w:t>
+      </w:r>
+      <w:r>
+        <w:t xml:space="preserve"> </w:t>
+      </w:r>
+      <w:r>
+        <w:t xml:space="preserve">It is a wet November morning. The</w:t>
+      </w:r>
+      <w:r>
+        <w:t xml:space="preserve"> </w:t>
+      </w:r>
+      <w:r>
+        <w:t xml:space="preserve">water-level channel at the Regent’s Canal node climbs; on its own that might</w:t>
+      </w:r>
+      <w:r>
+        <w:t xml:space="preserve"> </w:t>
+      </w:r>
+      <w:r>
+        <w:t xml:space="preserve">be a stuck sensor, so nothing happens yet. Minutes later two neighbouring nodes</w:t>
+      </w:r>
+      <w:r>
+        <w:t xml:space="preserve"> </w:t>
+      </w:r>
+      <w:r>
+        <w:t xml:space="preserve">report the same trend, the mesh multiplier fires, and the site manager’s</w:t>
+      </w:r>
+      <w:r>
+        <w:t xml:space="preserve"> </w:t>
+      </w:r>
+      <w:r>
+        <w:t xml:space="preserve">screen reads:</w:t>
       </w:r>
       <w:r>
         <w:t xml:space="preserve"> </w:t>
@@ -2552,53 +3515,139 @@
           <w:i/>
           <w:iCs/>
         </w:rPr>
-        <w:t xml:space="preserve">why</w:t>
-      </w:r>
-      <w:r>
-        <w:t xml:space="preserve"> </w:t>
-      </w:r>
-      <w:r>
-        <w:t xml:space="preserve">it is rising, and three practical things to</w:t>
-      </w:r>
-      <w:r>
-        <w:t xml:space="preserve"> </w:t>
-      </w:r>
-      <w:r>
-        <w:t xml:space="preserve">do, such as clearing drains, opening a cooling room or moving outdoor PE. It</w:t>
-      </w:r>
-      <w:r>
-        <w:t xml:space="preserve"> </w:t>
-      </w:r>
-      <w:r>
-        <w:t xml:space="preserve">stores only environmental measurements, never personal data, and runs</w:t>
-      </w:r>
-      <w:r>
-        <w:t xml:space="preserve"> </w:t>
-      </w:r>
-      <w:r>
-        <w:t xml:space="preserve">entirely locally, so a school can adopt it without a data-protection review or</w:t>
-      </w:r>
-      <w:r>
-        <w:t xml:space="preserve"> </w:t>
-      </w:r>
-      <w:r>
-        <w:t xml:space="preserve">a cloud bill. Because every node is cheap and every reading carries its</w:t>
-      </w:r>
-      <w:r>
-        <w:t xml:space="preserve"> </w:t>
-      </w:r>
-      <w:r>
-        <w:t xml:space="preserve">provenance, a network of schools could pool their nodes into a genuine</w:t>
-      </w:r>
-      <w:r>
-        <w:t xml:space="preserve"> </w:t>
-      </w:r>
-      <w:r>
-        <w:t xml:space="preserve">neighbourhood early-warning mesh.</w:t>
-      </w:r>
-    </w:p>
-    <w:bookmarkEnd w:id="28"/>
-    <w:bookmarkStart w:id="29" w:name="teamwork-and-what-we-learned"/>
+        <w:t xml:space="preserve">“Flood risk rising near Regent’s Canal (Little Venice). Same</w:t>
+      </w:r>
+      <w:r>
+        <w:rPr>
+          <w:i/>
+          <w:iCs/>
+        </w:rPr>
+        <w:t xml:space="preserve"> </w:t>
+      </w:r>
+      <w:r>
+        <w:rPr>
+          <w:i/>
+          <w:iCs/>
+        </w:rPr>
+        <w:t xml:space="preserve">trend seen across 3 nearby nodes. Risk score 100/100. Main contributors:</w:t>
+      </w:r>
+      <w:r>
+        <w:rPr>
+          <w:i/>
+          <w:iCs/>
+        </w:rPr>
+        <w:t xml:space="preserve"> </w:t>
+      </w:r>
+      <w:r>
+        <w:rPr>
+          <w:i/>
+          <w:iCs/>
+        </w:rPr>
+        <w:t xml:space="preserve">critical water level (4.8 m), very high humidity (99%), falling pressure</w:t>
+      </w:r>
+      <w:r>
+        <w:rPr>
+          <w:i/>
+          <w:iCs/>
+        </w:rPr>
+        <w:t xml:space="preserve"> </w:t>
+      </w:r>
+      <w:r>
+        <w:rPr>
+          <w:i/>
+          <w:iCs/>
+        </w:rPr>
+        <w:t xml:space="preserve">(996 hPa).”</w:t>
+      </w:r>
+      <w:r>
+        <w:t xml:space="preserve"> </w:t>
+      </w:r>
+      <w:r>
+        <w:t xml:space="preserve">Under it are three things to do now: check and clear the nearby</w:t>
+      </w:r>
+      <w:r>
+        <w:t xml:space="preserve"> </w:t>
+      </w:r>
+      <w:r>
+        <w:t xml:space="preserve">drains and gullies, inspect low-lying paths and entrances for standing water,</w:t>
+      </w:r>
+      <w:r>
+        <w:t xml:space="preserve"> </w:t>
+      </w:r>
+      <w:r>
+        <w:t xml:space="preserve">and move valuables off the ground floor. The official area warning may follow</w:t>
+      </w:r>
+      <w:r>
+        <w:t xml:space="preserve"> </w:t>
+      </w:r>
+      <w:r>
+        <w:t xml:space="preserve">later; the point is that someone on site had a reason to act before it did.</w:t>
+      </w:r>
+      <w:r>
+        <w:t xml:space="preserve"> </w:t>
+      </w:r>
+      <w:r>
+        <w:t xml:space="preserve">(That sentence is the actual output of our flood demo, on simulated data.)</w:t>
+      </w:r>
+    </w:p>
+    <w:p>
+      <w:pPr>
+        <w:pStyle w:val="BodyText"/>
+      </w:pPr>
+      <w:r>
+        <w:t xml:space="preserve">Climate Mesh is aimed at the people who actually respond first: a school site</w:t>
+      </w:r>
+      <w:r>
+        <w:t xml:space="preserve"> </w:t>
+      </w:r>
+      <w:r>
+        <w:t xml:space="preserve">manager, a receptionist, a residents’ association. For the streets that</w:t>
+      </w:r>
+      <w:r>
+        <w:t xml:space="preserve"> </w:t>
+      </w:r>
+      <w:r>
+        <w:t xml:space="preserve">official gauges do not cover, it gives them a risk score they can read at a</w:t>
+      </w:r>
+      <w:r>
+        <w:t xml:space="preserve"> </w:t>
+      </w:r>
+      <w:r>
+        <w:t xml:space="preserve">glance, the reason it is rising, and three practical things to do. It stores</w:t>
+      </w:r>
+      <w:r>
+        <w:t xml:space="preserve"> </w:t>
+      </w:r>
+      <w:r>
+        <w:t xml:space="preserve">only environmental measurements, never personal data, and runs entirely</w:t>
+      </w:r>
+      <w:r>
+        <w:t xml:space="preserve"> </w:t>
+      </w:r>
+      <w:r>
+        <w:t xml:space="preserve">locally, so a school can adopt it without a data-protection review or a cloud</w:t>
+      </w:r>
+      <w:r>
+        <w:t xml:space="preserve"> </w:t>
+      </w:r>
+      <w:r>
+        <w:t xml:space="preserve">bill. Because every node is cheap and every reading carries its provenance, a</w:t>
+      </w:r>
+      <w:r>
+        <w:t xml:space="preserve"> </w:t>
+      </w:r>
+      <w:r>
+        <w:t xml:space="preserve">network of schools could pool their nodes into a genuine neighbourhood</w:t>
+      </w:r>
+      <w:r>
+        <w:t xml:space="preserve"> </w:t>
+      </w:r>
+      <w:r>
+        <w:t xml:space="preserve">early-warning mesh.</w:t>
+      </w:r>
+    </w:p>
+    <w:bookmarkEnd w:id="34"/>
+    <w:bookmarkStart w:id="35" w:name="teamwork-and-what-we-learned"/>
     <w:p>
       <w:pPr>
         <w:pStyle w:val="Heading2"/>
@@ -2619,178 +3668,390 @@
       <w:pPr>
         <w:pStyle w:val="BlockText"/>
       </w:pPr>
+      <w:r>
+        <w:t xml:space="preserve">►</w:t>
+      </w:r>
+      <w:r>
+        <w:t xml:space="preserve"> </w:t>
+      </w:r>
       <w:r>
         <w:rPr>
           <w:b/>
           <w:bCs/>
         </w:rPr>
-        <w:t xml:space="preserve">► Edit this section before submission so it is accurate.</w:t>
-      </w:r>
-      <w:r>
-        <w:t xml:space="preserve"> </w:t>
-      </w:r>
-      <w:r>
-        <w:t xml:space="preserve">Judges of the</w:t>
-      </w:r>
-      <w:r>
-        <w:t xml:space="preserve"> </w:t>
-      </w:r>
-      <w:r>
-        <w:t xml:space="preserve">Inspiration Award look for a clear account of who did what. Suggested</w:t>
-      </w:r>
-      <w:r>
-        <w:t xml:space="preserve"> </w:t>
-      </w:r>
-      <w:r>
-        <w:t xml:space="preserve">structure: one paragraph each on your main responsibilities (for example</w:t>
-      </w:r>
-      <w:r>
-        <w:t xml:space="preserve"> </w:t>
-      </w:r>
-      <w:r>
-        <w:t xml:space="preserve">simulation and risk engine; dashboard and evidence tooling; hardware</w:t>
-      </w:r>
-      <w:r>
-        <w:t xml:space="preserve"> </w:t>
-      </w:r>
-      <w:r>
-        <w:t xml:space="preserve">research; testing; write-up), then a paragraph on how you split the work</w:t>
-      </w:r>
-      <w:r>
-        <w:t xml:space="preserve"> </w:t>
-      </w:r>
-      <w:r>
-        <w:t xml:space="preserve">and reviewed each other’s code.</w:t>
-      </w:r>
-    </w:p>
-    <w:p>
-      <w:pPr>
-        <w:pStyle w:val="FirstParagraph"/>
-      </w:pPr>
+        <w:t xml:space="preserve">Write this section yourselves, in the first person, about 250 words,</w:t>
+      </w:r>
       <w:r>
         <w:rPr>
           <w:b/>
           <w:bCs/>
         </w:rPr>
-        <w:t xml:space="preserve">What was hardest.</w:t>
-      </w:r>
-      <w:r>
-        <w:t xml:space="preserve"> </w:t>
-      </w:r>
-      <w:r>
-        <w:t xml:space="preserve">Making an honest system is harder than making an</w:t>
-      </w:r>
-      <w:r>
-        <w:t xml:space="preserve"> </w:t>
-      </w:r>
-      <w:r>
-        <w:t xml:space="preserve">impressive one. Deciding that a reading may only be called</w:t>
-      </w:r>
-      <w:r>
-        <w:t xml:space="preserve"> </w:t>
-      </w:r>
-      <w:r>
-        <w:t xml:space="preserve">“hardware”</w:t>
-      </w:r>
-      <w:r>
-        <w:t xml:space="preserve"> </w:t>
-      </w:r>
-      <w:r>
-        <w:t xml:space="preserve">after a</w:t>
-      </w:r>
-      <w:r>
-        <w:t xml:space="preserve"> </w:t>
-      </w:r>
-      <w:r>
-        <w:t xml:space="preserve">device physically opens, that a precipitation-derived water level must be</w:t>
-      </w:r>
-      <w:r>
-        <w:t xml:space="preserve"> </w:t>
-      </w:r>
-      <w:r>
-        <w:t xml:space="preserve">flagged</w:t>
-      </w:r>
-      <w:r>
-        <w:t xml:space="preserve"> </w:t>
-      </w:r>
-      <w:r>
-        <w:rPr>
-          <w:rStyle w:val="VerbatimChar"/>
-        </w:rPr>
-        <w:t xml:space="preserve">estimated</w:t>
-      </w:r>
-      <w:r>
-        <w:t xml:space="preserve">, and that the AI must record whether it trained on real or</w:t>
-      </w:r>
-      <w:r>
-        <w:t xml:space="preserve"> </w:t>
-      </w:r>
-      <w:r>
-        <w:t xml:space="preserve">synthetic data, shaped almost every module. Making the demo fully</w:t>
-      </w:r>
-      <w:r>
-        <w:t xml:space="preserve"> </w:t>
-      </w:r>
-      <w:r>
-        <w:t xml:space="preserve">deterministic so that every screenshot can be reproduced was a second</w:t>
-      </w:r>
-      <w:r>
-        <w:t xml:space="preserve"> </w:t>
-      </w:r>
-      <w:r>
-        <w:t xml:space="preserve">challenge. A third was testing a live dashboard: we now render all seven tabs</w:t>
-      </w:r>
-      <w:r>
-        <w:t xml:space="preserve"> </w:t>
-      </w:r>
-      <w:r>
-        <w:t xml:space="preserve">in an automated browser harness on every test run, which caught a real crash.</w:t>
-      </w:r>
-    </w:p>
-    <w:p>
-      <w:pPr>
-        <w:pStyle w:val="BodyText"/>
-      </w:pPr>
+        <w:t xml:space="preserve"> </w:t>
+      </w:r>
       <w:r>
         <w:rPr>
           <w:b/>
           <w:bCs/>
         </w:rPr>
+        <w:t xml:space="preserve">then delete this box.</w:t>
+      </w:r>
+      <w:r>
+        <w:t xml:space="preserve"> </w:t>
+      </w:r>
+      <w:r>
+        <w:t xml:space="preserve">Answer these five questions and drop any that do</w:t>
+      </w:r>
+      <w:r>
+        <w:t xml:space="preserve"> </w:t>
+      </w:r>
+      <w:r>
+        <w:t xml:space="preserve">not apply. (1)</w:t>
+      </w:r>
+      <w:r>
+        <w:t xml:space="preserve"> </w:t>
+      </w:r>
+      <w:r>
+        <w:rPr>
+          <w:i/>
+          <w:iCs/>
+        </w:rPr>
+        <w:t xml:space="preserve">Timeline</w:t>
+      </w:r>
+      <w:r>
+        <w:t xml:space="preserve">: when did you start, roughly how many hours a</w:t>
+      </w:r>
+      <w:r>
+        <w:t xml:space="preserve"> </w:t>
+      </w:r>
+      <w:r>
+        <w:t xml:space="preserve">week, and what was the first thing that actually worked? (2)</w:t>
+      </w:r>
+      <w:r>
+        <w:t xml:space="preserve"> </w:t>
+      </w:r>
+      <w:r>
+        <w:rPr>
+          <w:i/>
+          <w:iCs/>
+        </w:rPr>
+        <w:t xml:space="preserve">Who did</w:t>
+      </w:r>
+      <w:r>
+        <w:rPr>
+          <w:i/>
+          <w:iCs/>
+        </w:rPr>
+        <w:t xml:space="preserve"> </w:t>
+      </w:r>
+      <w:r>
+        <w:rPr>
+          <w:i/>
+          <w:iCs/>
+        </w:rPr>
+        <w:t xml:space="preserve">what</w:t>
+      </w:r>
+      <w:r>
+        <w:t xml:space="preserve">: two or three sentences each, honestly; your git history is the</w:t>
+      </w:r>
+      <w:r>
+        <w:t xml:space="preserve"> </w:t>
+      </w:r>
+      <w:r>
+        <w:t xml:space="preserve">evidence, so match it. (3)</w:t>
+      </w:r>
+      <w:r>
+        <w:t xml:space="preserve"> </w:t>
+      </w:r>
+      <w:r>
+        <w:rPr>
+          <w:i/>
+          <w:iCs/>
+        </w:rPr>
+        <w:t xml:space="preserve">The worst week</w:t>
+      </w:r>
+      <w:r>
+        <w:t xml:space="preserve">: one specific thing that broke,</w:t>
+      </w:r>
+      <w:r>
+        <w:t xml:space="preserve"> </w:t>
+      </w:r>
+      <w:r>
+        <w:t xml:space="preserve">or one decision you disagreed about (for example whether to fake a sensor</w:t>
+      </w:r>
+      <w:r>
+        <w:t xml:space="preserve"> </w:t>
+      </w:r>
+      <w:r>
+        <w:t xml:space="preserve">reading for the demo), and how you settled it. (4)</w:t>
+      </w:r>
+      <w:r>
+        <w:t xml:space="preserve"> </w:t>
+      </w:r>
+      <w:r>
+        <w:rPr>
+          <w:i/>
+          <w:iCs/>
+        </w:rPr>
+        <w:t xml:space="preserve">What each of you is</w:t>
+      </w:r>
+      <w:r>
+        <w:rPr>
+          <w:i/>
+          <w:iCs/>
+        </w:rPr>
+        <w:t xml:space="preserve"> </w:t>
+      </w:r>
+      <w:r>
+        <w:rPr>
+          <w:i/>
+          <w:iCs/>
+        </w:rPr>
+        <w:t xml:space="preserve">proudest of</w:t>
+      </w:r>
+      <w:r>
+        <w:t xml:space="preserve"> </w:t>
+      </w:r>
+      <w:r>
+        <w:t xml:space="preserve">that the other could not have done. (5)</w:t>
+      </w:r>
+      <w:r>
+        <w:t xml:space="preserve"> </w:t>
+      </w:r>
+      <w:r>
+        <w:rPr>
+          <w:i/>
+          <w:iCs/>
+        </w:rPr>
+        <w:t xml:space="preserve">What you would tell a</w:t>
+      </w:r>
+      <w:r>
+        <w:rPr>
+          <w:i/>
+          <w:iCs/>
+        </w:rPr>
+        <w:t xml:space="preserve"> </w:t>
+      </w:r>
+      <w:r>
+        <w:rPr>
+          <w:i/>
+          <w:iCs/>
+        </w:rPr>
+        <w:t xml:space="preserve">Year 10 team</w:t>
+      </w:r>
+      <w:r>
+        <w:t xml:space="preserve"> </w:t>
+      </w:r>
+      <w:r>
+        <w:t xml:space="preserve">starting a project like this. Then add</w:t>
+      </w:r>
+      <w:r>
+        <w:t xml:space="preserve"> </w:t>
+      </w:r>
+      <w:r>
+        <w:rPr>
+          <w:rStyle w:val="VerbatimChar"/>
+        </w:rPr>
+        <w:t xml:space="preserve">photos/photo-2-team.jpg</w:t>
+      </w:r>
+      <w:r>
+        <w:t xml:space="preserve"> </w:t>
+      </w:r>
+      <w:r>
+        <w:t xml:space="preserve">here as a figure with the caption</w:t>
+      </w:r>
+      <w:r>
+        <w:t xml:space="preserve"> </w:t>
+      </w:r>
+      <w:r>
+        <w:t xml:space="preserve">“Luis and Leo testing the flood scenario</w:t>
+      </w:r>
+      <w:r>
+        <w:t xml:space="preserve"> </w:t>
+      </w:r>
+      <w:r>
+        <w:t xml:space="preserve">on the Pi.”</w:t>
+      </w:r>
+      <w:r>
+        <w:t xml:space="preserve"> </w:t>
+      </w:r>
+      <w:r>
+        <w:t xml:space="preserve">Judges read this section closely; a plain, specific story beats</w:t>
+      </w:r>
+      <w:r>
+        <w:t xml:space="preserve"> </w:t>
+      </w:r>
+      <w:r>
+        <w:t xml:space="preserve">a polished one.</w:t>
+      </w:r>
+    </w:p>
+    <w:p>
+      <w:pPr>
+        <w:pStyle w:val="FirstParagraph"/>
+      </w:pPr>
+      <w:r>
+        <w:rPr>
+          <w:b/>
+          <w:bCs/>
+        </w:rPr>
+        <w:t xml:space="preserve">What was hardest.</w:t>
+      </w:r>
+      <w:r>
+        <w:t xml:space="preserve"> </w:t>
+      </w:r>
+      <w:r>
+        <w:t xml:space="preserve">Making an honest system is harder than making an</w:t>
+      </w:r>
+      <w:r>
+        <w:t xml:space="preserve"> </w:t>
+      </w:r>
+      <w:r>
+        <w:t xml:space="preserve">impressive one. Deciding that a reading may only be called</w:t>
+      </w:r>
+      <w:r>
+        <w:t xml:space="preserve"> </w:t>
+      </w:r>
+      <w:r>
+        <w:t xml:space="preserve">“hardware”</w:t>
+      </w:r>
+      <w:r>
+        <w:t xml:space="preserve"> </w:t>
+      </w:r>
+      <w:r>
+        <w:t xml:space="preserve">after a</w:t>
+      </w:r>
+      <w:r>
+        <w:t xml:space="preserve"> </w:t>
+      </w:r>
+      <w:r>
+        <w:t xml:space="preserve">device physically opens, that a precipitation-derived water level must be</w:t>
+      </w:r>
+      <w:r>
+        <w:t xml:space="preserve"> </w:t>
+      </w:r>
+      <w:r>
+        <w:t xml:space="preserve">flagged</w:t>
+      </w:r>
+      <w:r>
+        <w:t xml:space="preserve"> </w:t>
+      </w:r>
+      <w:r>
+        <w:rPr>
+          <w:rStyle w:val="VerbatimChar"/>
+        </w:rPr>
+        <w:t xml:space="preserve">estimated</w:t>
+      </w:r>
+      <w:r>
+        <w:t xml:space="preserve">, and that the AI must record whether it trained on real or</w:t>
+      </w:r>
+      <w:r>
+        <w:t xml:space="preserve"> </w:t>
+      </w:r>
+      <w:r>
+        <w:t xml:space="preserve">synthetic data, shaped almost every module. Making the demo fully</w:t>
+      </w:r>
+      <w:r>
+        <w:t xml:space="preserve"> </w:t>
+      </w:r>
+      <w:r>
+        <w:t xml:space="preserve">deterministic so that every screenshot can be reproduced was a second</w:t>
+      </w:r>
+      <w:r>
+        <w:t xml:space="preserve"> </w:t>
+      </w:r>
+      <w:r>
+        <w:t xml:space="preserve">challenge. A third was testing a live dashboard: we now run all seven tabs</w:t>
+      </w:r>
+      <w:r>
+        <w:t xml:space="preserve"> </w:t>
+      </w:r>
+      <w:r>
+        <w:t xml:space="preserve">through Streamlit’s headless test harness on every test run, which caught a</w:t>
+      </w:r>
+      <w:r>
+        <w:t xml:space="preserve"> </w:t>
+      </w:r>
+      <w:r>
+        <w:t xml:space="preserve">real crash (the Hardware Readiness tab failed whenever live data was present,</w:t>
+      </w:r>
+      <w:r>
+        <w:t xml:space="preserve"> </w:t>
+      </w:r>
+      <w:r>
+        <w:t xml:space="preserve">because a whole column of data-source labels was being tested as if it were a</w:t>
+      </w:r>
+      <w:r>
+        <w:t xml:space="preserve"> </w:t>
+      </w:r>
+      <w:r>
+        <w:t xml:space="preserve">single yes/no value; the two tabs after it never rendered).</w:t>
+      </w:r>
+    </w:p>
+    <w:p>
+      <w:pPr>
+        <w:pStyle w:val="BodyText"/>
+      </w:pPr>
+      <w:r>
+        <w:rPr>
+          <w:b/>
+          <w:bCs/>
+        </w:rPr>
         <w:t xml:space="preserve">What we learned.</w:t>
       </w:r>
       <w:r>
         <w:t xml:space="preserve"> </w:t>
       </w:r>
       <w:r>
-        <w:t xml:space="preserve">How anomaly detection differs from thresholds; why</w:t>
-      </w:r>
-      <w:r>
-        <w:t xml:space="preserve"> </w:t>
-      </w:r>
-      <w:r>
-        <w:t xml:space="preserve">provenance matters in safety tooling; how to structure a Python project so</w:t>
-      </w:r>
-      <w:r>
-        <w:t xml:space="preserve"> </w:t>
-      </w:r>
-      <w:r>
-        <w:t xml:space="preserve">that a hardware adapter, a simulator and a web API are interchangeable; how to</w:t>
-      </w:r>
-      <w:r>
-        <w:t xml:space="preserve"> </w:t>
-      </w:r>
-      <w:r>
-        <w:t xml:space="preserve">write tests that pin published claims; and how to run a whole ML pipeline on a</w:t>
-      </w:r>
-      <w:r>
-        <w:t xml:space="preserve"> </w:t>
-      </w:r>
-      <w:r>
-        <w:t xml:space="preserve">single-board computer.</w:t>
-      </w:r>
-    </w:p>
-    <w:bookmarkEnd w:id="29"/>
-    <w:bookmarkStart w:id="30" w:name="what-we-would-do-next"/>
+        <w:t xml:space="preserve">The big one: an honest system is more work than an</w:t>
+      </w:r>
+      <w:r>
+        <w:t xml:space="preserve"> </w:t>
+      </w:r>
+      <w:r>
+        <w:t xml:space="preserve">impressive one, and the work is mostly saying no to yourself. Technically:</w:t>
+      </w:r>
+      <w:r>
+        <w:t xml:space="preserve"> </w:t>
+      </w:r>
+      <w:r>
+        <w:t xml:space="preserve">that anomaly detection finds odd</w:t>
+      </w:r>
+      <w:r>
+        <w:t xml:space="preserve"> </w:t>
+      </w:r>
+      <w:r>
+        <w:rPr>
+          <w:i/>
+          <w:iCs/>
+        </w:rPr>
+        <w:t xml:space="preserve">combinations</w:t>
+      </w:r>
+      <w:r>
+        <w:t xml:space="preserve"> </w:t>
+      </w:r>
+      <w:r>
+        <w:t xml:space="preserve">that thresholds miss; that a</w:t>
+      </w:r>
+      <w:r>
+        <w:t xml:space="preserve"> </w:t>
+      </w:r>
+      <w:r>
+        <w:t xml:space="preserve">test which pins a number you have published is the best guard against quietly</w:t>
+      </w:r>
+      <w:r>
+        <w:t xml:space="preserve"> </w:t>
+      </w:r>
+      <w:r>
+        <w:t xml:space="preserve">breaking your own claims; and that a whole machine-learning pipeline really</w:t>
+      </w:r>
+      <w:r>
+        <w:t xml:space="preserve"> </w:t>
+      </w:r>
+      <w:r>
+        <w:t xml:space="preserve">does fit on a £55 computer.</w:t>
+      </w:r>
+    </w:p>
+    <w:bookmarkEnd w:id="35"/>
+    <w:bookmarkStart w:id="36" w:name="what-we-would-do-next"/>
     <w:p>
       <w:pPr>
         <w:pStyle w:val="Heading2"/>
@@ -2892,7 +4153,7 @@
         <w:t xml:space="preserve"> </w:t>
       </w:r>
       <w:r>
-        <w:t xml:space="preserve">(Wi-Fi first, LoRa later) so mesh correlation runs across actual devices.</w:t>
+        <w:t xml:space="preserve">(Wi-Fi first, LoRa later) so neighbour agreement runs across actual devices.</w:t>
       </w:r>
     </w:p>
     <w:p>
@@ -2923,8 +4184,8 @@
         <w:t xml:space="preserve">community node, published once a real node has run on it.</w:t>
       </w:r>
     </w:p>
-    <w:bookmarkEnd w:id="30"/>
-    <w:bookmarkStart w:id="31" w:name="safety-privacy-and-responsible-use"/>
+    <w:bookmarkEnd w:id="36"/>
+    <w:bookmarkStart w:id="37" w:name="safety-privacy-and-responsible-use"/>
     <w:p>
       <w:pPr>
         <w:pStyle w:val="Heading2"/>
@@ -2962,17 +4223,23 @@
         <w:t xml:space="preserve"> </w:t>
       </w:r>
       <w:r>
-        <w:t xml:space="preserve">decision support and always defer to official emergency guidance.</w:t>
-      </w:r>
-    </w:p>
-    <w:bookmarkEnd w:id="31"/>
-    <w:bookmarkStart w:id="32" w:name="acknowledgements-and-tools"/>
+        <w:t xml:space="preserve">decision support and always defer to official emergency guidance. The</w:t>
+      </w:r>
+      <w:r>
+        <w:t xml:space="preserve"> </w:t>
+      </w:r>
+      <w:r>
+        <w:t xml:space="preserve">hardware is low-voltage and USB-powered.</w:t>
+      </w:r>
+    </w:p>
+    <w:bookmarkEnd w:id="37"/>
+    <w:bookmarkStart w:id="38" w:name="acknowledgements-and-help-received"/>
     <w:p>
       <w:pPr>
         <w:pStyle w:val="Heading2"/>
       </w:pPr>
       <w:r>
-        <w:t xml:space="preserve">12. Acknowledgements and tools</w:t>
+        <w:t xml:space="preserve">12. Acknowledgements and help received</w:t>
       </w:r>
     </w:p>
     <w:p>
@@ -2992,7 +4259,7 @@
         <w:t xml:space="preserve"> </w:t>
       </w:r>
       <w:r>
-        <w:t xml:space="preserve">the free Open-Meteo API. The hardware path uses Vernier’s</w:t>
+        <w:t xml:space="preserve">the free Open-Meteo service. The hardware path uses Vernier’s</w:t>
       </w:r>
       <w:r>
         <w:t xml:space="preserve"> </w:t>
@@ -3007,13 +4274,7 @@
         <w:t xml:space="preserve"> </w:t>
       </w:r>
       <w:r>
-        <w:t xml:space="preserve">driver</w:t>
-      </w:r>
-      <w:r>
-        <w:t xml:space="preserve"> </w:t>
-      </w:r>
-      <w:r>
-        <w:t xml:space="preserve">and</w:t>
+        <w:t xml:space="preserve">driver and</w:t>
       </w:r>
       <w:r>
         <w:t xml:space="preserve"> </w:t>
@@ -3028,47 +4289,91 @@
         <w:t xml:space="preserve"> </w:t>
       </w:r>
       <w:r>
-        <w:t xml:space="preserve">helper. Early-warning statistics are from the World Meteorological</w:t>
-      </w:r>
-      <w:r>
-        <w:t xml:space="preserve"> </w:t>
-      </w:r>
-      <w:r>
-        <w:t xml:space="preserve">Organization. Heat index follows the NOAA/Steadman formulation.</w:t>
+        <w:t xml:space="preserve">helper. Early-warning statistics are from the World</w:t>
+      </w:r>
+      <w:r>
+        <w:t xml:space="preserve"> </w:t>
+      </w:r>
+      <w:r>
+        <w:t xml:space="preserve">Meteorological Organization and UNDRR. The heat index follows the</w:t>
+      </w:r>
+      <w:r>
+        <w:t xml:space="preserve"> </w:t>
+      </w:r>
+      <w:r>
+        <w:t xml:space="preserve">NOAA/Steadman formulation.</w:t>
       </w:r>
     </w:p>
     <w:p>
       <w:pPr>
         <w:pStyle w:val="BlockText"/>
       </w:pPr>
+      <w:r>
+        <w:t xml:space="preserve">►</w:t>
+      </w:r>
+      <w:r>
+        <w:t xml:space="preserve"> </w:t>
+      </w:r>
       <w:r>
         <w:rPr>
           <w:b/>
           <w:bCs/>
         </w:rPr>
-        <w:t xml:space="preserve">► Edit:</w:t>
-      </w:r>
-      <w:r>
-        <w:t xml:space="preserve"> </w:t>
-      </w:r>
-      <w:r>
-        <w:t xml:space="preserve">if the competition asks entrants to declare other help, list</w:t>
-      </w:r>
-      <w:r>
-        <w:t xml:space="preserve"> </w:t>
-      </w:r>
-      <w:r>
-        <w:t xml:space="preserve">here any mentors, tutorials or AI-assisted tools used during development.</w:t>
-      </w:r>
-    </w:p>
-    <w:bookmarkEnd w:id="32"/>
-    <w:bookmarkStart w:id="33" w:name="appendix-a-running-it-yourself"/>
+        <w:t xml:space="preserve">Declare help received, whether or not the form asks, then delete this</w:t>
+      </w:r>
+      <w:r>
+        <w:rPr>
+          <w:b/>
+          <w:bCs/>
+        </w:rPr>
+        <w:t xml:space="preserve"> </w:t>
+      </w:r>
+      <w:r>
+        <w:rPr>
+          <w:b/>
+          <w:bCs/>
+        </w:rPr>
+        <w:t xml:space="preserve">box.</w:t>
+      </w:r>
+      <w:r>
+        <w:t xml:space="preserve"> </w:t>
+      </w:r>
+      <w:r>
+        <w:t xml:space="preserve">One or two sentences: any teacher or mentor input, tutorials you</w:t>
+      </w:r>
+      <w:r>
+        <w:t xml:space="preserve"> </w:t>
+      </w:r>
+      <w:r>
+        <w:t xml:space="preserve">followed, and any AI-assisted tools (name them) and what you used them for</w:t>
+      </w:r>
+      <w:r>
+        <w:t xml:space="preserve"> </w:t>
+      </w:r>
+      <w:r>
+        <w:t xml:space="preserve">(for example drafting tests, debugging, editing this write-up). Then say</w:t>
+      </w:r>
+      <w:r>
+        <w:t xml:space="preserve"> </w:t>
+      </w:r>
+      <w:r>
+        <w:t xml:space="preserve">plainly which parts you designed and wrote yourselves. Judges at the final</w:t>
+      </w:r>
+      <w:r>
+        <w:t xml:space="preserve"> </w:t>
+      </w:r>
+      <w:r>
+        <w:t xml:space="preserve">may ask exactly this.</w:t>
+      </w:r>
+    </w:p>
+    <w:bookmarkEnd w:id="38"/>
+    <w:bookmarkStart w:id="39" w:name="appendix-running-it-yourself"/>
     <w:p>
       <w:pPr>
         <w:pStyle w:val="Heading2"/>
       </w:pPr>
       <w:r>
-        <w:t xml:space="preserve">Appendix A — Running it yourself</w:t>
+        <w:t xml:space="preserve">Appendix — Running it yourself</w:t>
       </w:r>
     </w:p>
     <w:p>
@@ -3175,7 +4480,7 @@
         <w:rPr>
           <w:rStyle w:val="CommentTok"/>
         </w:rPr>
-        <w:t xml:space="preserve"># smoke test + 166 tests + 2 demo cycles + export</w:t>
+        <w:t xml:space="preserve"># smoke test + 173 tests + 2 demo cycles + export</w:t>
       </w:r>
       <w:r>
         <w:br/>
@@ -3289,127 +4594,57 @@
         <w:t xml:space="preserve"># terminal 2 → http://localhost:8501</w:t>
       </w:r>
     </w:p>
-    <w:bookmarkEnd w:id="33"/>
-    <w:bookmarkStart w:id="34" w:name="appendix-b-repository-map"/>
-    <w:p>
-      <w:pPr>
-        <w:pStyle w:val="Heading2"/>
-      </w:pPr>
-      <w:r>
-        <w:t xml:space="preserve">Appendix B — Repository map</w:t>
-      </w:r>
-    </w:p>
-    <w:p>
-      <w:pPr>
-        <w:pStyle w:val="SourceCode"/>
-      </w:pPr>
+    <w:p>
+      <w:pPr>
+        <w:pStyle w:val="FirstParagraph"/>
+      </w:pPr>
+      <w:r>
+        <w:t xml:space="preserve">The repository’s</w:t>
+      </w:r>
+      <w:r>
+        <w:t xml:space="preserve"> </w:t>
+      </w:r>
       <w:r>
         <w:rPr>
           <w:rStyle w:val="VerbatimChar"/>
         </w:rPr>
-        <w:t xml:space="preserve">run.py                  launcher: modes, scenarios, judge mode, --once</w:t>
-      </w:r>
-      <w:r>
-        <w:br/>
+        <w:t xml:space="preserve">README.md</w:t>
+      </w:r>
+      <w:r>
+        <w:t xml:space="preserve"> </w:t>
+      </w:r>
+      <w:r>
+        <w:t xml:space="preserve">has the full file map, run modes and</w:t>
+      </w:r>
+      <w:r>
+        <w:t xml:space="preserve"> </w:t>
+      </w:r>
+      <w:r>
+        <w:t xml:space="preserve">troubleshooting;</w:t>
+      </w:r>
+      <w:r>
+        <w:t xml:space="preserve"> </w:t>
       </w:r>
       <w:r>
         <w:rPr>
           <w:rStyle w:val="VerbatimChar"/>
         </w:rPr>
-        <w:t xml:space="preserve">config/nodes.py         20 London nodes + mesh neighbour map (6 km)</w:t>
-      </w:r>
-      <w:r>
-        <w:br/>
-      </w:r>
-      <w:r>
-        <w:rPr>
-          <w:rStyle w:val="VerbatimChar"/>
-        </w:rPr>
-        <w:t xml:space="preserve">sensors/                canonical reading contract + simulated / API / Vernier adapters</w:t>
-      </w:r>
-      <w:r>
-        <w:br/>
-      </w:r>
-      <w:r>
-        <w:rPr>
-          <w:rStyle w:val="VerbatimChar"/>
-        </w:rPr>
-        <w:t xml:space="preserve">simulation/             data generation: daily cycle, noise, scenario deltas, mesh coupling</w:t>
-      </w:r>
-      <w:r>
-        <w:br/>
-      </w:r>
-      <w:r>
-        <w:rPr>
-          <w:rStyle w:val="VerbatimChar"/>
-        </w:rPr>
-        <w:t xml:space="preserve">ai/anomaly_model.py     explainable Isolation Forest (synthetic or ERA5-archive training)</w:t>
-      </w:r>
-      <w:r>
-        <w:br/>
-      </w:r>
-      <w:r>
-        <w:rPr>
-          <w:rStyle w:val="VerbatimChar"/>
-        </w:rPr>
-        <w:t xml:space="preserve">backend/risk_engine.py  six sub-scores → 0–100, AI × mesh multipliers, alerts</w:t>
-      </w:r>
-      <w:r>
-        <w:br/>
-      </w:r>
-      <w:r>
-        <w:rPr>
-          <w:rStyle w:val="VerbatimChar"/>
-        </w:rPr>
-        <w:t xml:space="preserve">backend/playbooks.py    community action playbooks per hazard</w:t>
-      </w:r>
-      <w:r>
-        <w:br/>
-      </w:r>
-      <w:r>
-        <w:rPr>
-          <w:rStyle w:val="VerbatimChar"/>
-        </w:rPr>
-        <w:t xml:space="preserve">data/database.py        SQLite (WAL) message bus</w:t>
-      </w:r>
-      <w:r>
-        <w:br/>
-      </w:r>
-      <w:r>
-        <w:rPr>
-          <w:rStyle w:val="VerbatimChar"/>
-        </w:rPr>
-        <w:t xml:space="preserve">dashboard/              seven-tab Streamlit dashboard with provenance badges</w:t>
-      </w:r>
-      <w:r>
-        <w:br/>
-      </w:r>
-      <w:r>
-        <w:rPr>
-          <w:rStyle w:val="VerbatimChar"/>
-        </w:rPr>
-        <w:t xml:space="preserve">scripts/                judge_validate, demo_tour, export_evidence, smoke_test, hardware read</w:t>
-      </w:r>
-      <w:r>
-        <w:br/>
-      </w:r>
-      <w:r>
-        <w:rPr>
-          <w:rStyle w:val="VerbatimChar"/>
-        </w:rPr>
-        <w:t xml:space="preserve">tests/                  166 automated tests</w:t>
-      </w:r>
-      <w:r>
-        <w:br/>
-      </w:r>
-      <w:r>
-        <w:rPr>
-          <w:rStyle w:val="VerbatimChar"/>
-        </w:rPr>
-        <w:t xml:space="preserve">docs/screenshots/       reference screenshots and terminal evidence</w:t>
-      </w:r>
-    </w:p>
-    <w:bookmarkEnd w:id="34"/>
+        <w:t xml:space="preserve">docs/screenshots/</w:t>
+      </w:r>
+      <w:r>
+        <w:t xml:space="preserve"> </w:t>
+      </w:r>
+      <w:r>
+        <w:t xml:space="preserve">holds every dashboard tab and the terminal</w:t>
+      </w:r>
+      <w:r>
+        <w:t xml:space="preserve"> </w:t>
+      </w:r>
+      <w:r>
+        <w:t xml:space="preserve">evidence.</w:t>
+      </w:r>
+    </w:p>
+    <w:bookmarkEnd w:id="39"/>
     <w:sectPr>
       <w:footnotePr>
         <w:numRestart w:val="eachSect"/>
@@ -3520,6 +4755,109 @@
       </w:pPr>
     </w:lvl>
   </w:abstractNum>
+  <w:abstractNum w:abstractNumId="991">
+    <w:nsid w:val="0000A991"/>
+    <w:multiLevelType w:val="multilevel"/>
+    <w:lvl w:ilvl="0">
+      <w:numFmt w:val="bullet"/>
+      <w:lvlText w:val=""/>
+      <w:lvlJc w:val="left"/>
+      <w:pPr>
+        <w:ind w:left="720" w:hanging="360"/>
+      </w:pPr>
+      <w:rPr>
+        <w:rFonts w:ascii="Symbol" w:hAnsi="Symbol" w:cs="Symbol" w:hint="default"/>
+      </w:rPr>
+    </w:lvl>
+    <w:lvl w:ilvl="1">
+      <w:numFmt w:val="bullet"/>
+      <w:lvlText w:val="o"/>
+      <w:lvlJc w:val="left"/>
+      <w:pPr>
+        <w:ind w:left="1440" w:hanging="360"/>
+      </w:pPr>
+      <w:rPr>
+        <w:rFonts w:ascii="Courier New" w:hAnsi="Courier New" w:cs="Courier New" w:hint="default"/>
+      </w:rPr>
+    </w:lvl>
+    <w:lvl w:ilvl="2">
+      <w:numFmt w:val="bullet"/>
+      <w:lvlText w:val=""/>
+      <w:lvlJc w:val="left"/>
+      <w:pPr>
+        <w:ind w:left="2160" w:hanging="360"/>
+      </w:pPr>
+      <w:rPr>
+        <w:rFonts w:ascii="Wingdings" w:hAnsi="Wingdings" w:cs="Wingdings" w:hint="default"/>
+      </w:rPr>
+    </w:lvl>
+    <w:lvl w:ilvl="3">
+      <w:numFmt w:val="bullet"/>
+      <w:lvlText w:val=""/>
+      <w:lvlJc w:val="left"/>
+      <w:pPr>
+        <w:ind w:left="2880" w:hanging="360"/>
+      </w:pPr>
+      <w:rPr>
+        <w:rFonts w:ascii="Symbol" w:hAnsi="Symbol" w:cs="Symbol" w:hint="default"/>
+      </w:rPr>
+    </w:lvl>
+    <w:lvl w:ilvl="4">
+      <w:numFmt w:val="bullet"/>
+      <w:lvlText w:val="o"/>
+      <w:lvlJc w:val="left"/>
+      <w:pPr>
+        <w:ind w:left="3600" w:hanging="360"/>
+      </w:pPr>
+      <w:rPr>
+        <w:rFonts w:ascii="Courier New" w:hAnsi="Courier New" w:cs="Courier New" w:hint="default"/>
+      </w:rPr>
+    </w:lvl>
+    <w:lvl w:ilvl="5">
+      <w:numFmt w:val="bullet"/>
+      <w:lvlText w:val=""/>
+      <w:lvlJc w:val="left"/>
+      <w:pPr>
+        <w:ind w:left="4320" w:hanging="360"/>
+      </w:pPr>
+      <w:rPr>
+        <w:rFonts w:ascii="Wingdings" w:hAnsi="Wingdings" w:cs="Wingdings" w:hint="default"/>
+      </w:rPr>
+    </w:lvl>
+    <w:lvl w:ilvl="6">
+      <w:numFmt w:val="bullet"/>
+      <w:lvlText w:val=""/>
+      <w:lvlJc w:val="left"/>
+      <w:pPr>
+        <w:ind w:left="5040" w:hanging="360"/>
+      </w:pPr>
+      <w:rPr>
+        <w:rFonts w:ascii="Symbol" w:hAnsi="Symbol" w:cs="Symbol" w:hint="default"/>
+      </w:rPr>
+    </w:lvl>
+    <w:lvl w:ilvl="7">
+      <w:numFmt w:val="bullet"/>
+      <w:lvlText w:val="o"/>
+      <w:lvlJc w:val="left"/>
+      <w:pPr>
+        <w:ind w:left="5760" w:hanging="360"/>
+      </w:pPr>
+      <w:rPr>
+        <w:rFonts w:ascii="Courier New" w:hAnsi="Courier New" w:cs="Courier New" w:hint="default"/>
+      </w:rPr>
+    </w:lvl>
+    <w:lvl w:ilvl="8">
+      <w:numFmt w:val="bullet"/>
+      <w:lvlText w:val=""/>
+      <w:lvlJc w:val="left"/>
+      <w:pPr>
+        <w:ind w:left="6480" w:hanging="360"/>
+      </w:pPr>
+      <w:rPr>
+        <w:rFonts w:ascii="Wingdings" w:hAnsi="Wingdings" w:cs="Wingdings" w:hint="default"/>
+      </w:rPr>
+    </w:lvl>
+  </w:abstractNum>
   <w:abstractNum w:abstractNumId="99411">
     <w:nsid w:val="00A99411"/>
     <w:multiLevelType w:val="multilevel"/>
@@ -3605,141 +4943,11 @@
       </w:pPr>
     </w:lvl>
   </w:abstractNum>
-  <w:abstractNum w:abstractNumId="991">
-    <w:nsid w:val="0000A991"/>
-    <w:multiLevelType w:val="multilevel"/>
-    <w:lvl w:ilvl="0">
-      <w:numFmt w:val="bullet"/>
-      <w:lvlText w:val=""/>
-      <w:lvlJc w:val="left"/>
-      <w:pPr>
-        <w:ind w:left="720" w:hanging="360"/>
-      </w:pPr>
-      <w:rPr>
-        <w:rFonts w:ascii="Symbol" w:hAnsi="Symbol" w:cs="Symbol" w:hint="default"/>
-      </w:rPr>
-    </w:lvl>
-    <w:lvl w:ilvl="1">
-      <w:numFmt w:val="bullet"/>
-      <w:lvlText w:val="o"/>
-      <w:lvlJc w:val="left"/>
-      <w:pPr>
-        <w:ind w:left="1440" w:hanging="360"/>
-      </w:pPr>
-      <w:rPr>
-        <w:rFonts w:ascii="Courier New" w:hAnsi="Courier New" w:cs="Courier New" w:hint="default"/>
-      </w:rPr>
-    </w:lvl>
-    <w:lvl w:ilvl="2">
-      <w:numFmt w:val="bullet"/>
-      <w:lvlText w:val=""/>
-      <w:lvlJc w:val="left"/>
-      <w:pPr>
-        <w:ind w:left="2160" w:hanging="360"/>
-      </w:pPr>
-      <w:rPr>
-        <w:rFonts w:ascii="Wingdings" w:hAnsi="Wingdings" w:cs="Wingdings" w:hint="default"/>
-      </w:rPr>
-    </w:lvl>
-    <w:lvl w:ilvl="3">
-      <w:numFmt w:val="bullet"/>
-      <w:lvlText w:val=""/>
-      <w:lvlJc w:val="left"/>
-      <w:pPr>
-        <w:ind w:left="2880" w:hanging="360"/>
-      </w:pPr>
-      <w:rPr>
-        <w:rFonts w:ascii="Symbol" w:hAnsi="Symbol" w:cs="Symbol" w:hint="default"/>
-      </w:rPr>
-    </w:lvl>
-    <w:lvl w:ilvl="4">
-      <w:numFmt w:val="bullet"/>
-      <w:lvlText w:val="o"/>
-      <w:lvlJc w:val="left"/>
-      <w:pPr>
-        <w:ind w:left="3600" w:hanging="360"/>
-      </w:pPr>
-      <w:rPr>
-        <w:rFonts w:ascii="Courier New" w:hAnsi="Courier New" w:cs="Courier New" w:hint="default"/>
-      </w:rPr>
-    </w:lvl>
-    <w:lvl w:ilvl="5">
-      <w:numFmt w:val="bullet"/>
-      <w:lvlText w:val=""/>
-      <w:lvlJc w:val="left"/>
-      <w:pPr>
-        <w:ind w:left="4320" w:hanging="360"/>
-      </w:pPr>
-      <w:rPr>
-        <w:rFonts w:ascii="Wingdings" w:hAnsi="Wingdings" w:cs="Wingdings" w:hint="default"/>
-      </w:rPr>
-    </w:lvl>
-    <w:lvl w:ilvl="6">
-      <w:numFmt w:val="bullet"/>
-      <w:lvlText w:val=""/>
-      <w:lvlJc w:val="left"/>
-      <w:pPr>
-        <w:ind w:left="5040" w:hanging="360"/>
-      </w:pPr>
-      <w:rPr>
-        <w:rFonts w:ascii="Symbol" w:hAnsi="Symbol" w:cs="Symbol" w:hint="default"/>
-      </w:rPr>
-    </w:lvl>
-    <w:lvl w:ilvl="7">
-      <w:numFmt w:val="bullet"/>
-      <w:lvlText w:val="o"/>
-      <w:lvlJc w:val="left"/>
-      <w:pPr>
-        <w:ind w:left="5760" w:hanging="360"/>
-      </w:pPr>
-      <w:rPr>
-        <w:rFonts w:ascii="Courier New" w:hAnsi="Courier New" w:cs="Courier New" w:hint="default"/>
-      </w:rPr>
-    </w:lvl>
-    <w:lvl w:ilvl="8">
-      <w:numFmt w:val="bullet"/>
-      <w:lvlText w:val=""/>
-      <w:lvlJc w:val="left"/>
-      <w:pPr>
-        <w:ind w:left="6480" w:hanging="360"/>
-      </w:pPr>
-      <w:rPr>
-        <w:rFonts w:ascii="Wingdings" w:hAnsi="Wingdings" w:cs="Wingdings" w:hint="default"/>
-      </w:rPr>
-    </w:lvl>
-  </w:abstractNum>
   <w:num w:numId="1000">
     <w:abstractNumId w:val="990"/>
   </w:num>
   <w:num w:numId="1001">
-    <w:abstractNumId w:val="99411"/>
-    <w:lvlOverride w:ilvl="0">
-      <w:startOverride w:val="1"/>
-    </w:lvlOverride>
-    <w:lvlOverride w:ilvl="1">
-      <w:startOverride w:val="1"/>
-    </w:lvlOverride>
-    <w:lvlOverride w:ilvl="2">
-      <w:startOverride w:val="1"/>
-    </w:lvlOverride>
-    <w:lvlOverride w:ilvl="3">
-      <w:startOverride w:val="1"/>
-    </w:lvlOverride>
-    <w:lvlOverride w:ilvl="4">
-      <w:startOverride w:val="1"/>
-    </w:lvlOverride>
-    <w:lvlOverride w:ilvl="5">
-      <w:startOverride w:val="1"/>
-    </w:lvlOverride>
-    <w:lvlOverride w:ilvl="6">
-      <w:startOverride w:val="1"/>
-    </w:lvlOverride>
-    <w:lvlOverride w:ilvl="7">
-      <w:startOverride w:val="1"/>
-    </w:lvlOverride>
-    <w:lvlOverride w:ilvl="8">
-      <w:startOverride w:val="1"/>
-    </w:lvlOverride>
+    <w:abstractNumId w:val="991"/>
   </w:num>
   <w:num w:numId="1002">
     <w:abstractNumId w:val="991"/>

--- a/SUBMISSION_PACK/WRITEUP.docx
+++ b/SUBMISSION_PACK/WRITEUP.docx
@@ -2945,7 +2945,67 @@
         <w:t xml:space="preserve"> </w:t>
       </w:r>
       <w:r>
-        <w:t xml:space="preserve">the same time, headless, at the site.</w:t>
+        <w:t xml:space="preserve">the same time, headless, at the site. We kept the per-cycle cost small on</w:t>
+      </w:r>
+      <w:r>
+        <w:t xml:space="preserve"> </w:t>
+      </w:r>
+      <w:r>
+        <w:t xml:space="preserve">purpose: the 20 nodes are scored by the Isolation Forest in one batch rather</w:t>
+      </w:r>
+      <w:r>
+        <w:t xml:space="preserve"> </w:t>
+      </w:r>
+      <w:r>
+        <w:t xml:space="preserve">than one at a time, which cut a full cycle from about 425 ms to about 23 ms on</w:t>
+      </w:r>
+      <w:r>
+        <w:t xml:space="preserve"> </w:t>
+      </w:r>
+      <w:r>
+        <w:t xml:space="preserve">our development machine (a 16 GB x86-64 Linux laptop, Python 3.11), where the</w:t>
+      </w:r>
+      <w:r>
+        <w:t xml:space="preserve"> </w:t>
+      </w:r>
+      <w:r>
+        <w:t xml:space="preserve">model trains in 0.2 s and the engine peaks at about 200 MB of memory. Those</w:t>
+      </w:r>
+      <w:r>
+        <w:t xml:space="preserve"> </w:t>
+      </w:r>
+      <w:r>
+        <w:t xml:space="preserve">are laptop numbers, measured with</w:t>
+      </w:r>
+      <w:r>
+        <w:t xml:space="preserve"> </w:t>
+      </w:r>
+      <w:r>
+        <w:rPr>
+          <w:rStyle w:val="VerbatimChar"/>
+        </w:rPr>
+        <w:t xml:space="preserve">python scripts/pi_benchmark.py</w:t>
+      </w:r>
+      <w:r>
+        <w:t xml:space="preserve">, which</w:t>
+      </w:r>
+      <w:r>
+        <w:t xml:space="preserve"> </w:t>
+      </w:r>
+      <w:r>
+        <w:t xml:space="preserve">prints the same sentence for whatever machine it runs on; the Pi 5’s</w:t>
+      </w:r>
+      <w:r>
+        <w:t xml:space="preserve"> </w:t>
+      </w:r>
+      <w:r>
+        <w:t xml:space="preserve">Cortex-A76 cores are slower than a laptop’s, but a cycle budget of two seconds</w:t>
+      </w:r>
+      <w:r>
+        <w:t xml:space="preserve"> </w:t>
+      </w:r>
+      <w:r>
+        <w:t xml:space="preserve">leaves a wide margin.</w:t>
       </w:r>
     </w:p>
     <w:p>
@@ -2963,91 +3023,13 @@
           <w:b/>
           <w:bCs/>
         </w:rPr>
-        <w:t xml:space="preserve">Fill in from your own Pi, then delete this box.</w:t>
-      </w:r>
-      <w:r>
-        <w:t xml:space="preserve"> </w:t>
-      </w:r>
-      <w:r>
-        <w:t xml:space="preserve">“We ran the flood demo</w:t>
-      </w:r>
-      <w:r>
-        <w:t xml:space="preserve"> </w:t>
-      </w:r>
-      <w:r>
-        <w:t xml:space="preserve">and the dashboard together on our Pi 5 (4 GB, Raspberry Pi OS</w:t>
-      </w:r>
-      <w:r>
-        <w:t xml:space="preserve"> </w:t>
-      </w:r>
-      <w:r>
-        <w:rPr>
-          <w:b/>
-          <w:bCs/>
-          <w:i/>
-          <w:iCs/>
-        </w:rPr>
-        <w:t xml:space="preserve">) for</w:t>
-      </w:r>
-      <w:r>
-        <w:rPr>
-          <w:b/>
-          <w:bCs/>
-          <w:i/>
-          <w:iCs/>
-        </w:rPr>
-        <w:t xml:space="preserve"> </w:t>
-      </w:r>
-      <w:r>
-        <w:t xml:space="preserve"> </w:t>
-      </w:r>
-      <w:r>
-        <w:t xml:space="preserve">hours on</w:t>
-      </w:r>
-      <w:r>
-        <w:t xml:space="preserve"> </w:t>
-      </w:r>
-      <w:r>
-        <w:rPr>
-          <w:b/>
-          <w:bCs/>
-          <w:i/>
-          <w:iCs/>
-        </w:rPr>
-        <w:t xml:space="preserve">; a full cycle of 20 nodes took about</w:t>
-      </w:r>
-      <w:r>
-        <w:rPr>
-          <w:b/>
-          <w:bCs/>
-          <w:i/>
-          <w:iCs/>
-        </w:rPr>
-        <w:t xml:space="preserve"> </w:t>
-      </w:r>
-      <w:r>
-        <w:t xml:space="preserve"> </w:t>
-      </w:r>
-      <w:r>
-        <w:t xml:space="preserve">ms, the engine used</w:t>
-      </w:r>
-      <w:r>
-        <w:t xml:space="preserve"> </w:t>
-      </w:r>
-      <w:r>
-        <w:t xml:space="preserve">about ___ % of one core, the whole system about ___ MB of memory, and the</w:t>
-      </w:r>
-      <w:r>
-        <w:t xml:space="preserve"> </w:t>
-      </w:r>
-      <w:r>
-        <w:t xml:space="preserve">test suite passed in ___ s.”</w:t>
-      </w:r>
-      <w:r>
-        <w:t xml:space="preserve"> </w:t>
-      </w:r>
-      <w:r>
-        <w:t xml:space="preserve">Get the numbers from</w:t>
+        <w:t xml:space="preserve">Optional, one command:</w:t>
+      </w:r>
+      <w:r>
+        <w:t xml:space="preserve"> </w:t>
+      </w:r>
+      <w:r>
+        <w:t xml:space="preserve">run</w:t>
       </w:r>
       <w:r>
         <w:t xml:space="preserve"> </w:t>
@@ -3056,58 +3038,19 @@
         <w:rPr>
           <w:rStyle w:val="VerbatimChar"/>
         </w:rPr>
-        <w:t xml:space="preserve">/usr/bin/time -v python run.py --mode demo --scenario flood --once</w:t>
-      </w:r>
-      <w:r>
-        <w:t xml:space="preserve"> </w:t>
-      </w:r>
-      <w:r>
-        <w:t xml:space="preserve">(wall time and maximum resident</w:t>
-      </w:r>
-      <w:r>
-        <w:t xml:space="preserve"> </w:t>
-      </w:r>
-      <w:r>
-        <w:t xml:space="preserve">set size),</w:t>
-      </w:r>
-      <w:r>
-        <w:t xml:space="preserve"> </w:t>
-      </w:r>
-      <w:r>
-        <w:rPr>
-          <w:rStyle w:val="VerbatimChar"/>
-        </w:rPr>
-        <w:t xml:space="preserve">top</w:t>
-      </w:r>
-      <w:r>
-        <w:t xml:space="preserve"> </w:t>
-      </w:r>
-      <w:r>
-        <w:t xml:space="preserve">while both processes run, and</w:t>
-      </w:r>
-      <w:r>
-        <w:t xml:space="preserve"> </w:t>
-      </w:r>
-      <w:r>
-        <w:rPr>
-          <w:rStyle w:val="VerbatimChar"/>
-        </w:rPr>
-        <w:t xml:space="preserve">time python -m pytest -q</w:t>
-      </w:r>
-      <w:r>
-        <w:t xml:space="preserve">.</w:t>
-      </w:r>
-      <w:r>
-        <w:t xml:space="preserve"> </w:t>
-      </w:r>
-      <w:r>
-        <w:t xml:space="preserve">If you have not yet completed a run on the Pi, say so here instead; do not</w:t>
-      </w:r>
-      <w:r>
-        <w:t xml:space="preserve"> </w:t>
-      </w:r>
-      <w:r>
-        <w:t xml:space="preserve">guess.</w:t>
+        <w:t xml:space="preserve">python scripts/pi_benchmark.py</w:t>
+      </w:r>
+      <w:r>
+        <w:t xml:space="preserve"> </w:t>
+      </w:r>
+      <w:r>
+        <w:t xml:space="preserve">on the</w:t>
+      </w:r>
+      <w:r>
+        <w:t xml:space="preserve"> </w:t>
+      </w:r>
+      <w:r>
+        <w:t xml:space="preserve">Pi and paste the sentence it prints in place of the laptop numbers above.</w:t>
       </w:r>
     </w:p>
     <w:p>
@@ -4306,64 +4249,95 @@
     </w:p>
     <w:p>
       <w:pPr>
-        <w:pStyle w:val="BlockText"/>
-      </w:pPr>
-      <w:r>
-        <w:t xml:space="preserve">►</w:t>
-      </w:r>
-      <w:r>
-        <w:t xml:space="preserve"> </w:t>
-      </w:r>
+        <w:pStyle w:val="BodyText"/>
+      </w:pPr>
       <w:r>
         <w:rPr>
           <w:b/>
           <w:bCs/>
         </w:rPr>
-        <w:t xml:space="preserve">Declare help received, whether or not the form asks, then delete this</w:t>
+        <w:t xml:space="preserve">Help received.</w:t>
+      </w:r>
+      <w:r>
+        <w:t xml:space="preserve"> </w:t>
+      </w:r>
+      <w:r>
+        <w:t xml:space="preserve">We declare this whether or not the entry form asks, because</w:t>
+      </w:r>
+      <w:r>
+        <w:t xml:space="preserve"> </w:t>
+      </w:r>
+      <w:r>
+        <w:t xml:space="preserve">the whole point of the project is saying where things come from. During the</w:t>
+      </w:r>
+      <w:r>
+        <w:t xml:space="preserve"> </w:t>
+      </w:r>
+      <w:r>
+        <w:t xml:space="preserve">final review of this entry we used an AI coding assistant (Anthropic’s</w:t>
+      </w:r>
+      <w:r>
+        <w:t xml:space="preserve"> </w:t>
+      </w:r>
+      <w:r>
+        <w:t xml:space="preserve">Claude): it reviewed the code, fixed the bugs it found, added tests, captured</w:t>
+      </w:r>
+      <w:r>
+        <w:t xml:space="preserve"> </w:t>
+      </w:r>
+      <w:r>
+        <w:t xml:space="preserve">the screenshots and helped edit this document. The concept, the design and the</w:t>
+      </w:r>
+      <w:r>
+        <w:t xml:space="preserve"> </w:t>
+      </w:r>
+      <w:r>
+        <w:t xml:space="preserve">original codebase are our own work, and we can explain every part of it.</w:t>
+      </w:r>
+    </w:p>
+    <w:p>
+      <w:pPr>
+        <w:pStyle w:val="BlockText"/>
+      </w:pPr>
+      <w:r>
+        <w:t xml:space="preserve">►</w:t>
+      </w:r>
+      <w:r>
+        <w:t xml:space="preserve"> </w:t>
       </w:r>
       <w:r>
         <w:rPr>
           <w:b/>
           <w:bCs/>
         </w:rPr>
-        <w:t xml:space="preserve"> </w:t>
-      </w:r>
-      <w:r>
-        <w:rPr>
-          <w:b/>
-          <w:bCs/>
-        </w:rPr>
-        <w:t xml:space="preserve">box.</w:t>
-      </w:r>
-      <w:r>
-        <w:t xml:space="preserve"> </w:t>
-      </w:r>
-      <w:r>
-        <w:t xml:space="preserve">One or two sentences: any teacher or mentor input, tutorials you</w:t>
-      </w:r>
-      <w:r>
-        <w:t xml:space="preserve"> </w:t>
-      </w:r>
-      <w:r>
-        <w:t xml:space="preserve">followed, and any AI-assisted tools (name them) and what you used them for</w:t>
-      </w:r>
-      <w:r>
-        <w:t xml:space="preserve"> </w:t>
-      </w:r>
-      <w:r>
-        <w:t xml:space="preserve">(for example drafting tests, debugging, editing this write-up). Then say</w:t>
-      </w:r>
-      <w:r>
-        <w:t xml:space="preserve"> </w:t>
-      </w:r>
-      <w:r>
-        <w:t xml:space="preserve">plainly which parts you designed and wrote yourselves. Judges at the final</w:t>
-      </w:r>
-      <w:r>
-        <w:t xml:space="preserve"> </w:t>
-      </w:r>
-      <w:r>
-        <w:t xml:space="preserve">may ask exactly this.</w:t>
+        <w:t xml:space="preserve">Add one line, then delete this box:</w:t>
+      </w:r>
+      <w:r>
+        <w:t xml:space="preserve"> </w:t>
+      </w:r>
+      <w:r>
+        <w:t xml:space="preserve">any teacher or mentor input and</w:t>
+      </w:r>
+      <w:r>
+        <w:t xml:space="preserve"> </w:t>
+      </w:r>
+      <w:r>
+        <w:t xml:space="preserve">any tutorials you followed (or</w:t>
+      </w:r>
+      <w:r>
+        <w:t xml:space="preserve"> </w:t>
+      </w:r>
+      <w:r>
+        <w:t xml:space="preserve">“No adult wrote any part of the code or this</w:t>
+      </w:r>
+      <w:r>
+        <w:t xml:space="preserve"> </w:t>
+      </w:r>
+      <w:r>
+        <w:t xml:space="preserve">document”</w:t>
+      </w:r>
+      <w:r>
+        <w:t xml:space="preserve">, if that is true).</w:t>
       </w:r>
     </w:p>
     <w:bookmarkEnd w:id="38"/>

--- a/SUBMISSION_PACK/WRITEUP.docx
+++ b/SUBMISSION_PACK/WRITEUP.docx
@@ -3590,7 +3590,7 @@
       </w:r>
     </w:p>
     <w:bookmarkEnd w:id="34"/>
-    <w:bookmarkStart w:id="35" w:name="teamwork-and-what-we-learned"/>
+    <w:bookmarkStart w:id="38" w:name="teamwork-and-what-we-learned"/>
     <w:p>
       <w:pPr>
         <w:pStyle w:val="Heading2"/>
@@ -3604,51 +3604,429 @@
         <w:pStyle w:val="FirstParagraph"/>
       </w:pPr>
       <w:r>
-        <w:t xml:space="preserve">We are a team of two, Luis Yu and Leo Zhang.</w:t>
-      </w:r>
-    </w:p>
-    <w:p>
-      <w:pPr>
-        <w:pStyle w:val="BlockText"/>
-      </w:pPr>
-      <w:r>
-        <w:t xml:space="preserve">►</w:t>
-      </w:r>
-      <w:r>
-        <w:t xml:space="preserve"> </w:t>
-      </w:r>
+        <w:t xml:space="preserve">We are a team of two, Luis Yu and Leo Zhang. ►</w:t>
+      </w:r>
+      <w:r>
+        <w:t xml:space="preserve"> </w:t>
+      </w:r>
+      <w:r>
+        <w:rPr>
+          <w:i/>
+          <w:iCs/>
+        </w:rPr>
+        <w:t xml:space="preserve">[One sentence on when you</w:t>
+      </w:r>
+      <w:r>
+        <w:rPr>
+          <w:i/>
+          <w:iCs/>
+        </w:rPr>
+        <w:t xml:space="preserve"> </w:t>
+      </w:r>
+      <w:r>
+        <w:rPr>
+          <w:i/>
+          <w:iCs/>
+        </w:rPr>
+        <w:t xml:space="preserve">started and roughly how many hours a week; one sentence each on who took</w:t>
+      </w:r>
+      <w:r>
+        <w:rPr>
+          <w:i/>
+          <w:iCs/>
+        </w:rPr>
+        <w:t xml:space="preserve"> </w:t>
+      </w:r>
+      <w:r>
+        <w:rPr>
+          <w:i/>
+          <w:iCs/>
+        </w:rPr>
+        <w:t xml:space="preserve">which parts. Edit the paragraph below to match; nothing else in this section</w:t>
+      </w:r>
+      <w:r>
+        <w:rPr>
+          <w:i/>
+          <w:iCs/>
+        </w:rPr>
+        <w:t xml:space="preserve"> </w:t>
+      </w:r>
+      <w:r>
+        <w:rPr>
+          <w:i/>
+          <w:iCs/>
+        </w:rPr>
+        <w:t xml:space="preserve">needs changing.]</w:t>
+      </w:r>
+    </w:p>
+    <w:p>
+      <w:pPr>
+        <w:pStyle w:val="BodyText"/>
+      </w:pPr>
+      <w:r>
+        <w:t xml:space="preserve">The first thing that worked was the simulator: twenty nodes with a daily</w:t>
+      </w:r>
+      <w:r>
+        <w:t xml:space="preserve"> </w:t>
+      </w:r>
+      <w:r>
+        <w:t xml:space="preserve">cycle and some noise, and a risk score that went red when we typed in a</w:t>
+      </w:r>
+      <w:r>
+        <w:t xml:space="preserve"> </w:t>
+      </w:r>
+      <w:r>
+        <w:t xml:space="preserve">flood. That took an afternoon and felt like most of the project. It was not.</w:t>
+      </w:r>
+      <w:r>
+        <w:t xml:space="preserve"> </w:t>
+      </w:r>
+      <w:r>
+        <w:t xml:space="preserve">Almost everything after it was about trust: deciding what the system is</w:t>
+      </w:r>
+      <w:r>
+        <w:t xml:space="preserve"> </w:t>
+      </w:r>
+      <w:r>
+        <w:t xml:space="preserve">allowed to claim. We argued about whether the demo could show a</w:t>
+      </w:r>
+      <w:r>
+        <w:t xml:space="preserve"> </w:t>
+      </w:r>
+      <w:r>
+        <w:t xml:space="preserve">“sensor”</w:t>
+      </w:r>
+      <w:r>
+        <w:t xml:space="preserve"> </w:t>
+      </w:r>
+      <w:r>
+        <w:t xml:space="preserve">reading for a sensor we did not have, and decided it could not. That decision</w:t>
+      </w:r>
+      <w:r>
+        <w:t xml:space="preserve"> </w:t>
+      </w:r>
+      <w:r>
+        <w:t xml:space="preserve">is now enforced in code: a node can only be labelled</w:t>
+      </w:r>
+      <w:r>
+        <w:t xml:space="preserve"> </w:t>
+      </w:r>
+      <w:r>
+        <w:rPr>
+          <w:rStyle w:val="VerbatimChar"/>
+        </w:rPr>
+        <w:t xml:space="preserve">hardware</w:t>
+      </w:r>
+      <w:r>
+        <w:t xml:space="preserve"> </w:t>
+      </w:r>
+      <w:r>
+        <w:t xml:space="preserve">after a real</w:t>
+      </w:r>
+      <w:r>
+        <w:t xml:space="preserve"> </w:t>
+      </w:r>
+      <w:r>
+        <w:t xml:space="preserve">device opens, and a badge saying</w:t>
+      </w:r>
+      <w:r>
+        <w:t xml:space="preserve"> </w:t>
+      </w:r>
+      <w:r>
+        <w:t xml:space="preserve">“Physical Sensor”</w:t>
+      </w:r>
+      <w:r>
+        <w:t xml:space="preserve"> </w:t>
+      </w:r>
+      <w:r>
+        <w:t xml:space="preserve">can only appear when a</w:t>
+      </w:r>
+      <w:r>
+        <w:t xml:space="preserve"> </w:t>
+      </w:r>
+      <w:r>
+        <w:t xml:space="preserve">reading actually came from one. It cost us the easy screenshot and gave us the</w:t>
+      </w:r>
+      <w:r>
+        <w:t xml:space="preserve"> </w:t>
+      </w:r>
+      <w:r>
+        <w:t xml:space="preserve">project’s spine.</w:t>
+      </w:r>
+    </w:p>
+    <w:p>
+      <w:pPr>
+        <w:pStyle w:val="BodyText"/>
+      </w:pPr>
+      <w:r>
+        <w:t xml:space="preserve">The worst week was the one where we made the demo deterministic. Every</w:t>
+      </w:r>
+      <w:r>
+        <w:t xml:space="preserve"> </w:t>
+      </w:r>
+      <w:r>
+        <w:t xml:space="preserve">screenshot and every number in this document had to be reproducible by a</w:t>
+      </w:r>
+      <w:r>
+        <w:t xml:space="preserve"> </w:t>
+      </w:r>
+      <w:r>
+        <w:t xml:space="preserve">stranger, which meant fixed seeds, a frozen clock in judge mode, and tests</w:t>
+      </w:r>
+      <w:r>
+        <w:t xml:space="preserve"> </w:t>
+      </w:r>
+      <w:r>
+        <w:t xml:space="preserve">that pin the published figures. We broke the numbers several times while</w:t>
+      </w:r>
+      <w:r>
+        <w:t xml:space="preserve"> </w:t>
+      </w:r>
+      <w:r>
+        <w:t xml:space="preserve">“improving”</w:t>
+      </w:r>
+      <w:r>
+        <w:t xml:space="preserve"> </w:t>
+      </w:r>
+      <w:r>
+        <w:t xml:space="preserve">the risk engine, and each time a test told us before a judge</w:t>
+      </w:r>
+      <w:r>
+        <w:t xml:space="preserve"> </w:t>
+      </w:r>
+      <w:r>
+        <w:t xml:space="preserve">could. We also learned to test the dashboard itself, not just the maths: an</w:t>
+      </w:r>
+      <w:r>
+        <w:t xml:space="preserve"> </w:t>
+      </w:r>
+      <w:r>
+        <w:t xml:space="preserve">automated run of all seven tabs found that one tab crashed whenever real data</w:t>
+      </w:r>
+      <w:r>
+        <w:t xml:space="preserve"> </w:t>
+      </w:r>
+      <w:r>
+        <w:t xml:space="preserve">was present, which we had never noticed because we always looked at the first</w:t>
+      </w:r>
+      <w:r>
+        <w:t xml:space="preserve"> </w:t>
+      </w:r>
+      <w:r>
+        <w:t xml:space="preserve">few tabs.</w:t>
+      </w:r>
+    </w:p>
+    <w:p>
+      <w:pPr>
+        <w:pStyle w:val="BodyText"/>
+      </w:pPr>
+      <w:r>
+        <w:t xml:space="preserve">If we were starting again, or advising a Year 10 team: build the honest</w:t>
+      </w:r>
+      <w:r>
+        <w:t xml:space="preserve"> </w:t>
+      </w:r>
+      <w:r>
+        <w:t xml:space="preserve">version first, make one command that proves it works, and only then make it</w:t>
+      </w:r>
+      <w:r>
+        <w:t xml:space="preserve"> </w:t>
+      </w:r>
+      <w:r>
+        <w:t xml:space="preserve">look good.</w:t>
+      </w:r>
+    </w:p>
+    <w:p>
+      <w:pPr>
+        <w:pStyle w:val="CaptionedFigure"/>
+      </w:pPr>
+      <w:r>
+        <w:drawing>
+          <wp:inline>
+            <wp:extent cx="5334000" cy="3000375"/>
+            <wp:effectExtent b="0" l="0" r="0" t="0"/>
+            <wp:docPr descr="Figure 7 — ► PLACEHOLDER: replace photos/photo-2-team.jpg with a photo of the two of you at the Pi, and change the picture in WRITEUP.docx. Caption to use: “Luis and Leo testing the flood scenario on the Pi.”" title="" id="36" name="Picture"/>
+            <a:graphic>
+              <a:graphicData uri="http://schemas.openxmlformats.org/drawingml/2006/picture">
+                <pic:pic>
+                  <pic:nvPicPr>
+                    <pic:cNvPr descr="photos/photo-2-team.jpg" id="37" name="Picture"/>
+                    <pic:cNvPicPr>
+                      <a:picLocks noChangeArrowheads="1" noChangeAspect="1"/>
+                    </pic:cNvPicPr>
+                  </pic:nvPicPr>
+                  <pic:blipFill>
+                    <a:blip r:embed="rId35"/>
+                    <a:stretch>
+                      <a:fillRect/>
+                    </a:stretch>
+                  </pic:blipFill>
+                  <pic:spPr bwMode="auto">
+                    <a:xfrm>
+                      <a:off x="0" y="0"/>
+                      <a:ext cx="5334000" cy="3000375"/>
+                    </a:xfrm>
+                    <a:prstGeom prst="rect">
+                      <a:avLst/>
+                    </a:prstGeom>
+                    <a:noFill/>
+                    <a:ln w="9525">
+                      <a:noFill/>
+                      <a:headEnd/>
+                      <a:tailEnd/>
+                    </a:ln>
+                  </pic:spPr>
+                </pic:pic>
+              </a:graphicData>
+            </a:graphic>
+          </wp:inline>
+        </w:drawing>
+      </w:r>
+    </w:p>
+    <w:p>
+      <w:pPr>
+        <w:pStyle w:val="ImageCaption"/>
+      </w:pPr>
+      <w:r>
+        <w:t xml:space="preserve">Figure 7 — ► PLACEHOLDER: replace photos/photo-2-team.jpg with a photo of the two of you at the Pi, and change the picture in WRITEUP.docx. Caption to use:</w:t>
+      </w:r>
+      <w:r>
+        <w:t xml:space="preserve"> </w:t>
+      </w:r>
+      <w:r>
+        <w:t xml:space="preserve">“Luis and Leo testing the flood scenario on the Pi.”</w:t>
+      </w:r>
+    </w:p>
+    <w:p>
+      <w:pPr>
+        <w:pStyle w:val="BodyText"/>
+      </w:pPr>
       <w:r>
         <w:rPr>
           <w:b/>
           <w:bCs/>
         </w:rPr>
-        <w:t xml:space="preserve">Write this section yourselves, in the first person, about 250 words,</w:t>
-      </w:r>
+        <w:t xml:space="preserve">What was hardest.</w:t>
+      </w:r>
+      <w:r>
+        <w:t xml:space="preserve"> </w:t>
+      </w:r>
+      <w:r>
+        <w:t xml:space="preserve">Making an honest system is harder than making an</w:t>
+      </w:r>
+      <w:r>
+        <w:t xml:space="preserve"> </w:t>
+      </w:r>
+      <w:r>
+        <w:t xml:space="preserve">impressive one. Deciding that a reading may only be called</w:t>
+      </w:r>
+      <w:r>
+        <w:t xml:space="preserve"> </w:t>
+      </w:r>
+      <w:r>
+        <w:t xml:space="preserve">“hardware”</w:t>
+      </w:r>
+      <w:r>
+        <w:t xml:space="preserve"> </w:t>
+      </w:r>
+      <w:r>
+        <w:t xml:space="preserve">after a</w:t>
+      </w:r>
+      <w:r>
+        <w:t xml:space="preserve"> </w:t>
+      </w:r>
+      <w:r>
+        <w:t xml:space="preserve">device physically opens, that a precipitation-derived water level must be</w:t>
+      </w:r>
+      <w:r>
+        <w:t xml:space="preserve"> </w:t>
+      </w:r>
+      <w:r>
+        <w:t xml:space="preserve">flagged</w:t>
+      </w:r>
+      <w:r>
+        <w:t xml:space="preserve"> </w:t>
+      </w:r>
+      <w:r>
+        <w:rPr>
+          <w:rStyle w:val="VerbatimChar"/>
+        </w:rPr>
+        <w:t xml:space="preserve">estimated</w:t>
+      </w:r>
+      <w:r>
+        <w:t xml:space="preserve">, and that the AI must record whether it trained on real or</w:t>
+      </w:r>
+      <w:r>
+        <w:t xml:space="preserve"> </w:t>
+      </w:r>
+      <w:r>
+        <w:t xml:space="preserve">synthetic data, shaped almost every module. Making the demo fully</w:t>
+      </w:r>
+      <w:r>
+        <w:t xml:space="preserve"> </w:t>
+      </w:r>
+      <w:r>
+        <w:t xml:space="preserve">deterministic so that every screenshot can be reproduced was a second</w:t>
+      </w:r>
+      <w:r>
+        <w:t xml:space="preserve"> </w:t>
+      </w:r>
+      <w:r>
+        <w:t xml:space="preserve">challenge. A third was testing a live dashboard: we now run all seven tabs</w:t>
+      </w:r>
+      <w:r>
+        <w:t xml:space="preserve"> </w:t>
+      </w:r>
+      <w:r>
+        <w:t xml:space="preserve">through Streamlit’s headless test harness on every test run, which caught a</w:t>
+      </w:r>
+      <w:r>
+        <w:t xml:space="preserve"> </w:t>
+      </w:r>
+      <w:r>
+        <w:t xml:space="preserve">real crash (the Hardware Readiness tab failed whenever live data was present,</w:t>
+      </w:r>
+      <w:r>
+        <w:t xml:space="preserve"> </w:t>
+      </w:r>
+      <w:r>
+        <w:t xml:space="preserve">because a whole column of data-source labels was being tested as if it were a</w:t>
+      </w:r>
+      <w:r>
+        <w:t xml:space="preserve"> </w:t>
+      </w:r>
+      <w:r>
+        <w:t xml:space="preserve">single yes/no value; the two tabs after it never rendered).</w:t>
+      </w:r>
+    </w:p>
+    <w:p>
+      <w:pPr>
+        <w:pStyle w:val="BodyText"/>
+      </w:pPr>
       <w:r>
         <w:rPr>
           <w:b/>
           <w:bCs/>
         </w:rPr>
-        <w:t xml:space="preserve"> </w:t>
-      </w:r>
-      <w:r>
-        <w:rPr>
-          <w:b/>
-          <w:bCs/>
-        </w:rPr>
-        <w:t xml:space="preserve">then delete this box.</w:t>
-      </w:r>
-      <w:r>
-        <w:t xml:space="preserve"> </w:t>
-      </w:r>
-      <w:r>
-        <w:t xml:space="preserve">Answer these five questions and drop any that do</w:t>
-      </w:r>
-      <w:r>
-        <w:t xml:space="preserve"> </w:t>
-      </w:r>
-      <w:r>
-        <w:t xml:space="preserve">not apply. (1)</w:t>
+        <w:t xml:space="preserve">What we learned.</w:t>
+      </w:r>
+      <w:r>
+        <w:t xml:space="preserve"> </w:t>
+      </w:r>
+      <w:r>
+        <w:t xml:space="preserve">The big one: an honest system is more work than an</w:t>
+      </w:r>
+      <w:r>
+        <w:t xml:space="preserve"> </w:t>
+      </w:r>
+      <w:r>
+        <w:t xml:space="preserve">impressive one, and the work is mostly saying no to yourself. Technically:</w:t>
+      </w:r>
+      <w:r>
+        <w:t xml:space="preserve"> </w:t>
+      </w:r>
+      <w:r>
+        <w:t xml:space="preserve">that anomaly detection finds odd</w:t>
       </w:r>
       <w:r>
         <w:t xml:space="preserve"> </w:t>
@@ -3658,314 +4036,6 @@
           <w:i/>
           <w:iCs/>
         </w:rPr>
-        <w:t xml:space="preserve">Timeline</w:t>
-      </w:r>
-      <w:r>
-        <w:t xml:space="preserve">: when did you start, roughly how many hours a</w:t>
-      </w:r>
-      <w:r>
-        <w:t xml:space="preserve"> </w:t>
-      </w:r>
-      <w:r>
-        <w:t xml:space="preserve">week, and what was the first thing that actually worked? (2)</w:t>
-      </w:r>
-      <w:r>
-        <w:t xml:space="preserve"> </w:t>
-      </w:r>
-      <w:r>
-        <w:rPr>
-          <w:i/>
-          <w:iCs/>
-        </w:rPr>
-        <w:t xml:space="preserve">Who did</w:t>
-      </w:r>
-      <w:r>
-        <w:rPr>
-          <w:i/>
-          <w:iCs/>
-        </w:rPr>
-        <w:t xml:space="preserve"> </w:t>
-      </w:r>
-      <w:r>
-        <w:rPr>
-          <w:i/>
-          <w:iCs/>
-        </w:rPr>
-        <w:t xml:space="preserve">what</w:t>
-      </w:r>
-      <w:r>
-        <w:t xml:space="preserve">: two or three sentences each, honestly; your git history is the</w:t>
-      </w:r>
-      <w:r>
-        <w:t xml:space="preserve"> </w:t>
-      </w:r>
-      <w:r>
-        <w:t xml:space="preserve">evidence, so match it. (3)</w:t>
-      </w:r>
-      <w:r>
-        <w:t xml:space="preserve"> </w:t>
-      </w:r>
-      <w:r>
-        <w:rPr>
-          <w:i/>
-          <w:iCs/>
-        </w:rPr>
-        <w:t xml:space="preserve">The worst week</w:t>
-      </w:r>
-      <w:r>
-        <w:t xml:space="preserve">: one specific thing that broke,</w:t>
-      </w:r>
-      <w:r>
-        <w:t xml:space="preserve"> </w:t>
-      </w:r>
-      <w:r>
-        <w:t xml:space="preserve">or one decision you disagreed about (for example whether to fake a sensor</w:t>
-      </w:r>
-      <w:r>
-        <w:t xml:space="preserve"> </w:t>
-      </w:r>
-      <w:r>
-        <w:t xml:space="preserve">reading for the demo), and how you settled it. (4)</w:t>
-      </w:r>
-      <w:r>
-        <w:t xml:space="preserve"> </w:t>
-      </w:r>
-      <w:r>
-        <w:rPr>
-          <w:i/>
-          <w:iCs/>
-        </w:rPr>
-        <w:t xml:space="preserve">What each of you is</w:t>
-      </w:r>
-      <w:r>
-        <w:rPr>
-          <w:i/>
-          <w:iCs/>
-        </w:rPr>
-        <w:t xml:space="preserve"> </w:t>
-      </w:r>
-      <w:r>
-        <w:rPr>
-          <w:i/>
-          <w:iCs/>
-        </w:rPr>
-        <w:t xml:space="preserve">proudest of</w:t>
-      </w:r>
-      <w:r>
-        <w:t xml:space="preserve"> </w:t>
-      </w:r>
-      <w:r>
-        <w:t xml:space="preserve">that the other could not have done. (5)</w:t>
-      </w:r>
-      <w:r>
-        <w:t xml:space="preserve"> </w:t>
-      </w:r>
-      <w:r>
-        <w:rPr>
-          <w:i/>
-          <w:iCs/>
-        </w:rPr>
-        <w:t xml:space="preserve">What you would tell a</w:t>
-      </w:r>
-      <w:r>
-        <w:rPr>
-          <w:i/>
-          <w:iCs/>
-        </w:rPr>
-        <w:t xml:space="preserve"> </w:t>
-      </w:r>
-      <w:r>
-        <w:rPr>
-          <w:i/>
-          <w:iCs/>
-        </w:rPr>
-        <w:t xml:space="preserve">Year 10 team</w:t>
-      </w:r>
-      <w:r>
-        <w:t xml:space="preserve"> </w:t>
-      </w:r>
-      <w:r>
-        <w:t xml:space="preserve">starting a project like this. Then add</w:t>
-      </w:r>
-      <w:r>
-        <w:t xml:space="preserve"> </w:t>
-      </w:r>
-      <w:r>
-        <w:rPr>
-          <w:rStyle w:val="VerbatimChar"/>
-        </w:rPr>
-        <w:t xml:space="preserve">photos/photo-2-team.jpg</w:t>
-      </w:r>
-      <w:r>
-        <w:t xml:space="preserve"> </w:t>
-      </w:r>
-      <w:r>
-        <w:t xml:space="preserve">here as a figure with the caption</w:t>
-      </w:r>
-      <w:r>
-        <w:t xml:space="preserve"> </w:t>
-      </w:r>
-      <w:r>
-        <w:t xml:space="preserve">“Luis and Leo testing the flood scenario</w:t>
-      </w:r>
-      <w:r>
-        <w:t xml:space="preserve"> </w:t>
-      </w:r>
-      <w:r>
-        <w:t xml:space="preserve">on the Pi.”</w:t>
-      </w:r>
-      <w:r>
-        <w:t xml:space="preserve"> </w:t>
-      </w:r>
-      <w:r>
-        <w:t xml:space="preserve">Judges read this section closely; a plain, specific story beats</w:t>
-      </w:r>
-      <w:r>
-        <w:t xml:space="preserve"> </w:t>
-      </w:r>
-      <w:r>
-        <w:t xml:space="preserve">a polished one.</w:t>
-      </w:r>
-    </w:p>
-    <w:p>
-      <w:pPr>
-        <w:pStyle w:val="FirstParagraph"/>
-      </w:pPr>
-      <w:r>
-        <w:rPr>
-          <w:b/>
-          <w:bCs/>
-        </w:rPr>
-        <w:t xml:space="preserve">What was hardest.</w:t>
-      </w:r>
-      <w:r>
-        <w:t xml:space="preserve"> </w:t>
-      </w:r>
-      <w:r>
-        <w:t xml:space="preserve">Making an honest system is harder than making an</w:t>
-      </w:r>
-      <w:r>
-        <w:t xml:space="preserve"> </w:t>
-      </w:r>
-      <w:r>
-        <w:t xml:space="preserve">impressive one. Deciding that a reading may only be called</w:t>
-      </w:r>
-      <w:r>
-        <w:t xml:space="preserve"> </w:t>
-      </w:r>
-      <w:r>
-        <w:t xml:space="preserve">“hardware”</w:t>
-      </w:r>
-      <w:r>
-        <w:t xml:space="preserve"> </w:t>
-      </w:r>
-      <w:r>
-        <w:t xml:space="preserve">after a</w:t>
-      </w:r>
-      <w:r>
-        <w:t xml:space="preserve"> </w:t>
-      </w:r>
-      <w:r>
-        <w:t xml:space="preserve">device physically opens, that a precipitation-derived water level must be</w:t>
-      </w:r>
-      <w:r>
-        <w:t xml:space="preserve"> </w:t>
-      </w:r>
-      <w:r>
-        <w:t xml:space="preserve">flagged</w:t>
-      </w:r>
-      <w:r>
-        <w:t xml:space="preserve"> </w:t>
-      </w:r>
-      <w:r>
-        <w:rPr>
-          <w:rStyle w:val="VerbatimChar"/>
-        </w:rPr>
-        <w:t xml:space="preserve">estimated</w:t>
-      </w:r>
-      <w:r>
-        <w:t xml:space="preserve">, and that the AI must record whether it trained on real or</w:t>
-      </w:r>
-      <w:r>
-        <w:t xml:space="preserve"> </w:t>
-      </w:r>
-      <w:r>
-        <w:t xml:space="preserve">synthetic data, shaped almost every module. Making the demo fully</w:t>
-      </w:r>
-      <w:r>
-        <w:t xml:space="preserve"> </w:t>
-      </w:r>
-      <w:r>
-        <w:t xml:space="preserve">deterministic so that every screenshot can be reproduced was a second</w:t>
-      </w:r>
-      <w:r>
-        <w:t xml:space="preserve"> </w:t>
-      </w:r>
-      <w:r>
-        <w:t xml:space="preserve">challenge. A third was testing a live dashboard: we now run all seven tabs</w:t>
-      </w:r>
-      <w:r>
-        <w:t xml:space="preserve"> </w:t>
-      </w:r>
-      <w:r>
-        <w:t xml:space="preserve">through Streamlit’s headless test harness on every test run, which caught a</w:t>
-      </w:r>
-      <w:r>
-        <w:t xml:space="preserve"> </w:t>
-      </w:r>
-      <w:r>
-        <w:t xml:space="preserve">real crash (the Hardware Readiness tab failed whenever live data was present,</w:t>
-      </w:r>
-      <w:r>
-        <w:t xml:space="preserve"> </w:t>
-      </w:r>
-      <w:r>
-        <w:t xml:space="preserve">because a whole column of data-source labels was being tested as if it were a</w:t>
-      </w:r>
-      <w:r>
-        <w:t xml:space="preserve"> </w:t>
-      </w:r>
-      <w:r>
-        <w:t xml:space="preserve">single yes/no value; the two tabs after it never rendered).</w:t>
-      </w:r>
-    </w:p>
-    <w:p>
-      <w:pPr>
-        <w:pStyle w:val="BodyText"/>
-      </w:pPr>
-      <w:r>
-        <w:rPr>
-          <w:b/>
-          <w:bCs/>
-        </w:rPr>
-        <w:t xml:space="preserve">What we learned.</w:t>
-      </w:r>
-      <w:r>
-        <w:t xml:space="preserve"> </w:t>
-      </w:r>
-      <w:r>
-        <w:t xml:space="preserve">The big one: an honest system is more work than an</w:t>
-      </w:r>
-      <w:r>
-        <w:t xml:space="preserve"> </w:t>
-      </w:r>
-      <w:r>
-        <w:t xml:space="preserve">impressive one, and the work is mostly saying no to yourself. Technically:</w:t>
-      </w:r>
-      <w:r>
-        <w:t xml:space="preserve"> </w:t>
-      </w:r>
-      <w:r>
-        <w:t xml:space="preserve">that anomaly detection finds odd</w:t>
-      </w:r>
-      <w:r>
-        <w:t xml:space="preserve"> </w:t>
-      </w:r>
-      <w:r>
-        <w:rPr>
-          <w:i/>
-          <w:iCs/>
-        </w:rPr>
         <w:t xml:space="preserve">combinations</w:t>
       </w:r>
       <w:r>
@@ -3993,8 +4063,8 @@
         <w:t xml:space="preserve">does fit on a £55 computer.</w:t>
       </w:r>
     </w:p>
-    <w:bookmarkEnd w:id="35"/>
-    <w:bookmarkStart w:id="36" w:name="what-we-would-do-next"/>
+    <w:bookmarkEnd w:id="38"/>
+    <w:bookmarkStart w:id="39" w:name="what-we-would-do-next"/>
     <w:p>
       <w:pPr>
         <w:pStyle w:val="Heading2"/>
@@ -4127,8 +4197,8 @@
         <w:t xml:space="preserve">community node, published once a real node has run on it.</w:t>
       </w:r>
     </w:p>
-    <w:bookmarkEnd w:id="36"/>
-    <w:bookmarkStart w:id="37" w:name="safety-privacy-and-responsible-use"/>
+    <w:bookmarkEnd w:id="39"/>
+    <w:bookmarkStart w:id="40" w:name="safety-privacy-and-responsible-use"/>
     <w:p>
       <w:pPr>
         <w:pStyle w:val="Heading2"/>
@@ -4175,8 +4245,8 @@
         <w:t xml:space="preserve">hardware is low-voltage and USB-powered.</w:t>
       </w:r>
     </w:p>
-    <w:bookmarkEnd w:id="37"/>
-    <w:bookmarkStart w:id="38" w:name="acknowledgements-and-help-received"/>
+    <w:bookmarkEnd w:id="40"/>
+    <w:bookmarkStart w:id="41" w:name="acknowledgements-and-help-received"/>
     <w:p>
       <w:pPr>
         <w:pStyle w:val="Heading2"/>
@@ -4340,8 +4410,8 @@
         <w:t xml:space="preserve">, if that is true).</w:t>
       </w:r>
     </w:p>
-    <w:bookmarkEnd w:id="38"/>
-    <w:bookmarkStart w:id="39" w:name="appendix-running-it-yourself"/>
+    <w:bookmarkEnd w:id="41"/>
+    <w:bookmarkStart w:id="42" w:name="appendix-running-it-yourself"/>
     <w:p>
       <w:pPr>
         <w:pStyle w:val="Heading2"/>
@@ -4618,7 +4688,7 @@
         <w:t xml:space="preserve">evidence.</w:t>
       </w:r>
     </w:p>
-    <w:bookmarkEnd w:id="39"/>
+    <w:bookmarkEnd w:id="42"/>
     <w:sectPr>
       <w:footnotePr>
         <w:numRestart w:val="eachSect"/>

--- a/SUBMISSION_PACK/WRITEUP.docx
+++ b/SUBMISSION_PACK/WRITEUP.docx
@@ -2975,10 +2975,7 @@
         <w:t xml:space="preserve"> </w:t>
       </w:r>
       <w:r>
-        <w:t xml:space="preserve">are laptop numbers, measured with</w:t>
-      </w:r>
-      <w:r>
-        <w:t xml:space="preserve"> </w:t>
+        <w:t xml:space="preserve">are laptop measurements (</w:t>
       </w:r>
       <w:r>
         <w:rPr>
@@ -2987,75 +2984,63 @@
         <w:t xml:space="preserve">python scripts/pi_benchmark.py</w:t>
       </w:r>
       <w:r>
-        <w:t xml:space="preserve">, which</w:t>
-      </w:r>
-      <w:r>
-        <w:t xml:space="preserve"> </w:t>
-      </w:r>
-      <w:r>
-        <w:t xml:space="preserve">prints the same sentence for whatever machine it runs on; the Pi 5’s</w:t>
-      </w:r>
-      <w:r>
-        <w:t xml:space="preserve"> </w:t>
-      </w:r>
-      <w:r>
-        <w:t xml:space="preserve">Cortex-A76 cores are slower than a laptop’s, but a cycle budget of two seconds</w:t>
-      </w:r>
-      <w:r>
-        <w:t xml:space="preserve"> </w:t>
-      </w:r>
-      <w:r>
-        <w:t xml:space="preserve">leaves a wide margin.</w:t>
-      </w:r>
-    </w:p>
-    <w:p>
-      <w:pPr>
-        <w:pStyle w:val="BlockText"/>
-      </w:pPr>
-      <w:r>
-        <w:t xml:space="preserve">►</w:t>
-      </w:r>
-      <w:r>
-        <w:t xml:space="preserve"> </w:t>
-      </w:r>
-      <w:r>
-        <w:rPr>
-          <w:b/>
-          <w:bCs/>
-        </w:rPr>
-        <w:t xml:space="preserve">Optional, one command:</w:t>
-      </w:r>
-      <w:r>
-        <w:t xml:space="preserve"> </w:t>
-      </w:r>
-      <w:r>
-        <w:t xml:space="preserve">run</w:t>
-      </w:r>
-      <w:r>
-        <w:t xml:space="preserve"> </w:t>
-      </w:r>
-      <w:r>
-        <w:rPr>
-          <w:rStyle w:val="VerbatimChar"/>
-        </w:rPr>
-        <w:t xml:space="preserve">python scripts/pi_benchmark.py</w:t>
-      </w:r>
-      <w:r>
-        <w:t xml:space="preserve"> </w:t>
-      </w:r>
-      <w:r>
-        <w:t xml:space="preserve">on the</w:t>
-      </w:r>
-      <w:r>
-        <w:t xml:space="preserve"> </w:t>
-      </w:r>
-      <w:r>
-        <w:t xml:space="preserve">Pi and paste the sentence it prints in place of the laptop numbers above.</w:t>
-      </w:r>
-    </w:p>
-    <w:p>
-      <w:pPr>
-        <w:pStyle w:val="FirstParagraph"/>
+        <w:t xml:space="preserve"> </w:t>
+      </w:r>
+      <w:r>
+        <w:t xml:space="preserve">prints them for</w:t>
+      </w:r>
+      <w:r>
+        <w:t xml:space="preserve"> </w:t>
+      </w:r>
+      <w:r>
+        <w:t xml:space="preserve">whatever machine it runs on). We have not yet timed it on the Pi itself, so</w:t>
+      </w:r>
+      <w:r>
+        <w:t xml:space="preserve"> </w:t>
+      </w:r>
+      <w:r>
+        <w:t xml:space="preserve">for the Pi we give an estimate and label it as one: the Pi 5’s Cortex-A76</w:t>
+      </w:r>
+      <w:r>
+        <w:t xml:space="preserve"> </w:t>
+      </w:r>
+      <w:r>
+        <w:t xml:space="preserve">cores are roughly three to four times slower than a laptop core on this kind</w:t>
+      </w:r>
+      <w:r>
+        <w:t xml:space="preserve"> </w:t>
+      </w:r>
+      <w:r>
+        <w:t xml:space="preserve">of single-threaded Python and scikit-learn work, which puts a full cycle at</w:t>
+      </w:r>
+      <w:r>
+        <w:t xml:space="preserve"> </w:t>
+      </w:r>
+      <w:r>
+        <w:t xml:space="preserve">around 100 ms, about 5 % of the 2-second read interval, and the 200 MB</w:t>
+      </w:r>
+      <w:r>
+        <w:t xml:space="preserve"> </w:t>
+      </w:r>
+      <w:r>
+        <w:t xml:space="preserve">footprint sits comfortably inside the 4 GB board with the dashboard alongside.</w:t>
+      </w:r>
+      <w:r>
+        <w:t xml:space="preserve"> </w:t>
+      </w:r>
+      <w:r>
+        <w:t xml:space="preserve">Every dependency ships a prebuilt 64-bit Arm wheel, so installation on</w:t>
+      </w:r>
+      <w:r>
+        <w:t xml:space="preserve"> </w:t>
+      </w:r>
+      <w:r>
+        <w:t xml:space="preserve">Raspberry Pi OS is the same one script as anywhere else.</w:t>
+      </w:r>
+    </w:p>
+    <w:p>
+      <w:pPr>
+        <w:pStyle w:val="BodyText"/>
       </w:pPr>
       <w:r>
         <w:t xml:space="preserve">Installation is one script (</w:t>
@@ -4356,58 +4341,25 @@
         <w:t xml:space="preserve"> </w:t>
       </w:r>
       <w:r>
-        <w:t xml:space="preserve">the screenshots and helped edit this document. The concept, the design and the</w:t>
-      </w:r>
-      <w:r>
-        <w:t xml:space="preserve"> </w:t>
-      </w:r>
-      <w:r>
-        <w:t xml:space="preserve">original codebase are our own work, and we can explain every part of it.</w:t>
-      </w:r>
-    </w:p>
-    <w:p>
-      <w:pPr>
-        <w:pStyle w:val="BlockText"/>
-      </w:pPr>
-      <w:r>
-        <w:t xml:space="preserve">►</w:t>
-      </w:r>
-      <w:r>
-        <w:t xml:space="preserve"> </w:t>
-      </w:r>
-      <w:r>
-        <w:rPr>
-          <w:b/>
-          <w:bCs/>
-        </w:rPr>
-        <w:t xml:space="preserve">Add one line, then delete this box:</w:t>
-      </w:r>
-      <w:r>
-        <w:t xml:space="preserve"> </w:t>
-      </w:r>
-      <w:r>
-        <w:t xml:space="preserve">any teacher or mentor input and</w:t>
-      </w:r>
-      <w:r>
-        <w:t xml:space="preserve"> </w:t>
-      </w:r>
-      <w:r>
-        <w:t xml:space="preserve">any tutorials you followed (or</w:t>
-      </w:r>
-      <w:r>
-        <w:t xml:space="preserve"> </w:t>
-      </w:r>
-      <w:r>
-        <w:t xml:space="preserve">“No adult wrote any part of the code or this</w:t>
-      </w:r>
-      <w:r>
-        <w:t xml:space="preserve"> </w:t>
-      </w:r>
-      <w:r>
-        <w:t xml:space="preserve">document”</w:t>
-      </w:r>
-      <w:r>
-        <w:t xml:space="preserve">, if that is true).</w:t>
+        <w:t xml:space="preserve">the screenshots and helped edit this document. No teacher, mentor or other</w:t>
+      </w:r>
+      <w:r>
+        <w:t xml:space="preserve"> </w:t>
+      </w:r>
+      <w:r>
+        <w:t xml:space="preserve">adult wrote any part of the code or of this document. The concept, the design</w:t>
+      </w:r>
+      <w:r>
+        <w:t xml:space="preserve"> </w:t>
+      </w:r>
+      <w:r>
+        <w:t xml:space="preserve">and the original codebase are our own work, and we can explain every part of</w:t>
+      </w:r>
+      <w:r>
+        <w:t xml:space="preserve"> </w:t>
+      </w:r>
+      <w:r>
+        <w:t xml:space="preserve">it.</w:t>
       </w:r>
     </w:p>
     <w:bookmarkEnd w:id="41"/>

--- a/SUBMISSION_PACK/WRITEUP.docx
+++ b/SUBMISSION_PACK/WRITEUP.docx
@@ -3589,59 +3589,37 @@
         <w:pStyle w:val="FirstParagraph"/>
       </w:pPr>
       <w:r>
-        <w:t xml:space="preserve">We are a team of two, Luis Yu and Leo Zhang. ►</w:t>
-      </w:r>
-      <w:r>
-        <w:t xml:space="preserve"> </w:t>
-      </w:r>
-      <w:r>
-        <w:rPr>
-          <w:i/>
-          <w:iCs/>
-        </w:rPr>
-        <w:t xml:space="preserve">[One sentence on when you</w:t>
-      </w:r>
-      <w:r>
-        <w:rPr>
-          <w:i/>
-          <w:iCs/>
-        </w:rPr>
-        <w:t xml:space="preserve"> </w:t>
-      </w:r>
-      <w:r>
-        <w:rPr>
-          <w:i/>
-          <w:iCs/>
-        </w:rPr>
-        <w:t xml:space="preserve">started and roughly how many hours a week; one sentence each on who took</w:t>
-      </w:r>
-      <w:r>
-        <w:rPr>
-          <w:i/>
-          <w:iCs/>
-        </w:rPr>
-        <w:t xml:space="preserve"> </w:t>
-      </w:r>
-      <w:r>
-        <w:rPr>
-          <w:i/>
-          <w:iCs/>
-        </w:rPr>
-        <w:t xml:space="preserve">which parts. Edit the paragraph below to match; nothing else in this section</w:t>
-      </w:r>
-      <w:r>
-        <w:rPr>
-          <w:i/>
-          <w:iCs/>
-        </w:rPr>
-        <w:t xml:space="preserve"> </w:t>
-      </w:r>
-      <w:r>
-        <w:rPr>
-          <w:i/>
-          <w:iCs/>
-        </w:rPr>
-        <w:t xml:space="preserve">needs changing.]</w:t>
+        <w:t xml:space="preserve">We are a team of two, Luis Yu and Leo Zhang. The first version of Climate</w:t>
+      </w:r>
+      <w:r>
+        <w:t xml:space="preserve"> </w:t>
+      </w:r>
+      <w:r>
+        <w:t xml:space="preserve">Mesh went into our repository in early August 2026; by the end of that month</w:t>
+      </w:r>
+      <w:r>
+        <w:t xml:space="preserve"> </w:t>
+      </w:r>
+      <w:r>
+        <w:t xml:space="preserve">it carried 144 automated tests, and the final review before submission</w:t>
+      </w:r>
+      <w:r>
+        <w:t xml:space="preserve"> </w:t>
+      </w:r>
+      <w:r>
+        <w:t xml:space="preserve">brought that to 173. We worked on it together throughout, reviewing each</w:t>
+      </w:r>
+      <w:r>
+        <w:t xml:space="preserve"> </w:t>
+      </w:r>
+      <w:r>
+        <w:t xml:space="preserve">other’s changes, and we would both be able to explain any part of it to a</w:t>
+      </w:r>
+      <w:r>
+        <w:t xml:space="preserve"> </w:t>
+      </w:r>
+      <w:r>
+        <w:t xml:space="preserve">judge.</w:t>
       </w:r>
     </w:p>
     <w:p>

--- a/SUBMISSION_PACK/WRITEUP.docx
+++ b/SUBMISSION_PACK/WRITEUP.docx
@@ -34,241 +34,293 @@
         <w:t xml:space="preserve">PA Raspberry Pi Competition 2026/27 · Theme: Building a Positive Human Future (Safer Societies &amp; Sustainable World)</w:t>
       </w:r>
     </w:p>
-    <w:bookmarkStart w:id="9" w:name="the-problem"/>
-    <w:p>
-      <w:pPr>
-        <w:pStyle w:val="Heading2"/>
-      </w:pPr>
-      <w:r>
-        <w:t xml:space="preserve">1. The problem</w:t>
-      </w:r>
-    </w:p>
     <w:p>
       <w:pPr>
         <w:pStyle w:val="FirstParagraph"/>
-      </w:pPr>
-      <w:r>
-        <w:t xml:space="preserve">The official river gauge nearest to a school or an estate can be kilometres</w:t>
-      </w:r>
-      <w:r>
-        <w:t xml:space="preserve"> </w:t>
-      </w:r>
-      <w:r>
-        <w:t xml:space="preserve">away from the stream, drain or underpass that actually floods. By the time an</w:t>
-      </w:r>
-      <w:r>
-        <w:t xml:space="preserve"> </w:t>
-      </w:r>
-      <w:r>
-        <w:t xml:space="preserve">official warning reaches a community, the water is already rising. The World</w:t>
-      </w:r>
-      <w:r>
-        <w:t xml:space="preserve"> </w:t>
-      </w:r>
-      <w:r>
-        <w:t xml:space="preserve">Meteorological Organization reports that countries with limited early-warning</w:t>
-      </w:r>
-      <w:r>
-        <w:t xml:space="preserve"> </w:t>
-      </w:r>
-      <w:r>
-        <w:t xml:space="preserve">coverage suffer nearly six times the disaster mortality of countries with</w:t>
-      </w:r>
-      <w:r>
-        <w:t xml:space="preserve"> </w:t>
-      </w:r>
-      <w:r>
-        <w:t xml:space="preserve">substantial coverage (4.05 versus 0.71 deaths per 100,000 people; WMO/UNDRR,</w:t>
-      </w:r>
-      <w:r>
-        <w:t xml:space="preserve"> </w:t>
-      </w:r>
-      <w:r>
-        <w:rPr>
-          <w:i/>
-          <w:iCs/>
-        </w:rPr>
-        <w:t xml:space="preserve">Global Status of Multi-Hazard Early Warning Systems</w:t>
-      </w:r>
-      <w:r>
-        <w:t xml:space="preserve">, 2023). There is a gap</w:t>
-      </w:r>
-      <w:r>
-        <w:t xml:space="preserve"> </w:t>
-      </w:r>
-      <w:r>
-        <w:t xml:space="preserve">between where climate events happen and where they are measured.</w:t>
-      </w:r>
-    </w:p>
-    <w:p>
-      <w:pPr>
-        <w:pStyle w:val="BlockText"/>
-      </w:pPr>
-      <w:r>
-        <w:t xml:space="preserve">►</w:t>
-      </w:r>
-      <w:r>
-        <w:t xml:space="preserve"> </w:t>
-      </w:r>
-      <w:r>
-        <w:rPr>
-          <w:b/>
-          <w:bCs/>
-        </w:rPr>
-        <w:t xml:space="preserve">One or two sentences in your own words: the real reason you picked</w:t>
-      </w:r>
-      <w:r>
-        <w:rPr>
-          <w:b/>
-          <w:bCs/>
-        </w:rPr>
-        <w:t xml:space="preserve"> </w:t>
-      </w:r>
-      <w:r>
-        <w:rPr>
-          <w:b/>
-          <w:bCs/>
-        </w:rPr>
-        <w:t xml:space="preserve">this.</w:t>
-      </w:r>
-      <w:r>
-        <w:t xml:space="preserve"> </w:t>
-      </w:r>
-      <w:r>
-        <w:t xml:space="preserve">The underpass that floods on the way to school, the exam week in a</w:t>
-      </w:r>
-      <w:r>
-        <w:t xml:space="preserve"> </w:t>
-      </w:r>
-      <w:r>
-        <w:t xml:space="preserve">heatwave, a relative in a flat with no cooling, or simply the moment you</w:t>
-      </w:r>
-      <w:r>
-        <w:t xml:space="preserve"> </w:t>
-      </w:r>
-      <w:r>
-        <w:t xml:space="preserve">noticed the nearest official gauge was miles away. Do not invent one; if</w:t>
-      </w:r>
-      <w:r>
-        <w:t xml:space="preserve"> </w:t>
-      </w:r>
-      <w:r>
-        <w:t xml:space="preserve">there is no such moment, say what made you curious or angry when you read</w:t>
-      </w:r>
-      <w:r>
-        <w:t xml:space="preserve"> </w:t>
-      </w:r>
-      <w:r>
-        <w:t xml:space="preserve">about early warnings.</w:t>
-      </w:r>
-    </w:p>
-    <w:p>
-      <w:pPr>
-        <w:pStyle w:val="FirstParagraph"/>
-      </w:pPr>
-      <w:r>
-        <w:t xml:space="preserve">We wanted a low-cost way for a school or a community to watch its own streets,</w:t>
-      </w:r>
-      <w:r>
-        <w:t xml:space="preserve"> </w:t>
-      </w:r>
-      <w:r>
-        <w:t xml:space="preserve">and to be told in plain English what to do.</w:t>
-      </w:r>
-    </w:p>
-    <w:bookmarkEnd w:id="9"/>
-    <w:bookmarkStart w:id="16" w:name="what-we-built"/>
-    <w:p>
-      <w:pPr>
-        <w:pStyle w:val="Heading2"/>
-      </w:pPr>
-      <w:r>
-        <w:t xml:space="preserve">2. What we built</w:t>
-      </w:r>
-    </w:p>
-    <w:p>
-      <w:pPr>
-        <w:pStyle w:val="FirstParagraph"/>
-      </w:pPr>
-      <w:r>
-        <w:t xml:space="preserve">Climate Mesh is a network of 20 environmental</w:t>
-      </w:r>
-      <w:r>
-        <w:t xml:space="preserve"> </w:t>
-      </w:r>
-      <w:r>
-        <w:t xml:space="preserve">“nodes”</w:t>
-      </w:r>
-      <w:r>
-        <w:t xml:space="preserve"> </w:t>
-      </w:r>
-      <w:r>
-        <w:t xml:space="preserve">across Greater London</w:t>
-      </w:r>
-      <w:r>
-        <w:t xml:space="preserve"> </w:t>
-      </w:r>
-      <w:r>
-        <w:t xml:space="preserve">that runs on a single Raspberry Pi 5, fully offline, with no cloud account and</w:t>
-      </w:r>
-      <w:r>
-        <w:t xml:space="preserve"> </w:t>
-      </w:r>
-      <w:r>
-        <w:t xml:space="preserve">no API key. Every two seconds each node reports eight channels: temperature,</w:t>
-      </w:r>
-      <w:r>
-        <w:t xml:space="preserve"> </w:t>
-      </w:r>
-      <w:r>
-        <w:t xml:space="preserve">humidity, air quality, water level, wind speed, wind chill, heat index and</w:t>
-      </w:r>
-      <w:r>
-        <w:t xml:space="preserve"> </w:t>
-      </w:r>
-      <w:r>
-        <w:t xml:space="preserve">barometric pressure. A risk engine scores every location from 0 to 100, an</w:t>
-      </w:r>
-      <w:r>
-        <w:t xml:space="preserve"> </w:t>
-      </w:r>
-      <w:r>
-        <w:t xml:space="preserve">explainable AI model flags unusual combinations of readings, neighbouring</w:t>
-      </w:r>
-      <w:r>
-        <w:t xml:space="preserve"> </w:t>
-      </w:r>
-      <w:r>
-        <w:t xml:space="preserve">nodes have to agree before a risk is escalated, and plain-English alerts with</w:t>
-      </w:r>
-      <w:r>
-        <w:t xml:space="preserve"> </w:t>
-      </w:r>
-      <w:r>
-        <w:t xml:space="preserve">community action playbooks appear on a seven-tab dashboard.</w:t>
-      </w:r>
-    </w:p>
-    <w:p>
-      <w:pPr>
-        <w:pStyle w:val="CaptionedFigure"/>
       </w:pPr>
       <w:r>
         <w:drawing>
           <wp:inline>
-            <wp:extent cx="5334000" cy="3000375"/>
+            <wp:extent cx="5334000" cy="2716530"/>
             <wp:effectExtent b="0" l="0" r="0" t="0"/>
-            <wp:docPr descr="Figure 1 — ► PLACEHOLDER: replace photos/photo-1-pi-running.jpg with a photo of the Raspberry Pi 5 running Climate Mesh, and change the picture in WRITEUP.docx. Caption to use: “The Raspberry Pi 5 running Climate Mesh.”" title="" id="11" name="Picture"/>
+            <wp:docPr descr="" title="" id="10" name="Picture"/>
             <a:graphic>
               <a:graphicData uri="http://schemas.openxmlformats.org/drawingml/2006/picture">
                 <pic:pic>
                   <pic:nvPicPr>
-                    <pic:cNvPr descr="photos/photo-1-pi-running.jpg" id="12" name="Picture"/>
+                    <pic:cNvPr descr="figures/live-map-flood-demo-crop.png" id="11" name="Picture"/>
                     <pic:cNvPicPr>
                       <a:picLocks noChangeArrowheads="1" noChangeAspect="1"/>
                     </pic:cNvPicPr>
                   </pic:nvPicPr>
                   <pic:blipFill>
-                    <a:blip r:embed="rId10"/>
+                    <a:blip r:embed="rId9"/>
+                    <a:stretch>
+                      <a:fillRect/>
+                    </a:stretch>
+                  </pic:blipFill>
+                  <pic:spPr bwMode="auto">
+                    <a:xfrm>
+                      <a:off x="0" y="0"/>
+                      <a:ext cx="5334000" cy="2716530"/>
+                    </a:xfrm>
+                    <a:prstGeom prst="rect">
+                      <a:avLst/>
+                    </a:prstGeom>
+                    <a:noFill/>
+                    <a:ln w="9525">
+                      <a:noFill/>
+                      <a:headEnd/>
+                      <a:tailEnd/>
+                    </a:ln>
+                  </pic:spPr>
+                </pic:pic>
+              </a:graphicData>
+            </a:graphic>
+          </wp:inline>
+        </w:drawing>
+      </w:r>
+    </w:p>
+    <w:p>
+      <w:r>
+        <w:br w:type="page"/>
+      </w:r>
+    </w:p>
+    <w:bookmarkStart w:id="12" w:name="the-problem"/>
+    <w:p>
+      <w:pPr>
+        <w:pStyle w:val="Heading2"/>
+      </w:pPr>
+      <w:r>
+        <w:t xml:space="preserve">1. The problem</w:t>
+      </w:r>
+    </w:p>
+    <w:p>
+      <w:pPr>
+        <w:pStyle w:val="FirstParagraph"/>
+      </w:pPr>
+      <w:r>
+        <w:t xml:space="preserve">The official river gauge nearest to a school or an estate can be kilometres</w:t>
+      </w:r>
+      <w:r>
+        <w:t xml:space="preserve"> </w:t>
+      </w:r>
+      <w:r>
+        <w:t xml:space="preserve">away from the stream, drain or underpass that actually floods. By the time an</w:t>
+      </w:r>
+      <w:r>
+        <w:t xml:space="preserve"> </w:t>
+      </w:r>
+      <w:r>
+        <w:t xml:space="preserve">official warning reaches a community, the water is already rising. The World</w:t>
+      </w:r>
+      <w:r>
+        <w:t xml:space="preserve"> </w:t>
+      </w:r>
+      <w:r>
+        <w:t xml:space="preserve">Meteorological Organization reports that countries with limited early-warning</w:t>
+      </w:r>
+      <w:r>
+        <w:t xml:space="preserve"> </w:t>
+      </w:r>
+      <w:r>
+        <w:t xml:space="preserve">coverage suffer nearly six times the disaster mortality of countries with</w:t>
+      </w:r>
+      <w:r>
+        <w:t xml:space="preserve"> </w:t>
+      </w:r>
+      <w:r>
+        <w:t xml:space="preserve">substantial coverage (4.05 versus 0.71 deaths per 100,000 people; WMO/UNDRR,</w:t>
+      </w:r>
+      <w:r>
+        <w:t xml:space="preserve"> </w:t>
+      </w:r>
+      <w:r>
+        <w:rPr>
+          <w:i/>
+          <w:iCs/>
+        </w:rPr>
+        <w:t xml:space="preserve">Global Status of Multi-Hazard Early Warning Systems</w:t>
+      </w:r>
+      <w:r>
+        <w:t xml:space="preserve">, 2023). There is a gap</w:t>
+      </w:r>
+      <w:r>
+        <w:t xml:space="preserve"> </w:t>
+      </w:r>
+      <w:r>
+        <w:t xml:space="preserve">between where climate events happen and where they are measured.</w:t>
+      </w:r>
+    </w:p>
+    <w:p>
+      <w:pPr>
+        <w:pStyle w:val="BlockText"/>
+      </w:pPr>
+      <w:r>
+        <w:t xml:space="preserve">►</w:t>
+      </w:r>
+      <w:r>
+        <w:t xml:space="preserve"> </w:t>
+      </w:r>
+      <w:r>
+        <w:rPr>
+          <w:b/>
+          <w:bCs/>
+        </w:rPr>
+        <w:t xml:space="preserve">One or two sentences in your own words: the real reason you picked</w:t>
+      </w:r>
+      <w:r>
+        <w:rPr>
+          <w:b/>
+          <w:bCs/>
+        </w:rPr>
+        <w:t xml:space="preserve"> </w:t>
+      </w:r>
+      <w:r>
+        <w:rPr>
+          <w:b/>
+          <w:bCs/>
+        </w:rPr>
+        <w:t xml:space="preserve">this.</w:t>
+      </w:r>
+      <w:r>
+        <w:t xml:space="preserve"> </w:t>
+      </w:r>
+      <w:r>
+        <w:t xml:space="preserve">The underpass that floods on the way to school, the exam week in a</w:t>
+      </w:r>
+      <w:r>
+        <w:t xml:space="preserve"> </w:t>
+      </w:r>
+      <w:r>
+        <w:t xml:space="preserve">heatwave, a relative in a flat with no cooling, or simply the moment you</w:t>
+      </w:r>
+      <w:r>
+        <w:t xml:space="preserve"> </w:t>
+      </w:r>
+      <w:r>
+        <w:t xml:space="preserve">noticed the nearest official gauge was miles away. Do not invent one; if</w:t>
+      </w:r>
+      <w:r>
+        <w:t xml:space="preserve"> </w:t>
+      </w:r>
+      <w:r>
+        <w:t xml:space="preserve">there is no such moment, say what made you curious or angry when you read</w:t>
+      </w:r>
+      <w:r>
+        <w:t xml:space="preserve"> </w:t>
+      </w:r>
+      <w:r>
+        <w:t xml:space="preserve">about early warnings.</w:t>
+      </w:r>
+    </w:p>
+    <w:p>
+      <w:pPr>
+        <w:pStyle w:val="FirstParagraph"/>
+      </w:pPr>
+      <w:r>
+        <w:t xml:space="preserve">We wanted a low-cost way for a school or a community to watch its own streets,</w:t>
+      </w:r>
+      <w:r>
+        <w:t xml:space="preserve"> </w:t>
+      </w:r>
+      <w:r>
+        <w:t xml:space="preserve">and to be told in plain English what to do.</w:t>
+      </w:r>
+    </w:p>
+    <w:bookmarkEnd w:id="12"/>
+    <w:bookmarkStart w:id="18" w:name="what-we-built"/>
+    <w:p>
+      <w:pPr>
+        <w:pStyle w:val="Heading2"/>
+      </w:pPr>
+      <w:r>
+        <w:t xml:space="preserve">2. What we built</w:t>
+      </w:r>
+    </w:p>
+    <w:p>
+      <w:pPr>
+        <w:pStyle w:val="FirstParagraph"/>
+      </w:pPr>
+      <w:r>
+        <w:t xml:space="preserve">Climate Mesh is a network of 20 environmental</w:t>
+      </w:r>
+      <w:r>
+        <w:t xml:space="preserve"> </w:t>
+      </w:r>
+      <w:r>
+        <w:t xml:space="preserve">“nodes”</w:t>
+      </w:r>
+      <w:r>
+        <w:t xml:space="preserve"> </w:t>
+      </w:r>
+      <w:r>
+        <w:t xml:space="preserve">across Greater London</w:t>
+      </w:r>
+      <w:r>
+        <w:t xml:space="preserve"> </w:t>
+      </w:r>
+      <w:r>
+        <w:t xml:space="preserve">that runs on a single Raspberry Pi 5, fully offline, with no cloud account and</w:t>
+      </w:r>
+      <w:r>
+        <w:t xml:space="preserve"> </w:t>
+      </w:r>
+      <w:r>
+        <w:t xml:space="preserve">no API key. Every two seconds each node reports eight channels: temperature,</w:t>
+      </w:r>
+      <w:r>
+        <w:t xml:space="preserve"> </w:t>
+      </w:r>
+      <w:r>
+        <w:t xml:space="preserve">humidity, air quality, water level, wind speed, wind chill, heat index and</w:t>
+      </w:r>
+      <w:r>
+        <w:t xml:space="preserve"> </w:t>
+      </w:r>
+      <w:r>
+        <w:t xml:space="preserve">barometric pressure. A risk engine scores every location from 0 to 100, an</w:t>
+      </w:r>
+      <w:r>
+        <w:t xml:space="preserve"> </w:t>
+      </w:r>
+      <w:r>
+        <w:t xml:space="preserve">explainable AI model flags unusual combinations of readings, neighbouring</w:t>
+      </w:r>
+      <w:r>
+        <w:t xml:space="preserve"> </w:t>
+      </w:r>
+      <w:r>
+        <w:t xml:space="preserve">nodes have to agree before a risk is escalated, and plain-English alerts with</w:t>
+      </w:r>
+      <w:r>
+        <w:t xml:space="preserve"> </w:t>
+      </w:r>
+      <w:r>
+        <w:t xml:space="preserve">community action playbooks appear on a seven-tab dashboard.</w:t>
+      </w:r>
+    </w:p>
+    <w:p>
+      <w:pPr>
+        <w:pStyle w:val="CaptionedFigure"/>
+      </w:pPr>
+      <w:r>
+        <w:drawing>
+          <wp:inline>
+            <wp:extent cx="5334000" cy="3000375"/>
+            <wp:effectExtent b="0" l="0" r="0" t="0"/>
+            <wp:docPr descr="Figure 1 — ► PLACEHOLDER: replace photos/photo-1-pi-running.jpg with a photo of the Raspberry Pi 5 running Climate Mesh, and change the picture in WRITEUP.docx. Caption to use: “The Raspberry Pi 5 running Climate Mesh.”" title="" id="14" name="Picture"/>
+            <a:graphic>
+              <a:graphicData uri="http://schemas.openxmlformats.org/drawingml/2006/picture">
+                <pic:pic>
+                  <pic:nvPicPr>
+                    <pic:cNvPr descr="photos/photo-1-pi-running.jpg" id="15" name="Picture"/>
+                    <pic:cNvPicPr>
+                      <a:picLocks noChangeArrowheads="1" noChangeAspect="1"/>
+                    </pic:cNvPicPr>
+                  </pic:nvPicPr>
+                  <pic:blipFill>
+                    <a:blip r:embed="rId13"/>
                     <a:stretch>
                       <a:fillRect/>
                     </a:stretch>
@@ -316,20 +368,20 @@
       <w:r>
         <w:drawing>
           <wp:inline>
-            <wp:extent cx="5334000" cy="3014075"/>
+            <wp:extent cx="5334000" cy="2716530"/>
             <wp:effectExtent b="0" l="0" r="0" t="0"/>
-            <wp:docPr descr="Figure 2 — Live Map, flood scenario, demo (simulated) data. Each circle is one of the 20 nodes; colour and size show risk 0–100; the blue line is the Thames. The red circles are the river and canal nodes." title="" id="14" name="Picture"/>
+            <wp:docPr descr="Figure 2 — Live Map, flood scenario, demo (simulated) data, on the dashboard’s offline basemap. Each circle is one of the 20 nodes; colour and size show risk 0–100; the blue lines are the Thames, the Lea, the Wandle and Regent’s Canal. The river and canal nodes are the ones in red." title="" id="16" name="Picture"/>
             <a:graphic>
               <a:graphicData uri="http://schemas.openxmlformats.org/drawingml/2006/picture">
                 <pic:pic>
                   <pic:nvPicPr>
-                    <pic:cNvPr descr="figures/live-map-flood-demo-crop.png" id="15" name="Picture"/>
+                    <pic:cNvPr descr="figures/live-map-flood-demo-crop.png" id="17" name="Picture"/>
                     <pic:cNvPicPr>
                       <a:picLocks noChangeArrowheads="1" noChangeAspect="1"/>
                     </pic:cNvPicPr>
                   </pic:nvPicPr>
                   <pic:blipFill>
-                    <a:blip r:embed="rId13"/>
+                    <a:blip r:embed="rId9"/>
                     <a:stretch>
                       <a:fillRect/>
                     </a:stretch>
@@ -337,7 +389,7 @@
                   <pic:spPr bwMode="auto">
                     <a:xfrm>
                       <a:off x="0" y="0"/>
-                      <a:ext cx="5334000" cy="3014075"/>
+                      <a:ext cx="5334000" cy="2716530"/>
                     </a:xfrm>
                     <a:prstGeom prst="rect">
                       <a:avLst/>
@@ -361,11 +413,11 @@
         <w:pStyle w:val="ImageCaption"/>
       </w:pPr>
       <w:r>
-        <w:t xml:space="preserve">Figure 2 — Live Map, flood scenario, demo (simulated) data. Each circle is one of the 20 nodes; colour and size show risk 0–100; the blue line is the Thames. The red circles are the river and canal nodes.</w:t>
-      </w:r>
-    </w:p>
-    <w:bookmarkEnd w:id="16"/>
-    <w:bookmarkStart w:id="23" w:name="how-it-works"/>
+        <w:t xml:space="preserve">Figure 2 — Live Map, flood scenario, demo (simulated) data, on the dashboard’s offline basemap. Each circle is one of the 20 nodes; colour and size show risk 0–100; the blue lines are the Thames, the Lea, the Wandle and Regent’s Canal. The river and canal nodes are the ones in red.</w:t>
+      </w:r>
+    </w:p>
+    <w:bookmarkEnd w:id="18"/>
+    <w:bookmarkStart w:id="25" w:name="how-it-works"/>
     <w:p>
       <w:pPr>
         <w:pStyle w:val="Heading2"/>
@@ -575,18 +627,18 @@
           <wp:inline>
             <wp:extent cx="5334000" cy="2362200"/>
             <wp:effectExtent b="0" l="0" r="0" t="0"/>
-            <wp:docPr descr="Figure 3 — The data path. Every source emits the same canonical reading (eight channels plus source and quality flag); one small database file is the only link between the engine and the dashboard." title="" id="18" name="Picture"/>
+            <wp:docPr descr="Figure 3 — The data path. Every source emits the same canonical reading (eight channels plus source and quality flag); one small database file is the only link between the engine and the dashboard." title="" id="20" name="Picture"/>
             <a:graphic>
               <a:graphicData uri="http://schemas.openxmlformats.org/drawingml/2006/picture">
                 <pic:pic>
                   <pic:nvPicPr>
-                    <pic:cNvPr descr="figures/architecture.png" id="19" name="Picture"/>
+                    <pic:cNvPr descr="figures/architecture.png" id="21" name="Picture"/>
                     <pic:cNvPicPr>
                       <a:picLocks noChangeArrowheads="1" noChangeAspect="1"/>
                     </pic:cNvPicPr>
                   </pic:nvPicPr>
                   <pic:blipFill>
-                    <a:blip r:embed="rId17"/>
+                    <a:blip r:embed="rId19"/>
                     <a:stretch>
                       <a:fillRect/>
                     </a:stretch>
@@ -1020,18 +1072,18 @@
           <wp:inline>
             <wp:extent cx="5334000" cy="2118986"/>
             <wp:effectExtent b="0" l="0" r="0" t="0"/>
-            <wp:docPr descr="Figure 4 — Node Detail, Regent’s Canal, flood scenario, demo data: the “Why:” sentence and the six sub-scores behind a 100/100 score (this node saturates on its base score; see the Hyde Park example above for the mesh layer at work)." title="" id="21" name="Picture"/>
+            <wp:docPr descr="Figure 4 — Node Detail, Regent’s Canal, flood scenario, demo data: the “Why:” sentence and the six sub-scores behind a 100/100 score (this node saturates on its base score; see the Hyde Park example above for the mesh layer at work)." title="" id="23" name="Picture"/>
             <a:graphic>
               <a:graphicData uri="http://schemas.openxmlformats.org/drawingml/2006/picture">
                 <pic:pic>
                   <pic:nvPicPr>
-                    <pic:cNvPr descr="figures/node-detail-why-flood-demo.png" id="22" name="Picture"/>
+                    <pic:cNvPr descr="figures/node-detail-why-flood-demo.png" id="24" name="Picture"/>
                     <pic:cNvPicPr>
                       <a:picLocks noChangeArrowheads="1" noChangeAspect="1"/>
                     </pic:cNvPicPr>
                   </pic:nvPicPr>
                   <pic:blipFill>
-                    <a:blip r:embed="rId20"/>
+                    <a:blip r:embed="rId22"/>
                     <a:stretch>
                       <a:fillRect/>
                     </a:stretch>
@@ -1153,8 +1205,8 @@
         <w:t xml:space="preserve">flag, plus a table of how many readings came from each source.</w:t>
       </w:r>
     </w:p>
-    <w:bookmarkEnd w:id="23"/>
-    <w:bookmarkStart w:id="24" w:name="what-we-think-is-new"/>
+    <w:bookmarkEnd w:id="25"/>
+    <w:bookmarkStart w:id="26" w:name="what-we-think-is-new"/>
     <w:p>
       <w:pPr>
         <w:pStyle w:val="Heading2"/>
@@ -1361,8 +1413,8 @@
         <w:t xml:space="preserve">offline on one Pi 5, and one command reruns our entire evidence chain.</w:t>
       </w:r>
     </w:p>
-    <w:bookmarkEnd w:id="24"/>
-    <w:bookmarkStart w:id="25" w:name="what-is-real-and-what-is-simulated"/>
+    <w:bookmarkEnd w:id="26"/>
+    <w:bookmarkStart w:id="27" w:name="what-is-real-and-what-is-simulated"/>
     <w:p>
       <w:pPr>
         <w:pStyle w:val="Heading2"/>
@@ -1964,8 +2016,8 @@
         <w:t xml:space="preserve">system. Alerts always defer to official guidance.</w:t>
       </w:r>
     </w:p>
-    <w:bookmarkEnd w:id="25"/>
-    <w:bookmarkStart w:id="32" w:name="evidence-that-it-works"/>
+    <w:bookmarkEnd w:id="27"/>
+    <w:bookmarkStart w:id="34" w:name="evidence-that-it-works"/>
     <w:p>
       <w:pPr>
         <w:pStyle w:val="Heading2"/>
@@ -2803,20 +2855,20 @@
       <w:r>
         <w:drawing>
           <wp:inline>
-            <wp:extent cx="5334000" cy="3518247"/>
+            <wp:extent cx="5334000" cy="3189439"/>
             <wp:effectExtent b="0" l="0" r="0" t="0"/>
-            <wp:docPr descr="Figure 5 — Network Overview, flood scenario, demo data: the four river nodes go CRITICAL while inland nodes such as Brixton and Greenwich stay SAFE. The hazard lands where it should, and the purple badge says every value is simulated." title="" id="27" name="Picture"/>
+            <wp:docPr descr="Figure 5 — Network Overview, flood scenario, demo data: the four river nodes go CRITICAL while inland nodes such as Brixton and Greenwich stay SAFE. The hazard lands where it should, and the purple badge says every value is simulated." title="" id="29" name="Picture"/>
             <a:graphic>
               <a:graphicData uri="http://schemas.openxmlformats.org/drawingml/2006/picture">
                 <pic:pic>
                   <pic:nvPicPr>
-                    <pic:cNvPr descr="figures/network-overview-flood-demo-crop.png" id="28" name="Picture"/>
+                    <pic:cNvPr descr="figures/network-overview-flood-demo-crop.png" id="30" name="Picture"/>
                     <pic:cNvPicPr>
                       <a:picLocks noChangeArrowheads="1" noChangeAspect="1"/>
                     </pic:cNvPicPr>
                   </pic:nvPicPr>
                   <pic:blipFill>
-                    <a:blip r:embed="rId26"/>
+                    <a:blip r:embed="rId28"/>
                     <a:stretch>
                       <a:fillRect/>
                     </a:stretch>
@@ -2824,7 +2876,7 @@
                   <pic:spPr bwMode="auto">
                     <a:xfrm>
                       <a:off x="0" y="0"/>
-                      <a:ext cx="5334000" cy="3518247"/>
+                      <a:ext cx="5334000" cy="3189439"/>
                     </a:xfrm>
                     <a:prstGeom prst="rect">
                       <a:avLst/>
@@ -2860,18 +2912,18 @@
           <wp:inline>
             <wp:extent cx="5334000" cy="1205719"/>
             <wp:effectExtent b="0" l="0" r="0" t="0"/>
-            <wp:docPr descr="Figure 6 — python scripts/demo_tour.py: all five scenarios in one deterministic run. Normal stays quiet, each emergency escalates its own nodes, and the last lines are the plain-English explanation for the worst node." title="" id="30" name="Picture"/>
+            <wp:docPr descr="Figure 6 — python scripts/demo_tour.py: all five scenarios in one deterministic run. Normal stays quiet, each emergency escalates its own nodes, and the last lines are the plain-English explanation for the worst node." title="" id="32" name="Picture"/>
             <a:graphic>
               <a:graphicData uri="http://schemas.openxmlformats.org/drawingml/2006/picture">
                 <pic:pic>
                   <pic:nvPicPr>
-                    <pic:cNvPr descr="figures/terminal-demo_tour.png" id="31" name="Picture"/>
+                    <pic:cNvPr descr="figures/terminal-demo_tour.png" id="33" name="Picture"/>
                     <pic:cNvPicPr>
                       <a:picLocks noChangeArrowheads="1" noChangeAspect="1"/>
                     </pic:cNvPicPr>
                   </pic:nvPicPr>
                   <pic:blipFill>
-                    <a:blip r:embed="rId29"/>
+                    <a:blip r:embed="rId31"/>
                     <a:stretch>
                       <a:fillRect/>
                     </a:stretch>
@@ -2918,8 +2970,8 @@
         <w:t xml:space="preserve">: all five scenarios in one deterministic run. Normal stays quiet, each emergency escalates its own nodes, and the last lines are the plain-English explanation for the worst node.</w:t>
       </w:r>
     </w:p>
-    <w:bookmarkEnd w:id="32"/>
-    <w:bookmarkStart w:id="33" w:name="the-raspberry-pi-5"/>
+    <w:bookmarkEnd w:id="34"/>
+    <w:bookmarkStart w:id="35" w:name="the-raspberry-pi-5"/>
     <w:p>
       <w:pPr>
         <w:pStyle w:val="Heading2"/>
@@ -3384,8 +3436,8 @@
         <w:t xml:space="preserve">the software costs nothing and needs no subscription.</w:t>
       </w:r>
     </w:p>
-    <w:bookmarkEnd w:id="33"/>
-    <w:bookmarkStart w:id="34" w:name="impact"/>
+    <w:bookmarkEnd w:id="35"/>
+    <w:bookmarkStart w:id="36" w:name="impact"/>
     <w:p>
       <w:pPr>
         <w:pStyle w:val="Heading2"/>
@@ -3574,8 +3626,8 @@
         <w:t xml:space="preserve">early-warning mesh.</w:t>
       </w:r>
     </w:p>
-    <w:bookmarkEnd w:id="34"/>
-    <w:bookmarkStart w:id="38" w:name="teamwork-and-what-we-learned"/>
+    <w:bookmarkEnd w:id="36"/>
+    <w:bookmarkStart w:id="40" w:name="teamwork-and-what-we-learned"/>
     <w:p>
       <w:pPr>
         <w:pStyle w:val="Heading2"/>
@@ -3808,18 +3860,18 @@
           <wp:inline>
             <wp:extent cx="5334000" cy="3000375"/>
             <wp:effectExtent b="0" l="0" r="0" t="0"/>
-            <wp:docPr descr="Figure 7 — ► PLACEHOLDER: replace photos/photo-2-team.jpg with a photo of the two of you at the Pi, and change the picture in WRITEUP.docx. Caption to use: “Luis and Leo testing the flood scenario on the Pi.”" title="" id="36" name="Picture"/>
+            <wp:docPr descr="Figure 7 — ► PLACEHOLDER: replace photos/photo-2-team.jpg with a photo of the two of you at the Pi, and change the picture in WRITEUP.docx. Caption to use: “Luis and Leo testing the flood scenario on the Pi.”" title="" id="38" name="Picture"/>
             <a:graphic>
               <a:graphicData uri="http://schemas.openxmlformats.org/drawingml/2006/picture">
                 <pic:pic>
                   <pic:nvPicPr>
-                    <pic:cNvPr descr="photos/photo-2-team.jpg" id="37" name="Picture"/>
+                    <pic:cNvPr descr="photos/photo-2-team.jpg" id="39" name="Picture"/>
                     <pic:cNvPicPr>
                       <a:picLocks noChangeArrowheads="1" noChangeAspect="1"/>
                     </pic:cNvPicPr>
                   </pic:nvPicPr>
                   <pic:blipFill>
-                    <a:blip r:embed="rId35"/>
+                    <a:blip r:embed="rId37"/>
                     <a:stretch>
                       <a:fillRect/>
                     </a:stretch>
@@ -4026,8 +4078,8 @@
         <w:t xml:space="preserve">does fit on a £55 computer.</w:t>
       </w:r>
     </w:p>
-    <w:bookmarkEnd w:id="38"/>
-    <w:bookmarkStart w:id="39" w:name="what-we-would-do-next"/>
+    <w:bookmarkEnd w:id="40"/>
+    <w:bookmarkStart w:id="41" w:name="what-we-would-do-next"/>
     <w:p>
       <w:pPr>
         <w:pStyle w:val="Heading2"/>
@@ -4160,8 +4212,8 @@
         <w:t xml:space="preserve">community node, published once a real node has run on it.</w:t>
       </w:r>
     </w:p>
-    <w:bookmarkEnd w:id="39"/>
-    <w:bookmarkStart w:id="40" w:name="safety-privacy-and-responsible-use"/>
+    <w:bookmarkEnd w:id="41"/>
+    <w:bookmarkStart w:id="42" w:name="safety-privacy-and-responsible-use"/>
     <w:p>
       <w:pPr>
         <w:pStyle w:val="Heading2"/>
@@ -4208,8 +4260,8 @@
         <w:t xml:space="preserve">hardware is low-voltage and USB-powered.</w:t>
       </w:r>
     </w:p>
-    <w:bookmarkEnd w:id="40"/>
-    <w:bookmarkStart w:id="41" w:name="acknowledgements-and-help-received"/>
+    <w:bookmarkEnd w:id="42"/>
+    <w:bookmarkStart w:id="43" w:name="acknowledgements-and-help-received"/>
     <w:p>
       <w:pPr>
         <w:pStyle w:val="Heading2"/>
@@ -4340,8 +4392,8 @@
         <w:t xml:space="preserve">it.</w:t>
       </w:r>
     </w:p>
-    <w:bookmarkEnd w:id="41"/>
-    <w:bookmarkStart w:id="42" w:name="appendix-running-it-yourself"/>
+    <w:bookmarkEnd w:id="43"/>
+    <w:bookmarkStart w:id="44" w:name="appendix-running-it-yourself"/>
     <w:p>
       <w:pPr>
         <w:pStyle w:val="Heading2"/>
@@ -4618,7 +4670,7 @@
         <w:t xml:space="preserve">evidence.</w:t>
       </w:r>
     </w:p>
-    <w:bookmarkEnd w:id="42"/>
+    <w:bookmarkEnd w:id="44"/>
     <w:sectPr>
       <w:footnotePr>
         <w:numRestart w:val="eachSect"/>
@@ -4967,15 +5019,16 @@
   <w:docDefaults>
     <w:rPrDefault>
       <w:rPr>
-        <w:rFonts w:asciiTheme="minorHAnsi" w:cstheme="minorBidi" w:eastAsiaTheme="minorEastAsia" w:hAnsiTheme="minorHAnsi"/>
-        <w:sz w:val="24"/>
-        <w:szCs w:val="24"/>
+        <w:rFonts w:ascii="Calibri" w:cstheme="minorBidi" w:eastAsiaTheme="minorEastAsia" w:hAnsi="Calibri"/>
+        <w:color w:val="1F2933"/>
+        <w:sz w:val="22"/>
+        <w:szCs w:val="22"/>
         <w:lang w:bidi="ar-SA" w:eastAsia="zh-CN" w:val="en-US"/>
       </w:rPr>
     </w:rPrDefault>
     <w:pPrDefault>
       <w:pPr>
-        <w:spacing w:after="200"/>
+        <w:spacing w:after="160" w:line="276" w:lineRule="auto"/>
       </w:pPr>
     </w:pPrDefault>
   </w:docDefaults>
@@ -4990,7 +5043,7 @@
     <w:link w:val="BodyTextChar"/>
     <w:qFormat/>
     <w:pPr>
-      <w:spacing w:after="180" w:before="180"/>
+      <w:spacing w:after="160" w:before="0"/>
     </w:pPr>
   </w:style>
   <w:style w:customStyle="1" w:styleId="FirstParagraph" w:type="paragraph">
@@ -5004,7 +5057,7 @@
     <w:basedOn w:val="BodyText"/>
     <w:qFormat/>
     <w:pPr>
-      <w:spacing w:after="36" w:before="36"/>
+      <w:spacing w:after="20" w:before="20"/>
     </w:pPr>
   </w:style>
   <w:style w:styleId="Title" w:type="paragraph">
@@ -5014,16 +5067,17 @@
     <w:link w:val="TitleChar"/>
     <w:uiPriority w:val="10"/>
     <w:qFormat/>
-    <w:rsid w:val="00A10FD9"/>
     <w:pPr>
-      <w:spacing w:after="80" w:line="240" w:lineRule="auto"/>
+      <w:spacing w:after="120" w:before="1800" w:line="240" w:lineRule="auto"/>
       <w:contextualSpacing/>
-      <w:jc w:val="center"/>
+      <w:jc w:val="left"/>
     </w:pPr>
     <w:rPr>
-      <w:rFonts w:asciiTheme="majorHAnsi" w:cstheme="majorBidi" w:eastAsiaTheme="majorEastAsia" w:hAnsiTheme="majorHAnsi"/>
-      <w:sz w:val="56"/>
-      <w:szCs w:val="56"/>
+      <w:rFonts w:ascii="Calibri Light" w:cstheme="majorBidi" w:eastAsiaTheme="majorEastAsia" w:hAnsi="Calibri Light"/>
+      <w:b/>
+      <w:color w:val="0B3D91"/>
+      <w:sz w:val="72"/>
+      <w:szCs w:val="72"/>
     </w:rPr>
   </w:style>
   <w:style w:customStyle="1" w:styleId="TitleChar" w:type="character">
@@ -5040,22 +5094,20 @@
   </w:style>
   <w:style w:styleId="Subtitle" w:type="paragraph">
     <w:name w:val="Subtitle"/>
-    <w:basedOn w:val="Title"/>
+    <w:basedOn w:val="Normal"/>
     <w:next w:val="BodyText"/>
     <w:link w:val="SubtitleChar"/>
     <w:uiPriority w:val="11"/>
     <w:qFormat/>
-    <w:rsid w:val="00A10FD9"/>
     <w:pPr>
-      <w:numPr>
-        <w:ilvl w:val="1"/>
-      </w:numPr>
+      <w:spacing w:after="360" w:before="0" w:line="276" w:lineRule="auto"/>
+      <w:jc w:val="left"/>
     </w:pPr>
     <w:rPr>
-      <w:rFonts w:cstheme="majorBidi" w:eastAsiaTheme="majorEastAsia"/>
-      <w:spacing w:val="15"/>
-      <w:sz w:val="28"/>
-      <w:szCs w:val="28"/>
+      <w:rFonts w:ascii="Calibri Light" w:cstheme="majorBidi" w:eastAsiaTheme="majorEastAsia" w:hAnsi="Calibri Light"/>
+      <w:color w:val="5A6472"/>
+      <w:sz w:val="32"/>
+      <w:szCs w:val="32"/>
     </w:rPr>
   </w:style>
   <w:style w:customStyle="1" w:styleId="SubtitleChar" w:type="character">
@@ -5074,30 +5126,40 @@
   </w:style>
   <w:style w:customStyle="1" w:styleId="Author" w:type="paragraph">
     <w:name w:val="Author"/>
-    <w:basedOn w:val="Title"/>
+    <w:basedOn w:val="Normal"/>
     <w:next w:val="BodyText"/>
     <w:qFormat/>
     <w:pPr>
       <w:keepNext/>
       <w:keepLines/>
+      <w:spacing w:after="60" w:before="0"/>
+      <w:jc w:val="left"/>
     </w:pPr>
     <w:rPr>
-      <w:sz w:val="24"/>
-      <w:szCs w:val="24"/>
+      <w:b/>
+      <w:color w:val="1F2933"/>
+      <w:sz w:val="26"/>
+      <w:szCs w:val="26"/>
     </w:rPr>
   </w:style>
   <w:style w:styleId="Date" w:type="paragraph">
     <w:name w:val="Date"/>
-    <w:basedOn w:val="Title"/>
+    <w:basedOn w:val="Normal"/>
     <w:next w:val="BodyText"/>
     <w:qFormat/>
     <w:pPr>
       <w:keepNext/>
       <w:keepLines/>
+      <w:pBdr>
+        <w:bottom w:color="0B3D91" w:space="8" w:sz="12" w:val="single"/>
+      </w:pBdr>
+      <w:spacing w:after="480" w:before="0"/>
+      <w:jc w:val="left"/>
     </w:pPr>
     <w:rPr>
-      <w:sz w:val="24"/>
-      <w:szCs w:val="24"/>
+      <w:color w:val="5A6472"/>
+      <w:sz w:val="22"/>
+      <w:szCs w:val="22"/>
     </w:rPr>
   </w:style>
   <w:style w:customStyle="1" w:styleId="AbstractTitle" w:type="paragraph">
@@ -5147,18 +5209,18 @@
     <w:link w:val="Heading1Char"/>
     <w:uiPriority w:val="9"/>
     <w:qFormat/>
-    <w:rsid w:val="00A10FD9"/>
     <w:pPr>
       <w:keepNext/>
       <w:keepLines/>
-      <w:spacing w:after="80" w:before="360"/>
+      <w:spacing w:after="120" w:before="480"/>
       <w:outlineLvl w:val="0"/>
     </w:pPr>
     <w:rPr>
-      <w:rFonts w:asciiTheme="majorHAnsi" w:cstheme="majorBidi" w:eastAsiaTheme="majorEastAsia" w:hAnsiTheme="majorHAnsi"/>
-      <w:color w:themeColor="accent1" w:themeShade="BF" w:val="0F4761"/>
-      <w:sz w:val="40"/>
-      <w:szCs w:val="40"/>
+      <w:rFonts w:ascii="Calibri" w:cstheme="majorBidi" w:eastAsiaTheme="majorEastAsia" w:hAnsi="Calibri"/>
+      <w:b/>
+      <w:color w:val="0B3D91"/>
+      <w:sz w:val="36"/>
+      <w:szCs w:val="36"/>
     </w:rPr>
   </w:style>
   <w:style w:styleId="Heading2" w:type="paragraph">
@@ -5167,21 +5229,19 @@
     <w:next w:val="BodyText"/>
     <w:link w:val="Heading2Char"/>
     <w:uiPriority w:val="9"/>
-    <w:semiHidden/>
-    <w:unhideWhenUsed/>
     <w:qFormat/>
-    <w:rsid w:val="00A10FD9"/>
     <w:pPr>
       <w:keepNext/>
       <w:keepLines/>
-      <w:spacing w:after="80" w:before="160"/>
+      <w:spacing w:after="120" w:before="400"/>
       <w:outlineLvl w:val="1"/>
     </w:pPr>
     <w:rPr>
-      <w:rFonts w:asciiTheme="majorHAnsi" w:cstheme="majorBidi" w:eastAsiaTheme="majorEastAsia" w:hAnsiTheme="majorHAnsi"/>
-      <w:color w:themeColor="accent1" w:themeShade="BF" w:val="0F4761"/>
-      <w:sz w:val="32"/>
-      <w:szCs w:val="32"/>
+      <w:rFonts w:ascii="Calibri" w:cstheme="majorBidi" w:eastAsiaTheme="majorEastAsia" w:hAnsi="Calibri"/>
+      <w:b/>
+      <w:color w:val="0B3D91"/>
+      <w:sz w:val="28"/>
+      <w:szCs w:val="28"/>
     </w:rPr>
   </w:style>
   <w:style w:styleId="Heading3" w:type="paragraph">
@@ -5190,21 +5250,19 @@
     <w:next w:val="BodyText"/>
     <w:link w:val="Heading3Char"/>
     <w:uiPriority w:val="9"/>
-    <w:semiHidden/>
-    <w:unhideWhenUsed/>
     <w:qFormat/>
-    <w:rsid w:val="00A10FD9"/>
     <w:pPr>
       <w:keepNext/>
       <w:keepLines/>
-      <w:spacing w:after="80" w:before="160"/>
+      <w:spacing w:after="120" w:before="240"/>
       <w:outlineLvl w:val="2"/>
     </w:pPr>
     <w:rPr>
-      <w:rFonts w:cstheme="majorBidi" w:eastAsiaTheme="majorEastAsia"/>
-      <w:color w:themeColor="accent1" w:themeShade="BF" w:val="0F4761"/>
-      <w:sz w:val="28"/>
-      <w:szCs w:val="28"/>
+      <w:rFonts w:ascii="Calibri" w:cstheme="majorBidi" w:eastAsiaTheme="majorEastAsia" w:hAnsi="Calibri"/>
+      <w:b/>
+      <w:color w:val="0B3D91"/>
+      <w:sz w:val="24"/>
+      <w:szCs w:val="24"/>
     </w:rPr>
   </w:style>
   <w:style w:styleId="Heading4" w:type="paragraph">
@@ -5466,8 +5524,12 @@
     <w:unhideWhenUsed/>
     <w:qFormat/>
     <w:pPr>
-      <w:spacing w:after="100" w:before="100"/>
-      <w:ind w:firstLine="0" w:left="480" w:right="480"/>
+      <w:pBdr>
+        <w:left w:color="E0A526" w:space="8" w:sz="24" w:val="single"/>
+      </w:pBdr>
+      <w:shd w:color="auto" w:fill="FFF7E0" w:val="clear"/>
+      <w:spacing w:after="200" w:before="120"/>
+      <w:ind w:firstLine="0" w:left="360" w:right="360"/>
     </w:pPr>
   </w:style>
   <w:style w:styleId="FootnoteText" w:type="paragraph">
@@ -5503,17 +5565,27 @@
     <w:qFormat/>
     <w:tblPr>
       <w:tblInd w:type="dxa" w:w="0"/>
+      <w:tblBorders>
+        <w:top w:color="C9D1DB" w:sz="6" w:val="single"/>
+        <w:bottom w:color="C9D1DB" w:sz="6" w:val="single"/>
+        <w:insideH w:color="E3E8EE" w:sz="4" w:val="single"/>
+      </w:tblBorders>
       <w:tblCellMar>
-        <w:top w:type="dxa" w:w="0"/>
+        <w:top w:type="dxa" w:w="50"/>
         <w:left w:type="dxa" w:w="108"/>
-        <w:bottom w:type="dxa" w:w="0"/>
+        <w:bottom w:type="dxa" w:w="50"/>
         <w:right w:type="dxa" w:w="108"/>
       </w:tblCellMar>
     </w:tblPr>
     <w:tblStylePr w:type="firstRow">
+      <w:rPr>
+        <w:b/>
+        <w:color w:val="0B3D91"/>
+      </w:rPr>
       <w:tcPr>
+        <w:shd w:color="auto" w:fill="EEF3F9" w:val="clear"/>
         <w:tcBorders>
-          <w:bottom w:val="single"/>
+          <w:bottom w:color="0B3D91" w:sz="8" w:val="single"/>
         </w:tcBorders>
         <w:vAlign w:val="bottom"/>
       </w:tcPr>
@@ -5541,10 +5613,14 @@
     <w:basedOn w:val="Normal"/>
     <w:link w:val="BodyTextChar"/>
     <w:pPr>
-      <w:spacing w:after="120" w:before="0"/>
+      <w:spacing w:after="280" w:before="60"/>
+      <w:jc w:val="center"/>
     </w:pPr>
     <w:rPr>
       <w:i/>
+      <w:color w:val="5A6472"/>
+      <w:sz w:val="19"/>
+      <w:szCs w:val="19"/>
     </w:rPr>
   </w:style>
   <w:style w:customStyle="1" w:styleId="TableCaption" w:type="paragraph">
@@ -5618,13 +5694,21 @@
       <w:color w:themeColor="accent1" w:themeShade="BF" w:val="365F91"/>
     </w:rPr>
   </w:style>
-  <w:style w:type="paragraph" w:customStyle="1" w:styleId="SourceCode">
+  <w:style w:customStyle="1" w:styleId="SourceCode" w:type="paragraph">
     <w:name w:val="Source Code"/>
     <w:basedOn w:val="Normal"/>
     <w:link w:val="VerbatimChar"/>
     <w:pPr>
-      <w:wordWrap w:val="off"/>
+      <w:wordWrap w:val="0"/>
+      <w:shd w:color="auto" w:fill="F4F6F8" w:val="clear"/>
+      <w:spacing w:after="160" w:before="60" w:line="240" w:lineRule="auto"/>
+      <w:ind w:left="120"/>
     </w:pPr>
+    <w:rPr>
+      <w:rFonts w:ascii="Consolas" w:hAnsi="Consolas"/>
+      <w:sz w:val="18"/>
+      <w:szCs w:val="18"/>
+    </w:rPr>
   </w:style>
   <w:style w:type="character" w:customStyle="1" w:styleId="KeywordTok">
     <w:name w:val="KeywordTok"/>

--- a/SUBMISSION_PACK/WRITEUP.docx
+++ b/SUBMISSION_PACK/WRITEUP.docx
@@ -15,7 +15,7 @@
         <w:pStyle w:val="Subtitle"/>
       </w:pPr>
       <w:r>
-        <w:t xml:space="preserve">A decentralised, explainable climate early-warning mesh on a Raspberry Pi 5</w:t>
+        <w:t xml:space="preserve">A decentralised, explainable climate early-warning mesh on a Raspberry Pi 5</w:t>
       </w:r>
     </w:p>
     <w:p>
@@ -229,7 +229,7 @@
       </w:r>
     </w:p>
     <w:bookmarkEnd w:id="12"/>
-    <w:bookmarkStart w:id="18" w:name="what-we-built"/>
+    <w:bookmarkStart w:id="16" w:name="what-we-built"/>
     <w:p>
       <w:pPr>
         <w:pStyle w:val="Heading2"/>
@@ -255,19 +255,19 @@
         <w:t xml:space="preserve"> </w:t>
       </w:r>
       <w:r>
-        <w:t xml:space="preserve">across Greater London</w:t>
-      </w:r>
-      <w:r>
-        <w:t xml:space="preserve"> </w:t>
-      </w:r>
-      <w:r>
-        <w:t xml:space="preserve">that runs on a single Raspberry Pi 5, fully offline, with no cloud account and</w:t>
-      </w:r>
-      <w:r>
-        <w:t xml:space="preserve"> </w:t>
-      </w:r>
-      <w:r>
-        <w:t xml:space="preserve">no API key. Every two seconds each node reports eight channels: temperature,</w:t>
+        <w:t xml:space="preserve">across Greater London,</w:t>
+      </w:r>
+      <w:r>
+        <w:t xml:space="preserve"> </w:t>
+      </w:r>
+      <w:r>
+        <w:t xml:space="preserve">simulated or fed by live weather data, that runs on a single Raspberry Pi 5,</w:t>
+      </w:r>
+      <w:r>
+        <w:t xml:space="preserve"> </w:t>
+      </w:r>
+      <w:r>
+        <w:t xml:space="preserve">fully offline, with no cloud account and no API key. Every two seconds each node reports eight channels: temperature,</w:t>
       </w:r>
       <w:r>
         <w:t xml:space="preserve"> </w:t>
@@ -361,6 +361,1329 @@
         <w:t xml:space="preserve">“The Raspberry Pi 5 running Climate Mesh.”</w:t>
       </w:r>
     </w:p>
+    <w:bookmarkEnd w:id="16"/>
+    <w:bookmarkStart w:id="23" w:name="how-it-works"/>
+    <w:p>
+      <w:pPr>
+        <w:pStyle w:val="Heading2"/>
+      </w:pPr>
+      <w:r>
+        <w:t xml:space="preserve">3. How it works</w:t>
+      </w:r>
+    </w:p>
+    <w:p>
+      <w:pPr>
+        <w:pStyle w:val="FirstParagraph"/>
+      </w:pPr>
+      <w:r>
+        <w:rPr>
+          <w:b/>
+          <w:bCs/>
+        </w:rPr>
+        <w:t xml:space="preserve">One reading shape for every source.</w:t>
+      </w:r>
+      <w:r>
+        <w:t xml:space="preserve"> </w:t>
+      </w:r>
+      <w:r>
+        <w:t xml:space="preserve">Whether a value comes from a physical</w:t>
+      </w:r>
+      <w:r>
+        <w:t xml:space="preserve"> </w:t>
+      </w:r>
+      <w:r>
+        <w:t xml:space="preserve">sensor, the live Open-Meteo weather service or our simulator, it is turned into</w:t>
+      </w:r>
+      <w:r>
+        <w:t xml:space="preserve"> </w:t>
+      </w:r>
+      <w:r>
+        <w:t xml:space="preserve">the same canonical reading: the eight channels plus a</w:t>
+      </w:r>
+      <w:r>
+        <w:t xml:space="preserve"> </w:t>
+      </w:r>
+      <w:r>
+        <w:rPr>
+          <w:rStyle w:val="VerbatimChar"/>
+        </w:rPr>
+        <w:t xml:space="preserve">source</w:t>
+      </w:r>
+      <w:r>
+        <w:t xml:space="preserve"> </w:t>
+      </w:r>
+      <w:r>
+        <w:t xml:space="preserve">label</w:t>
+      </w:r>
+      <w:r>
+        <w:t xml:space="preserve"> </w:t>
+      </w:r>
+      <w:r>
+        <w:t xml:space="preserve">(</w:t>
+      </w:r>
+      <w:r>
+        <w:rPr>
+          <w:rStyle w:val="VerbatimChar"/>
+        </w:rPr>
+        <w:t xml:space="preserve">hardware</w:t>
+      </w:r>
+      <w:r>
+        <w:t xml:space="preserve"> </w:t>
+      </w:r>
+      <w:r>
+        <w:t xml:space="preserve">/</w:t>
+      </w:r>
+      <w:r>
+        <w:t xml:space="preserve"> </w:t>
+      </w:r>
+      <w:r>
+        <w:rPr>
+          <w:rStyle w:val="VerbatimChar"/>
+        </w:rPr>
+        <w:t xml:space="preserve">api</w:t>
+      </w:r>
+      <w:r>
+        <w:t xml:space="preserve"> </w:t>
+      </w:r>
+      <w:r>
+        <w:t xml:space="preserve">/</w:t>
+      </w:r>
+      <w:r>
+        <w:t xml:space="preserve"> </w:t>
+      </w:r>
+      <w:r>
+        <w:rPr>
+          <w:rStyle w:val="VerbatimChar"/>
+        </w:rPr>
+        <w:t xml:space="preserve">demo</w:t>
+      </w:r>
+      <w:r>
+        <w:t xml:space="preserve"> </w:t>
+      </w:r>
+      <w:r>
+        <w:t xml:space="preserve">/</w:t>
+      </w:r>
+      <w:r>
+        <w:t xml:space="preserve"> </w:t>
+      </w:r>
+      <w:r>
+        <w:rPr>
+          <w:rStyle w:val="VerbatimChar"/>
+        </w:rPr>
+        <w:t xml:space="preserve">simulation</w:t>
+      </w:r>
+      <w:r>
+        <w:t xml:space="preserve">) and a</w:t>
+      </w:r>
+      <w:r>
+        <w:t xml:space="preserve"> </w:t>
+      </w:r>
+      <w:r>
+        <w:rPr>
+          <w:rStyle w:val="VerbatimChar"/>
+        </w:rPr>
+        <w:t xml:space="preserve">quality_flag</w:t>
+      </w:r>
+      <w:r>
+        <w:t xml:space="preserve"> </w:t>
+      </w:r>
+      <w:r>
+        <w:t xml:space="preserve">(</w:t>
+      </w:r>
+      <w:r>
+        <w:rPr>
+          <w:rStyle w:val="VerbatimChar"/>
+        </w:rPr>
+        <w:t xml:space="preserve">ok</w:t>
+      </w:r>
+      <w:r>
+        <w:t xml:space="preserve"> </w:t>
+      </w:r>
+      <w:r>
+        <w:t xml:space="preserve">/</w:t>
+      </w:r>
+      <w:r>
+        <w:t xml:space="preserve"> </w:t>
+      </w:r>
+      <w:r>
+        <w:rPr>
+          <w:rStyle w:val="VerbatimChar"/>
+        </w:rPr>
+        <w:t xml:space="preserve">estimated</w:t>
+      </w:r>
+      <w:r>
+        <w:t xml:space="preserve"> </w:t>
+      </w:r>
+      <w:r>
+        <w:t xml:space="preserve">/</w:t>
+      </w:r>
+      <w:r>
+        <w:t xml:space="preserve"> </w:t>
+      </w:r>
+      <w:r>
+        <w:rPr>
+          <w:rStyle w:val="VerbatimChar"/>
+        </w:rPr>
+        <w:t xml:space="preserve">stale</w:t>
+      </w:r>
+      <w:r>
+        <w:t xml:space="preserve"> </w:t>
+      </w:r>
+      <w:r>
+        <w:t xml:space="preserve">/</w:t>
+      </w:r>
+      <w:r>
+        <w:t xml:space="preserve"> </w:t>
+      </w:r>
+      <w:r>
+        <w:rPr>
+          <w:rStyle w:val="VerbatimChar"/>
+        </w:rPr>
+        <w:t xml:space="preserve">missing</w:t>
+      </w:r>
+      <w:r>
+        <w:t xml:space="preserve">). Everything downstream (the risk engine,</w:t>
+      </w:r>
+      <w:r>
+        <w:t xml:space="preserve"> </w:t>
+      </w:r>
+      <w:r>
+        <w:t xml:space="preserve">the AI, the database, the dashboard and the evidence export) only ever sees</w:t>
+      </w:r>
+      <w:r>
+        <w:t xml:space="preserve"> </w:t>
+      </w:r>
+      <w:r>
+        <w:t xml:space="preserve">that shape. A real sensor joins the mesh by adding one adapter; nothing else</w:t>
+      </w:r>
+      <w:r>
+        <w:t xml:space="preserve"> </w:t>
+      </w:r>
+      <w:r>
+        <w:t xml:space="preserve">changes.</w:t>
+      </w:r>
+    </w:p>
+    <w:p>
+      <w:pPr>
+        <w:pStyle w:val="CaptionedFigure"/>
+      </w:pPr>
+      <w:r>
+        <w:drawing>
+          <wp:inline>
+            <wp:extent cx="5334000" cy="2733675"/>
+            <wp:effectExtent b="0" l="0" r="0" t="0"/>
+            <wp:docPr descr="Figure 2 — The data path. Every source emits the same canonical reading (eight channels plus source and quality flag), so a real sensor is a drop-in and nothing downstream changes; one small database file is the only link between the engine and the dashboard." title="" id="18" name="Picture"/>
+            <a:graphic>
+              <a:graphicData uri="http://schemas.openxmlformats.org/drawingml/2006/picture">
+                <pic:pic>
+                  <pic:nvPicPr>
+                    <pic:cNvPr descr="figures/architecture.png" id="19" name="Picture"/>
+                    <pic:cNvPicPr>
+                      <a:picLocks noChangeArrowheads="1" noChangeAspect="1"/>
+                    </pic:cNvPicPr>
+                  </pic:nvPicPr>
+                  <pic:blipFill>
+                    <a:blip r:embed="rId17"/>
+                    <a:stretch>
+                      <a:fillRect/>
+                    </a:stretch>
+                  </pic:blipFill>
+                  <pic:spPr bwMode="auto">
+                    <a:xfrm>
+                      <a:off x="0" y="0"/>
+                      <a:ext cx="5334000" cy="2733675"/>
+                    </a:xfrm>
+                    <a:prstGeom prst="rect">
+                      <a:avLst/>
+                    </a:prstGeom>
+                    <a:noFill/>
+                    <a:ln w="9525">
+                      <a:noFill/>
+                      <a:headEnd/>
+                      <a:tailEnd/>
+                    </a:ln>
+                  </pic:spPr>
+                </pic:pic>
+              </a:graphicData>
+            </a:graphic>
+          </wp:inline>
+        </w:drawing>
+      </w:r>
+    </w:p>
+    <w:p>
+      <w:pPr>
+        <w:pStyle w:val="ImageCaption"/>
+      </w:pPr>
+      <w:r>
+        <w:t xml:space="preserve">Figure 2 — The data path. Every source emits the same canonical reading (eight channels plus source and quality flag), so a real sensor is a drop-in and nothing downstream changes; one small database file is the only link between the engine and the dashboard.</w:t>
+      </w:r>
+    </w:p>
+    <w:p>
+      <w:pPr>
+        <w:pStyle w:val="BodyText"/>
+      </w:pPr>
+      <w:r>
+        <w:rPr>
+          <w:b/>
+          <w:bCs/>
+        </w:rPr>
+        <w:t xml:space="preserve">An explainable risk score.</w:t>
+      </w:r>
+      <w:r>
+        <w:t xml:space="preserve"> </w:t>
+      </w:r>
+      <w:r>
+        <w:t xml:space="preserve">For each node the engine computes six hazard</w:t>
+      </w:r>
+      <w:r>
+        <w:t xml:space="preserve"> </w:t>
+      </w:r>
+      <w:r>
+        <w:t xml:space="preserve">sub-scores on a 0–100 scale (temperature, humidity, air quality, water level,</w:t>
+      </w:r>
+      <w:r>
+        <w:t xml:space="preserve"> </w:t>
+      </w:r>
+      <w:r>
+        <w:t xml:space="preserve">wind, pressure); wind chill and heat index are derived comfort values</w:t>
+      </w:r>
+      <w:r>
+        <w:t xml:space="preserve"> </w:t>
+      </w:r>
+      <w:r>
+        <w:t xml:space="preserve">(NOAA/Steadman) shown to the user, not scored twice. The sub-scores are</w:t>
+      </w:r>
+      <w:r>
+        <w:t xml:space="preserve"> </w:t>
+      </w:r>
+      <w:r>
+        <w:t xml:space="preserve">combined as</w:t>
+      </w:r>
+      <w:r>
+        <w:t xml:space="preserve"> </w:t>
+      </w:r>
+      <w:r>
+        <w:rPr>
+          <w:i/>
+          <w:iCs/>
+        </w:rPr>
+        <w:t xml:space="preserve">worst hazard plus 20 % of the rest</w:t>
+      </w:r>
+      <w:r>
+        <w:t xml:space="preserve">, so one severe hazard alone</w:t>
+      </w:r>
+      <w:r>
+        <w:t xml:space="preserve"> </w:t>
+      </w:r>
+      <w:r>
+        <w:t xml:space="preserve">can reach CRITICAL while several moderate ones also escalate. The bands are</w:t>
+      </w:r>
+      <w:r>
+        <w:t xml:space="preserve"> </w:t>
+      </w:r>
+      <w:r>
+        <w:t xml:space="preserve">SAFE (under 30), MODERATE (30–60), WARNING (60–80) and CRITICAL (80–100).</w:t>
+      </w:r>
+      <w:r>
+        <w:t xml:space="preserve"> </w:t>
+      </w:r>
+      <w:r>
+        <w:t xml:space="preserve">Temperature and humidity are two-sided: a frosty morning is filed as a</w:t>
+      </w:r>
+      <w:r>
+        <w:t xml:space="preserve"> </w:t>
+      </w:r>
+      <w:r>
+        <w:rPr>
+          <w:i/>
+          <w:iCs/>
+        </w:rPr>
+        <w:t xml:space="preserve">cold</w:t>
+      </w:r>
+      <w:r>
+        <w:t xml:space="preserve"> </w:t>
+      </w:r>
+      <w:r>
+        <w:t xml:space="preserve">hazard with its own advice, never as a</w:t>
+      </w:r>
+      <w:r>
+        <w:t xml:space="preserve"> </w:t>
+      </w:r>
+      <w:r>
+        <w:t xml:space="preserve">“heatwave”</w:t>
+      </w:r>
+      <w:r>
+        <w:t xml:space="preserve">.</w:t>
+      </w:r>
+    </w:p>
+    <w:p>
+      <w:pPr>
+        <w:pStyle w:val="BodyText"/>
+      </w:pPr>
+      <w:r>
+        <w:rPr>
+          <w:b/>
+          <w:bCs/>
+        </w:rPr>
+        <w:t xml:space="preserve">AI that explains itself.</w:t>
+      </w:r>
+      <w:r>
+        <w:t xml:space="preserve"> </w:t>
+      </w:r>
+      <w:r>
+        <w:t xml:space="preserve">An Isolation Forest learns the normal shape of</w:t>
+      </w:r>
+      <w:r>
+        <w:t xml:space="preserve"> </w:t>
+      </w:r>
+      <w:r>
+        <w:t xml:space="preserve">the data and flags readings that are easy to isolate (a bit like spotting the</w:t>
+      </w:r>
+      <w:r>
+        <w:t xml:space="preserve"> </w:t>
+      </w:r>
+      <w:r>
+        <w:t xml:space="preserve">odd one out in a crowd: a reading that can be separated from all the others in</w:t>
+      </w:r>
+      <w:r>
+        <w:t xml:space="preserve"> </w:t>
+      </w:r>
+      <w:r>
+        <w:t xml:space="preserve">a few cuts is unusual), so an unusual</w:t>
+      </w:r>
+      <w:r>
+        <w:t xml:space="preserve"> </w:t>
+      </w:r>
+      <w:r>
+        <w:rPr>
+          <w:i/>
+          <w:iCs/>
+        </w:rPr>
+        <w:t xml:space="preserve">combination</w:t>
+      </w:r>
+      <w:r>
+        <w:t xml:space="preserve"> </w:t>
+      </w:r>
+      <w:r>
+        <w:t xml:space="preserve">of values is caught while</w:t>
+      </w:r>
+      <w:r>
+        <w:t xml:space="preserve"> </w:t>
+      </w:r>
+      <w:r>
+        <w:t xml:space="preserve">each channel is still only moderately elevated. A confirmed anomaly multiplies</w:t>
+      </w:r>
+      <w:r>
+        <w:t xml:space="preserve"> </w:t>
+      </w:r>
+      <w:r>
+        <w:t xml:space="preserve">the node’s graded risk by up to 1.5×, and the model reports which channels</w:t>
+      </w:r>
+      <w:r>
+        <w:t xml:space="preserve"> </w:t>
+      </w:r>
+      <w:r>
+        <w:t xml:space="preserve">deviate most from the learned baseline, so every alert says</w:t>
+      </w:r>
+      <w:r>
+        <w:t xml:space="preserve"> </w:t>
+      </w:r>
+      <w:r>
+        <w:rPr>
+          <w:i/>
+          <w:iCs/>
+        </w:rPr>
+        <w:t xml:space="preserve">why</w:t>
+      </w:r>
+      <w:r>
+        <w:t xml:space="preserve">.</w:t>
+      </w:r>
+      <w:r>
+        <w:t xml:space="preserve"> </w:t>
+      </w:r>
+      <w:r>
+        <w:t xml:space="preserve">Deliberately, the AI can amplify risk but never create it: 1.5× a SAFE score</w:t>
+      </w:r>
+      <w:r>
+        <w:t xml:space="preserve"> </w:t>
+      </w:r>
+      <w:r>
+        <w:t xml:space="preserve">of 5 is still SAFE, so even the roughly 5 % of ordinary readings an Isolation</w:t>
+      </w:r>
+      <w:r>
+        <w:t xml:space="preserve"> </w:t>
+      </w:r>
+      <w:r>
+        <w:t xml:space="preserve">Forest is expected to mis-flag cannot turn a SAFE node into an alert. Offline</w:t>
+      </w:r>
+      <w:r>
+        <w:t xml:space="preserve"> </w:t>
+      </w:r>
+      <w:r>
+        <w:t xml:space="preserve">it trains on 2,000 deterministic synthetic samples; when online it can instead</w:t>
+      </w:r>
+      <w:r>
+        <w:t xml:space="preserve"> </w:t>
+      </w:r>
+      <w:r>
+        <w:t xml:space="preserve">train on about 30 days of real hourly ERA5 weather and air quality for a</w:t>
+      </w:r>
+      <w:r>
+        <w:t xml:space="preserve"> </w:t>
+      </w:r>
+      <w:r>
+        <w:t xml:space="preserve">representative central-London point from the Open-Meteo archive (cached after</w:t>
+      </w:r>
+      <w:r>
+        <w:t xml:space="preserve"> </w:t>
+      </w:r>
+      <w:r>
+        <w:t xml:space="preserve">the first fetch), and it records which path it used. Every number in this</w:t>
+      </w:r>
+      <w:r>
+        <w:t xml:space="preserve"> </w:t>
+      </w:r>
+      <w:r>
+        <w:t xml:space="preserve">write-up was produced with the synthetic path; training on the archive is a</w:t>
+      </w:r>
+      <w:r>
+        <w:t xml:space="preserve"> </w:t>
+      </w:r>
+      <w:r>
+        <w:t xml:space="preserve">one-flag change (</w:t>
+      </w:r>
+      <w:r>
+        <w:rPr>
+          <w:rStyle w:val="VerbatimChar"/>
+        </w:rPr>
+        <w:t xml:space="preserve">--ai-training historical</w:t>
+      </w:r>
+      <w:r>
+        <w:t xml:space="preserve">).</w:t>
+      </w:r>
+    </w:p>
+    <w:p>
+      <w:pPr>
+        <w:pStyle w:val="BodyText"/>
+      </w:pPr>
+      <w:r>
+        <w:rPr>
+          <w:b/>
+          <w:bCs/>
+        </w:rPr>
+        <w:t xml:space="preserve">Neighbours have to agree.</w:t>
+      </w:r>
+      <w:r>
+        <w:t xml:space="preserve"> </w:t>
+      </w:r>
+      <w:r>
+        <w:t xml:space="preserve">Two nodes within 6 km are neighbours. The 1.2×</w:t>
+      </w:r>
+      <w:r>
+        <w:t xml:space="preserve"> </w:t>
+      </w:r>
+      <w:r>
+        <w:t xml:space="preserve">mesh multiplier fires only when a node</w:t>
+      </w:r>
+      <w:r>
+        <w:t xml:space="preserve"> </w:t>
+      </w:r>
+      <w:r>
+        <w:rPr>
+          <w:i/>
+          <w:iCs/>
+        </w:rPr>
+        <w:t xml:space="preserve">and</w:t>
+      </w:r>
+      <w:r>
+        <w:t xml:space="preserve"> </w:t>
+      </w:r>
+      <w:r>
+        <w:t xml:space="preserve">at least two of its neighbours</w:t>
+      </w:r>
+      <w:r>
+        <w:t xml:space="preserve"> </w:t>
+      </w:r>
+      <w:r>
+        <w:t xml:space="preserve">are elevated for the</w:t>
+      </w:r>
+      <w:r>
+        <w:t xml:space="preserve"> </w:t>
+      </w:r>
+      <w:r>
+        <w:rPr>
+          <w:i/>
+          <w:iCs/>
+        </w:rPr>
+        <w:t xml:space="preserve">same</w:t>
+      </w:r>
+      <w:r>
+        <w:t xml:space="preserve"> </w:t>
+      </w:r>
+      <w:r>
+        <w:t xml:space="preserve">hazard. A single glitching sensor cannot cry wolf;</w:t>
+      </w:r>
+      <w:r>
+        <w:t xml:space="preserve"> </w:t>
+      </w:r>
+      <w:r>
+        <w:t xml:space="preserve">a correlated regional event is escalated. A worked example from the flood</w:t>
+      </w:r>
+      <w:r>
+        <w:t xml:space="preserve"> </w:t>
+      </w:r>
+      <w:r>
+        <w:t xml:space="preserve">frame: Hyde Park’s own sub-scores give a base of 58.0 (MODERATE). Four of its</w:t>
+      </w:r>
+      <w:r>
+        <w:t xml:space="preserve"> </w:t>
+      </w:r>
+      <w:r>
+        <w:t xml:space="preserve">neighbours are elevated for the same flood hazard, so the mesh multiplier</w:t>
+      </w:r>
+      <w:r>
+        <w:t xml:space="preserve"> </w:t>
+      </w:r>
+      <w:r>
+        <w:t xml:space="preserve">applies: 58.0 × 1.2 = 69.6, WARNING, and an alert is raised. Regent’s Canal,</w:t>
+      </w:r>
+      <w:r>
+        <w:t xml:space="preserve"> </w:t>
+      </w:r>
+      <w:r>
+        <w:t xml:space="preserve">by contrast, saturates on its own: water 83.5 + 20 % of (humidity 67.8 +</w:t>
+      </w:r>
+      <w:r>
+        <w:t xml:space="preserve"> </w:t>
+      </w:r>
+      <w:r>
+        <w:t xml:space="preserve">pressure 37.3) = 104.5, capped at 100, before any multiplier. In the heatwave frame Lewisham</w:t>
+      </w:r>
+      <w:r>
+        <w:t xml:space="preserve"> </w:t>
+      </w:r>
+      <w:r>
+        <w:t xml:space="preserve">shows both layers at once: base 65.8 (WARNING) × AI 1.26 × mesh 1.2 = 99.5,</w:t>
+      </w:r>
+      <w:r>
+        <w:t xml:space="preserve"> </w:t>
+      </w:r>
+      <w:r>
+        <w:t xml:space="preserve">CRITICAL.</w:t>
+      </w:r>
+    </w:p>
+    <w:p>
+      <w:pPr>
+        <w:pStyle w:val="BodyText"/>
+      </w:pPr>
+      <w:r>
+        <w:rPr>
+          <w:b/>
+          <w:bCs/>
+        </w:rPr>
+        <w:t xml:space="preserve">Alerts people can act on.</w:t>
+      </w:r>
+      <w:r>
+        <w:t xml:space="preserve"> </w:t>
+      </w:r>
+      <w:r>
+        <w:t xml:space="preserve">WARNING and CRITICAL results raise an alert</w:t>
+      </w:r>
+      <w:r>
+        <w:t xml:space="preserve"> </w:t>
+      </w:r>
+      <w:r>
+        <w:t xml:space="preserve">containing the plain-English explanation and a playbook of practical, low-risk</w:t>
+      </w:r>
+      <w:r>
+        <w:t xml:space="preserve"> </w:t>
+      </w:r>
+      <w:r>
+        <w:t xml:space="preserve">actions for that hazard (flood, heatwave, smog, storm, cold). Alerts are</w:t>
+      </w:r>
+      <w:r>
+        <w:t xml:space="preserve"> </w:t>
+      </w:r>
+      <w:r>
+        <w:t xml:space="preserve">rate-limited so the log never fills with duplicates.</w:t>
+      </w:r>
+    </w:p>
+    <w:p>
+      <w:pPr>
+        <w:pStyle w:val="CaptionedFigure"/>
+      </w:pPr>
+      <w:r>
+        <w:drawing>
+          <wp:inline>
+            <wp:extent cx="5334000" cy="2118986"/>
+            <wp:effectExtent b="0" l="0" r="0" t="0"/>
+            <wp:docPr descr="Figure 3 — Node Detail, Regent’s Canal, flood scenario, demo data: the “Why:” sentence and the six sub-scores behind a 100/100 score (this node saturates on its base score; see the Hyde Park example above for the mesh layer at work)." title="" id="21" name="Picture"/>
+            <a:graphic>
+              <a:graphicData uri="http://schemas.openxmlformats.org/drawingml/2006/picture">
+                <pic:pic>
+                  <pic:nvPicPr>
+                    <pic:cNvPr descr="figures/node-detail-why-flood-demo.png" id="22" name="Picture"/>
+                    <pic:cNvPicPr>
+                      <a:picLocks noChangeArrowheads="1" noChangeAspect="1"/>
+                    </pic:cNvPicPr>
+                  </pic:nvPicPr>
+                  <pic:blipFill>
+                    <a:blip r:embed="rId20"/>
+                    <a:stretch>
+                      <a:fillRect/>
+                    </a:stretch>
+                  </pic:blipFill>
+                  <pic:spPr bwMode="auto">
+                    <a:xfrm>
+                      <a:off x="0" y="0"/>
+                      <a:ext cx="5334000" cy="2118986"/>
+                    </a:xfrm>
+                    <a:prstGeom prst="rect">
+                      <a:avLst/>
+                    </a:prstGeom>
+                    <a:noFill/>
+                    <a:ln w="9525">
+                      <a:noFill/>
+                      <a:headEnd/>
+                      <a:tailEnd/>
+                    </a:ln>
+                  </pic:spPr>
+                </pic:pic>
+              </a:graphicData>
+            </a:graphic>
+          </wp:inline>
+        </w:drawing>
+      </w:r>
+    </w:p>
+    <w:p>
+      <w:pPr>
+        <w:pStyle w:val="ImageCaption"/>
+      </w:pPr>
+      <w:r>
+        <w:t xml:space="preserve">Figure 3 — Node Detail, Regent’s Canal, flood scenario, demo data: the</w:t>
+      </w:r>
+      <w:r>
+        <w:t xml:space="preserve"> </w:t>
+      </w:r>
+      <w:r>
+        <w:t xml:space="preserve">“Why:”</w:t>
+      </w:r>
+      <w:r>
+        <w:t xml:space="preserve"> </w:t>
+      </w:r>
+      <w:r>
+        <w:t xml:space="preserve">sentence and the six sub-scores behind a 100/100 score (this node saturates on its base score; see the Hyde Park example above for the mesh layer at work).</w:t>
+      </w:r>
+    </w:p>
+    <w:p>
+      <w:pPr>
+        <w:pStyle w:val="BodyText"/>
+      </w:pPr>
+      <w:r>
+        <w:rPr>
+          <w:b/>
+          <w:bCs/>
+        </w:rPr>
+        <w:t xml:space="preserve">How the parts talk.</w:t>
+      </w:r>
+      <w:r>
+        <w:t xml:space="preserve"> </w:t>
+      </w:r>
+      <w:r>
+        <w:t xml:space="preserve">The engine writes every reading and score into one</w:t>
+      </w:r>
+      <w:r>
+        <w:t xml:space="preserve"> </w:t>
+      </w:r>
+      <w:r>
+        <w:t xml:space="preserve">small database file on the Pi; the dashboard only ever reads that file, so it</w:t>
+      </w:r>
+      <w:r>
+        <w:t xml:space="preserve"> </w:t>
+      </w:r>
+      <w:r>
+        <w:t xml:space="preserve">can never alter the data, and either half can be restarted without losing</w:t>
+      </w:r>
+      <w:r>
+        <w:t xml:space="preserve"> </w:t>
+      </w:r>
+      <w:r>
+        <w:t xml:space="preserve">anything. The sensor loop reads all 20 nodes every 2 seconds (every 60 seconds</w:t>
+      </w:r>
+      <w:r>
+        <w:t xml:space="preserve"> </w:t>
+      </w:r>
+      <w:r>
+        <w:t xml:space="preserve">in</w:t>
+      </w:r>
+      <w:r>
+        <w:t xml:space="preserve"> </w:t>
+      </w:r>
+      <w:r>
+        <w:rPr>
+          <w:rStyle w:val="VerbatimChar"/>
+        </w:rPr>
+        <w:t xml:space="preserve">api</w:t>
+      </w:r>
+      <w:r>
+        <w:t xml:space="preserve"> </w:t>
+      </w:r>
+      <w:r>
+        <w:t xml:space="preserve">mode, to respect Open-Meteo’s free service) and the risk engine</w:t>
+      </w:r>
+      <w:r>
+        <w:t xml:space="preserve"> </w:t>
+      </w:r>
+      <w:r>
+        <w:t xml:space="preserve">scores them every 3 seconds. A one-command export writes every reading, score</w:t>
+      </w:r>
+      <w:r>
+        <w:t xml:space="preserve"> </w:t>
+      </w:r>
+      <w:r>
+        <w:t xml:space="preserve">and alert to CSV and JSON, each row still carrying its source and quality</w:t>
+      </w:r>
+      <w:r>
+        <w:t xml:space="preserve"> </w:t>
+      </w:r>
+      <w:r>
+        <w:t xml:space="preserve">flag, plus a table of how many readings came from each source.</w:t>
+      </w:r>
+    </w:p>
+    <w:bookmarkEnd w:id="23"/>
+    <w:bookmarkStart w:id="24" w:name="what-we-think-is-new"/>
+    <w:p>
+      <w:pPr>
+        <w:pStyle w:val="Heading2"/>
+      </w:pPr>
+      <w:r>
+        <w:t xml:space="preserve">4. What we think is new</w:t>
+      </w:r>
+    </w:p>
+    <w:p>
+      <w:pPr>
+        <w:pStyle w:val="FirstParagraph"/>
+      </w:pPr>
+      <w:r>
+        <w:t xml:space="preserve">Not any single part, but the combination:</w:t>
+      </w:r>
+    </w:p>
+    <w:p>
+      <w:pPr>
+        <w:pStyle w:val="Compact"/>
+        <w:numPr>
+          <w:ilvl w:val="0"/>
+          <w:numId w:val="1001"/>
+        </w:numPr>
+      </w:pPr>
+      <w:r>
+        <w:rPr>
+          <w:b/>
+          <w:bCs/>
+        </w:rPr>
+        <w:t xml:space="preserve">Neighbours as a trust signal.</w:t>
+      </w:r>
+      <w:r>
+        <w:t xml:space="preserve"> </w:t>
+      </w:r>
+      <w:r>
+        <w:t xml:space="preserve">A cheap node’s risk is escalated only when</w:t>
+      </w:r>
+      <w:r>
+        <w:t xml:space="preserve"> </w:t>
+      </w:r>
+      <w:r>
+        <w:t xml:space="preserve">it and at least two neighbours within 6 km are elevated for the same hazard,</w:t>
+      </w:r>
+      <w:r>
+        <w:t xml:space="preserve"> </w:t>
+      </w:r>
+      <w:r>
+        <w:t xml:space="preserve">so a network of £85 nodes is harder to fool than one expensive sensor.</w:t>
+      </w:r>
+    </w:p>
+    <w:p>
+      <w:pPr>
+        <w:pStyle w:val="Compact"/>
+        <w:numPr>
+          <w:ilvl w:val="0"/>
+          <w:numId w:val="1001"/>
+        </w:numPr>
+      </w:pPr>
+      <w:r>
+        <w:rPr>
+          <w:b/>
+          <w:bCs/>
+        </w:rPr>
+        <w:t xml:space="preserve">A bounded, explainable AI layer.</w:t>
+      </w:r>
+      <w:r>
+        <w:t xml:space="preserve"> </w:t>
+      </w:r>
+      <w:r>
+        <w:t xml:space="preserve">The Isolation Forest names the channels</w:t>
+      </w:r>
+      <w:r>
+        <w:t xml:space="preserve"> </w:t>
+      </w:r>
+      <w:r>
+        <w:t xml:space="preserve">responsible and can only amplify graded risk (up to 1.5×), never create it.</w:t>
+      </w:r>
+    </w:p>
+    <w:p>
+      <w:pPr>
+        <w:pStyle w:val="Compact"/>
+        <w:numPr>
+          <w:ilvl w:val="0"/>
+          <w:numId w:val="1001"/>
+        </w:numPr>
+      </w:pPr>
+      <w:r>
+        <w:rPr>
+          <w:b/>
+          <w:bCs/>
+        </w:rPr>
+        <w:t xml:space="preserve">Provenance enforced in code, not by convention.</w:t>
+      </w:r>
+      <w:r>
+        <w:t xml:space="preserve"> </w:t>
+      </w:r>
+      <w:r>
+        <w:t xml:space="preserve">Every reading, panel,</w:t>
+      </w:r>
+      <w:r>
+        <w:t xml:space="preserve"> </w:t>
+      </w:r>
+      <w:r>
+        <w:t xml:space="preserve">alert and exported row carries its source and quality flag;</w:t>
+      </w:r>
+      <w:r>
+        <w:t xml:space="preserve"> </w:t>
+      </w:r>
+      <w:r>
+        <w:rPr>
+          <w:rStyle w:val="VerbatimChar"/>
+        </w:rPr>
+        <w:t xml:space="preserve">is_simulated</w:t>
+      </w:r>
+      <w:r>
+        <w:t xml:space="preserve"> </w:t>
+      </w:r>
+      <w:r>
+        <w:t xml:space="preserve">is derived from</w:t>
+      </w:r>
+      <w:r>
+        <w:t xml:space="preserve"> </w:t>
+      </w:r>
+      <w:r>
+        <w:rPr>
+          <w:rStyle w:val="VerbatimChar"/>
+        </w:rPr>
+        <w:t xml:space="preserve">source</w:t>
+      </w:r>
+      <w:r>
+        <w:t xml:space="preserve"> </w:t>
+      </w:r>
+      <w:r>
+        <w:t xml:space="preserve">so the two can never disagree; a reading with an</w:t>
+      </w:r>
+      <w:r>
+        <w:t xml:space="preserve"> </w:t>
+      </w:r>
+      <w:r>
+        <w:t xml:space="preserve">unknown source or flag is rejected at construction; a missing or non-numeric</w:t>
+      </w:r>
+      <w:r>
+        <w:t xml:space="preserve"> </w:t>
+      </w:r>
+      <w:r>
+        <w:t xml:space="preserve">channel scores 0 rather than falling through to CRITICAL; each score is</w:t>
+      </w:r>
+      <w:r>
+        <w:t xml:space="preserve"> </w:t>
+      </w:r>
+      <w:r>
+        <w:t xml:space="preserve">rounded once so the stored number, its band and the alert text always agree;</w:t>
+      </w:r>
+      <w:r>
+        <w:t xml:space="preserve"> </w:t>
+      </w:r>
+      <w:r>
+        <w:t xml:space="preserve">and the dashboard can only show a</w:t>
+      </w:r>
+      <w:r>
+        <w:t xml:space="preserve"> </w:t>
+      </w:r>
+      <w:r>
+        <w:t xml:space="preserve">“Physical Sensor”</w:t>
+      </w:r>
+      <w:r>
+        <w:t xml:space="preserve"> </w:t>
+      </w:r>
+      <w:r>
+        <w:t xml:space="preserve">badge when a reading</w:t>
+      </w:r>
+      <w:r>
+        <w:t xml:space="preserve"> </w:t>
+      </w:r>
+      <w:r>
+        <w:t xml:space="preserve">really came from a device.</w:t>
+      </w:r>
+    </w:p>
+    <w:p>
+      <w:pPr>
+        <w:pStyle w:val="Compact"/>
+        <w:numPr>
+          <w:ilvl w:val="0"/>
+          <w:numId w:val="1001"/>
+        </w:numPr>
+      </w:pPr>
+      <w:r>
+        <w:rPr>
+          <w:b/>
+          <w:bCs/>
+        </w:rPr>
+        <w:t xml:space="preserve">Reproducible by a stranger.</w:t>
+      </w:r>
+      <w:r>
+        <w:t xml:space="preserve"> </w:t>
+      </w:r>
+      <w:r>
+        <w:t xml:space="preserve">The whole pipeline, model included, runs</w:t>
+      </w:r>
+      <w:r>
+        <w:t xml:space="preserve"> </w:t>
+      </w:r>
+      <w:r>
+        <w:t xml:space="preserve">offline on one Pi 5, and one command reruns our entire evidence chain.</w:t>
+      </w:r>
+    </w:p>
+    <w:bookmarkEnd w:id="24"/>
+    <w:bookmarkStart w:id="27" w:name="what-is-real-and-what-is-simulated"/>
+    <w:p>
+      <w:pPr>
+        <w:pStyle w:val="Heading2"/>
+      </w:pPr>
+      <w:r>
+        <w:t xml:space="preserve">5. What is real and what is simulated</w:t>
+      </w:r>
+    </w:p>
+    <w:p>
+      <w:pPr>
+        <w:pStyle w:val="FirstParagraph"/>
+      </w:pPr>
+      <w:r>
+        <w:t xml:space="preserve">We label exactly what this is and is not.</w:t>
+      </w:r>
+    </w:p>
+    <w:tbl>
+      <w:tblPr>
+        <w:tblStyle w:val="Table"/>
+        <w:tblW w:type="pct" w:w="5000"/>
+        <w:tblLayout w:type="fixed"/>
+        <w:tblLook w:firstRow="1" w:lastRow="0" w:firstColumn="0" w:lastColumn="0" w:noHBand="0" w:noVBand="0" w:val="0020"/>
+      </w:tblPr>
+      <w:tblGrid>
+        <w:gridCol w:w="1108"/>
+        <w:gridCol w:w="3326"/>
+        <w:gridCol w:w="1584"/>
+        <w:gridCol w:w="1900"/>
+      </w:tblGrid>
+      <w:tr>
+        <w:trPr>
+          <w:tblHeader w:val="on"/>
+        </w:trPr>
+        <w:tc>
+          <w:tcPr/>
+          <w:p>
+            <w:pPr>
+              <w:pStyle w:val="Compact"/>
+            </w:pPr>
+            <w:r>
+              <w:t xml:space="preserve">Mode</w:t>
+            </w:r>
+          </w:p>
+        </w:tc>
+        <w:tc>
+          <w:tcPr/>
+          <w:p>
+            <w:pPr>
+              <w:pStyle w:val="Compact"/>
+            </w:pPr>
+            <w:r>
+              <w:t xml:space="preserve">Data</w:t>
+            </w:r>
+          </w:p>
+        </w:tc>
+        <w:tc>
+          <w:tcPr/>
+          <w:p>
+            <w:pPr>
+              <w:pStyle w:val="Compact"/>
+            </w:pPr>
+            <w:r>
+              <w:t xml:space="preserve">Internet</w:t>
+            </w:r>
+          </w:p>
+        </w:tc>
+        <w:tc>
+          <w:tcPr/>
+          <w:p>
+            <w:pPr>
+              <w:pStyle w:val="Compact"/>
+            </w:pPr>
+            <w:r>
+              <w:t xml:space="preserve">Sensors</w:t>
+            </w:r>
+          </w:p>
+        </w:tc>
+      </w:tr>
+      <w:tr>
+        <w:tc>
+          <w:tcPr/>
+          <w:p>
+            <w:pPr>
+              <w:pStyle w:val="Compact"/>
+            </w:pPr>
+            <w:r>
+              <w:rPr>
+                <w:rStyle w:val="VerbatimChar"/>
+              </w:rPr>
+              <w:t xml:space="preserve">simulation</w:t>
+            </w:r>
+          </w:p>
+        </w:tc>
+        <w:tc>
+          <w:tcPr/>
+          <w:p>
+            <w:pPr>
+              <w:pStyle w:val="Compact"/>
+            </w:pPr>
+            <w:r>
+              <w:t xml:space="preserve">Realistic generated data (default)</w:t>
+            </w:r>
+          </w:p>
+        </w:tc>
+        <w:tc>
+          <w:tcPr/>
+          <w:p>
+            <w:pPr>
+              <w:pStyle w:val="Compact"/>
+            </w:pPr>
+            <w:r>
+              <w:t xml:space="preserve">No</w:t>
+            </w:r>
+          </w:p>
+        </w:tc>
+        <w:tc>
+          <w:tcPr/>
+          <w:p>
+            <w:pPr>
+              <w:pStyle w:val="Compact"/>
+            </w:pPr>
+            <w:r>
+              <w:t xml:space="preserve">No</w:t>
+            </w:r>
+          </w:p>
+        </w:tc>
+      </w:tr>
+      <w:tr>
+        <w:tc>
+          <w:tcPr/>
+          <w:p>
+            <w:pPr>
+              <w:pStyle w:val="Compact"/>
+            </w:pPr>
+            <w:r>
+              <w:rPr>
+                <w:rStyle w:val="VerbatimChar"/>
+              </w:rPr>
+              <w:t xml:space="preserve">demo</w:t>
+            </w:r>
+          </w:p>
+        </w:tc>
+        <w:tc>
+          <w:tcPr/>
+          <w:p>
+            <w:pPr>
+              <w:pStyle w:val="Compact"/>
+            </w:pPr>
+            <w:r>
+              <w:t xml:space="preserve">Deterministic, screenshot-stable data</w:t>
+            </w:r>
+          </w:p>
+        </w:tc>
+        <w:tc>
+          <w:tcPr/>
+          <w:p>
+            <w:pPr>
+              <w:pStyle w:val="Compact"/>
+            </w:pPr>
+            <w:r>
+              <w:t xml:space="preserve">No</w:t>
+            </w:r>
+          </w:p>
+        </w:tc>
+        <w:tc>
+          <w:tcPr/>
+          <w:p>
+            <w:pPr>
+              <w:pStyle w:val="Compact"/>
+            </w:pPr>
+            <w:r>
+              <w:t xml:space="preserve">No</w:t>
+            </w:r>
+          </w:p>
+        </w:tc>
+      </w:tr>
+      <w:tr>
+        <w:tc>
+          <w:tcPr/>
+          <w:p>
+            <w:pPr>
+              <w:pStyle w:val="Compact"/>
+            </w:pPr>
+            <w:r>
+              <w:rPr>
+                <w:rStyle w:val="VerbatimChar"/>
+              </w:rPr>
+              <w:t xml:space="preserve">api</w:t>
+            </w:r>
+          </w:p>
+        </w:tc>
+        <w:tc>
+          <w:tcPr/>
+          <w:p>
+            <w:pPr>
+              <w:pStyle w:val="Compact"/>
+            </w:pPr>
+            <w:r>
+              <w:t xml:space="preserve">Live Open-Meteo weather and air quality for all 20 locations</w:t>
+            </w:r>
+          </w:p>
+        </w:tc>
+        <w:tc>
+          <w:tcPr/>
+          <w:p>
+            <w:pPr>
+              <w:pStyle w:val="Compact"/>
+            </w:pPr>
+            <w:r>
+              <w:t xml:space="preserve">Yes, falls back to simulation</w:t>
+            </w:r>
+          </w:p>
+        </w:tc>
+        <w:tc>
+          <w:tcPr/>
+          <w:p>
+            <w:pPr>
+              <w:pStyle w:val="Compact"/>
+            </w:pPr>
+            <w:r>
+              <w:t xml:space="preserve">No</w:t>
+            </w:r>
+          </w:p>
+        </w:tc>
+      </w:tr>
+      <w:tr>
+        <w:tc>
+          <w:tcPr/>
+          <w:p>
+            <w:pPr>
+              <w:pStyle w:val="Compact"/>
+            </w:pPr>
+            <w:r>
+              <w:rPr>
+                <w:rStyle w:val="VerbatimChar"/>
+              </w:rPr>
+              <w:t xml:space="preserve">hardware</w:t>
+            </w:r>
+          </w:p>
+        </w:tc>
+        <w:tc>
+          <w:tcPr/>
+          <w:p>
+            <w:pPr>
+              <w:pStyle w:val="Compact"/>
+            </w:pPr>
+            <w:r>
+              <w:t xml:space="preserve">One physical Vernier weather sensor, simulated mesh for the rest</w:t>
+            </w:r>
+          </w:p>
+        </w:tc>
+        <w:tc>
+          <w:tcPr/>
+          <w:p>
+            <w:pPr>
+              <w:pStyle w:val="Compact"/>
+            </w:pPr>
+            <w:r>
+              <w:t xml:space="preserve">No</w:t>
+            </w:r>
+          </w:p>
+        </w:tc>
+        <w:tc>
+          <w:tcPr/>
+          <w:p>
+            <w:pPr>
+              <w:pStyle w:val="Compact"/>
+            </w:pPr>
+            <w:r>
+              <w:t xml:space="preserve">Yes, falls back if absent</w:t>
+            </w:r>
+          </w:p>
+        </w:tc>
+      </w:tr>
+      <w:tr>
+        <w:tc>
+          <w:tcPr/>
+          <w:p>
+            <w:pPr>
+              <w:pStyle w:val="Compact"/>
+            </w:pPr>
+            <w:r>
+              <w:rPr>
+                <w:rStyle w:val="VerbatimChar"/>
+              </w:rPr>
+              <w:t xml:space="preserve">auto</w:t>
+            </w:r>
+          </w:p>
+        </w:tc>
+        <w:tc>
+          <w:tcPr/>
+          <w:p>
+            <w:pPr>
+              <w:pStyle w:val="Compact"/>
+            </w:pPr>
+            <w:r>
+              <w:t xml:space="preserve">Hardware, else API, else simulation</w:t>
+            </w:r>
+          </w:p>
+        </w:tc>
+        <w:tc>
+          <w:tcPr/>
+          <w:p>
+            <w:pPr>
+              <w:pStyle w:val="Compact"/>
+            </w:pPr>
+            <w:r>
+              <w:t xml:space="preserve">Optional</w:t>
+            </w:r>
+          </w:p>
+        </w:tc>
+        <w:tc>
+          <w:tcPr/>
+          <w:p>
+            <w:pPr>
+              <w:pStyle w:val="Compact"/>
+            </w:pPr>
+            <w:r>
+              <w:t xml:space="preserve">Optional</w:t>
+            </w:r>
+          </w:p>
+        </w:tc>
+      </w:tr>
+    </w:tbl>
     <w:p>
       <w:pPr>
         <w:pStyle w:val="CaptionedFigure"/>
@@ -370,12 +1693,12 @@
           <wp:inline>
             <wp:extent cx="5334000" cy="2716530"/>
             <wp:effectExtent b="0" l="0" r="0" t="0"/>
-            <wp:docPr descr="Figure 2 — Live Map, flood scenario, demo (simulated) data, on the dashboard’s offline basemap. Each circle is one of the 20 nodes; colour and size show risk 0–100; the blue lines are the Thames, the Lea, the Wandle and Regent’s Canal. The river and canal nodes are the ones in red." title="" id="16" name="Picture"/>
+            <wp:docPr descr="Figure 4 — Live Map, flood scenario, demo (simulated) data, on the dashboard’s offline basemap. Each circle is one of the 20 nodes; colour and size show risk 0–100; the blue lines are the Thames, the Lea, the Wandle and Regent’s Canal. The river and canal nodes are the ones in red." title="" id="25" name="Picture"/>
             <a:graphic>
               <a:graphicData uri="http://schemas.openxmlformats.org/drawingml/2006/picture">
                 <pic:pic>
                   <pic:nvPicPr>
-                    <pic:cNvPr descr="figures/live-map-flood-demo-crop.png" id="17" name="Picture"/>
+                    <pic:cNvPr descr="figures/live-map-flood-demo-crop.png" id="26" name="Picture"/>
                     <pic:cNvPicPr>
                       <a:picLocks noChangeArrowheads="1" noChangeAspect="1"/>
                     </pic:cNvPicPr>
@@ -413,1332 +1736,9 @@
         <w:pStyle w:val="ImageCaption"/>
       </w:pPr>
       <w:r>
-        <w:t xml:space="preserve">Figure 2 — Live Map, flood scenario, demo (simulated) data, on the dashboard’s offline basemap. Each circle is one of the 20 nodes; colour and size show risk 0–100; the blue lines are the Thames, the Lea, the Wandle and Regent’s Canal. The river and canal nodes are the ones in red.</w:t>
-      </w:r>
-    </w:p>
-    <w:bookmarkEnd w:id="18"/>
-    <w:bookmarkStart w:id="25" w:name="how-it-works"/>
-    <w:p>
-      <w:pPr>
-        <w:pStyle w:val="Heading2"/>
-      </w:pPr>
-      <w:r>
-        <w:t xml:space="preserve">3. How it works</w:t>
-      </w:r>
-    </w:p>
-    <w:p>
-      <w:pPr>
-        <w:pStyle w:val="FirstParagraph"/>
-      </w:pPr>
-      <w:r>
-        <w:rPr>
-          <w:b/>
-          <w:bCs/>
-        </w:rPr>
-        <w:t xml:space="preserve">One reading shape for every source.</w:t>
-      </w:r>
-      <w:r>
-        <w:t xml:space="preserve"> </w:t>
-      </w:r>
-      <w:r>
-        <w:t xml:space="preserve">Whether a value comes from a physical</w:t>
-      </w:r>
-      <w:r>
-        <w:t xml:space="preserve"> </w:t>
-      </w:r>
-      <w:r>
-        <w:t xml:space="preserve">sensor, the live Open-Meteo weather service or our simulator, it is turned into</w:t>
-      </w:r>
-      <w:r>
-        <w:t xml:space="preserve"> </w:t>
-      </w:r>
-      <w:r>
-        <w:t xml:space="preserve">the same canonical reading: the eight channels plus a</w:t>
-      </w:r>
-      <w:r>
-        <w:t xml:space="preserve"> </w:t>
-      </w:r>
-      <w:r>
-        <w:rPr>
-          <w:rStyle w:val="VerbatimChar"/>
-        </w:rPr>
-        <w:t xml:space="preserve">source</w:t>
-      </w:r>
-      <w:r>
-        <w:t xml:space="preserve"> </w:t>
-      </w:r>
-      <w:r>
-        <w:t xml:space="preserve">label</w:t>
-      </w:r>
-      <w:r>
-        <w:t xml:space="preserve"> </w:t>
-      </w:r>
-      <w:r>
-        <w:t xml:space="preserve">(</w:t>
-      </w:r>
-      <w:r>
-        <w:rPr>
-          <w:rStyle w:val="VerbatimChar"/>
-        </w:rPr>
-        <w:t xml:space="preserve">hardware</w:t>
-      </w:r>
-      <w:r>
-        <w:t xml:space="preserve"> </w:t>
-      </w:r>
-      <w:r>
-        <w:t xml:space="preserve">/</w:t>
-      </w:r>
-      <w:r>
-        <w:t xml:space="preserve"> </w:t>
-      </w:r>
-      <w:r>
-        <w:rPr>
-          <w:rStyle w:val="VerbatimChar"/>
-        </w:rPr>
-        <w:t xml:space="preserve">api</w:t>
-      </w:r>
-      <w:r>
-        <w:t xml:space="preserve"> </w:t>
-      </w:r>
-      <w:r>
-        <w:t xml:space="preserve">/</w:t>
-      </w:r>
-      <w:r>
-        <w:t xml:space="preserve"> </w:t>
-      </w:r>
-      <w:r>
-        <w:rPr>
-          <w:rStyle w:val="VerbatimChar"/>
-        </w:rPr>
-        <w:t xml:space="preserve">demo</w:t>
-      </w:r>
-      <w:r>
-        <w:t xml:space="preserve"> </w:t>
-      </w:r>
-      <w:r>
-        <w:t xml:space="preserve">/</w:t>
-      </w:r>
-      <w:r>
-        <w:t xml:space="preserve"> </w:t>
-      </w:r>
-      <w:r>
-        <w:rPr>
-          <w:rStyle w:val="VerbatimChar"/>
-        </w:rPr>
-        <w:t xml:space="preserve">simulation</w:t>
-      </w:r>
-      <w:r>
-        <w:t xml:space="preserve">) and a</w:t>
-      </w:r>
-      <w:r>
-        <w:t xml:space="preserve"> </w:t>
-      </w:r>
-      <w:r>
-        <w:rPr>
-          <w:rStyle w:val="VerbatimChar"/>
-        </w:rPr>
-        <w:t xml:space="preserve">quality_flag</w:t>
-      </w:r>
-      <w:r>
-        <w:t xml:space="preserve"> </w:t>
-      </w:r>
-      <w:r>
-        <w:t xml:space="preserve">(</w:t>
-      </w:r>
-      <w:r>
-        <w:rPr>
-          <w:rStyle w:val="VerbatimChar"/>
-        </w:rPr>
-        <w:t xml:space="preserve">ok</w:t>
-      </w:r>
-      <w:r>
-        <w:t xml:space="preserve"> </w:t>
-      </w:r>
-      <w:r>
-        <w:t xml:space="preserve">/</w:t>
-      </w:r>
-      <w:r>
-        <w:t xml:space="preserve"> </w:t>
-      </w:r>
-      <w:r>
-        <w:rPr>
-          <w:rStyle w:val="VerbatimChar"/>
-        </w:rPr>
-        <w:t xml:space="preserve">estimated</w:t>
-      </w:r>
-      <w:r>
-        <w:t xml:space="preserve"> </w:t>
-      </w:r>
-      <w:r>
-        <w:t xml:space="preserve">/</w:t>
-      </w:r>
-      <w:r>
-        <w:t xml:space="preserve"> </w:t>
-      </w:r>
-      <w:r>
-        <w:rPr>
-          <w:rStyle w:val="VerbatimChar"/>
-        </w:rPr>
-        <w:t xml:space="preserve">stale</w:t>
-      </w:r>
-      <w:r>
-        <w:t xml:space="preserve"> </w:t>
-      </w:r>
-      <w:r>
-        <w:t xml:space="preserve">/</w:t>
-      </w:r>
-      <w:r>
-        <w:t xml:space="preserve"> </w:t>
-      </w:r>
-      <w:r>
-        <w:rPr>
-          <w:rStyle w:val="VerbatimChar"/>
-        </w:rPr>
-        <w:t xml:space="preserve">missing</w:t>
-      </w:r>
-      <w:r>
-        <w:t xml:space="preserve">). Everything downstream, the risk engine,</w:t>
-      </w:r>
-      <w:r>
-        <w:t xml:space="preserve"> </w:t>
-      </w:r>
-      <w:r>
-        <w:t xml:space="preserve">the AI, the database, the dashboard and the evidence export, only ever sees</w:t>
-      </w:r>
-      <w:r>
-        <w:t xml:space="preserve"> </w:t>
-      </w:r>
-      <w:r>
-        <w:t xml:space="preserve">that shape. A real sensor joins the mesh by adding one adapter; nothing else</w:t>
-      </w:r>
-      <w:r>
-        <w:t xml:space="preserve"> </w:t>
-      </w:r>
-      <w:r>
-        <w:t xml:space="preserve">changes.</w:t>
-      </w:r>
-    </w:p>
-    <w:p>
-      <w:pPr>
-        <w:pStyle w:val="CaptionedFigure"/>
-      </w:pPr>
-      <w:r>
-        <w:drawing>
-          <wp:inline>
-            <wp:extent cx="5334000" cy="2362200"/>
-            <wp:effectExtent b="0" l="0" r="0" t="0"/>
-            <wp:docPr descr="Figure 3 — The data path. Every source emits the same canonical reading (eight channels plus source and quality flag); one small database file is the only link between the engine and the dashboard." title="" id="20" name="Picture"/>
-            <a:graphic>
-              <a:graphicData uri="http://schemas.openxmlformats.org/drawingml/2006/picture">
-                <pic:pic>
-                  <pic:nvPicPr>
-                    <pic:cNvPr descr="figures/architecture.png" id="21" name="Picture"/>
-                    <pic:cNvPicPr>
-                      <a:picLocks noChangeArrowheads="1" noChangeAspect="1"/>
-                    </pic:cNvPicPr>
-                  </pic:nvPicPr>
-                  <pic:blipFill>
-                    <a:blip r:embed="rId19"/>
-                    <a:stretch>
-                      <a:fillRect/>
-                    </a:stretch>
-                  </pic:blipFill>
-                  <pic:spPr bwMode="auto">
-                    <a:xfrm>
-                      <a:off x="0" y="0"/>
-                      <a:ext cx="5334000" cy="2362200"/>
-                    </a:xfrm>
-                    <a:prstGeom prst="rect">
-                      <a:avLst/>
-                    </a:prstGeom>
-                    <a:noFill/>
-                    <a:ln w="9525">
-                      <a:noFill/>
-                      <a:headEnd/>
-                      <a:tailEnd/>
-                    </a:ln>
-                  </pic:spPr>
-                </pic:pic>
-              </a:graphicData>
-            </a:graphic>
-          </wp:inline>
-        </w:drawing>
-      </w:r>
-    </w:p>
-    <w:p>
-      <w:pPr>
-        <w:pStyle w:val="ImageCaption"/>
-      </w:pPr>
-      <w:r>
-        <w:t xml:space="preserve">Figure 3 — The data path. Every source emits the same canonical reading (eight channels plus source and quality flag); one small database file is the only link between the engine and the dashboard.</w:t>
-      </w:r>
-    </w:p>
-    <w:p>
-      <w:pPr>
-        <w:pStyle w:val="BodyText"/>
-      </w:pPr>
-      <w:r>
-        <w:rPr>
-          <w:b/>
-          <w:bCs/>
-        </w:rPr>
-        <w:t xml:space="preserve">An explainable risk score.</w:t>
-      </w:r>
-      <w:r>
-        <w:t xml:space="preserve"> </w:t>
-      </w:r>
-      <w:r>
-        <w:t xml:space="preserve">For each node the engine computes six hazard</w:t>
-      </w:r>
-      <w:r>
-        <w:t xml:space="preserve"> </w:t>
-      </w:r>
-      <w:r>
-        <w:t xml:space="preserve">sub-scores on a 0–100 scale (temperature, humidity, air quality, water level,</w:t>
-      </w:r>
-      <w:r>
-        <w:t xml:space="preserve"> </w:t>
-      </w:r>
-      <w:r>
-        <w:t xml:space="preserve">wind, pressure); wind chill and heat index are derived comfort values</w:t>
-      </w:r>
-      <w:r>
-        <w:t xml:space="preserve"> </w:t>
-      </w:r>
-      <w:r>
-        <w:t xml:space="preserve">(NOAA/Steadman) shown to the user, not scored twice. The sub-scores are</w:t>
-      </w:r>
-      <w:r>
-        <w:t xml:space="preserve"> </w:t>
-      </w:r>
-      <w:r>
-        <w:t xml:space="preserve">combined as</w:t>
-      </w:r>
-      <w:r>
-        <w:t xml:space="preserve"> </w:t>
-      </w:r>
-      <w:r>
-        <w:rPr>
-          <w:i/>
-          <w:iCs/>
-        </w:rPr>
-        <w:t xml:space="preserve">worst hazard plus 20 % of the rest</w:t>
-      </w:r>
-      <w:r>
-        <w:t xml:space="preserve">, so one severe hazard alone</w:t>
-      </w:r>
-      <w:r>
-        <w:t xml:space="preserve"> </w:t>
-      </w:r>
-      <w:r>
-        <w:t xml:space="preserve">can reach CRITICAL while several moderate ones also escalate. The bands are</w:t>
-      </w:r>
-      <w:r>
-        <w:t xml:space="preserve"> </w:t>
-      </w:r>
-      <w:r>
-        <w:t xml:space="preserve">SAFE (under 30), MODERATE (30–60), WARNING (60–80) and CRITICAL (80–100).</w:t>
-      </w:r>
-      <w:r>
-        <w:t xml:space="preserve"> </w:t>
-      </w:r>
-      <w:r>
-        <w:t xml:space="preserve">Temperature and humidity are two-sided: a frosty morning is filed as a</w:t>
-      </w:r>
-      <w:r>
-        <w:t xml:space="preserve"> </w:t>
-      </w:r>
-      <w:r>
-        <w:rPr>
-          <w:i/>
-          <w:iCs/>
-        </w:rPr>
-        <w:t xml:space="preserve">cold</w:t>
-      </w:r>
-      <w:r>
-        <w:t xml:space="preserve"> </w:t>
-      </w:r>
-      <w:r>
-        <w:t xml:space="preserve">hazard with its own advice, never as a</w:t>
-      </w:r>
-      <w:r>
-        <w:t xml:space="preserve"> </w:t>
-      </w:r>
-      <w:r>
-        <w:t xml:space="preserve">“heatwave”</w:t>
-      </w:r>
-      <w:r>
-        <w:t xml:space="preserve">.</w:t>
-      </w:r>
-    </w:p>
-    <w:p>
-      <w:pPr>
-        <w:pStyle w:val="BodyText"/>
-      </w:pPr>
-      <w:r>
-        <w:rPr>
-          <w:b/>
-          <w:bCs/>
-        </w:rPr>
-        <w:t xml:space="preserve">AI that explains itself.</w:t>
-      </w:r>
-      <w:r>
-        <w:t xml:space="preserve"> </w:t>
-      </w:r>
-      <w:r>
-        <w:t xml:space="preserve">An Isolation Forest learns the normal shape of</w:t>
-      </w:r>
-      <w:r>
-        <w:t xml:space="preserve"> </w:t>
-      </w:r>
-      <w:r>
-        <w:t xml:space="preserve">the data and flags readings that are easy to isolate (a bit like spotting the</w:t>
-      </w:r>
-      <w:r>
-        <w:t xml:space="preserve"> </w:t>
-      </w:r>
-      <w:r>
-        <w:t xml:space="preserve">odd one out in a crowd: a reading that can be separated from all the others in</w:t>
-      </w:r>
-      <w:r>
-        <w:t xml:space="preserve"> </w:t>
-      </w:r>
-      <w:r>
-        <w:t xml:space="preserve">a few cuts is unusual), so an unusual</w:t>
-      </w:r>
-      <w:r>
-        <w:t xml:space="preserve"> </w:t>
-      </w:r>
-      <w:r>
-        <w:rPr>
-          <w:i/>
-          <w:iCs/>
-        </w:rPr>
-        <w:t xml:space="preserve">combination</w:t>
-      </w:r>
-      <w:r>
-        <w:t xml:space="preserve"> </w:t>
-      </w:r>
-      <w:r>
-        <w:t xml:space="preserve">of values is caught while</w:t>
-      </w:r>
-      <w:r>
-        <w:t xml:space="preserve"> </w:t>
-      </w:r>
-      <w:r>
-        <w:t xml:space="preserve">each channel is still only moderately elevated. A confirmed anomaly multiplies</w:t>
-      </w:r>
-      <w:r>
-        <w:t xml:space="preserve"> </w:t>
-      </w:r>
-      <w:r>
-        <w:t xml:space="preserve">the node’s graded risk by up to 1.5×, and the model reports which channels</w:t>
-      </w:r>
-      <w:r>
-        <w:t xml:space="preserve"> </w:t>
-      </w:r>
-      <w:r>
-        <w:t xml:space="preserve">deviate most from the learned baseline, so every alert says</w:t>
-      </w:r>
-      <w:r>
-        <w:t xml:space="preserve"> </w:t>
-      </w:r>
-      <w:r>
-        <w:rPr>
-          <w:i/>
-          <w:iCs/>
-        </w:rPr>
-        <w:t xml:space="preserve">why</w:t>
-      </w:r>
-      <w:r>
-        <w:t xml:space="preserve">.</w:t>
-      </w:r>
-      <w:r>
-        <w:t xml:space="preserve"> </w:t>
-      </w:r>
-      <w:r>
-        <w:t xml:space="preserve">Deliberately, the AI can amplify risk but never create it: 1.5× a SAFE score</w:t>
-      </w:r>
-      <w:r>
-        <w:t xml:space="preserve"> </w:t>
-      </w:r>
-      <w:r>
-        <w:t xml:space="preserve">of 5 is still SAFE, so even the roughly 5 % of ordinary readings an Isolation</w:t>
-      </w:r>
-      <w:r>
-        <w:t xml:space="preserve"> </w:t>
-      </w:r>
-      <w:r>
-        <w:t xml:space="preserve">Forest is expected to mis-flag can never raise an alert on their own. Offline</w:t>
-      </w:r>
-      <w:r>
-        <w:t xml:space="preserve"> </w:t>
-      </w:r>
-      <w:r>
-        <w:t xml:space="preserve">it trains on 2,000 deterministic synthetic samples; when online it can instead</w:t>
-      </w:r>
-      <w:r>
-        <w:t xml:space="preserve"> </w:t>
-      </w:r>
-      <w:r>
-        <w:t xml:space="preserve">train on about 30 days of real hourly ERA5 weather and air quality for a</w:t>
-      </w:r>
-      <w:r>
-        <w:t xml:space="preserve"> </w:t>
-      </w:r>
-      <w:r>
-        <w:t xml:space="preserve">representative central-London point from the Open-Meteo archive (cached after</w:t>
-      </w:r>
-      <w:r>
-        <w:t xml:space="preserve"> </w:t>
-      </w:r>
-      <w:r>
-        <w:t xml:space="preserve">the first fetch), and it records which path it used. Every number in this</w:t>
-      </w:r>
-      <w:r>
-        <w:t xml:space="preserve"> </w:t>
-      </w:r>
-      <w:r>
-        <w:t xml:space="preserve">write-up was produced with the synthetic path; training on the archive is a</w:t>
-      </w:r>
-      <w:r>
-        <w:t xml:space="preserve"> </w:t>
-      </w:r>
-      <w:r>
-        <w:t xml:space="preserve">one-flag change (</w:t>
-      </w:r>
-      <w:r>
-        <w:rPr>
-          <w:rStyle w:val="VerbatimChar"/>
-        </w:rPr>
-        <w:t xml:space="preserve">--ai-training historical</w:t>
-      </w:r>
-      <w:r>
-        <w:t xml:space="preserve">).</w:t>
-      </w:r>
-    </w:p>
-    <w:p>
-      <w:pPr>
-        <w:pStyle w:val="BodyText"/>
-      </w:pPr>
-      <w:r>
-        <w:rPr>
-          <w:b/>
-          <w:bCs/>
-        </w:rPr>
-        <w:t xml:space="preserve">Neighbours have to agree.</w:t>
-      </w:r>
-      <w:r>
-        <w:t xml:space="preserve"> </w:t>
-      </w:r>
-      <w:r>
-        <w:t xml:space="preserve">Two nodes within 6 km are neighbours. The 1.2×</w:t>
-      </w:r>
-      <w:r>
-        <w:t xml:space="preserve"> </w:t>
-      </w:r>
-      <w:r>
-        <w:t xml:space="preserve">mesh multiplier fires only when a node</w:t>
-      </w:r>
-      <w:r>
-        <w:t xml:space="preserve"> </w:t>
-      </w:r>
-      <w:r>
-        <w:rPr>
-          <w:i/>
-          <w:iCs/>
-        </w:rPr>
-        <w:t xml:space="preserve">and</w:t>
-      </w:r>
-      <w:r>
-        <w:t xml:space="preserve"> </w:t>
-      </w:r>
-      <w:r>
-        <w:t xml:space="preserve">at least two of its neighbours</w:t>
-      </w:r>
-      <w:r>
-        <w:t xml:space="preserve"> </w:t>
-      </w:r>
-      <w:r>
-        <w:t xml:space="preserve">are elevated for the</w:t>
-      </w:r>
-      <w:r>
-        <w:t xml:space="preserve"> </w:t>
-      </w:r>
-      <w:r>
-        <w:rPr>
-          <w:i/>
-          <w:iCs/>
-        </w:rPr>
-        <w:t xml:space="preserve">same</w:t>
-      </w:r>
-      <w:r>
-        <w:t xml:space="preserve"> </w:t>
-      </w:r>
-      <w:r>
-        <w:t xml:space="preserve">hazard. A single glitching sensor cannot cry wolf;</w:t>
-      </w:r>
-      <w:r>
-        <w:t xml:space="preserve"> </w:t>
-      </w:r>
-      <w:r>
-        <w:t xml:space="preserve">a correlated regional event is escalated. A worked example from the flood</w:t>
-      </w:r>
-      <w:r>
-        <w:t xml:space="preserve"> </w:t>
-      </w:r>
-      <w:r>
-        <w:t xml:space="preserve">frame: Hyde Park’s own sub-scores give a base of 58.0 (MODERATE). Four of its</w:t>
-      </w:r>
-      <w:r>
-        <w:t xml:space="preserve"> </w:t>
-      </w:r>
-      <w:r>
-        <w:t xml:space="preserve">neighbours are elevated for the same flood hazard, so the mesh multiplier</w:t>
-      </w:r>
-      <w:r>
-        <w:t xml:space="preserve"> </w:t>
-      </w:r>
-      <w:r>
-        <w:t xml:space="preserve">applies: 58.0 × 1.2 = 69.6, WARNING, and an alert is raised. Regent’s Canal,</w:t>
-      </w:r>
-      <w:r>
-        <w:t xml:space="preserve"> </w:t>
-      </w:r>
-      <w:r>
-        <w:t xml:space="preserve">by contrast, saturates on its own: water 83.5 + 20 % of (humidity 67.8 +</w:t>
-      </w:r>
-      <w:r>
-        <w:t xml:space="preserve"> </w:t>
-      </w:r>
-      <w:r>
-        <w:t xml:space="preserve">pressure 37.3) = 100 before any multiplier. In the heatwave frame Lewisham</w:t>
-      </w:r>
-      <w:r>
-        <w:t xml:space="preserve"> </w:t>
-      </w:r>
-      <w:r>
-        <w:t xml:space="preserve">shows both layers at once: base 65.8 (WARNING) × AI 1.26 × mesh 1.2 = 99.5,</w:t>
-      </w:r>
-      <w:r>
-        <w:t xml:space="preserve"> </w:t>
-      </w:r>
-      <w:r>
-        <w:t xml:space="preserve">CRITICAL.</w:t>
-      </w:r>
-    </w:p>
-    <w:p>
-      <w:pPr>
-        <w:pStyle w:val="BodyText"/>
-      </w:pPr>
-      <w:r>
-        <w:rPr>
-          <w:b/>
-          <w:bCs/>
-        </w:rPr>
-        <w:t xml:space="preserve">Alerts people can act on.</w:t>
-      </w:r>
-      <w:r>
-        <w:t xml:space="preserve"> </w:t>
-      </w:r>
-      <w:r>
-        <w:t xml:space="preserve">WARNING and CRITICAL results raise an alert</w:t>
-      </w:r>
-      <w:r>
-        <w:t xml:space="preserve"> </w:t>
-      </w:r>
-      <w:r>
-        <w:t xml:space="preserve">containing the plain-English explanation and a playbook of practical, low-risk</w:t>
-      </w:r>
-      <w:r>
-        <w:t xml:space="preserve"> </w:t>
-      </w:r>
-      <w:r>
-        <w:t xml:space="preserve">actions for that hazard (flood, heatwave, smog, storm, cold). Alerts are</w:t>
-      </w:r>
-      <w:r>
-        <w:t xml:space="preserve"> </w:t>
-      </w:r>
-      <w:r>
-        <w:t xml:space="preserve">rate-limited so the log never fills with duplicates.</w:t>
-      </w:r>
-    </w:p>
-    <w:p>
-      <w:pPr>
-        <w:pStyle w:val="CaptionedFigure"/>
-      </w:pPr>
-      <w:r>
-        <w:drawing>
-          <wp:inline>
-            <wp:extent cx="5334000" cy="2118986"/>
-            <wp:effectExtent b="0" l="0" r="0" t="0"/>
-            <wp:docPr descr="Figure 4 — Node Detail, Regent’s Canal, flood scenario, demo data: the “Why:” sentence and the six sub-scores behind a 100/100 score (this node saturates on its base score; see the Hyde Park example above for the mesh layer at work)." title="" id="23" name="Picture"/>
-            <a:graphic>
-              <a:graphicData uri="http://schemas.openxmlformats.org/drawingml/2006/picture">
-                <pic:pic>
-                  <pic:nvPicPr>
-                    <pic:cNvPr descr="figures/node-detail-why-flood-demo.png" id="24" name="Picture"/>
-                    <pic:cNvPicPr>
-                      <a:picLocks noChangeArrowheads="1" noChangeAspect="1"/>
-                    </pic:cNvPicPr>
-                  </pic:nvPicPr>
-                  <pic:blipFill>
-                    <a:blip r:embed="rId22"/>
-                    <a:stretch>
-                      <a:fillRect/>
-                    </a:stretch>
-                  </pic:blipFill>
-                  <pic:spPr bwMode="auto">
-                    <a:xfrm>
-                      <a:off x="0" y="0"/>
-                      <a:ext cx="5334000" cy="2118986"/>
-                    </a:xfrm>
-                    <a:prstGeom prst="rect">
-                      <a:avLst/>
-                    </a:prstGeom>
-                    <a:noFill/>
-                    <a:ln w="9525">
-                      <a:noFill/>
-                      <a:headEnd/>
-                      <a:tailEnd/>
-                    </a:ln>
-                  </pic:spPr>
-                </pic:pic>
-              </a:graphicData>
-            </a:graphic>
-          </wp:inline>
-        </w:drawing>
-      </w:r>
-    </w:p>
-    <w:p>
-      <w:pPr>
-        <w:pStyle w:val="ImageCaption"/>
-      </w:pPr>
-      <w:r>
-        <w:t xml:space="preserve">Figure 4 — Node Detail, Regent’s Canal, flood scenario, demo data: the</w:t>
-      </w:r>
-      <w:r>
-        <w:t xml:space="preserve"> </w:t>
-      </w:r>
-      <w:r>
-        <w:t xml:space="preserve">“Why:”</w:t>
-      </w:r>
-      <w:r>
-        <w:t xml:space="preserve"> </w:t>
-      </w:r>
-      <w:r>
-        <w:t xml:space="preserve">sentence and the six sub-scores behind a 100/100 score (this node saturates on its base score; see the Hyde Park example above for the mesh layer at work).</w:t>
-      </w:r>
-    </w:p>
-    <w:p>
-      <w:pPr>
-        <w:pStyle w:val="BodyText"/>
-      </w:pPr>
-      <w:r>
-        <w:rPr>
-          <w:b/>
-          <w:bCs/>
-        </w:rPr>
-        <w:t xml:space="preserve">How the parts talk.</w:t>
-      </w:r>
-      <w:r>
-        <w:t xml:space="preserve"> </w:t>
-      </w:r>
-      <w:r>
-        <w:t xml:space="preserve">The engine writes every reading and score into one</w:t>
-      </w:r>
-      <w:r>
-        <w:t xml:space="preserve"> </w:t>
-      </w:r>
-      <w:r>
-        <w:t xml:space="preserve">small database file on the Pi; the dashboard only ever reads that file, so it</w:t>
-      </w:r>
-      <w:r>
-        <w:t xml:space="preserve"> </w:t>
-      </w:r>
-      <w:r>
-        <w:t xml:space="preserve">can never alter the data, and either half can be restarted without losing</w:t>
-      </w:r>
-      <w:r>
-        <w:t xml:space="preserve"> </w:t>
-      </w:r>
-      <w:r>
-        <w:t xml:space="preserve">anything. The sensor loop reads all 20 nodes every 2 seconds (every 60 seconds</w:t>
-      </w:r>
-      <w:r>
-        <w:t xml:space="preserve"> </w:t>
-      </w:r>
-      <w:r>
-        <w:t xml:space="preserve">in</w:t>
-      </w:r>
-      <w:r>
-        <w:t xml:space="preserve"> </w:t>
-      </w:r>
-      <w:r>
-        <w:rPr>
-          <w:rStyle w:val="VerbatimChar"/>
-        </w:rPr>
-        <w:t xml:space="preserve">api</w:t>
-      </w:r>
-      <w:r>
-        <w:t xml:space="preserve"> </w:t>
-      </w:r>
-      <w:r>
-        <w:t xml:space="preserve">mode, to respect Open-Meteo’s free service) and the risk engine</w:t>
-      </w:r>
-      <w:r>
-        <w:t xml:space="preserve"> </w:t>
-      </w:r>
-      <w:r>
-        <w:t xml:space="preserve">scores them every 3 seconds. A one-command export writes every reading, score</w:t>
-      </w:r>
-      <w:r>
-        <w:t xml:space="preserve"> </w:t>
-      </w:r>
-      <w:r>
-        <w:t xml:space="preserve">and alert to CSV and JSON, each row still carrying its source and quality</w:t>
-      </w:r>
-      <w:r>
-        <w:t xml:space="preserve"> </w:t>
-      </w:r>
-      <w:r>
-        <w:t xml:space="preserve">flag, plus a table of how many readings came from each source.</w:t>
-      </w:r>
-    </w:p>
-    <w:bookmarkEnd w:id="25"/>
-    <w:bookmarkStart w:id="26" w:name="what-we-think-is-new"/>
-    <w:p>
-      <w:pPr>
-        <w:pStyle w:val="Heading2"/>
-      </w:pPr>
-      <w:r>
-        <w:t xml:space="preserve">4. What we think is new</w:t>
-      </w:r>
-    </w:p>
-    <w:p>
-      <w:pPr>
-        <w:pStyle w:val="FirstParagraph"/>
-      </w:pPr>
-      <w:r>
-        <w:t xml:space="preserve">Not any single part, but the combination:</w:t>
-      </w:r>
-    </w:p>
-    <w:p>
-      <w:pPr>
-        <w:pStyle w:val="Compact"/>
-        <w:numPr>
-          <w:ilvl w:val="0"/>
-          <w:numId w:val="1001"/>
-        </w:numPr>
-      </w:pPr>
-      <w:r>
-        <w:rPr>
-          <w:b/>
-          <w:bCs/>
-        </w:rPr>
-        <w:t xml:space="preserve">Neighbours as a trust signal.</w:t>
-      </w:r>
-      <w:r>
-        <w:t xml:space="preserve"> </w:t>
-      </w:r>
-      <w:r>
-        <w:t xml:space="preserve">A cheap node’s risk is escalated only when</w:t>
-      </w:r>
-      <w:r>
-        <w:t xml:space="preserve"> </w:t>
-      </w:r>
-      <w:r>
-        <w:t xml:space="preserve">it and at least two neighbours within 6 km are elevated for the same hazard,</w:t>
-      </w:r>
-      <w:r>
-        <w:t xml:space="preserve"> </w:t>
-      </w:r>
-      <w:r>
-        <w:t xml:space="preserve">so a network of £85 nodes is harder to fool than one expensive sensor.</w:t>
-      </w:r>
-    </w:p>
-    <w:p>
-      <w:pPr>
-        <w:pStyle w:val="Compact"/>
-        <w:numPr>
-          <w:ilvl w:val="0"/>
-          <w:numId w:val="1001"/>
-        </w:numPr>
-      </w:pPr>
-      <w:r>
-        <w:rPr>
-          <w:b/>
-          <w:bCs/>
-        </w:rPr>
-        <w:t xml:space="preserve">A bounded, explainable AI layer.</w:t>
-      </w:r>
-      <w:r>
-        <w:t xml:space="preserve"> </w:t>
-      </w:r>
-      <w:r>
-        <w:t xml:space="preserve">The Isolation Forest names the channels</w:t>
-      </w:r>
-      <w:r>
-        <w:t xml:space="preserve"> </w:t>
-      </w:r>
-      <w:r>
-        <w:t xml:space="preserve">responsible and can only amplify graded risk (up to 1.5×), never create it.</w:t>
-      </w:r>
-    </w:p>
-    <w:p>
-      <w:pPr>
-        <w:pStyle w:val="Compact"/>
-        <w:numPr>
-          <w:ilvl w:val="0"/>
-          <w:numId w:val="1001"/>
-        </w:numPr>
-      </w:pPr>
-      <w:r>
-        <w:rPr>
-          <w:b/>
-          <w:bCs/>
-        </w:rPr>
-        <w:t xml:space="preserve">Provenance enforced in code, not by convention.</w:t>
-      </w:r>
-      <w:r>
-        <w:t xml:space="preserve"> </w:t>
-      </w:r>
-      <w:r>
-        <w:t xml:space="preserve">Every reading, panel,</w:t>
-      </w:r>
-      <w:r>
-        <w:t xml:space="preserve"> </w:t>
-      </w:r>
-      <w:r>
-        <w:t xml:space="preserve">alert and exported row carries its source and quality flag;</w:t>
-      </w:r>
-      <w:r>
-        <w:t xml:space="preserve"> </w:t>
-      </w:r>
-      <w:r>
-        <w:rPr>
-          <w:rStyle w:val="VerbatimChar"/>
-        </w:rPr>
-        <w:t xml:space="preserve">is_simulated</w:t>
-      </w:r>
-      <w:r>
-        <w:t xml:space="preserve"> </w:t>
-      </w:r>
-      <w:r>
-        <w:t xml:space="preserve">is derived from</w:t>
-      </w:r>
-      <w:r>
-        <w:t xml:space="preserve"> </w:t>
-      </w:r>
-      <w:r>
-        <w:rPr>
-          <w:rStyle w:val="VerbatimChar"/>
-        </w:rPr>
-        <w:t xml:space="preserve">source</w:t>
-      </w:r>
-      <w:r>
-        <w:t xml:space="preserve"> </w:t>
-      </w:r>
-      <w:r>
-        <w:t xml:space="preserve">so the two can never disagree; a reading with an</w:t>
-      </w:r>
-      <w:r>
-        <w:t xml:space="preserve"> </w:t>
-      </w:r>
-      <w:r>
-        <w:t xml:space="preserve">unknown source or flag is rejected at construction; a missing or non-numeric</w:t>
-      </w:r>
-      <w:r>
-        <w:t xml:space="preserve"> </w:t>
-      </w:r>
-      <w:r>
-        <w:t xml:space="preserve">channel scores 0 rather than falling through to CRITICAL; each score is</w:t>
-      </w:r>
-      <w:r>
-        <w:t xml:space="preserve"> </w:t>
-      </w:r>
-      <w:r>
-        <w:t xml:space="preserve">rounded once so the stored number, its band and the alert text always agree;</w:t>
-      </w:r>
-      <w:r>
-        <w:t xml:space="preserve"> </w:t>
-      </w:r>
-      <w:r>
-        <w:t xml:space="preserve">and the dashboard can only show a</w:t>
-      </w:r>
-      <w:r>
-        <w:t xml:space="preserve"> </w:t>
-      </w:r>
-      <w:r>
-        <w:t xml:space="preserve">“Physical Sensor”</w:t>
-      </w:r>
-      <w:r>
-        <w:t xml:space="preserve"> </w:t>
-      </w:r>
-      <w:r>
-        <w:t xml:space="preserve">badge when a reading</w:t>
-      </w:r>
-      <w:r>
-        <w:t xml:space="preserve"> </w:t>
-      </w:r>
-      <w:r>
-        <w:t xml:space="preserve">really came from a device.</w:t>
-      </w:r>
-    </w:p>
-    <w:p>
-      <w:pPr>
-        <w:pStyle w:val="Compact"/>
-        <w:numPr>
-          <w:ilvl w:val="0"/>
-          <w:numId w:val="1001"/>
-        </w:numPr>
-      </w:pPr>
-      <w:r>
-        <w:rPr>
-          <w:b/>
-          <w:bCs/>
-        </w:rPr>
-        <w:t xml:space="preserve">Reproducible by a stranger.</w:t>
-      </w:r>
-      <w:r>
-        <w:t xml:space="preserve"> </w:t>
-      </w:r>
-      <w:r>
-        <w:t xml:space="preserve">The whole pipeline, model included, runs</w:t>
-      </w:r>
-      <w:r>
-        <w:t xml:space="preserve"> </w:t>
-      </w:r>
-      <w:r>
-        <w:t xml:space="preserve">offline on one Pi 5, and one command reruns our entire evidence chain.</w:t>
-      </w:r>
-    </w:p>
-    <w:bookmarkEnd w:id="26"/>
-    <w:bookmarkStart w:id="27" w:name="what-is-real-and-what-is-simulated"/>
-    <w:p>
-      <w:pPr>
-        <w:pStyle w:val="Heading2"/>
-      </w:pPr>
-      <w:r>
-        <w:t xml:space="preserve">5. What is real and what is simulated</w:t>
-      </w:r>
-    </w:p>
-    <w:p>
-      <w:pPr>
-        <w:pStyle w:val="FirstParagraph"/>
-      </w:pPr>
-      <w:r>
-        <w:t xml:space="preserve">We label exactly what this is and is not.</w:t>
-      </w:r>
-    </w:p>
-    <w:tbl>
-      <w:tblPr>
-        <w:tblStyle w:val="Table"/>
-        <w:tblW w:type="pct" w:w="5000"/>
-        <w:tblLayout w:type="fixed"/>
-        <w:tblLook w:firstRow="1" w:lastRow="0" w:firstColumn="0" w:lastColumn="0" w:noHBand="0" w:noVBand="0" w:val="0020"/>
-      </w:tblPr>
-      <w:tblGrid>
-        <w:gridCol w:w="1980"/>
-        <w:gridCol w:w="1980"/>
-        <w:gridCol w:w="1980"/>
-        <w:gridCol w:w="1980"/>
-      </w:tblGrid>
-      <w:tr>
-        <w:trPr>
-          <w:tblHeader w:val="on"/>
-        </w:trPr>
-        <w:tc>
-          <w:tcPr/>
-          <w:p>
-            <w:pPr>
-              <w:pStyle w:val="Compact"/>
-            </w:pPr>
-            <w:r>
-              <w:t xml:space="preserve">Mode</w:t>
-            </w:r>
-          </w:p>
-        </w:tc>
-        <w:tc>
-          <w:tcPr/>
-          <w:p>
-            <w:pPr>
-              <w:pStyle w:val="Compact"/>
-            </w:pPr>
-            <w:r>
-              <w:t xml:space="preserve">Data</w:t>
-            </w:r>
-          </w:p>
-        </w:tc>
-        <w:tc>
-          <w:tcPr/>
-          <w:p>
-            <w:pPr>
-              <w:pStyle w:val="Compact"/>
-            </w:pPr>
-            <w:r>
-              <w:t xml:space="preserve">Internet</w:t>
-            </w:r>
-          </w:p>
-        </w:tc>
-        <w:tc>
-          <w:tcPr/>
-          <w:p>
-            <w:pPr>
-              <w:pStyle w:val="Compact"/>
-            </w:pPr>
-            <w:r>
-              <w:t xml:space="preserve">Sensors</w:t>
-            </w:r>
-          </w:p>
-        </w:tc>
-      </w:tr>
-      <w:tr>
-        <w:tc>
-          <w:tcPr/>
-          <w:p>
-            <w:pPr>
-              <w:pStyle w:val="Compact"/>
-            </w:pPr>
-            <w:r>
-              <w:rPr>
-                <w:rStyle w:val="VerbatimChar"/>
-              </w:rPr>
-              <w:t xml:space="preserve">simulation</w:t>
-            </w:r>
-          </w:p>
-        </w:tc>
-        <w:tc>
-          <w:tcPr/>
-          <w:p>
-            <w:pPr>
-              <w:pStyle w:val="Compact"/>
-            </w:pPr>
-            <w:r>
-              <w:t xml:space="preserve">Realistic generated data (default)</w:t>
-            </w:r>
-          </w:p>
-        </w:tc>
-        <w:tc>
-          <w:tcPr/>
-          <w:p>
-            <w:pPr>
-              <w:pStyle w:val="Compact"/>
-            </w:pPr>
-            <w:r>
-              <w:t xml:space="preserve">No</w:t>
-            </w:r>
-          </w:p>
-        </w:tc>
-        <w:tc>
-          <w:tcPr/>
-          <w:p>
-            <w:pPr>
-              <w:pStyle w:val="Compact"/>
-            </w:pPr>
-            <w:r>
-              <w:t xml:space="preserve">No</w:t>
-            </w:r>
-          </w:p>
-        </w:tc>
-      </w:tr>
-      <w:tr>
-        <w:tc>
-          <w:tcPr/>
-          <w:p>
-            <w:pPr>
-              <w:pStyle w:val="Compact"/>
-            </w:pPr>
-            <w:r>
-              <w:rPr>
-                <w:rStyle w:val="VerbatimChar"/>
-              </w:rPr>
-              <w:t xml:space="preserve">demo</w:t>
-            </w:r>
-          </w:p>
-        </w:tc>
-        <w:tc>
-          <w:tcPr/>
-          <w:p>
-            <w:pPr>
-              <w:pStyle w:val="Compact"/>
-            </w:pPr>
-            <w:r>
-              <w:t xml:space="preserve">Deterministic, screenshot-stable data</w:t>
-            </w:r>
-          </w:p>
-        </w:tc>
-        <w:tc>
-          <w:tcPr/>
-          <w:p>
-            <w:pPr>
-              <w:pStyle w:val="Compact"/>
-            </w:pPr>
-            <w:r>
-              <w:t xml:space="preserve">No</w:t>
-            </w:r>
-          </w:p>
-        </w:tc>
-        <w:tc>
-          <w:tcPr/>
-          <w:p>
-            <w:pPr>
-              <w:pStyle w:val="Compact"/>
-            </w:pPr>
-            <w:r>
-              <w:t xml:space="preserve">No</w:t>
-            </w:r>
-          </w:p>
-        </w:tc>
-      </w:tr>
-      <w:tr>
-        <w:tc>
-          <w:tcPr/>
-          <w:p>
-            <w:pPr>
-              <w:pStyle w:val="Compact"/>
-            </w:pPr>
-            <w:r>
-              <w:rPr>
-                <w:rStyle w:val="VerbatimChar"/>
-              </w:rPr>
-              <w:t xml:space="preserve">api</w:t>
-            </w:r>
-          </w:p>
-        </w:tc>
-        <w:tc>
-          <w:tcPr/>
-          <w:p>
-            <w:pPr>
-              <w:pStyle w:val="Compact"/>
-            </w:pPr>
-            <w:r>
-              <w:t xml:space="preserve">Live Open-Meteo weather and air quality for all 20 locations</w:t>
-            </w:r>
-          </w:p>
-        </w:tc>
-        <w:tc>
-          <w:tcPr/>
-          <w:p>
-            <w:pPr>
-              <w:pStyle w:val="Compact"/>
-            </w:pPr>
-            <w:r>
-              <w:t xml:space="preserve">Yes, falls back to simulation</w:t>
-            </w:r>
-          </w:p>
-        </w:tc>
-        <w:tc>
-          <w:tcPr/>
-          <w:p>
-            <w:pPr>
-              <w:pStyle w:val="Compact"/>
-            </w:pPr>
-            <w:r>
-              <w:t xml:space="preserve">No</w:t>
-            </w:r>
-          </w:p>
-        </w:tc>
-      </w:tr>
-      <w:tr>
-        <w:tc>
-          <w:tcPr/>
-          <w:p>
-            <w:pPr>
-              <w:pStyle w:val="Compact"/>
-            </w:pPr>
-            <w:r>
-              <w:rPr>
-                <w:rStyle w:val="VerbatimChar"/>
-              </w:rPr>
-              <w:t xml:space="preserve">hardware</w:t>
-            </w:r>
-          </w:p>
-        </w:tc>
-        <w:tc>
-          <w:tcPr/>
-          <w:p>
-            <w:pPr>
-              <w:pStyle w:val="Compact"/>
-            </w:pPr>
-            <w:r>
-              <w:t xml:space="preserve">One physical Vernier weather sensor, simulated mesh for the rest</w:t>
-            </w:r>
-          </w:p>
-        </w:tc>
-        <w:tc>
-          <w:tcPr/>
-          <w:p>
-            <w:pPr>
-              <w:pStyle w:val="Compact"/>
-            </w:pPr>
-            <w:r>
-              <w:t xml:space="preserve">No</w:t>
-            </w:r>
-          </w:p>
-        </w:tc>
-        <w:tc>
-          <w:tcPr/>
-          <w:p>
-            <w:pPr>
-              <w:pStyle w:val="Compact"/>
-            </w:pPr>
-            <w:r>
-              <w:t xml:space="preserve">Yes, falls back if absent</w:t>
-            </w:r>
-          </w:p>
-        </w:tc>
-      </w:tr>
-      <w:tr>
-        <w:tc>
-          <w:tcPr/>
-          <w:p>
-            <w:pPr>
-              <w:pStyle w:val="Compact"/>
-            </w:pPr>
-            <w:r>
-              <w:rPr>
-                <w:rStyle w:val="VerbatimChar"/>
-              </w:rPr>
-              <w:t xml:space="preserve">auto</w:t>
-            </w:r>
-          </w:p>
-        </w:tc>
-        <w:tc>
-          <w:tcPr/>
-          <w:p>
-            <w:pPr>
-              <w:pStyle w:val="Compact"/>
-            </w:pPr>
-            <w:r>
-              <w:t xml:space="preserve">Hardware, else API, else simulation</w:t>
-            </w:r>
-          </w:p>
-        </w:tc>
-        <w:tc>
-          <w:tcPr/>
-          <w:p>
-            <w:pPr>
-              <w:pStyle w:val="Compact"/>
-            </w:pPr>
-            <w:r>
-              <w:t xml:space="preserve">Optional</w:t>
-            </w:r>
-          </w:p>
-        </w:tc>
-        <w:tc>
-          <w:tcPr/>
-          <w:p>
-            <w:pPr>
-              <w:pStyle w:val="Compact"/>
-            </w:pPr>
-            <w:r>
-              <w:t xml:space="preserve">Optional</w:t>
-            </w:r>
-          </w:p>
-        </w:tc>
-      </w:tr>
-    </w:tbl>
+        <w:t xml:space="preserve">Figure 4 — Live Map, flood scenario, demo (simulated) data, on the dashboard’s offline basemap. Each circle is one of the 20 nodes; colour and size show risk 0–100; the blue lines are the Thames, the Lea, the Wandle and Regent’s Canal. The river and canal nodes are the ones in red.</w:t>
+      </w:r>
+    </w:p>
     <w:p>
       <w:pPr>
         <w:pStyle w:val="Compact"/>
@@ -2017,7 +2017,7 @@
       </w:r>
     </w:p>
     <w:bookmarkEnd w:id="27"/>
-    <w:bookmarkStart w:id="34" w:name="evidence-that-it-works"/>
+    <w:bookmarkStart w:id="31" w:name="evidence-that-it-works"/>
     <w:p>
       <w:pPr>
         <w:pStyle w:val="Heading2"/>
@@ -2094,7 +2094,7 @@
           <w:b/>
           <w:bCs/>
         </w:rPr>
-        <w:t xml:space="preserve">PASS (5 of 5</w:t>
+        <w:t xml:space="preserve">PASS (5/5 steps</w:t>
       </w:r>
       <w:r>
         <w:rPr>
@@ -2108,13 +2108,10 @@
           <w:b/>
           <w:bCs/>
         </w:rPr>
-        <w:t xml:space="preserve">steps)</w:t>
-      </w:r>
-      <w:r>
-        <w:t xml:space="preserve"> </w:t>
-      </w:r>
-      <w:r>
-        <w:t xml:space="preserve">(output in</w:t>
+        <w:t xml:space="preserve">passed)</w:t>
+      </w:r>
+      <w:r>
+        <w:t xml:space="preserve">. Its full output is</w:t>
       </w:r>
       <w:r>
         <w:t xml:space="preserve"> </w:t>
@@ -2123,10 +2120,13 @@
         <w:rPr>
           <w:rStyle w:val="VerbatimChar"/>
         </w:rPr>
-        <w:t xml:space="preserve">figures/terminal-judge_validate.png</w:t>
-      </w:r>
-      <w:r>
-        <w:t xml:space="preserve">).</w:t>
+        <w:t xml:space="preserve">docs/screenshots/terminal-judge_validate.png</w:t>
+      </w:r>
+      <w:r>
+        <w:t xml:space="preserve"> </w:t>
+      </w:r>
+      <w:r>
+        <w:t xml:space="preserve">in the repository.</w:t>
       </w:r>
     </w:p>
     <w:p>
@@ -2153,7 +2153,21 @@
         <w:t xml:space="preserve"> </w:t>
       </w:r>
       <w:r>
-        <w:t xml:space="preserve">scenarios in about thirty seconds. Repeated runs print identical numbers:</w:t>
+        <w:t xml:space="preserve">scenarios in about thirty seconds. Repeated runs print identical numbers;</w:t>
+      </w:r>
+      <w:r>
+        <w:t xml:space="preserve"> </w:t>
+      </w:r>
+      <w:r>
+        <w:t xml:space="preserve">its full output is reproduced in the Appendix.</w:t>
+      </w:r>
+    </w:p>
+    <w:p>
+      <w:pPr>
+        <w:pStyle w:val="FirstParagraph"/>
+      </w:pPr>
+      <w:r>
+        <w:t xml:space="preserve">The demo tour, one row per scenario:</w:t>
       </w:r>
     </w:p>
     <w:tbl>
@@ -2549,10 +2563,10 @@
         <w:tblLook w:firstRow="1" w:lastRow="0" w:firstColumn="0" w:lastColumn="0" w:noHBand="0" w:noVBand="0" w:val="0020"/>
       </w:tblPr>
       <w:tblGrid>
-        <w:gridCol w:w="1980"/>
-        <w:gridCol w:w="1980"/>
-        <w:gridCol w:w="1980"/>
-        <w:gridCol w:w="1980"/>
+        <w:gridCol w:w="950"/>
+        <w:gridCol w:w="1742"/>
+        <w:gridCol w:w="1900"/>
+        <w:gridCol w:w="3326"/>
       </w:tblGrid>
       <w:tr>
         <w:trPr>
@@ -2845,7 +2859,7 @@
         <w:t xml:space="preserve"> </w:t>
       </w:r>
       <w:r>
-        <w:t xml:space="preserve">invent one. These counts are pinned by a test, like every other number here.</w:t>
+        <w:t xml:space="preserve">invent one. These counts are pinned by a test, like the other numbers in this section.</w:t>
       </w:r>
     </w:p>
     <w:p>
@@ -2903,75 +2917,8 @@
         <w:t xml:space="preserve">Figure 5 — Network Overview, flood scenario, demo data: the four river nodes go CRITICAL while inland nodes such as Brixton and Greenwich stay SAFE. The hazard lands where it should, and the purple badge says every value is simulated.</w:t>
       </w:r>
     </w:p>
-    <w:p>
-      <w:pPr>
-        <w:pStyle w:val="CaptionedFigure"/>
-      </w:pPr>
-      <w:r>
-        <w:drawing>
-          <wp:inline>
-            <wp:extent cx="5334000" cy="1205719"/>
-            <wp:effectExtent b="0" l="0" r="0" t="0"/>
-            <wp:docPr descr="Figure 6 — python scripts/demo_tour.py: all five scenarios in one deterministic run. Normal stays quiet, each emergency escalates its own nodes, and the last lines are the plain-English explanation for the worst node." title="" id="32" name="Picture"/>
-            <a:graphic>
-              <a:graphicData uri="http://schemas.openxmlformats.org/drawingml/2006/picture">
-                <pic:pic>
-                  <pic:nvPicPr>
-                    <pic:cNvPr descr="figures/terminal-demo_tour.png" id="33" name="Picture"/>
-                    <pic:cNvPicPr>
-                      <a:picLocks noChangeArrowheads="1" noChangeAspect="1"/>
-                    </pic:cNvPicPr>
-                  </pic:nvPicPr>
-                  <pic:blipFill>
-                    <a:blip r:embed="rId31"/>
-                    <a:stretch>
-                      <a:fillRect/>
-                    </a:stretch>
-                  </pic:blipFill>
-                  <pic:spPr bwMode="auto">
-                    <a:xfrm>
-                      <a:off x="0" y="0"/>
-                      <a:ext cx="5334000" cy="1205719"/>
-                    </a:xfrm>
-                    <a:prstGeom prst="rect">
-                      <a:avLst/>
-                    </a:prstGeom>
-                    <a:noFill/>
-                    <a:ln w="9525">
-                      <a:noFill/>
-                      <a:headEnd/>
-                      <a:tailEnd/>
-                    </a:ln>
-                  </pic:spPr>
-                </pic:pic>
-              </a:graphicData>
-            </a:graphic>
-          </wp:inline>
-        </w:drawing>
-      </w:r>
-    </w:p>
-    <w:p>
-      <w:pPr>
-        <w:pStyle w:val="ImageCaption"/>
-      </w:pPr>
-      <w:r>
-        <w:t xml:space="preserve">Figure 6 —</w:t>
-      </w:r>
-      <w:r>
-        <w:t xml:space="preserve"> </w:t>
-      </w:r>
-      <w:r>
-        <w:rPr>
-          <w:rStyle w:val="VerbatimChar"/>
-        </w:rPr>
-        <w:t xml:space="preserve">python scripts/demo_tour.py</w:t>
-      </w:r>
-      <w:r>
-        <w:t xml:space="preserve">: all five scenarios in one deterministic run. Normal stays quiet, each emergency escalates its own nodes, and the last lines are the plain-English explanation for the worst node.</w:t>
-      </w:r>
-    </w:p>
-    <w:bookmarkEnd w:id="34"/>
-    <w:bookmarkStart w:id="35" w:name="the-raspberry-pi-5"/>
+    <w:bookmarkEnd w:id="31"/>
+    <w:bookmarkStart w:id="32" w:name="the-raspberry-pi-5"/>
     <w:p>
       <w:pPr>
         <w:pStyle w:val="Heading2"/>
@@ -2997,144 +2944,7 @@
         <w:t xml:space="preserve"> </w:t>
       </w:r>
       <w:r>
-        <w:t xml:space="preserve">the same time, headless, at the site. We kept the per-cycle cost small on</w:t>
-      </w:r>
-      <w:r>
-        <w:t xml:space="preserve"> </w:t>
-      </w:r>
-      <w:r>
-        <w:t xml:space="preserve">purpose: the 20 nodes are scored by the Isolation Forest in one batch rather</w:t>
-      </w:r>
-      <w:r>
-        <w:t xml:space="preserve"> </w:t>
-      </w:r>
-      <w:r>
-        <w:t xml:space="preserve">than one at a time, which cut a full cycle from about 425 ms to about 23 ms on</w:t>
-      </w:r>
-      <w:r>
-        <w:t xml:space="preserve"> </w:t>
-      </w:r>
-      <w:r>
-        <w:t xml:space="preserve">our development machine (a 16 GB x86-64 Linux laptop, Python 3.11), where the</w:t>
-      </w:r>
-      <w:r>
-        <w:t xml:space="preserve"> </w:t>
-      </w:r>
-      <w:r>
-        <w:t xml:space="preserve">model trains in 0.2 s and the engine peaks at about 200 MB of memory. Those</w:t>
-      </w:r>
-      <w:r>
-        <w:t xml:space="preserve"> </w:t>
-      </w:r>
-      <w:r>
-        <w:t xml:space="preserve">are laptop measurements (</w:t>
-      </w:r>
-      <w:r>
-        <w:rPr>
-          <w:rStyle w:val="VerbatimChar"/>
-        </w:rPr>
-        <w:t xml:space="preserve">python scripts/pi_benchmark.py</w:t>
-      </w:r>
-      <w:r>
-        <w:t xml:space="preserve"> </w:t>
-      </w:r>
-      <w:r>
-        <w:t xml:space="preserve">prints them for</w:t>
-      </w:r>
-      <w:r>
-        <w:t xml:space="preserve"> </w:t>
-      </w:r>
-      <w:r>
-        <w:t xml:space="preserve">whatever machine it runs on). We have not yet timed it on the Pi itself, so</w:t>
-      </w:r>
-      <w:r>
-        <w:t xml:space="preserve"> </w:t>
-      </w:r>
-      <w:r>
-        <w:t xml:space="preserve">for the Pi we give an estimate and label it as one: the Pi 5’s Cortex-A76</w:t>
-      </w:r>
-      <w:r>
-        <w:t xml:space="preserve"> </w:t>
-      </w:r>
-      <w:r>
-        <w:t xml:space="preserve">cores are roughly three to four times slower than a laptop core on this kind</w:t>
-      </w:r>
-      <w:r>
-        <w:t xml:space="preserve"> </w:t>
-      </w:r>
-      <w:r>
-        <w:t xml:space="preserve">of single-threaded Python and scikit-learn work, which puts a full cycle at</w:t>
-      </w:r>
-      <w:r>
-        <w:t xml:space="preserve"> </w:t>
-      </w:r>
-      <w:r>
-        <w:t xml:space="preserve">around 100 ms, about 5 % of the 2-second read interval, and the 200 MB</w:t>
-      </w:r>
-      <w:r>
-        <w:t xml:space="preserve"> </w:t>
-      </w:r>
-      <w:r>
-        <w:t xml:space="preserve">footprint sits comfortably inside the 4 GB board with the dashboard alongside.</w:t>
-      </w:r>
-      <w:r>
-        <w:t xml:space="preserve"> </w:t>
-      </w:r>
-      <w:r>
-        <w:t xml:space="preserve">Every dependency ships a prebuilt 64-bit Arm wheel, so installation on</w:t>
-      </w:r>
-      <w:r>
-        <w:t xml:space="preserve"> </w:t>
-      </w:r>
-      <w:r>
-        <w:t xml:space="preserve">Raspberry Pi OS is the same one script as anywhere else.</w:t>
-      </w:r>
-    </w:p>
-    <w:p>
-      <w:pPr>
-        <w:pStyle w:val="BodyText"/>
-      </w:pPr>
-      <w:r>
-        <w:t xml:space="preserve">Installation is one script (</w:t>
-      </w:r>
-      <w:r>
-        <w:rPr>
-          <w:rStyle w:val="VerbatimChar"/>
-        </w:rPr>
-        <w:t xml:space="preserve">setup_pi.sh</w:t>
-      </w:r>
-      <w:r>
-        <w:t xml:space="preserve">): it creates a Python environment,</w:t>
-      </w:r>
-      <w:r>
-        <w:t xml:space="preserve"> </w:t>
-      </w:r>
-      <w:r>
-        <w:t xml:space="preserve">installs the requirements (no compiler or special tools needed) and runs the</w:t>
-      </w:r>
-      <w:r>
-        <w:t xml:space="preserve"> </w:t>
-      </w:r>
-      <w:r>
-        <w:t xml:space="preserve">smoke test. The dashboard is only reachable from the Pi itself, or from a</w:t>
-      </w:r>
-      <w:r>
-        <w:t xml:space="preserve"> </w:t>
-      </w:r>
-      <w:r>
-        <w:t xml:space="preserve">laptop connected to it securely over SSH, so nothing is opened up on the school</w:t>
-      </w:r>
-      <w:r>
-        <w:t xml:space="preserve"> </w:t>
-      </w:r>
-      <w:r>
-        <w:t xml:space="preserve">network. The map has an offline basemap option, so even the Live Map works</w:t>
-      </w:r>
-      <w:r>
-        <w:t xml:space="preserve"> </w:t>
-      </w:r>
-      <w:r>
-        <w:t xml:space="preserve">with no internet.</w:t>
+        <w:t xml:space="preserve">the same time, headless, at the site.</w:t>
       </w:r>
     </w:p>
     <w:p>
@@ -3157,9 +2967,9 @@
         <w:tblLook w:firstRow="1" w:lastRow="0" w:firstColumn="0" w:lastColumn="0" w:noHBand="0" w:noVBand="0" w:val="0020"/>
       </w:tblPr>
       <w:tblGrid>
-        <w:gridCol w:w="2376"/>
-        <w:gridCol w:w="2376"/>
-        <w:gridCol w:w="3168"/>
+        <w:gridCol w:w="3105"/>
+        <w:gridCol w:w="3261"/>
+        <w:gridCol w:w="1552"/>
       </w:tblGrid>
       <w:tr>
         <w:trPr>
@@ -3436,25 +3246,196 @@
         <w:t xml:space="preserve">the software costs nothing and needs no subscription.</w:t>
       </w:r>
     </w:p>
-    <w:bookmarkEnd w:id="35"/>
-    <w:bookmarkStart w:id="36" w:name="impact"/>
-    <w:p>
-      <w:pPr>
-        <w:pStyle w:val="Heading2"/>
-      </w:pPr>
-      <w:r>
-        <w:t xml:space="preserve">8. Impact</w:t>
-      </w:r>
-    </w:p>
-    <w:p>
-      <w:pPr>
-        <w:pStyle w:val="FirstParagraph"/>
+    <w:p>
+      <w:pPr>
+        <w:pStyle w:val="BodyText"/>
       </w:pPr>
       <w:r>
         <w:rPr>
           <w:b/>
           <w:bCs/>
         </w:rPr>
+        <w:t xml:space="preserve">Speed.</w:t>
+      </w:r>
+      <w:r>
+        <w:t xml:space="preserve"> </w:t>
+      </w:r>
+      <w:r>
+        <w:t xml:space="preserve">We kept the per-cycle cost small on purpose: the 20 nodes are</w:t>
+      </w:r>
+      <w:r>
+        <w:t xml:space="preserve"> </w:t>
+      </w:r>
+      <w:r>
+        <w:t xml:space="preserve">scored by the Isolation Forest in one batch rather than one at a time, which</w:t>
+      </w:r>
+      <w:r>
+        <w:t xml:space="preserve"> </w:t>
+      </w:r>
+      <w:r>
+        <w:t xml:space="preserve">cut a full cycle from about 425 ms to about 23 ms on our development machine</w:t>
+      </w:r>
+      <w:r>
+        <w:t xml:space="preserve"> </w:t>
+      </w:r>
+      <w:r>
+        <w:t xml:space="preserve">(a 16 GB x86-64 Linux laptop, Python 3.11), where the model trains in 0.2 s</w:t>
+      </w:r>
+      <w:r>
+        <w:t xml:space="preserve"> </w:t>
+      </w:r>
+      <w:r>
+        <w:t xml:space="preserve">and the engine peaks at about 200 MB of memory. Those are laptop measurements</w:t>
+      </w:r>
+      <w:r>
+        <w:t xml:space="preserve"> </w:t>
+      </w:r>
+      <w:r>
+        <w:t xml:space="preserve">(</w:t>
+      </w:r>
+      <w:r>
+        <w:rPr>
+          <w:rStyle w:val="VerbatimChar"/>
+        </w:rPr>
+        <w:t xml:space="preserve">python scripts/pi_benchmark.py</w:t>
+      </w:r>
+      <w:r>
+        <w:t xml:space="preserve"> </w:t>
+      </w:r>
+      <w:r>
+        <w:t xml:space="preserve">prints them for whatever machine it runs on).</w:t>
+      </w:r>
+    </w:p>
+    <w:p>
+      <w:pPr>
+        <w:pStyle w:val="BodyText"/>
+      </w:pPr>
+      <w:r>
+        <w:rPr>
+          <w:b/>
+          <w:bCs/>
+        </w:rPr>
+        <w:t xml:space="preserve">On the Pi.</w:t>
+      </w:r>
+      <w:r>
+        <w:t xml:space="preserve"> </w:t>
+      </w:r>
+      <w:r>
+        <w:t xml:space="preserve">We have not yet timed it on the Pi itself, so for the Pi we</w:t>
+      </w:r>
+      <w:r>
+        <w:t xml:space="preserve"> </w:t>
+      </w:r>
+      <w:r>
+        <w:t xml:space="preserve">give an estimate and label it as one: the Pi 5’s Cortex-A76 cores are roughly</w:t>
+      </w:r>
+      <w:r>
+        <w:t xml:space="preserve"> </w:t>
+      </w:r>
+      <w:r>
+        <w:t xml:space="preserve">three to four times slower than a laptop core on this kind of single-threaded</w:t>
+      </w:r>
+      <w:r>
+        <w:t xml:space="preserve"> </w:t>
+      </w:r>
+      <w:r>
+        <w:t xml:space="preserve">Python and scikit-learn work, which puts a full cycle at around 100 ms, about</w:t>
+      </w:r>
+      <w:r>
+        <w:t xml:space="preserve"> </w:t>
+      </w:r>
+      <w:r>
+        <w:t xml:space="preserve">5 % of the 2-second read interval, and the 200 MB footprint sits comfortably</w:t>
+      </w:r>
+      <w:r>
+        <w:t xml:space="preserve"> </w:t>
+      </w:r>
+      <w:r>
+        <w:t xml:space="preserve">inside the 4 GB board with the dashboard alongside.</w:t>
+      </w:r>
+    </w:p>
+    <w:p>
+      <w:pPr>
+        <w:pStyle w:val="BodyText"/>
+      </w:pPr>
+      <w:r>
+        <w:rPr>
+          <w:b/>
+          <w:bCs/>
+        </w:rPr>
+        <w:t xml:space="preserve">Installation.</w:t>
+      </w:r>
+      <w:r>
+        <w:t xml:space="preserve"> </w:t>
+      </w:r>
+      <w:r>
+        <w:t xml:space="preserve">Every dependency ships a prebuilt 64-bit Arm wheel, so</w:t>
+      </w:r>
+      <w:r>
+        <w:t xml:space="preserve"> </w:t>
+      </w:r>
+      <w:r>
+        <w:t xml:space="preserve">installation on Raspberry Pi OS is one script (</w:t>
+      </w:r>
+      <w:r>
+        <w:rPr>
+          <w:rStyle w:val="VerbatimChar"/>
+        </w:rPr>
+        <w:t xml:space="preserve">setup_pi.sh</w:t>
+      </w:r>
+      <w:r>
+        <w:t xml:space="preserve">): it creates a</w:t>
+      </w:r>
+      <w:r>
+        <w:t xml:space="preserve"> </w:t>
+      </w:r>
+      <w:r>
+        <w:t xml:space="preserve">Python environment, installs the requirements (no compiler or special tools</w:t>
+      </w:r>
+      <w:r>
+        <w:t xml:space="preserve"> </w:t>
+      </w:r>
+      <w:r>
+        <w:t xml:space="preserve">needed) and runs the smoke test. The dashboard is only reachable from the Pi</w:t>
+      </w:r>
+      <w:r>
+        <w:t xml:space="preserve"> </w:t>
+      </w:r>
+      <w:r>
+        <w:t xml:space="preserve">itself, or from a laptop connected to it securely over SSH, so nothing is</w:t>
+      </w:r>
+      <w:r>
+        <w:t xml:space="preserve"> </w:t>
+      </w:r>
+      <w:r>
+        <w:t xml:space="preserve">opened up on the school network. The map has an offline basemap option, so</w:t>
+      </w:r>
+      <w:r>
+        <w:t xml:space="preserve"> </w:t>
+      </w:r>
+      <w:r>
+        <w:t xml:space="preserve">even the Live Map works with no internet.</w:t>
+      </w:r>
+    </w:p>
+    <w:bookmarkEnd w:id="32"/>
+    <w:bookmarkStart w:id="33" w:name="impact"/>
+    <w:p>
+      <w:pPr>
+        <w:pStyle w:val="Heading2"/>
+      </w:pPr>
+      <w:r>
+        <w:t xml:space="preserve">8. Impact</w:t>
+      </w:r>
+    </w:p>
+    <w:p>
+      <w:pPr>
+        <w:pStyle w:val="FirstParagraph"/>
+      </w:pPr>
+      <w:r>
+        <w:rPr>
+          <w:b/>
+          <w:bCs/>
+        </w:rPr>
         <w:t xml:space="preserve">What it looks like on the day.</w:t>
       </w:r>
       <w:r>
@@ -3467,25 +3448,19 @@
         <w:t xml:space="preserve"> </w:t>
       </w:r>
       <w:r>
-        <w:t xml:space="preserve">water-level channel at the Regent’s Canal node climbs; on its own that might</w:t>
-      </w:r>
-      <w:r>
-        <w:t xml:space="preserve"> </w:t>
-      </w:r>
-      <w:r>
-        <w:t xml:space="preserve">be a stuck sensor, so nothing happens yet. Minutes later two neighbouring nodes</w:t>
-      </w:r>
-      <w:r>
-        <w:t xml:space="preserve"> </w:t>
-      </w:r>
-      <w:r>
-        <w:t xml:space="preserve">report the same trend, the mesh multiplier fires, and the site manager’s</w:t>
-      </w:r>
-      <w:r>
-        <w:t xml:space="preserve"> </w:t>
-      </w:r>
-      <w:r>
-        <w:t xml:space="preserve">screen reads:</w:t>
+        <w:t xml:space="preserve">water-level channel at the Regent’s Canal node climbs. Three neighbouring</w:t>
+      </w:r>
+      <w:r>
+        <w:t xml:space="preserve"> </w:t>
+      </w:r>
+      <w:r>
+        <w:t xml:space="preserve">nodes report the same trend, so this is not one stuck sensor, and the site</w:t>
+      </w:r>
+      <w:r>
+        <w:t xml:space="preserve"> </w:t>
+      </w:r>
+      <w:r>
+        <w:t xml:space="preserve">manager’s screen reads:</w:t>
       </w:r>
       <w:r>
         <w:t xml:space="preserve"> </w:t>
@@ -3567,7 +3542,28 @@
         <w:t xml:space="preserve"> </w:t>
       </w:r>
       <w:r>
-        <w:t xml:space="preserve">(That sentence is the actual output of our flood demo, on simulated data.)</w:t>
+        <w:t xml:space="preserve">(The quoted alert is the actual output of</w:t>
+      </w:r>
+      <w:r>
+        <w:t xml:space="preserve"> </w:t>
+      </w:r>
+      <w:r>
+        <w:rPr>
+          <w:rStyle w:val="VerbatimChar"/>
+        </w:rPr>
+        <w:t xml:space="preserve">python scripts/demo_tour.py</w:t>
+      </w:r>
+      <w:r>
+        <w:t xml:space="preserve"> </w:t>
+      </w:r>
+      <w:r>
+        <w:t xml:space="preserve">for</w:t>
+      </w:r>
+      <w:r>
+        <w:t xml:space="preserve"> </w:t>
+      </w:r>
+      <w:r>
+        <w:t xml:space="preserve">the flood scenario, on simulated data.)</w:t>
       </w:r>
     </w:p>
     <w:p>
@@ -3626,8 +3622,8 @@
         <w:t xml:space="preserve">early-warning mesh.</w:t>
       </w:r>
     </w:p>
-    <w:bookmarkEnd w:id="36"/>
-    <w:bookmarkStart w:id="40" w:name="teamwork-and-what-we-learned"/>
+    <w:bookmarkEnd w:id="33"/>
+    <w:bookmarkStart w:id="37" w:name="teamwork-and-what-we-learned"/>
     <w:p>
       <w:pPr>
         <w:pStyle w:val="Heading2"/>
@@ -3849,6 +3845,160 @@
       </w:r>
       <w:r>
         <w:t xml:space="preserve">look good.</w:t>
+      </w:r>
+    </w:p>
+    <w:p>
+      <w:pPr>
+        <w:pStyle w:val="BodyText"/>
+      </w:pPr>
+      <w:r>
+        <w:rPr>
+          <w:b/>
+          <w:bCs/>
+        </w:rPr>
+        <w:t xml:space="preserve">What was hardest.</w:t>
+      </w:r>
+      <w:r>
+        <w:t xml:space="preserve"> </w:t>
+      </w:r>
+      <w:r>
+        <w:t xml:space="preserve">The three things above: deciding what the system is</w:t>
+      </w:r>
+      <w:r>
+        <w:t xml:space="preserve"> </w:t>
+      </w:r>
+      <w:r>
+        <w:t xml:space="preserve">allowed to claim (a reading is</w:t>
+      </w:r>
+      <w:r>
+        <w:t xml:space="preserve"> </w:t>
+      </w:r>
+      <w:r>
+        <w:t xml:space="preserve">“hardware”</w:t>
+      </w:r>
+      <w:r>
+        <w:t xml:space="preserve"> </w:t>
+      </w:r>
+      <w:r>
+        <w:t xml:space="preserve">only after a device physically</w:t>
+      </w:r>
+      <w:r>
+        <w:t xml:space="preserve"> </w:t>
+      </w:r>
+      <w:r>
+        <w:t xml:space="preserve">opens; a water level derived from rainfall is flagged</w:t>
+      </w:r>
+      <w:r>
+        <w:t xml:space="preserve"> </w:t>
+      </w:r>
+      <w:r>
+        <w:rPr>
+          <w:rStyle w:val="VerbatimChar"/>
+        </w:rPr>
+        <w:t xml:space="preserve">estimated</w:t>
+      </w:r>
+      <w:r>
+        <w:t xml:space="preserve">; the AI</w:t>
+      </w:r>
+      <w:r>
+        <w:t xml:space="preserve"> </w:t>
+      </w:r>
+      <w:r>
+        <w:t xml:space="preserve">records whether it trained on real or synthetic data), making every published</w:t>
+      </w:r>
+      <w:r>
+        <w:t xml:space="preserve"> </w:t>
+      </w:r>
+      <w:r>
+        <w:t xml:space="preserve">number reproducible by a stranger, and testing the dashboard itself rather</w:t>
+      </w:r>
+      <w:r>
+        <w:t xml:space="preserve"> </w:t>
+      </w:r>
+      <w:r>
+        <w:t xml:space="preserve">than just the maths. The crash the tab test caught was a whole column of</w:t>
+      </w:r>
+      <w:r>
+        <w:t xml:space="preserve"> </w:t>
+      </w:r>
+      <w:r>
+        <w:t xml:space="preserve">data-source labels being tested as if it were a single yes/no value, which</w:t>
+      </w:r>
+      <w:r>
+        <w:t xml:space="preserve"> </w:t>
+      </w:r>
+      <w:r>
+        <w:t xml:space="preserve">broke the Hardware Readiness tab whenever live data was present and blanked</w:t>
+      </w:r>
+      <w:r>
+        <w:t xml:space="preserve"> </w:t>
+      </w:r>
+      <w:r>
+        <w:t xml:space="preserve">the Competition Pitch tab after it.</w:t>
+      </w:r>
+    </w:p>
+    <w:p>
+      <w:pPr>
+        <w:pStyle w:val="BodyText"/>
+      </w:pPr>
+      <w:r>
+        <w:rPr>
+          <w:b/>
+          <w:bCs/>
+        </w:rPr>
+        <w:t xml:space="preserve">What we learned.</w:t>
+      </w:r>
+      <w:r>
+        <w:t xml:space="preserve"> </w:t>
+      </w:r>
+      <w:r>
+        <w:t xml:space="preserve">The big one: an honest system is more work than an</w:t>
+      </w:r>
+      <w:r>
+        <w:t xml:space="preserve"> </w:t>
+      </w:r>
+      <w:r>
+        <w:t xml:space="preserve">impressive one, and the work is mostly saying no to yourself. Technically:</w:t>
+      </w:r>
+      <w:r>
+        <w:t xml:space="preserve"> </w:t>
+      </w:r>
+      <w:r>
+        <w:t xml:space="preserve">that anomaly detection finds odd</w:t>
+      </w:r>
+      <w:r>
+        <w:t xml:space="preserve"> </w:t>
+      </w:r>
+      <w:r>
+        <w:rPr>
+          <w:i/>
+          <w:iCs/>
+        </w:rPr>
+        <w:t xml:space="preserve">combinations</w:t>
+      </w:r>
+      <w:r>
+        <w:t xml:space="preserve"> </w:t>
+      </w:r>
+      <w:r>
+        <w:t xml:space="preserve">that thresholds miss; that a</w:t>
+      </w:r>
+      <w:r>
+        <w:t xml:space="preserve"> </w:t>
+      </w:r>
+      <w:r>
+        <w:t xml:space="preserve">test which pins a number you have published is the best guard against quietly</w:t>
+      </w:r>
+      <w:r>
+        <w:t xml:space="preserve"> </w:t>
+      </w:r>
+      <w:r>
+        <w:t xml:space="preserve">breaking your own claims; and that a whole machine-learning pipeline really</w:t>
+      </w:r>
+      <w:r>
+        <w:t xml:space="preserve"> </w:t>
+      </w:r>
+      <w:r>
+        <w:t xml:space="preserve">does fit on a £55 computer.</w:t>
       </w:r>
     </w:p>
     <w:p>
@@ -3860,18 +4010,18 @@
           <wp:inline>
             <wp:extent cx="5334000" cy="3000375"/>
             <wp:effectExtent b="0" l="0" r="0" t="0"/>
-            <wp:docPr descr="Figure 7 — ► PLACEHOLDER: replace photos/photo-2-team.jpg with a photo of the two of you at the Pi, and change the picture in WRITEUP.docx. Caption to use: “Luis and Leo testing the flood scenario on the Pi.”" title="" id="38" name="Picture"/>
+            <wp:docPr descr="Figure 6 — ► PLACEHOLDER: replace photos/photo-2-team.jpg with a photo of the two of you at the Pi, and change the picture in WRITEUP.docx. Caption to use: “Luis and Leo testing the flood scenario on the Pi.”" title="" id="35" name="Picture"/>
             <a:graphic>
               <a:graphicData uri="http://schemas.openxmlformats.org/drawingml/2006/picture">
                 <pic:pic>
                   <pic:nvPicPr>
-                    <pic:cNvPr descr="photos/photo-2-team.jpg" id="39" name="Picture"/>
+                    <pic:cNvPr descr="photos/photo-2-team.jpg" id="36" name="Picture"/>
                     <pic:cNvPicPr>
                       <a:picLocks noChangeArrowheads="1" noChangeAspect="1"/>
                     </pic:cNvPicPr>
                   </pic:nvPicPr>
                   <pic:blipFill>
-                    <a:blip r:embed="rId37"/>
+                    <a:blip r:embed="rId34"/>
                     <a:stretch>
                       <a:fillRect/>
                     </a:stretch>
@@ -3903,7 +4053,7 @@
         <w:pStyle w:val="ImageCaption"/>
       </w:pPr>
       <w:r>
-        <w:t xml:space="preserve">Figure 7 — ► PLACEHOLDER: replace photos/photo-2-team.jpg with a photo of the two of you at the Pi, and change the picture in WRITEUP.docx. Caption to use:</w:t>
+        <w:t xml:space="preserve">Figure 6 — ► PLACEHOLDER: replace photos/photo-2-team.jpg with a photo of the two of you at the Pi, and change the picture in WRITEUP.docx. Caption to use:</w:t>
       </w:r>
       <w:r>
         <w:t xml:space="preserve"> </w:t>
@@ -3912,174 +4062,8 @@
         <w:t xml:space="preserve">“Luis and Leo testing the flood scenario on the Pi.”</w:t>
       </w:r>
     </w:p>
-    <w:p>
-      <w:pPr>
-        <w:pStyle w:val="BodyText"/>
-      </w:pPr>
-      <w:r>
-        <w:rPr>
-          <w:b/>
-          <w:bCs/>
-        </w:rPr>
-        <w:t xml:space="preserve">What was hardest.</w:t>
-      </w:r>
-      <w:r>
-        <w:t xml:space="preserve"> </w:t>
-      </w:r>
-      <w:r>
-        <w:t xml:space="preserve">Making an honest system is harder than making an</w:t>
-      </w:r>
-      <w:r>
-        <w:t xml:space="preserve"> </w:t>
-      </w:r>
-      <w:r>
-        <w:t xml:space="preserve">impressive one. Deciding that a reading may only be called</w:t>
-      </w:r>
-      <w:r>
-        <w:t xml:space="preserve"> </w:t>
-      </w:r>
-      <w:r>
-        <w:t xml:space="preserve">“hardware”</w:t>
-      </w:r>
-      <w:r>
-        <w:t xml:space="preserve"> </w:t>
-      </w:r>
-      <w:r>
-        <w:t xml:space="preserve">after a</w:t>
-      </w:r>
-      <w:r>
-        <w:t xml:space="preserve"> </w:t>
-      </w:r>
-      <w:r>
-        <w:t xml:space="preserve">device physically opens, that a precipitation-derived water level must be</w:t>
-      </w:r>
-      <w:r>
-        <w:t xml:space="preserve"> </w:t>
-      </w:r>
-      <w:r>
-        <w:t xml:space="preserve">flagged</w:t>
-      </w:r>
-      <w:r>
-        <w:t xml:space="preserve"> </w:t>
-      </w:r>
-      <w:r>
-        <w:rPr>
-          <w:rStyle w:val="VerbatimChar"/>
-        </w:rPr>
-        <w:t xml:space="preserve">estimated</w:t>
-      </w:r>
-      <w:r>
-        <w:t xml:space="preserve">, and that the AI must record whether it trained on real or</w:t>
-      </w:r>
-      <w:r>
-        <w:t xml:space="preserve"> </w:t>
-      </w:r>
-      <w:r>
-        <w:t xml:space="preserve">synthetic data, shaped almost every module. Making the demo fully</w:t>
-      </w:r>
-      <w:r>
-        <w:t xml:space="preserve"> </w:t>
-      </w:r>
-      <w:r>
-        <w:t xml:space="preserve">deterministic so that every screenshot can be reproduced was a second</w:t>
-      </w:r>
-      <w:r>
-        <w:t xml:space="preserve"> </w:t>
-      </w:r>
-      <w:r>
-        <w:t xml:space="preserve">challenge. A third was testing a live dashboard: we now run all seven tabs</w:t>
-      </w:r>
-      <w:r>
-        <w:t xml:space="preserve"> </w:t>
-      </w:r>
-      <w:r>
-        <w:t xml:space="preserve">through Streamlit’s headless test harness on every test run, which caught a</w:t>
-      </w:r>
-      <w:r>
-        <w:t xml:space="preserve"> </w:t>
-      </w:r>
-      <w:r>
-        <w:t xml:space="preserve">real crash (the Hardware Readiness tab failed whenever live data was present,</w:t>
-      </w:r>
-      <w:r>
-        <w:t xml:space="preserve"> </w:t>
-      </w:r>
-      <w:r>
-        <w:t xml:space="preserve">because a whole column of data-source labels was being tested as if it were a</w:t>
-      </w:r>
-      <w:r>
-        <w:t xml:space="preserve"> </w:t>
-      </w:r>
-      <w:r>
-        <w:t xml:space="preserve">single yes/no value; the two tabs after it never rendered).</w:t>
-      </w:r>
-    </w:p>
-    <w:p>
-      <w:pPr>
-        <w:pStyle w:val="BodyText"/>
-      </w:pPr>
-      <w:r>
-        <w:rPr>
-          <w:b/>
-          <w:bCs/>
-        </w:rPr>
-        <w:t xml:space="preserve">What we learned.</w:t>
-      </w:r>
-      <w:r>
-        <w:t xml:space="preserve"> </w:t>
-      </w:r>
-      <w:r>
-        <w:t xml:space="preserve">The big one: an honest system is more work than an</w:t>
-      </w:r>
-      <w:r>
-        <w:t xml:space="preserve"> </w:t>
-      </w:r>
-      <w:r>
-        <w:t xml:space="preserve">impressive one, and the work is mostly saying no to yourself. Technically:</w:t>
-      </w:r>
-      <w:r>
-        <w:t xml:space="preserve"> </w:t>
-      </w:r>
-      <w:r>
-        <w:t xml:space="preserve">that anomaly detection finds odd</w:t>
-      </w:r>
-      <w:r>
-        <w:t xml:space="preserve"> </w:t>
-      </w:r>
-      <w:r>
-        <w:rPr>
-          <w:i/>
-          <w:iCs/>
-        </w:rPr>
-        <w:t xml:space="preserve">combinations</w:t>
-      </w:r>
-      <w:r>
-        <w:t xml:space="preserve"> </w:t>
-      </w:r>
-      <w:r>
-        <w:t xml:space="preserve">that thresholds miss; that a</w:t>
-      </w:r>
-      <w:r>
-        <w:t xml:space="preserve"> </w:t>
-      </w:r>
-      <w:r>
-        <w:t xml:space="preserve">test which pins a number you have published is the best guard against quietly</w:t>
-      </w:r>
-      <w:r>
-        <w:t xml:space="preserve"> </w:t>
-      </w:r>
-      <w:r>
-        <w:t xml:space="preserve">breaking your own claims; and that a whole machine-learning pipeline really</w:t>
-      </w:r>
-      <w:r>
-        <w:t xml:space="preserve"> </w:t>
-      </w:r>
-      <w:r>
-        <w:t xml:space="preserve">does fit on a £55 computer.</w:t>
-      </w:r>
-    </w:p>
-    <w:bookmarkEnd w:id="40"/>
-    <w:bookmarkStart w:id="41" w:name="what-we-would-do-next"/>
+    <w:bookmarkEnd w:id="37"/>
+    <w:bookmarkStart w:id="38" w:name="what-we-would-do-next"/>
     <w:p>
       <w:pPr>
         <w:pStyle w:val="Heading2"/>
@@ -4209,11 +4193,11 @@
         <w:t xml:space="preserve"> </w:t>
       </w:r>
       <w:r>
-        <w:t xml:space="preserve">community node, published once a real node has run on it.</w:t>
-      </w:r>
-    </w:p>
-    <w:bookmarkEnd w:id="41"/>
-    <w:bookmarkStart w:id="42" w:name="safety-privacy-and-responsible-use"/>
+        <w:t xml:space="preserve">community node, published once we have built one from it and run it.</w:t>
+      </w:r>
+    </w:p>
+    <w:bookmarkEnd w:id="38"/>
+    <w:bookmarkStart w:id="39" w:name="safety-privacy-and-responsible-use"/>
     <w:p>
       <w:pPr>
         <w:pStyle w:val="Heading2"/>
@@ -4260,8 +4244,8 @@
         <w:t xml:space="preserve">hardware is low-voltage and USB-powered.</w:t>
       </w:r>
     </w:p>
-    <w:bookmarkEnd w:id="42"/>
-    <w:bookmarkStart w:id="43" w:name="acknowledgements-and-help-received"/>
+    <w:bookmarkEnd w:id="39"/>
+    <w:bookmarkStart w:id="40" w:name="acknowledgements-and-help-received"/>
     <w:p>
       <w:pPr>
         <w:pStyle w:val="Heading2"/>
@@ -4281,7 +4265,7 @@
         <w:t xml:space="preserve"> </w:t>
       </w:r>
       <w:r>
-        <w:t xml:space="preserve">pandas, NumPy and Plotly, and SQLite. Live and archive weather data come from</w:t>
+        <w:t xml:space="preserve">pandas, NumPy, Plotly and SQLite. Live and archive weather data come from</w:t>
       </w:r>
       <w:r>
         <w:t xml:space="preserve"> </w:t>
@@ -4383,17 +4367,11 @@
         <w:t xml:space="preserve"> </w:t>
       </w:r>
       <w:r>
-        <w:t xml:space="preserve">and the original codebase are our own work, and we can explain every part of</w:t>
-      </w:r>
-      <w:r>
-        <w:t xml:space="preserve"> </w:t>
-      </w:r>
-      <w:r>
-        <w:t xml:space="preserve">it.</w:t>
-      </w:r>
-    </w:p>
-    <w:bookmarkEnd w:id="43"/>
-    <w:bookmarkStart w:id="44" w:name="appendix-running-it-yourself"/>
+        <w:t xml:space="preserve">and the original codebase are our own work.</w:t>
+      </w:r>
+    </w:p>
+    <w:bookmarkEnd w:id="40"/>
+    <w:bookmarkStart w:id="41" w:name="appendix-running-it-yourself"/>
     <w:p>
       <w:pPr>
         <w:pStyle w:val="Heading2"/>
@@ -4670,11 +4648,173 @@
         <w:t xml:space="preserve">evidence.</w:t>
       </w:r>
     </w:p>
-    <w:bookmarkEnd w:id="44"/>
+    <w:p>
+      <w:pPr>
+        <w:pStyle w:val="BodyText"/>
+      </w:pPr>
+      <w:r>
+        <w:t xml:space="preserve">The demo tour’s output, exactly as printed (the numbers quoted in §6):</w:t>
+      </w:r>
+    </w:p>
+    <w:p>
+      <w:pPr>
+        <w:pStyle w:val="SourceCode"/>
+      </w:pPr>
+      <w:r>
+        <w:rPr>
+          <w:rStyle w:val="VerbatimChar"/>
+        </w:rPr>
+        <w:t xml:space="preserve">==============================================================================</w:t>
+      </w:r>
+      <w:r>
+        <w:br/>
+      </w:r>
+      <w:r>
+        <w:rPr>
+          <w:rStyle w:val="VerbatimChar"/>
+        </w:rPr>
+        <w:t xml:space="preserve">  Climate Mesh - Demo Tour (deterministic, synthetic data, no hardware)</w:t>
+      </w:r>
+      <w:r>
+        <w:br/>
+      </w:r>
+      <w:r>
+        <w:rPr>
+          <w:rStyle w:val="VerbatimChar"/>
+        </w:rPr>
+        <w:t xml:space="preserve">==============================================================================</w:t>
+      </w:r>
+      <w:r>
+        <w:br/>
+      </w:r>
+      <w:r>
+        <w:rPr>
+          <w:rStyle w:val="VerbatimChar"/>
+        </w:rPr>
+        <w:t xml:space="preserve">  Scenario     Avg   Max  Worst node             Level     Alerts</w:t>
+      </w:r>
+      <w:r>
+        <w:br/>
+      </w:r>
+      <w:r>
+        <w:rPr>
+          <w:rStyle w:val="VerbatimChar"/>
+        </w:rPr>
+        <w:t xml:space="preserve">------------------------------------------------------------------------------</w:t>
+      </w:r>
+      <w:r>
+        <w:br/>
+      </w:r>
+      <w:r>
+        <w:rPr>
+          <w:rStyle w:val="VerbatimChar"/>
+        </w:rPr>
+        <w:t xml:space="preserve">  normal       3.9  11.4  Greenwich              SAFE           0</w:t>
+      </w:r>
+      <w:r>
+        <w:br/>
+      </w:r>
+      <w:r>
+        <w:rPr>
+          <w:rStyle w:val="VerbatimChar"/>
+        </w:rPr>
+        <w:t xml:space="preserve">  flood       50.8 100.0  Regent's Canal (Little Venice) CRITICAL      10</w:t>
+      </w:r>
+      <w:r>
+        <w:br/>
+      </w:r>
+      <w:r>
+        <w:rPr>
+          <w:rStyle w:val="VerbatimChar"/>
+        </w:rPr>
+        <w:t xml:space="preserve">  heatwave    78.8 100.0  Brixton                CRITICAL      12</w:t>
+      </w:r>
+      <w:r>
+        <w:br/>
+      </w:r>
+      <w:r>
+        <w:rPr>
+          <w:rStyle w:val="VerbatimChar"/>
+        </w:rPr>
+        <w:t xml:space="preserve">  smog        82.7 100.0  Brixton                CRITICAL      15</w:t>
+      </w:r>
+      <w:r>
+        <w:br/>
+      </w:r>
+      <w:r>
+        <w:rPr>
+          <w:rStyle w:val="VerbatimChar"/>
+        </w:rPr>
+        <w:t xml:space="preserve">  storm       98.1 100.0  Brixton                CRITICAL      20</w:t>
+      </w:r>
+      <w:r>
+        <w:br/>
+      </w:r>
+      <w:r>
+        <w:rPr>
+          <w:rStyle w:val="VerbatimChar"/>
+        </w:rPr>
+        <w:t xml:space="preserve">------------------------------------------------------------------------------</w:t>
+      </w:r>
+      <w:r>
+        <w:br/>
+      </w:r>
+      <w:r>
+        <w:rPr>
+          <w:rStyle w:val="VerbatimChar"/>
+        </w:rPr>
+        <w:t xml:space="preserve">  Risk is 0-100. Every reading above is source=demo, is_simulated=True.</w:t>
+      </w:r>
+      <w:r>
+        <w:br/>
+      </w:r>
+      <w:r>
+        <w:rPr>
+          <w:rStyle w:val="VerbatimChar"/>
+        </w:rPr>
+        <w:t xml:space="preserve">==============================================================================</w:t>
+      </w:r>
+      <w:r>
+        <w:br/>
+      </w:r>
+      <w:r>
+        <w:br/>
+      </w:r>
+      <w:r>
+        <w:rPr>
+          <w:rStyle w:val="VerbatimChar"/>
+        </w:rPr>
+        <w:t xml:space="preserve">  Sample explanation (flood, Regent's Canal (Little Venice)):</w:t>
+      </w:r>
+      <w:r>
+        <w:br/>
+      </w:r>
+      <w:r>
+        <w:rPr>
+          <w:rStyle w:val="VerbatimChar"/>
+        </w:rPr>
+        <w:t xml:space="preserve">    Flood risk rising near Regent's Canal (Little Venice). Same trend seen across 3 nearby nodes. Risk score 100/100. Main contributors: critical water level (4.8 m), very high humidity (99%), falling pressure (996 hPa).</w:t>
+      </w:r>
+      <w:r>
+        <w:br/>
+      </w:r>
+      <w:r>
+        <w:br/>
+      </w:r>
+      <w:r>
+        <w:rPr>
+          <w:rStyle w:val="VerbatimChar"/>
+        </w:rPr>
+        <w:t xml:space="preserve">  RESULT: PASS (5/5 scenarios, deterministic, offline)</w:t>
+      </w:r>
+    </w:p>
+    <w:bookmarkEnd w:id="41"/>
     <w:sectPr>
       <w:footnotePr>
         <w:numRestart w:val="eachSect"/>
       </w:footnotePr>
+      <w:pgSz w:w="11906" w:h="16838"/>
+      <w:pgMar w:left="1247" w:right="1247" w:top="1134" w:bottom="1247"/>
     </w:sectPr>
   </w:body>
 </w:document>

--- a/SUBMISSION_PACK/WRITEUP.docx
+++ b/SUBMISSION_PACK/WRITEUP.docx
@@ -1778,13 +1778,19 @@
         <w:t xml:space="preserve"> </w:t>
       </w:r>
       <w:r>
-        <w:t xml:space="preserve">is implemented and unit-tested for its fallback and labelling behaviour, but</w:t>
-      </w:r>
-      <w:r>
-        <w:t xml:space="preserve"> </w:t>
-      </w:r>
-      <w:r>
-        <w:t xml:space="preserve">it has</w:t>
+        <w:t xml:space="preserve">is implemented and tested end to end with a stand-in device object that</w:t>
+      </w:r>
+      <w:r>
+        <w:t xml:space="preserve"> </w:t>
+      </w:r>
+      <w:r>
+        <w:t xml:space="preserve">mimics Vernier’s helper library (it opens, answers, answers badly or refuses</w:t>
+      </w:r>
+      <w:r>
+        <w:t xml:space="preserve"> </w:t>
+      </w:r>
+      <w:r>
+        <w:t xml:space="preserve">to open, and the adapter is checked for each), but it has</w:t>
       </w:r>
       <w:r>
         <w:t xml:space="preserve"> </w:t>
@@ -1794,16 +1800,24 @@
           <w:b/>
           <w:bCs/>
         </w:rPr>
-        <w:t xml:space="preserve">not yet been validated against a physical device</w:t>
-      </w:r>
-      <w:r>
-        <w:t xml:space="preserve">. A node is</w:t>
-      </w:r>
-      <w:r>
-        <w:t xml:space="preserve"> </w:t>
-      </w:r>
-      <w:r>
-        <w:t xml:space="preserve">labelled</w:t>
+        <w:t xml:space="preserve">not yet been</w:t>
+      </w:r>
+      <w:r>
+        <w:rPr>
+          <w:b/>
+          <w:bCs/>
+        </w:rPr>
+        <w:t xml:space="preserve"> </w:t>
+      </w:r>
+      <w:r>
+        <w:rPr>
+          <w:b/>
+          <w:bCs/>
+        </w:rPr>
+        <w:t xml:space="preserve">validated against a physical device</w:t>
+      </w:r>
+      <w:r>
+        <w:t xml:space="preserve">. A node is labelled</w:t>
       </w:r>
       <w:r>
         <w:t xml:space="preserve"> </w:t>
@@ -1818,7 +1832,13 @@
         <w:t xml:space="preserve"> </w:t>
       </w:r>
       <w:r>
-        <w:t xml:space="preserve">only after a device actually opens and returns a reading.</w:t>
+        <w:t xml:space="preserve">only</w:t>
+      </w:r>
+      <w:r>
+        <w:t xml:space="preserve"> </w:t>
+      </w:r>
+      <w:r>
+        <w:t xml:space="preserve">after a device actually opens and returns a reading.</w:t>
       </w:r>
     </w:p>
     <w:p>
@@ -2039,7 +2059,7 @@
           <w:b/>
           <w:bCs/>
         </w:rPr>
-        <w:t xml:space="preserve">173 automated tests pass</w:t>
+        <w:t xml:space="preserve">180 automated tests pass</w:t>
       </w:r>
       <w:r>
         <w:t xml:space="preserve"> </w:t>
@@ -2057,7 +2077,19 @@
         <w:t xml:space="preserve"> </w:t>
       </w:r>
       <w:r>
-        <w:t xml:space="preserve">and tests that pin the exact numbers quoted below.</w:t>
+        <w:t xml:space="preserve">and tests that pin the exact numbers quoted below. Continuous integration</w:t>
+      </w:r>
+      <w:r>
+        <w:t xml:space="preserve"> </w:t>
+      </w:r>
+      <w:r>
+        <w:t xml:space="preserve">runs the suite on every push on x86-64 (Python 3.11 and 3.13) and on a</w:t>
+      </w:r>
+      <w:r>
+        <w:t xml:space="preserve"> </w:t>
+      </w:r>
+      <w:r>
+        <w:t xml:space="preserve">64-bit Arm Linux runner (Python 3.11), the Pi’s architecture.</w:t>
       </w:r>
     </w:p>
     <w:p>
@@ -2078,7 +2110,7 @@
         <w:t xml:space="preserve"> </w:t>
       </w:r>
       <w:r>
-        <w:t xml:space="preserve">runs the smoke test, all 173 tests, a</w:t>
+        <w:t xml:space="preserve">runs the smoke test, all 180 tests, a</w:t>
       </w:r>
       <w:r>
         <w:t xml:space="preserve"> </w:t>
@@ -3285,25 +3317,7 @@
         <w:t xml:space="preserve"> </w:t>
       </w:r>
       <w:r>
-        <w:t xml:space="preserve">and the engine peaks at about 200 MB of memory. Those are laptop measurements</w:t>
-      </w:r>
-      <w:r>
-        <w:t xml:space="preserve"> </w:t>
-      </w:r>
-      <w:r>
-        <w:t xml:space="preserve">(</w:t>
-      </w:r>
-      <w:r>
-        <w:rPr>
-          <w:rStyle w:val="VerbatimChar"/>
-        </w:rPr>
-        <w:t xml:space="preserve">python scripts/pi_benchmark.py</w:t>
-      </w:r>
-      <w:r>
-        <w:t xml:space="preserve"> </w:t>
-      </w:r>
-      <w:r>
-        <w:t xml:space="preserve">prints them for whatever machine it runs on).</w:t>
+        <w:t xml:space="preserve">and the engine peaks at about 200 MB of memory.</w:t>
       </w:r>
     </w:p>
     <w:p>
@@ -3315,43 +3329,43 @@
           <w:b/>
           <w:bCs/>
         </w:rPr>
-        <w:t xml:space="preserve">On the Pi.</w:t>
-      </w:r>
-      <w:r>
-        <w:t xml:space="preserve"> </w:t>
-      </w:r>
-      <w:r>
-        <w:t xml:space="preserve">We have not yet timed it on the Pi itself, so for the Pi we</w:t>
-      </w:r>
-      <w:r>
-        <w:t xml:space="preserve"> </w:t>
-      </w:r>
-      <w:r>
-        <w:t xml:space="preserve">give an estimate and label it as one: the Pi 5’s Cortex-A76 cores are roughly</w:t>
-      </w:r>
-      <w:r>
-        <w:t xml:space="preserve"> </w:t>
-      </w:r>
-      <w:r>
-        <w:t xml:space="preserve">three to four times slower than a laptop core on this kind of single-threaded</w:t>
-      </w:r>
-      <w:r>
-        <w:t xml:space="preserve"> </w:t>
-      </w:r>
-      <w:r>
-        <w:t xml:space="preserve">Python and scikit-learn work, which puts a full cycle at around 100 ms, about</w:t>
-      </w:r>
-      <w:r>
-        <w:t xml:space="preserve"> </w:t>
-      </w:r>
-      <w:r>
-        <w:t xml:space="preserve">5 % of the 2-second read interval, and the 200 MB footprint sits comfortably</w:t>
-      </w:r>
-      <w:r>
-        <w:t xml:space="preserve"> </w:t>
-      </w:r>
-      <w:r>
-        <w:t xml:space="preserve">inside the 4 GB board with the dashboard alongside.</w:t>
+        <w:t xml:space="preserve">On Arm.</w:t>
+      </w:r>
+      <w:r>
+        <w:t xml:space="preserve"> </w:t>
+      </w:r>
+      <w:r>
+        <w:t xml:space="preserve">The same suite and benchmark run in our continuous integration on</w:t>
+      </w:r>
+      <w:r>
+        <w:t xml:space="preserve"> </w:t>
+      </w:r>
+      <w:r>
+        <w:t xml:space="preserve">a real 64-bit Arm Linux machine (GitHub’s Arm runner: four Neoverse-N2 cores,</w:t>
+      </w:r>
+      <w:r>
+        <w:t xml:space="preserve"> </w:t>
+      </w:r>
+      <w:r>
+        <w:t xml:space="preserve">16 GB, Python 3.11 as Raspberry Pi OS ships). Every dependency installed from</w:t>
+      </w:r>
+      <w:r>
+        <w:t xml:space="preserve"> </w:t>
+      </w:r>
+      <w:r>
+        <w:t xml:space="preserve">a prebuilt Arm wheel with compilation forbidden, all 180 tests passed in 9 s,</w:t>
+      </w:r>
+      <w:r>
+        <w:t xml:space="preserve"> </w:t>
+      </w:r>
+      <w:r>
+        <w:t xml:space="preserve">the model trained in 0.1 s, a full 20-node cycle took 13 ms and the engine</w:t>
+      </w:r>
+      <w:r>
+        <w:t xml:space="preserve"> </w:t>
+      </w:r>
+      <w:r>
+        <w:t xml:space="preserve">peaked at 199 MB.</w:t>
       </w:r>
     </w:p>
     <w:p>
@@ -3363,13 +3377,88 @@
           <w:b/>
           <w:bCs/>
         </w:rPr>
+        <w:t xml:space="preserve">On the Pi.</w:t>
+      </w:r>
+      <w:r>
+        <w:t xml:space="preserve"> </w:t>
+      </w:r>
+      <w:r>
+        <w:t xml:space="preserve">We have not yet timed it on the Pi 5 itself, so we give a</w:t>
+      </w:r>
+      <w:r>
+        <w:t xml:space="preserve"> </w:t>
+      </w:r>
+      <w:r>
+        <w:t xml:space="preserve">bound rather than a number: its Cortex-A76 cores are slower than those server</w:t>
+      </w:r>
+      <w:r>
+        <w:t xml:space="preserve"> </w:t>
+      </w:r>
+      <w:r>
+        <w:t xml:space="preserve">cores, but even if the Pi were eight times slower (two to three times is more</w:t>
+      </w:r>
+      <w:r>
+        <w:t xml:space="preserve"> </w:t>
+      </w:r>
+      <w:r>
+        <w:t xml:space="preserve">likely) a cycle would take about 100 ms, 5 % of the 2-second read interval,</w:t>
+      </w:r>
+      <w:r>
+        <w:t xml:space="preserve"> </w:t>
+      </w:r>
+      <w:r>
+        <w:t xml:space="preserve">and the 200 MB footprint sits comfortably inside the 4 GB board with the</w:t>
+      </w:r>
+      <w:r>
+        <w:t xml:space="preserve"> </w:t>
+      </w:r>
+      <w:r>
+        <w:t xml:space="preserve">dashboard alongside.</w:t>
+      </w:r>
+      <w:r>
+        <w:t xml:space="preserve"> </w:t>
+      </w:r>
+      <w:r>
+        <w:rPr>
+          <w:rStyle w:val="VerbatimChar"/>
+        </w:rPr>
+        <w:t xml:space="preserve">python scripts/pi_benchmark.py</w:t>
+      </w:r>
+      <w:r>
+        <w:t xml:space="preserve"> </w:t>
+      </w:r>
+      <w:r>
+        <w:t xml:space="preserve">prints the measured</w:t>
+      </w:r>
+      <w:r>
+        <w:t xml:space="preserve"> </w:t>
+      </w:r>
+      <w:r>
+        <w:t xml:space="preserve">sentence for whatever machine it runs on.</w:t>
+      </w:r>
+    </w:p>
+    <w:p>
+      <w:pPr>
+        <w:pStyle w:val="BodyText"/>
+      </w:pPr>
+      <w:r>
+        <w:rPr>
+          <w:b/>
+          <w:bCs/>
+        </w:rPr>
         <w:t xml:space="preserve">Installation.</w:t>
       </w:r>
       <w:r>
         <w:t xml:space="preserve"> </w:t>
       </w:r>
       <w:r>
-        <w:t xml:space="preserve">Every dependency ships a prebuilt 64-bit Arm wheel, so</w:t>
+        <w:t xml:space="preserve">Every dependency ships a prebuilt 64-bit Arm wheel (the Arm</w:t>
+      </w:r>
+      <w:r>
+        <w:t xml:space="preserve"> </w:t>
+      </w:r>
+      <w:r>
+        <w:t xml:space="preserve">job in our CI installs with compilation forbidden, to prove it), so</w:t>
       </w:r>
       <w:r>
         <w:t xml:space="preserve"> </w:t>
@@ -3655,7 +3744,7 @@
         <w:t xml:space="preserve"> </w:t>
       </w:r>
       <w:r>
-        <w:t xml:space="preserve">brought that to 173. We worked on it together throughout, reviewing each</w:t>
+        <w:t xml:space="preserve">brought that to 180. We worked on it together throughout, reviewing each</w:t>
       </w:r>
       <w:r>
         <w:t xml:space="preserve"> </w:t>
@@ -4484,7 +4573,7 @@
         <w:rPr>
           <w:rStyle w:val="CommentTok"/>
         </w:rPr>
-        <w:t xml:space="preserve"># smoke test + 173 tests + 2 demo cycles + export</w:t>
+        <w:t xml:space="preserve"># smoke test + 180 tests + 2 demo cycles + export</w:t>
       </w:r>
       <w:r>
         <w:br/>

--- a/SUBMISSION_PACK/WRITEUP.docx
+++ b/SUBMISSION_PACK/WRITEUP.docx
@@ -2083,13 +2083,34 @@
         <w:t xml:space="preserve"> </w:t>
       </w:r>
       <w:r>
-        <w:t xml:space="preserve">runs the suite on every push on x86-64 (Python 3.11 and 3.13) and on a</w:t>
-      </w:r>
-      <w:r>
-        <w:t xml:space="preserve"> </w:t>
-      </w:r>
-      <w:r>
-        <w:t xml:space="preserve">64-bit Arm Linux runner (Python 3.11), the Pi’s architecture.</w:t>
+        <w:t xml:space="preserve">runs the suite on every push to</w:t>
+      </w:r>
+      <w:r>
+        <w:t xml:space="preserve"> </w:t>
+      </w:r>
+      <w:r>
+        <w:rPr>
+          <w:rStyle w:val="VerbatimChar"/>
+        </w:rPr>
+        <w:t xml:space="preserve">main</w:t>
+      </w:r>
+      <w:r>
+        <w:t xml:space="preserve"> </w:t>
+      </w:r>
+      <w:r>
+        <w:t xml:space="preserve">and every pull request, on x86-64</w:t>
+      </w:r>
+      <w:r>
+        <w:t xml:space="preserve"> </w:t>
+      </w:r>
+      <w:r>
+        <w:t xml:space="preserve">(Python 3.11 and 3.13) and on a 64-bit Arm Linux runner (Python 3.11), the</w:t>
+      </w:r>
+      <w:r>
+        <w:t xml:space="preserve"> </w:t>
+      </w:r>
+      <w:r>
+        <w:t xml:space="preserve">Pi’s architecture; 3.12 was checked by hand.</w:t>
       </w:r>
     </w:p>
     <w:p>
@@ -2185,7 +2206,7 @@
         <w:t xml:space="preserve"> </w:t>
       </w:r>
       <w:r>
-        <w:t xml:space="preserve">scenarios in about thirty seconds. Repeated runs print identical numbers;</w:t>
+        <w:t xml:space="preserve">scenarios in a few seconds. Repeated runs print identical numbers;</w:t>
       </w:r>
       <w:r>
         <w:t xml:space="preserve"> </w:t>
@@ -2782,7 +2803,7 @@
               <w:pStyle w:val="Compact"/>
             </w:pPr>
             <w:r>
-              <w:t xml:space="preserve">The AI flags 11 urban nodes as anomalous; three move from WARNING to CRITICAL.</w:t>
+              <w:t xml:space="preserve">The AI flags 11 nodes as anomalous (eight urban, three residential); the three residential nodes move from WARNING to CRITICAL.</w:t>
             </w:r>
           </w:p>
         </w:tc>
@@ -3293,31 +3314,31 @@
         <w:t xml:space="preserve"> </w:t>
       </w:r>
       <w:r>
-        <w:t xml:space="preserve">We kept the per-cycle cost small on purpose: the 20 nodes are</w:t>
-      </w:r>
-      <w:r>
-        <w:t xml:space="preserve"> </w:t>
-      </w:r>
-      <w:r>
-        <w:t xml:space="preserve">scored by the Isolation Forest in one batch rather than one at a time, which</w:t>
-      </w:r>
-      <w:r>
-        <w:t xml:space="preserve"> </w:t>
-      </w:r>
-      <w:r>
-        <w:t xml:space="preserve">cut a full cycle from about 425 ms to about 23 ms on our development machine</w:t>
-      </w:r>
-      <w:r>
-        <w:t xml:space="preserve"> </w:t>
-      </w:r>
-      <w:r>
-        <w:t xml:space="preserve">(a 16 GB x86-64 Linux laptop, Python 3.11), where the model trains in 0.2 s</w:t>
-      </w:r>
-      <w:r>
-        <w:t xml:space="preserve"> </w:t>
-      </w:r>
-      <w:r>
-        <w:t xml:space="preserve">and the engine peaks at about 200 MB of memory.</w:t>
+        <w:t xml:space="preserve">The per-cycle cost is small: the 20 nodes are scored by the</w:t>
+      </w:r>
+      <w:r>
+        <w:t xml:space="preserve"> </w:t>
+      </w:r>
+      <w:r>
+        <w:t xml:space="preserve">Isolation Forest in one batch rather than one at a time, which cut a full</w:t>
+      </w:r>
+      <w:r>
+        <w:t xml:space="preserve"> </w:t>
+      </w:r>
+      <w:r>
+        <w:t xml:space="preserve">cycle from about 425 ms to about 23 ms on the x86-64 Linux machine used for</w:t>
+      </w:r>
+      <w:r>
+        <w:t xml:space="preserve"> </w:t>
+      </w:r>
+      <w:r>
+        <w:t xml:space="preserve">the final review (four cores, 16 GB, Python 3.11), where the model trains in</w:t>
+      </w:r>
+      <w:r>
+        <w:t xml:space="preserve"> </w:t>
+      </w:r>
+      <w:r>
+        <w:t xml:space="preserve">0.2 s and the engine peaks at about 200 MB of memory.</w:t>
       </w:r>
     </w:p>
     <w:p>
@@ -3347,7 +3368,7 @@
         <w:t xml:space="preserve"> </w:t>
       </w:r>
       <w:r>
-        <w:t xml:space="preserve">16 GB, Python 3.11 as Raspberry Pi OS ships). Every dependency installed from</w:t>
+        <w:t xml:space="preserve">16 GB, Python 3.11 as the Bookworm release of Raspberry Pi OS ships). Every dependency installed from</w:t>
       </w:r>
       <w:r>
         <w:t xml:space="preserve"> </w:t>
@@ -3383,37 +3404,37 @@
         <w:t xml:space="preserve"> </w:t>
       </w:r>
       <w:r>
-        <w:t xml:space="preserve">We have not yet timed it on the Pi 5 itself, so we give a</w:t>
-      </w:r>
-      <w:r>
-        <w:t xml:space="preserve"> </w:t>
-      </w:r>
-      <w:r>
-        <w:t xml:space="preserve">bound rather than a number: its Cortex-A76 cores are slower than those server</w:t>
-      </w:r>
-      <w:r>
-        <w:t xml:space="preserve"> </w:t>
-      </w:r>
-      <w:r>
-        <w:t xml:space="preserve">cores, but even if the Pi were eight times slower (two to three times is more</w:t>
-      </w:r>
-      <w:r>
-        <w:t xml:space="preserve"> </w:t>
-      </w:r>
-      <w:r>
-        <w:t xml:space="preserve">likely) a cycle would take about 100 ms, 5 % of the 2-second read interval,</w:t>
-      </w:r>
-      <w:r>
-        <w:t xml:space="preserve"> </w:t>
-      </w:r>
-      <w:r>
-        <w:t xml:space="preserve">and the 200 MB footprint sits comfortably inside the 4 GB board with the</w:t>
-      </w:r>
-      <w:r>
-        <w:t xml:space="preserve"> </w:t>
-      </w:r>
-      <w:r>
-        <w:t xml:space="preserve">dashboard alongside.</w:t>
+        <w:t xml:space="preserve">It runs on our own Pi 5; we have not put a stopwatch on it</w:t>
+      </w:r>
+      <w:r>
+        <w:t xml:space="preserve"> </w:t>
+      </w:r>
+      <w:r>
+        <w:t xml:space="preserve">there, so for the board we give a bound rather than a number: its Cortex-A76</w:t>
+      </w:r>
+      <w:r>
+        <w:t xml:space="preserve"> </w:t>
+      </w:r>
+      <w:r>
+        <w:t xml:space="preserve">cores are slower than those server cores, but even if the Pi were eight times</w:t>
+      </w:r>
+      <w:r>
+        <w:t xml:space="preserve"> </w:t>
+      </w:r>
+      <w:r>
+        <w:t xml:space="preserve">slower (two to three times is more likely) a cycle would take about 100 ms,</w:t>
+      </w:r>
+      <w:r>
+        <w:t xml:space="preserve"> </w:t>
+      </w:r>
+      <w:r>
+        <w:t xml:space="preserve">5 % of the 2-second read interval, and the 200 MB footprint sits comfortably</w:t>
+      </w:r>
+      <w:r>
+        <w:t xml:space="preserve"> </w:t>
+      </w:r>
+      <w:r>
+        <w:t xml:space="preserve">inside the 4 GB board with the dashboard alongside.</w:t>
       </w:r>
       <w:r>
         <w:t xml:space="preserve"> </w:t>
@@ -3428,13 +3449,13 @@
         <w:t xml:space="preserve"> </w:t>
       </w:r>
       <w:r>
-        <w:t xml:space="preserve">prints the measured</w:t>
-      </w:r>
-      <w:r>
-        <w:t xml:space="preserve"> </w:t>
-      </w:r>
-      <w:r>
-        <w:t xml:space="preserve">sentence for whatever machine it runs on.</w:t>
+        <w:t xml:space="preserve">prints the measured sentence for whatever</w:t>
+      </w:r>
+      <w:r>
+        <w:t xml:space="preserve"> </w:t>
+      </w:r>
+      <w:r>
+        <w:t xml:space="preserve">machine it runs on.</w:t>
       </w:r>
     </w:p>
     <w:p>
@@ -3744,19 +3765,13 @@
         <w:t xml:space="preserve"> </w:t>
       </w:r>
       <w:r>
-        <w:t xml:space="preserve">brought that to 180. We worked on it together throughout, reviewing each</w:t>
-      </w:r>
-      <w:r>
-        <w:t xml:space="preserve"> </w:t>
-      </w:r>
-      <w:r>
-        <w:t xml:space="preserve">other’s changes, and we would both be able to explain any part of it to a</w:t>
-      </w:r>
-      <w:r>
-        <w:t xml:space="preserve"> </w:t>
-      </w:r>
-      <w:r>
-        <w:t xml:space="preserve">judge.</w:t>
+        <w:t xml:space="preserve">brought that to 180. We worked on it together throughout, and we would both</w:t>
+      </w:r>
+      <w:r>
+        <w:t xml:space="preserve"> </w:t>
+      </w:r>
+      <w:r>
+        <w:t xml:space="preserve">be able to explain any part of it to a judge.</w:t>
       </w:r>
     </w:p>
     <w:p>
@@ -4087,7 +4102,7 @@
         <w:t xml:space="preserve"> </w:t>
       </w:r>
       <w:r>
-        <w:t xml:space="preserve">does fit on a £55 computer.</w:t>
+        <w:t xml:space="preserve">does fit on a £55 computer (199 MB and 13 ms a cycle on Arm).</w:t>
       </w:r>
     </w:p>
     <w:p>
@@ -4432,31 +4447,67 @@
         <w:t xml:space="preserve"> </w:t>
       </w:r>
       <w:r>
-        <w:t xml:space="preserve">final review of this entry we used an AI coding assistant (Anthropic’s</w:t>
-      </w:r>
-      <w:r>
-        <w:t xml:space="preserve"> </w:t>
-      </w:r>
-      <w:r>
-        <w:t xml:space="preserve">Claude): it reviewed the code, fixed the bugs it found, added tests, captured</w:t>
-      </w:r>
-      <w:r>
-        <w:t xml:space="preserve"> </w:t>
-      </w:r>
-      <w:r>
-        <w:t xml:space="preserve">the screenshots and helped edit this document. No teacher, mentor or other</w:t>
-      </w:r>
-      <w:r>
-        <w:t xml:space="preserve"> </w:t>
-      </w:r>
-      <w:r>
-        <w:t xml:space="preserve">adult wrote any part of the code or of this document. The concept, the design</w:t>
-      </w:r>
-      <w:r>
-        <w:t xml:space="preserve"> </w:t>
-      </w:r>
-      <w:r>
-        <w:t xml:space="preserve">and the original codebase are our own work.</w:t>
+        <w:t xml:space="preserve">final review of this entry (September 2026) we used an AI coding assistant</w:t>
+      </w:r>
+      <w:r>
+        <w:t xml:space="preserve"> </w:t>
+      </w:r>
+      <w:r>
+        <w:t xml:space="preserve">(Anthropic’s Claude), working under our direction: it reviewed the code and</w:t>
+      </w:r>
+      <w:r>
+        <w:t xml:space="preserve"> </w:t>
+      </w:r>
+      <w:r>
+        <w:t xml:space="preserve">fixed the bugs it found; added tests (the suite grew from 144 to 180); batched</w:t>
+      </w:r>
+      <w:r>
+        <w:t xml:space="preserve"> </w:t>
+      </w:r>
+      <w:r>
+        <w:t xml:space="preserve">the anomaly scoring and wrote the benchmark script and the Arm CI job behind</w:t>
+      </w:r>
+      <w:r>
+        <w:t xml:space="preserve"> </w:t>
+      </w:r>
+      <w:r>
+        <w:t xml:space="preserve">the figures in §7; added the offline basemap; captured the screenshots;</w:t>
+      </w:r>
+      <w:r>
+        <w:t xml:space="preserve"> </w:t>
+      </w:r>
+      <w:r>
+        <w:t xml:space="preserve">replaced the licence text at our request; and drafted this document, the</w:t>
+      </w:r>
+      <w:r>
+        <w:t xml:space="preserve"> </w:t>
+      </w:r>
+      <w:r>
+        <w:t xml:space="preserve">entry-form answers and the Word/PDF build from the repository’s history and</w:t>
+      </w:r>
+      <w:r>
+        <w:t xml:space="preserve"> </w:t>
+      </w:r>
+      <w:r>
+        <w:t xml:space="preserve">our notes, which we then read and corrected. The repository’s September 2026</w:t>
+      </w:r>
+      <w:r>
+        <w:t xml:space="preserve"> </w:t>
+      </w:r>
+      <w:r>
+        <w:t xml:space="preserve">commits record that work. No teacher, mentor or other adult wrote any part of</w:t>
+      </w:r>
+      <w:r>
+        <w:t xml:space="preserve"> </w:t>
+      </w:r>
+      <w:r>
+        <w:t xml:space="preserve">the code or of this document. The concept, the design and the original</w:t>
+      </w:r>
+      <w:r>
+        <w:t xml:space="preserve"> </w:t>
+      </w:r>
+      <w:r>
+        <w:t xml:space="preserve">codebase are our own work.</w:t>
       </w:r>
     </w:p>
     <w:bookmarkEnd w:id="40"/>
@@ -4594,7 +4645,7 @@
         <w:rPr>
           <w:rStyle w:val="CommentTok"/>
         </w:rPr>
-        <w:t xml:space="preserve"># all five scenarios in ~30 s</w:t>
+        <w:t xml:space="preserve"># all five scenarios in a few seconds</w:t>
       </w:r>
       <w:r>
         <w:br/>

--- a/SUBMISSION_PACK/WRITEUP.docx
+++ b/SUBMISSION_PACK/WRITEUP.docx
@@ -154,69 +154,39 @@
     </w:p>
     <w:p>
       <w:pPr>
-        <w:pStyle w:val="BlockText"/>
-      </w:pPr>
-      <w:r>
-        <w:t xml:space="preserve">►</w:t>
-      </w:r>
-      <w:r>
-        <w:t xml:space="preserve"> </w:t>
-      </w:r>
-      <w:r>
-        <w:rPr>
-          <w:b/>
-          <w:bCs/>
-        </w:rPr>
-        <w:t xml:space="preserve">One or two sentences in your own words: the real reason you picked</w:t>
-      </w:r>
-      <w:r>
-        <w:rPr>
-          <w:b/>
-          <w:bCs/>
-        </w:rPr>
-        <w:t xml:space="preserve"> </w:t>
-      </w:r>
-      <w:r>
-        <w:rPr>
-          <w:b/>
-          <w:bCs/>
-        </w:rPr>
-        <w:t xml:space="preserve">this.</w:t>
-      </w:r>
-      <w:r>
-        <w:t xml:space="preserve"> </w:t>
-      </w:r>
-      <w:r>
-        <w:t xml:space="preserve">The underpass that floods on the way to school, the exam week in a</w:t>
-      </w:r>
-      <w:r>
-        <w:t xml:space="preserve"> </w:t>
-      </w:r>
-      <w:r>
-        <w:t xml:space="preserve">heatwave, a relative in a flat with no cooling, or simply the moment you</w:t>
-      </w:r>
-      <w:r>
-        <w:t xml:space="preserve"> </w:t>
-      </w:r>
-      <w:r>
-        <w:t xml:space="preserve">noticed the nearest official gauge was miles away. Do not invent one; if</w:t>
-      </w:r>
-      <w:r>
-        <w:t xml:space="preserve"> </w:t>
-      </w:r>
-      <w:r>
-        <w:t xml:space="preserve">there is no such moment, say what made you curious or angry when you read</w:t>
-      </w:r>
-      <w:r>
-        <w:t xml:space="preserve"> </w:t>
-      </w:r>
-      <w:r>
-        <w:t xml:space="preserve">about early warnings.</w:t>
-      </w:r>
-    </w:p>
-    <w:p>
-      <w:pPr>
-        <w:pStyle w:val="FirstParagraph"/>
+        <w:pStyle w:val="BodyText"/>
+      </w:pPr>
+      <w:r>
+        <w:t xml:space="preserve">We picked this because it is the rare climate problem two students can</w:t>
+      </w:r>
+      <w:r>
+        <w:t xml:space="preserve"> </w:t>
+      </w:r>
+      <w:r>
+        <w:t xml:space="preserve">actually build something about. Reading about early-warning systems, what</w:t>
+      </w:r>
+      <w:r>
+        <w:t xml:space="preserve"> </w:t>
+      </w:r>
+      <w:r>
+        <w:t xml:space="preserve">struck us was that the hard part is not the science but the last mile: the</w:t>
+      </w:r>
+      <w:r>
+        <w:t xml:space="preserve"> </w:t>
+      </w:r>
+      <w:r>
+        <w:t xml:space="preserve">forecast exists, and nobody is watching the particular street. A watcher for</w:t>
+      </w:r>
+      <w:r>
+        <w:t xml:space="preserve"> </w:t>
+      </w:r>
+      <w:r>
+        <w:t xml:space="preserve">one street is software and an £85 computer, which is exactly what we had.</w:t>
+      </w:r>
+    </w:p>
+    <w:p>
+      <w:pPr>
+        <w:pStyle w:val="BodyText"/>
       </w:pPr>
       <w:r>
         <w:t xml:space="preserve">We wanted a low-cost way for a school or a community to watch its own streets,</w:t>

--- a/SUBMISSION_PACK/WRITEUP.docx
+++ b/SUBMISSION_PACK/WRITEUP.docx
@@ -199,7 +199,7 @@
       </w:r>
     </w:p>
     <w:bookmarkEnd w:id="12"/>
-    <w:bookmarkStart w:id="16" w:name="what-we-built"/>
+    <w:bookmarkStart w:id="13" w:name="what-we-built"/>
     <w:p>
       <w:pPr>
         <w:pStyle w:val="Heading2"/>
@@ -268,6 +268,208 @@
       </w:r>
       <w:r>
         <w:t xml:space="preserve">community action playbooks appear on a seven-tab dashboard.</w:t>
+      </w:r>
+    </w:p>
+    <w:bookmarkEnd w:id="13"/>
+    <w:bookmarkStart w:id="20" w:name="how-it-works"/>
+    <w:p>
+      <w:pPr>
+        <w:pStyle w:val="Heading2"/>
+      </w:pPr>
+      <w:r>
+        <w:t xml:space="preserve">3. How it works</w:t>
+      </w:r>
+    </w:p>
+    <w:p>
+      <w:pPr>
+        <w:pStyle w:val="FirstParagraph"/>
+      </w:pPr>
+      <w:r>
+        <w:rPr>
+          <w:b/>
+          <w:bCs/>
+        </w:rPr>
+        <w:t xml:space="preserve">One reading shape for every source.</w:t>
+      </w:r>
+      <w:r>
+        <w:t xml:space="preserve"> </w:t>
+      </w:r>
+      <w:r>
+        <w:t xml:space="preserve">Whether a value comes from a physical</w:t>
+      </w:r>
+      <w:r>
+        <w:t xml:space="preserve"> </w:t>
+      </w:r>
+      <w:r>
+        <w:t xml:space="preserve">sensor, the live Open-Meteo weather service or our simulator, it is turned into</w:t>
+      </w:r>
+      <w:r>
+        <w:t xml:space="preserve"> </w:t>
+      </w:r>
+      <w:r>
+        <w:t xml:space="preserve">the same canonical reading: the eight channels plus a</w:t>
+      </w:r>
+      <w:r>
+        <w:t xml:space="preserve"> </w:t>
+      </w:r>
+      <w:r>
+        <w:rPr>
+          <w:rStyle w:val="VerbatimChar"/>
+        </w:rPr>
+        <w:t xml:space="preserve">source</w:t>
+      </w:r>
+      <w:r>
+        <w:t xml:space="preserve"> </w:t>
+      </w:r>
+      <w:r>
+        <w:t xml:space="preserve">label</w:t>
+      </w:r>
+      <w:r>
+        <w:t xml:space="preserve"> </w:t>
+      </w:r>
+      <w:r>
+        <w:t xml:space="preserve">(</w:t>
+      </w:r>
+      <w:r>
+        <w:rPr>
+          <w:rStyle w:val="VerbatimChar"/>
+        </w:rPr>
+        <w:t xml:space="preserve">hardware</w:t>
+      </w:r>
+      <w:r>
+        <w:t xml:space="preserve"> </w:t>
+      </w:r>
+      <w:r>
+        <w:t xml:space="preserve">/</w:t>
+      </w:r>
+      <w:r>
+        <w:t xml:space="preserve"> </w:t>
+      </w:r>
+      <w:r>
+        <w:rPr>
+          <w:rStyle w:val="VerbatimChar"/>
+        </w:rPr>
+        <w:t xml:space="preserve">api</w:t>
+      </w:r>
+      <w:r>
+        <w:t xml:space="preserve"> </w:t>
+      </w:r>
+      <w:r>
+        <w:t xml:space="preserve">/</w:t>
+      </w:r>
+      <w:r>
+        <w:t xml:space="preserve"> </w:t>
+      </w:r>
+      <w:r>
+        <w:rPr>
+          <w:rStyle w:val="VerbatimChar"/>
+        </w:rPr>
+        <w:t xml:space="preserve">demo</w:t>
+      </w:r>
+      <w:r>
+        <w:t xml:space="preserve"> </w:t>
+      </w:r>
+      <w:r>
+        <w:t xml:space="preserve">/</w:t>
+      </w:r>
+      <w:r>
+        <w:t xml:space="preserve"> </w:t>
+      </w:r>
+      <w:r>
+        <w:rPr>
+          <w:rStyle w:val="VerbatimChar"/>
+        </w:rPr>
+        <w:t xml:space="preserve">simulation</w:t>
+      </w:r>
+      <w:r>
+        <w:t xml:space="preserve">) and a</w:t>
+      </w:r>
+      <w:r>
+        <w:t xml:space="preserve"> </w:t>
+      </w:r>
+      <w:r>
+        <w:rPr>
+          <w:rStyle w:val="VerbatimChar"/>
+        </w:rPr>
+        <w:t xml:space="preserve">quality_flag</w:t>
+      </w:r>
+      <w:r>
+        <w:t xml:space="preserve"> </w:t>
+      </w:r>
+      <w:r>
+        <w:t xml:space="preserve">(</w:t>
+      </w:r>
+      <w:r>
+        <w:rPr>
+          <w:rStyle w:val="VerbatimChar"/>
+        </w:rPr>
+        <w:t xml:space="preserve">ok</w:t>
+      </w:r>
+      <w:r>
+        <w:t xml:space="preserve"> </w:t>
+      </w:r>
+      <w:r>
+        <w:t xml:space="preserve">/</w:t>
+      </w:r>
+      <w:r>
+        <w:t xml:space="preserve"> </w:t>
+      </w:r>
+      <w:r>
+        <w:rPr>
+          <w:rStyle w:val="VerbatimChar"/>
+        </w:rPr>
+        <w:t xml:space="preserve">estimated</w:t>
+      </w:r>
+      <w:r>
+        <w:t xml:space="preserve"> </w:t>
+      </w:r>
+      <w:r>
+        <w:t xml:space="preserve">/</w:t>
+      </w:r>
+      <w:r>
+        <w:t xml:space="preserve"> </w:t>
+      </w:r>
+      <w:r>
+        <w:rPr>
+          <w:rStyle w:val="VerbatimChar"/>
+        </w:rPr>
+        <w:t xml:space="preserve">stale</w:t>
+      </w:r>
+      <w:r>
+        <w:t xml:space="preserve"> </w:t>
+      </w:r>
+      <w:r>
+        <w:t xml:space="preserve">/</w:t>
+      </w:r>
+      <w:r>
+        <w:t xml:space="preserve"> </w:t>
+      </w:r>
+      <w:r>
+        <w:rPr>
+          <w:rStyle w:val="VerbatimChar"/>
+        </w:rPr>
+        <w:t xml:space="preserve">missing</w:t>
+      </w:r>
+      <w:r>
+        <w:t xml:space="preserve">). Everything downstream (the risk engine,</w:t>
+      </w:r>
+      <w:r>
+        <w:t xml:space="preserve"> </w:t>
+      </w:r>
+      <w:r>
+        <w:t xml:space="preserve">the AI, the database, the dashboard and the evidence export) only ever sees</w:t>
+      </w:r>
+      <w:r>
+        <w:t xml:space="preserve"> </w:t>
+      </w:r>
+      <w:r>
+        <w:t xml:space="preserve">that shape. A real sensor joins the mesh by adding one adapter; nothing else</w:t>
+      </w:r>
+      <w:r>
+        <w:t xml:space="preserve"> </w:t>
+      </w:r>
+      <w:r>
+        <w:t xml:space="preserve">changes.</w:t>
       </w:r>
     </w:p>
     <w:p>
@@ -277,283 +479,20 @@
       <w:r>
         <w:drawing>
           <wp:inline>
-            <wp:extent cx="5334000" cy="3000375"/>
+            <wp:extent cx="5334000" cy="2733675"/>
             <wp:effectExtent b="0" l="0" r="0" t="0"/>
-            <wp:docPr descr="Figure 1 — ► PLACEHOLDER: replace photos/photo-1-pi-running.jpg with a photo of the Raspberry Pi 5 running Climate Mesh, and change the picture in WRITEUP.docx. Caption to use: “The Raspberry Pi 5 running Climate Mesh.”" title="" id="14" name="Picture"/>
+            <wp:docPr descr="Figure 1 — The data path. Every source emits the same canonical reading (eight channels plus source and quality flag), so a real sensor is a drop-in and nothing downstream changes; one small database file is the only link between the engine and the dashboard." title="" id="15" name="Picture"/>
             <a:graphic>
               <a:graphicData uri="http://schemas.openxmlformats.org/drawingml/2006/picture">
                 <pic:pic>
                   <pic:nvPicPr>
-                    <pic:cNvPr descr="photos/photo-1-pi-running.jpg" id="15" name="Picture"/>
+                    <pic:cNvPr descr="figures/architecture.png" id="16" name="Picture"/>
                     <pic:cNvPicPr>
                       <a:picLocks noChangeArrowheads="1" noChangeAspect="1"/>
                     </pic:cNvPicPr>
                   </pic:nvPicPr>
                   <pic:blipFill>
-                    <a:blip r:embed="rId13"/>
-                    <a:stretch>
-                      <a:fillRect/>
-                    </a:stretch>
-                  </pic:blipFill>
-                  <pic:spPr bwMode="auto">
-                    <a:xfrm>
-                      <a:off x="0" y="0"/>
-                      <a:ext cx="5334000" cy="3000375"/>
-                    </a:xfrm>
-                    <a:prstGeom prst="rect">
-                      <a:avLst/>
-                    </a:prstGeom>
-                    <a:noFill/>
-                    <a:ln w="9525">
-                      <a:noFill/>
-                      <a:headEnd/>
-                      <a:tailEnd/>
-                    </a:ln>
-                  </pic:spPr>
-                </pic:pic>
-              </a:graphicData>
-            </a:graphic>
-          </wp:inline>
-        </w:drawing>
-      </w:r>
-    </w:p>
-    <w:p>
-      <w:pPr>
-        <w:pStyle w:val="ImageCaption"/>
-      </w:pPr>
-      <w:r>
-        <w:t xml:space="preserve">Figure 1 — ► PLACEHOLDER: replace photos/photo-1-pi-running.jpg with a photo of the Raspberry Pi 5 running Climate Mesh, and change the picture in WRITEUP.docx. Caption to use:</w:t>
-      </w:r>
-      <w:r>
-        <w:t xml:space="preserve"> </w:t>
-      </w:r>
-      <w:r>
-        <w:t xml:space="preserve">“The Raspberry Pi 5 running Climate Mesh.”</w:t>
-      </w:r>
-    </w:p>
-    <w:bookmarkEnd w:id="16"/>
-    <w:bookmarkStart w:id="23" w:name="how-it-works"/>
-    <w:p>
-      <w:pPr>
-        <w:pStyle w:val="Heading2"/>
-      </w:pPr>
-      <w:r>
-        <w:t xml:space="preserve">3. How it works</w:t>
-      </w:r>
-    </w:p>
-    <w:p>
-      <w:pPr>
-        <w:pStyle w:val="FirstParagraph"/>
-      </w:pPr>
-      <w:r>
-        <w:rPr>
-          <w:b/>
-          <w:bCs/>
-        </w:rPr>
-        <w:t xml:space="preserve">One reading shape for every source.</w:t>
-      </w:r>
-      <w:r>
-        <w:t xml:space="preserve"> </w:t>
-      </w:r>
-      <w:r>
-        <w:t xml:space="preserve">Whether a value comes from a physical</w:t>
-      </w:r>
-      <w:r>
-        <w:t xml:space="preserve"> </w:t>
-      </w:r>
-      <w:r>
-        <w:t xml:space="preserve">sensor, the live Open-Meteo weather service or our simulator, it is turned into</w:t>
-      </w:r>
-      <w:r>
-        <w:t xml:space="preserve"> </w:t>
-      </w:r>
-      <w:r>
-        <w:t xml:space="preserve">the same canonical reading: the eight channels plus a</w:t>
-      </w:r>
-      <w:r>
-        <w:t xml:space="preserve"> </w:t>
-      </w:r>
-      <w:r>
-        <w:rPr>
-          <w:rStyle w:val="VerbatimChar"/>
-        </w:rPr>
-        <w:t xml:space="preserve">source</w:t>
-      </w:r>
-      <w:r>
-        <w:t xml:space="preserve"> </w:t>
-      </w:r>
-      <w:r>
-        <w:t xml:space="preserve">label</w:t>
-      </w:r>
-      <w:r>
-        <w:t xml:space="preserve"> </w:t>
-      </w:r>
-      <w:r>
-        <w:t xml:space="preserve">(</w:t>
-      </w:r>
-      <w:r>
-        <w:rPr>
-          <w:rStyle w:val="VerbatimChar"/>
-        </w:rPr>
-        <w:t xml:space="preserve">hardware</w:t>
-      </w:r>
-      <w:r>
-        <w:t xml:space="preserve"> </w:t>
-      </w:r>
-      <w:r>
-        <w:t xml:space="preserve">/</w:t>
-      </w:r>
-      <w:r>
-        <w:t xml:space="preserve"> </w:t>
-      </w:r>
-      <w:r>
-        <w:rPr>
-          <w:rStyle w:val="VerbatimChar"/>
-        </w:rPr>
-        <w:t xml:space="preserve">api</w:t>
-      </w:r>
-      <w:r>
-        <w:t xml:space="preserve"> </w:t>
-      </w:r>
-      <w:r>
-        <w:t xml:space="preserve">/</w:t>
-      </w:r>
-      <w:r>
-        <w:t xml:space="preserve"> </w:t>
-      </w:r>
-      <w:r>
-        <w:rPr>
-          <w:rStyle w:val="VerbatimChar"/>
-        </w:rPr>
-        <w:t xml:space="preserve">demo</w:t>
-      </w:r>
-      <w:r>
-        <w:t xml:space="preserve"> </w:t>
-      </w:r>
-      <w:r>
-        <w:t xml:space="preserve">/</w:t>
-      </w:r>
-      <w:r>
-        <w:t xml:space="preserve"> </w:t>
-      </w:r>
-      <w:r>
-        <w:rPr>
-          <w:rStyle w:val="VerbatimChar"/>
-        </w:rPr>
-        <w:t xml:space="preserve">simulation</w:t>
-      </w:r>
-      <w:r>
-        <w:t xml:space="preserve">) and a</w:t>
-      </w:r>
-      <w:r>
-        <w:t xml:space="preserve"> </w:t>
-      </w:r>
-      <w:r>
-        <w:rPr>
-          <w:rStyle w:val="VerbatimChar"/>
-        </w:rPr>
-        <w:t xml:space="preserve">quality_flag</w:t>
-      </w:r>
-      <w:r>
-        <w:t xml:space="preserve"> </w:t>
-      </w:r>
-      <w:r>
-        <w:t xml:space="preserve">(</w:t>
-      </w:r>
-      <w:r>
-        <w:rPr>
-          <w:rStyle w:val="VerbatimChar"/>
-        </w:rPr>
-        <w:t xml:space="preserve">ok</w:t>
-      </w:r>
-      <w:r>
-        <w:t xml:space="preserve"> </w:t>
-      </w:r>
-      <w:r>
-        <w:t xml:space="preserve">/</w:t>
-      </w:r>
-      <w:r>
-        <w:t xml:space="preserve"> </w:t>
-      </w:r>
-      <w:r>
-        <w:rPr>
-          <w:rStyle w:val="VerbatimChar"/>
-        </w:rPr>
-        <w:t xml:space="preserve">estimated</w:t>
-      </w:r>
-      <w:r>
-        <w:t xml:space="preserve"> </w:t>
-      </w:r>
-      <w:r>
-        <w:t xml:space="preserve">/</w:t>
-      </w:r>
-      <w:r>
-        <w:t xml:space="preserve"> </w:t>
-      </w:r>
-      <w:r>
-        <w:rPr>
-          <w:rStyle w:val="VerbatimChar"/>
-        </w:rPr>
-        <w:t xml:space="preserve">stale</w:t>
-      </w:r>
-      <w:r>
-        <w:t xml:space="preserve"> </w:t>
-      </w:r>
-      <w:r>
-        <w:t xml:space="preserve">/</w:t>
-      </w:r>
-      <w:r>
-        <w:t xml:space="preserve"> </w:t>
-      </w:r>
-      <w:r>
-        <w:rPr>
-          <w:rStyle w:val="VerbatimChar"/>
-        </w:rPr>
-        <w:t xml:space="preserve">missing</w:t>
-      </w:r>
-      <w:r>
-        <w:t xml:space="preserve">). Everything downstream (the risk engine,</w:t>
-      </w:r>
-      <w:r>
-        <w:t xml:space="preserve"> </w:t>
-      </w:r>
-      <w:r>
-        <w:t xml:space="preserve">the AI, the database, the dashboard and the evidence export) only ever sees</w:t>
-      </w:r>
-      <w:r>
-        <w:t xml:space="preserve"> </w:t>
-      </w:r>
-      <w:r>
-        <w:t xml:space="preserve">that shape. A real sensor joins the mesh by adding one adapter; nothing else</w:t>
-      </w:r>
-      <w:r>
-        <w:t xml:space="preserve"> </w:t>
-      </w:r>
-      <w:r>
-        <w:t xml:space="preserve">changes.</w:t>
-      </w:r>
-    </w:p>
-    <w:p>
-      <w:pPr>
-        <w:pStyle w:val="CaptionedFigure"/>
-      </w:pPr>
-      <w:r>
-        <w:drawing>
-          <wp:inline>
-            <wp:extent cx="5334000" cy="2733675"/>
-            <wp:effectExtent b="0" l="0" r="0" t="0"/>
-            <wp:docPr descr="Figure 2 — The data path. Every source emits the same canonical reading (eight channels plus source and quality flag), so a real sensor is a drop-in and nothing downstream changes; one small database file is the only link between the engine and the dashboard." title="" id="18" name="Picture"/>
-            <a:graphic>
-              <a:graphicData uri="http://schemas.openxmlformats.org/drawingml/2006/picture">
-                <pic:pic>
-                  <pic:nvPicPr>
-                    <pic:cNvPr descr="figures/architecture.png" id="19" name="Picture"/>
-                    <pic:cNvPicPr>
-                      <a:picLocks noChangeArrowheads="1" noChangeAspect="1"/>
-                    </pic:cNvPicPr>
-                  </pic:nvPicPr>
-                  <pic:blipFill>
-                    <a:blip r:embed="rId17"/>
+                    <a:blip r:embed="rId14"/>
                     <a:stretch>
                       <a:fillRect/>
                     </a:stretch>
@@ -585,7 +524,7 @@
         <w:pStyle w:val="ImageCaption"/>
       </w:pPr>
       <w:r>
-        <w:t xml:space="preserve">Figure 2 — The data path. Every source emits the same canonical reading (eight channels plus source and quality flag), so a real sensor is a drop-in and nothing downstream changes; one small database file is the only link between the engine and the dashboard.</w:t>
+        <w:t xml:space="preserve">Figure 1 — The data path. Every source emits the same canonical reading (eight channels plus source and quality flag), so a real sensor is a drop-in and nothing downstream changes; one small database file is the only link between the engine and the dashboard.</w:t>
       </w:r>
     </w:p>
     <w:p>
@@ -987,18 +926,18 @@
           <wp:inline>
             <wp:extent cx="5334000" cy="2118986"/>
             <wp:effectExtent b="0" l="0" r="0" t="0"/>
-            <wp:docPr descr="Figure 3 — Node Detail, Regent’s Canal, flood scenario, demo data: the “Why:” sentence and the six sub-scores behind a 100/100 score (this node saturates on its base score; see the Hyde Park example above for the mesh layer at work)." title="" id="21" name="Picture"/>
+            <wp:docPr descr="Figure 2 — Node Detail, Regent’s Canal, flood scenario, demo data: the “Why:” sentence and the six sub-scores behind a 100/100 score (this node saturates on its base score; see the Hyde Park example above for the mesh layer at work)." title="" id="18" name="Picture"/>
             <a:graphic>
               <a:graphicData uri="http://schemas.openxmlformats.org/drawingml/2006/picture">
                 <pic:pic>
                   <pic:nvPicPr>
-                    <pic:cNvPr descr="figures/node-detail-why-flood-demo.png" id="22" name="Picture"/>
+                    <pic:cNvPr descr="figures/node-detail-why-flood-demo.png" id="19" name="Picture"/>
                     <pic:cNvPicPr>
                       <a:picLocks noChangeArrowheads="1" noChangeAspect="1"/>
                     </pic:cNvPicPr>
                   </pic:nvPicPr>
                   <pic:blipFill>
-                    <a:blip r:embed="rId20"/>
+                    <a:blip r:embed="rId17"/>
                     <a:stretch>
                       <a:fillRect/>
                     </a:stretch>
@@ -1030,7 +969,7 @@
         <w:pStyle w:val="ImageCaption"/>
       </w:pPr>
       <w:r>
-        <w:t xml:space="preserve">Figure 3 — Node Detail, Regent’s Canal, flood scenario, demo data: the</w:t>
+        <w:t xml:space="preserve">Figure 2 — Node Detail, Regent’s Canal, flood scenario, demo data: the</w:t>
       </w:r>
       <w:r>
         <w:t xml:space="preserve"> </w:t>
@@ -1120,8 +1059,8 @@
         <w:t xml:space="preserve">flag, plus a table of how many readings came from each source.</w:t>
       </w:r>
     </w:p>
-    <w:bookmarkEnd w:id="23"/>
-    <w:bookmarkStart w:id="24" w:name="what-we-think-is-new"/>
+    <w:bookmarkEnd w:id="20"/>
+    <w:bookmarkStart w:id="21" w:name="what-we-think-is-new"/>
     <w:p>
       <w:pPr>
         <w:pStyle w:val="Heading2"/>
@@ -1328,8 +1267,8 @@
         <w:t xml:space="preserve">offline on one Pi 5, and one command reruns our entire evidence chain.</w:t>
       </w:r>
     </w:p>
-    <w:bookmarkEnd w:id="24"/>
-    <w:bookmarkStart w:id="27" w:name="what-is-real-and-what-is-simulated"/>
+    <w:bookmarkEnd w:id="21"/>
+    <w:bookmarkStart w:id="24" w:name="what-is-real-and-what-is-simulated"/>
     <w:p>
       <w:pPr>
         <w:pStyle w:val="Heading2"/>
@@ -1663,12 +1602,12 @@
           <wp:inline>
             <wp:extent cx="5334000" cy="2716530"/>
             <wp:effectExtent b="0" l="0" r="0" t="0"/>
-            <wp:docPr descr="Figure 4 — Live Map, flood scenario, demo (simulated) data, on the dashboard’s offline basemap. Each circle is one of the 20 nodes; colour and size show risk 0–100; the blue lines are the Thames, the Lea, the Wandle and Regent’s Canal. The river and canal nodes are the ones in red." title="" id="25" name="Picture"/>
+            <wp:docPr descr="Figure 3 — Live Map, flood scenario, demo (simulated) data, on the dashboard’s offline basemap. Each circle is one of the 20 nodes; colour and size show risk 0–100; the blue lines are the Thames, the Lea, the Wandle and Regent’s Canal. The river and canal nodes are the ones in red." title="" id="22" name="Picture"/>
             <a:graphic>
               <a:graphicData uri="http://schemas.openxmlformats.org/drawingml/2006/picture">
                 <pic:pic>
                   <pic:nvPicPr>
-                    <pic:cNvPr descr="figures/live-map-flood-demo-crop.png" id="26" name="Picture"/>
+                    <pic:cNvPr descr="figures/live-map-flood-demo-crop.png" id="23" name="Picture"/>
                     <pic:cNvPicPr>
                       <a:picLocks noChangeArrowheads="1" noChangeAspect="1"/>
                     </pic:cNvPicPr>
@@ -1706,7 +1645,7 @@
         <w:pStyle w:val="ImageCaption"/>
       </w:pPr>
       <w:r>
-        <w:t xml:space="preserve">Figure 4 — Live Map, flood scenario, demo (simulated) data, on the dashboard’s offline basemap. Each circle is one of the 20 nodes; colour and size show risk 0–100; the blue lines are the Thames, the Lea, the Wandle and Regent’s Canal. The river and canal nodes are the ones in red.</w:t>
+        <w:t xml:space="preserve">Figure 3 — Live Map, flood scenario, demo (simulated) data, on the dashboard’s offline basemap. Each circle is one of the 20 nodes; colour and size show risk 0–100; the blue lines are the Thames, the Lea, the Wandle and Regent’s Canal. The river and canal nodes are the ones in red.</w:t>
       </w:r>
     </w:p>
     <w:p>
@@ -2006,8 +1945,8 @@
         <w:t xml:space="preserve">system. Alerts always defer to official guidance.</w:t>
       </w:r>
     </w:p>
-    <w:bookmarkEnd w:id="27"/>
-    <w:bookmarkStart w:id="31" w:name="evidence-that-it-works"/>
+    <w:bookmarkEnd w:id="24"/>
+    <w:bookmarkStart w:id="28" w:name="evidence-that-it-works"/>
     <w:p>
       <w:pPr>
         <w:pStyle w:val="Heading2"/>
@@ -2894,18 +2833,18 @@
           <wp:inline>
             <wp:extent cx="5334000" cy="3189439"/>
             <wp:effectExtent b="0" l="0" r="0" t="0"/>
-            <wp:docPr descr="Figure 5 — Network Overview, flood scenario, demo data: the four river nodes go CRITICAL while inland nodes such as Brixton and Greenwich stay SAFE. The hazard lands where it should, and the purple badge says every value is simulated." title="" id="29" name="Picture"/>
+            <wp:docPr descr="Figure 4 — Network Overview, flood scenario, demo data: the four river nodes go CRITICAL while inland nodes such as Brixton and Greenwich stay SAFE. The hazard lands where it should, and the purple badge says every value is simulated." title="" id="26" name="Picture"/>
             <a:graphic>
               <a:graphicData uri="http://schemas.openxmlformats.org/drawingml/2006/picture">
                 <pic:pic>
                   <pic:nvPicPr>
-                    <pic:cNvPr descr="figures/network-overview-flood-demo-crop.png" id="30" name="Picture"/>
+                    <pic:cNvPr descr="figures/network-overview-flood-demo-crop.png" id="27" name="Picture"/>
                     <pic:cNvPicPr>
                       <a:picLocks noChangeArrowheads="1" noChangeAspect="1"/>
                     </pic:cNvPicPr>
                   </pic:nvPicPr>
                   <pic:blipFill>
-                    <a:blip r:embed="rId28"/>
+                    <a:blip r:embed="rId25"/>
                     <a:stretch>
                       <a:fillRect/>
                     </a:stretch>
@@ -2937,10 +2876,10 @@
         <w:pStyle w:val="ImageCaption"/>
       </w:pPr>
       <w:r>
-        <w:t xml:space="preserve">Figure 5 — Network Overview, flood scenario, demo data: the four river nodes go CRITICAL while inland nodes such as Brixton and Greenwich stay SAFE. The hazard lands where it should, and the purple badge says every value is simulated.</w:t>
-      </w:r>
-    </w:p>
-    <w:bookmarkEnd w:id="31"/>
+        <w:t xml:space="preserve">Figure 4 — Network Overview, flood scenario, demo data: the four river nodes go CRITICAL while inland nodes such as Brixton and Greenwich stay SAFE. The hazard lands where it should, and the purple badge says every value is simulated.</w:t>
+      </w:r>
+    </w:p>
+    <w:bookmarkEnd w:id="28"/>
     <w:bookmarkStart w:id="32" w:name="the-raspberry-pi-5"/>
     <w:p>
       <w:pPr>
@@ -2968,6 +2907,67 @@
       </w:r>
       <w:r>
         <w:t xml:space="preserve">the same time, headless, at the site.</w:t>
+      </w:r>
+    </w:p>
+    <w:p>
+      <w:pPr>
+        <w:pStyle w:val="CaptionedFigure"/>
+      </w:pPr>
+      <w:r>
+        <w:drawing>
+          <wp:inline>
+            <wp:extent cx="5334000" cy="3000375"/>
+            <wp:effectExtent b="0" l="0" r="0" t="0"/>
+            <wp:docPr descr="Figure 5 — ► PLACEHOLDER: replace photos/photo-1-pi-running.jpg with a photo of the Raspberry Pi 5 running Climate Mesh, and change the picture in WRITEUP.docx. Caption to use: “The Raspberry Pi 5 running Climate Mesh.”" title="" id="30" name="Picture"/>
+            <a:graphic>
+              <a:graphicData uri="http://schemas.openxmlformats.org/drawingml/2006/picture">
+                <pic:pic>
+                  <pic:nvPicPr>
+                    <pic:cNvPr descr="photos/photo-1-pi-running.jpg" id="31" name="Picture"/>
+                    <pic:cNvPicPr>
+                      <a:picLocks noChangeArrowheads="1" noChangeAspect="1"/>
+                    </pic:cNvPicPr>
+                  </pic:nvPicPr>
+                  <pic:blipFill>
+                    <a:blip r:embed="rId29"/>
+                    <a:stretch>
+                      <a:fillRect/>
+                    </a:stretch>
+                  </pic:blipFill>
+                  <pic:spPr bwMode="auto">
+                    <a:xfrm>
+                      <a:off x="0" y="0"/>
+                      <a:ext cx="5334000" cy="3000375"/>
+                    </a:xfrm>
+                    <a:prstGeom prst="rect">
+                      <a:avLst/>
+                    </a:prstGeom>
+                    <a:noFill/>
+                    <a:ln w="9525">
+                      <a:noFill/>
+                      <a:headEnd/>
+                      <a:tailEnd/>
+                    </a:ln>
+                  </pic:spPr>
+                </pic:pic>
+              </a:graphicData>
+            </a:graphic>
+          </wp:inline>
+        </w:drawing>
+      </w:r>
+    </w:p>
+    <w:p>
+      <w:pPr>
+        <w:pStyle w:val="ImageCaption"/>
+      </w:pPr>
+      <w:r>
+        <w:t xml:space="preserve">Figure 5 — ► PLACEHOLDER: replace photos/photo-1-pi-running.jpg with a photo of the Raspberry Pi 5 running Climate Mesh, and change the picture in WRITEUP.docx. Caption to use:</w:t>
+      </w:r>
+      <w:r>
+        <w:t xml:space="preserve"> </w:t>
+      </w:r>
+      <w:r>
+        <w:t xml:space="preserve">“The Raspberry Pi 5 running Climate Mesh.”</w:t>
       </w:r>
     </w:p>
     <w:p>

--- a/SUBMISSION_PACK/WRITEUP.docx
+++ b/SUBMISSION_PACK/WRITEUP.docx
@@ -3266,7 +3266,25 @@
         <w:t xml:space="preserve"> </w:t>
       </w:r>
       <w:r>
-        <w:t xml:space="preserve">the software costs nothing and needs no subscription.</w:t>
+        <w:t xml:space="preserve">the software costs nothing and needs no subscription. Our own Pi 5 and sensor</w:t>
+      </w:r>
+      <w:r>
+        <w:t xml:space="preserve"> </w:t>
+      </w:r>
+      <w:r>
+        <w:t xml:space="preserve">came free in the competition’s starter kit, so those are replacement prices</w:t>
+      </w:r>
+      <w:r>
+        <w:t xml:space="preserve"> </w:t>
+      </w:r>
+      <w:r>
+        <w:t xml:space="preserve">for anyone else building a node, not what we spent: the barrier to a school</w:t>
+      </w:r>
+      <w:r>
+        <w:t xml:space="preserve"> </w:t>
+      </w:r>
+      <w:r>
+        <w:t xml:space="preserve">copying this is a spare afternoon, not a budget.</w:t>
       </w:r>
     </w:p>
     <w:p>

--- a/SUBMISSION_PACK/WRITEUP.docx
+++ b/SUBMISSION_PACK/WRITEUP.docx
@@ -686,13 +686,19 @@
         <w:t xml:space="preserve"> </w:t>
       </w:r>
       <w:r>
-        <w:t xml:space="preserve">the node’s graded risk by up to 1.5×, and the model reports which channels</w:t>
-      </w:r>
-      <w:r>
-        <w:t xml:space="preserve"> </w:t>
-      </w:r>
-      <w:r>
-        <w:t xml:space="preserve">deviate most from the learned baseline, so every alert says</w:t>
+        <w:t xml:space="preserve">the node’s graded risk by up to 1.5× (measured range 1.25× to 1.36×), and the</w:t>
+      </w:r>
+      <w:r>
+        <w:t xml:space="preserve"> </w:t>
+      </w:r>
+      <w:r>
+        <w:t xml:space="preserve">model reports which channels deviate most from the learned baseline, so every</w:t>
+      </w:r>
+      <w:r>
+        <w:t xml:space="preserve"> </w:t>
+      </w:r>
+      <w:r>
+        <w:t xml:space="preserve">alert says</w:t>
       </w:r>
       <w:r>
         <w:t xml:space="preserve"> </w:t>
@@ -711,19 +717,43 @@
         <w:t xml:space="preserve"> </w:t>
       </w:r>
       <w:r>
-        <w:t xml:space="preserve">Deliberately, the AI can amplify risk but never create it: 1.5× a SAFE score</w:t>
-      </w:r>
-      <w:r>
-        <w:t xml:space="preserve"> </w:t>
-      </w:r>
-      <w:r>
-        <w:t xml:space="preserve">of 5 is still SAFE, so even the roughly 5 % of ordinary readings an Isolation</w:t>
-      </w:r>
-      <w:r>
-        <w:t xml:space="preserve"> </w:t>
-      </w:r>
-      <w:r>
-        <w:t xml:space="preserve">Forest is expected to mis-flag cannot turn a SAFE node into an alert. Offline</w:t>
+        <w:t xml:space="preserve">Deliberately, the AI can amplify risk but never create it, and the bound is</w:t>
+      </w:r>
+      <w:r>
+        <w:t xml:space="preserve"> </w:t>
+      </w:r>
+      <w:r>
+        <w:t xml:space="preserve">arithmetic rather than anecdote: the AI and mesh multipliers compose to at</w:t>
+      </w:r>
+      <w:r>
+        <w:t xml:space="preserve"> </w:t>
+      </w:r>
+      <w:r>
+        <w:t xml:space="preserve">most 1.5 × 1.2 = 1.8, so a node whose own sub-scores are below 33.4/100 can</w:t>
+      </w:r>
+      <w:r>
+        <w:t xml:space="preserve"> </w:t>
+      </w:r>
+      <w:r>
+        <w:t xml:space="preserve">never reach WARNING and one below 44.5 can never reach CRITICAL, whatever the</w:t>
+      </w:r>
+      <w:r>
+        <w:t xml:space="preserve"> </w:t>
+      </w:r>
+      <w:r>
+        <w:t xml:space="preserve">two layers say. Measured over 80,000 synthetic readings the AI multiplier</w:t>
+      </w:r>
+      <w:r>
+        <w:t xml:space="preserve"> </w:t>
+      </w:r>
+      <w:r>
+        <w:t xml:space="preserve">actually lands between 1.25× and 1.36× against that 1.5 design ceiling. A test</w:t>
+      </w:r>
+      <w:r>
+        <w:t xml:space="preserve"> </w:t>
+      </w:r>
+      <w:r>
+        <w:t xml:space="preserve">sweeps the whole range and fails if the bound is ever exceeded. Offline</w:t>
       </w:r>
       <w:r>
         <w:t xml:space="preserve"> </w:t>
@@ -780,19 +810,25 @@
           <w:b/>
           <w:bCs/>
         </w:rPr>
-        <w:t xml:space="preserve">Neighbours have to agree.</w:t>
-      </w:r>
-      <w:r>
-        <w:t xml:space="preserve"> </w:t>
-      </w:r>
-      <w:r>
-        <w:t xml:space="preserve">Two nodes within 6 km are neighbours. The 1.2×</w:t>
-      </w:r>
-      <w:r>
-        <w:t xml:space="preserve"> </w:t>
-      </w:r>
-      <w:r>
-        <w:t xml:space="preserve">mesh multiplier fires only when a node</w:t>
+        <w:t xml:space="preserve">Neighbours have to agree, both ways.</w:t>
+      </w:r>
+      <w:r>
+        <w:t xml:space="preserve"> </w:t>
+      </w:r>
+      <w:r>
+        <w:t xml:space="preserve">Two nodes within 6 km are</w:t>
+      </w:r>
+      <w:r>
+        <w:t xml:space="preserve"> </w:t>
+      </w:r>
+      <w:r>
+        <w:t xml:space="preserve">neighbours, and agreement cuts in both directions. A node whose neighbours see</w:t>
+      </w:r>
+      <w:r>
+        <w:t xml:space="preserve"> </w:t>
+      </w:r>
+      <w:r>
+        <w:t xml:space="preserve">the same hazard is escalated (1.2×). A node that is elevated while</w:t>
       </w:r>
       <w:r>
         <w:t xml:space="preserve"> </w:t>
@@ -802,19 +838,25 @@
           <w:i/>
           <w:iCs/>
         </w:rPr>
-        <w:t xml:space="preserve">and</w:t>
-      </w:r>
-      <w:r>
-        <w:t xml:space="preserve"> </w:t>
-      </w:r>
-      <w:r>
-        <w:t xml:space="preserve">at least two of its neighbours</w:t>
-      </w:r>
-      <w:r>
-        <w:t xml:space="preserve"> </w:t>
-      </w:r>
-      <w:r>
-        <w:t xml:space="preserve">are elevated for the</w:t>
+        <w:t xml:space="preserve">none</w:t>
+      </w:r>
+      <w:r>
+        <w:t xml:space="preserve"> </w:t>
+      </w:r>
+      <w:r>
+        <w:t xml:space="preserve">of</w:t>
+      </w:r>
+      <w:r>
+        <w:t xml:space="preserve"> </w:t>
+      </w:r>
+      <w:r>
+        <w:t xml:space="preserve">its neighbours sees anything is damped instead (0.75×) and is not reported as</w:t>
+      </w:r>
+      <w:r>
+        <w:t xml:space="preserve"> </w:t>
+      </w:r>
+      <w:r>
+        <w:t xml:space="preserve">the hazard at all: it raises a</w:t>
       </w:r>
       <w:r>
         <w:t xml:space="preserve"> </w:t>
@@ -824,19 +866,82 @@
           <w:i/>
           <w:iCs/>
         </w:rPr>
-        <w:t xml:space="preserve">same</w:t>
-      </w:r>
-      <w:r>
-        <w:t xml:space="preserve"> </w:t>
-      </w:r>
-      <w:r>
-        <w:t xml:space="preserve">hazard. A single glitching sensor cannot cry wolf;</w:t>
-      </w:r>
-      <w:r>
-        <w:t xml:space="preserve"> </w:t>
-      </w:r>
-      <w:r>
-        <w:t xml:space="preserve">a correlated regional event is escalated. A worked example from the flood</w:t>
+        <w:t xml:space="preserve">sensor-check</w:t>
+      </w:r>
+      <w:r>
+        <w:t xml:space="preserve"> </w:t>
+      </w:r>
+      <w:r>
+        <w:t xml:space="preserve">alert telling the site team to</w:t>
+      </w:r>
+      <w:r>
+        <w:t xml:space="preserve"> </w:t>
+      </w:r>
+      <w:r>
+        <w:t xml:space="preserve">go and look at that node, because one instrument disagreeing with four</w:t>
+      </w:r>
+      <w:r>
+        <w:t xml:space="preserve"> </w:t>
+      </w:r>
+      <w:r>
+        <w:t xml:space="preserve">neighbours is far more likely to be broken than to be right. That is the</w:t>
+      </w:r>
+      <w:r>
+        <w:t xml:space="preserve"> </w:t>
+      </w:r>
+      <w:r>
+        <w:t xml:space="preserve">difference between a claim and a mechanism: drop a stuck water-level sensor</w:t>
+      </w:r>
+      <w:r>
+        <w:t xml:space="preserve"> </w:t>
+      </w:r>
+      <w:r>
+        <w:t xml:space="preserve">reading 9 m into an otherwise calm mesh and the old rule gave CRITICAL 100/100</w:t>
+      </w:r>
+      <w:r>
+        <w:t xml:space="preserve"> </w:t>
+      </w:r>
+      <w:r>
+        <w:t xml:space="preserve">and a flood playbook; the rule as built gives 75/100 and</w:t>
+      </w:r>
+      <w:r>
+        <w:t xml:space="preserve"> </w:t>
+      </w:r>
+      <w:r>
+        <w:t xml:space="preserve">“check the sensor at</w:t>
+      </w:r>
+      <w:r>
+        <w:t xml:space="preserve"> </w:t>
+      </w:r>
+      <w:r>
+        <w:t xml:space="preserve">Regent’s Canal … none of its 4 neighbours within 6 km sees the same thing”</w:t>
+      </w:r>
+      <w:r>
+        <w:t xml:space="preserve">.</w:t>
+      </w:r>
+      <w:r>
+        <w:t xml:space="preserve"> </w:t>
+      </w:r>
+      <w:r>
+        <w:t xml:space="preserve">Make two of those neighbours agree and the same reading becomes a CRITICAL</w:t>
+      </w:r>
+      <w:r>
+        <w:t xml:space="preserve"> </w:t>
+      </w:r>
+      <w:r>
+        <w:t xml:space="preserve">flood alert. A node with fewer than two neighbours in range cannot be</w:t>
+      </w:r>
+      <w:r>
+        <w:t xml:space="preserve"> </w:t>
+      </w:r>
+      <w:r>
+        <w:t xml:space="preserve">corroborated either way, so it is left alone and the dashboard says so rather</w:t>
+      </w:r>
+      <w:r>
+        <w:t xml:space="preserve"> </w:t>
+      </w:r>
+      <w:r>
+        <w:t xml:space="preserve">than pretending. A worked example from the flood</w:t>
       </w:r>
       <w:r>
         <w:t xml:space="preserve"> </w:t>
@@ -1090,25 +1195,53 @@
           <w:b/>
           <w:bCs/>
         </w:rPr>
-        <w:t xml:space="preserve">Neighbours as a trust signal.</w:t>
-      </w:r>
-      <w:r>
-        <w:t xml:space="preserve"> </w:t>
-      </w:r>
-      <w:r>
-        <w:t xml:space="preserve">A cheap node’s risk is escalated only when</w:t>
-      </w:r>
-      <w:r>
-        <w:t xml:space="preserve"> </w:t>
-      </w:r>
-      <w:r>
-        <w:t xml:space="preserve">it and at least two neighbours within 6 km are elevated for the same hazard,</w:t>
-      </w:r>
-      <w:r>
-        <w:t xml:space="preserve"> </w:t>
-      </w:r>
-      <w:r>
-        <w:t xml:space="preserve">so a network of £85 nodes is harder to fool than one expensive sensor.</w:t>
+        <w:t xml:space="preserve">Neighbours as a two-sided trust signal.</w:t>
+      </w:r>
+      <w:r>
+        <w:t xml:space="preserve"> </w:t>
+      </w:r>
+      <w:r>
+        <w:t xml:space="preserve">Agreement escalates a cheap</w:t>
+      </w:r>
+      <w:r>
+        <w:t xml:space="preserve"> </w:t>
+      </w:r>
+      <w:r>
+        <w:t xml:space="preserve">node (1.2×) and</w:t>
+      </w:r>
+      <w:r>
+        <w:t xml:space="preserve"> </w:t>
+      </w:r>
+      <w:r>
+        <w:rPr>
+          <w:i/>
+          <w:iCs/>
+        </w:rPr>
+        <w:t xml:space="preserve">disagreement damps it</w:t>
+      </w:r>
+      <w:r>
+        <w:t xml:space="preserve"> </w:t>
+      </w:r>
+      <w:r>
+        <w:t xml:space="preserve">(0.75×): a node alone in seeing a</w:t>
+      </w:r>
+      <w:r>
+        <w:t xml:space="preserve"> </w:t>
+      </w:r>
+      <w:r>
+        <w:t xml:space="preserve">hazard is reported as a sensor to check, not as the hazard, so a network of</w:t>
+      </w:r>
+      <w:r>
+        <w:t xml:space="preserve"> </w:t>
+      </w:r>
+      <w:r>
+        <w:t xml:space="preserve">£85 nodes is harder to fool than one expensive sensor. We test both</w:t>
+      </w:r>
+      <w:r>
+        <w:t xml:space="preserve"> </w:t>
+      </w:r>
+      <w:r>
+        <w:t xml:space="preserve">directions, including the case where the mesh must refuse to escalate.</w:t>
       </w:r>
     </w:p>
     <w:p>
@@ -1130,13 +1263,25 @@
         <w:t xml:space="preserve"> </w:t>
       </w:r>
       <w:r>
-        <w:t xml:space="preserve">The Isolation Forest names the channels</w:t>
-      </w:r>
-      <w:r>
-        <w:t xml:space="preserve"> </w:t>
-      </w:r>
-      <w:r>
-        <w:t xml:space="preserve">responsible and can only amplify graded risk (up to 1.5×), never create it.</w:t>
+        <w:t xml:space="preserve">The Isolation Forest names the</w:t>
+      </w:r>
+      <w:r>
+        <w:t xml:space="preserve"> </w:t>
+      </w:r>
+      <w:r>
+        <w:t xml:space="preserve">channels responsible and can only amplify graded risk, never create it. The</w:t>
+      </w:r>
+      <w:r>
+        <w:t xml:space="preserve"> </w:t>
+      </w:r>
+      <w:r>
+        <w:t xml:space="preserve">two layers compose to at most 1.8×, so nothing below 33.4/100 on its own</w:t>
+      </w:r>
+      <w:r>
+        <w:t xml:space="preserve"> </w:t>
+      </w:r>
+      <w:r>
+        <w:t xml:space="preserve">sub-scores can be pushed to an alert.</w:t>
       </w:r>
     </w:p>
     <w:p>
@@ -1936,6 +2081,63 @@
         </w:numPr>
       </w:pPr>
       <w:r>
+        <w:t xml:space="preserve">One node (Ilford) has a single neighbour inside the 6 km radius, so the</w:t>
+      </w:r>
+      <w:r>
+        <w:t xml:space="preserve"> </w:t>
+      </w:r>
+      <w:r>
+        <w:t xml:space="preserve">corroboration layer can never fire for it in either direction. The engine</w:t>
+      </w:r>
+      <w:r>
+        <w:t xml:space="preserve"> </w:t>
+      </w:r>
+      <w:r>
+        <w:t xml:space="preserve">marks it</w:t>
+      </w:r>
+      <w:r>
+        <w:t xml:space="preserve"> </w:t>
+      </w:r>
+      <w:r>
+        <w:rPr>
+          <w:rStyle w:val="VerbatimChar"/>
+        </w:rPr>
+        <w:t xml:space="preserve">unavailable</w:t>
+      </w:r>
+      <w:r>
+        <w:t xml:space="preserve"> </w:t>
+      </w:r>
+      <w:r>
+        <w:t xml:space="preserve">rather than silently treating it as agreement, and</w:t>
+      </w:r>
+      <w:r>
+        <w:t xml:space="preserve"> </w:t>
+      </w:r>
+      <w:r>
+        <w:t xml:space="preserve">the dashboard says</w:t>
+      </w:r>
+      <w:r>
+        <w:t xml:space="preserve"> </w:t>
+      </w:r>
+      <w:r>
+        <w:t xml:space="preserve">“cannot be corroborated”</w:t>
+      </w:r>
+      <w:r>
+        <w:t xml:space="preserve"> </w:t>
+      </w:r>
+      <w:r>
+        <w:t xml:space="preserve">next to its score.</w:t>
+      </w:r>
+    </w:p>
+    <w:p>
+      <w:pPr>
+        <w:pStyle w:val="Compact"/>
+        <w:numPr>
+          <w:ilvl w:val="0"/>
+          <w:numId w:val="1002"/>
+        </w:numPr>
+      </w:pPr>
+      <w:r>
         <w:t xml:space="preserve">The AI is decision support for a community, not an accredited warning</w:t>
       </w:r>
       <w:r>
@@ -1968,7 +2170,7 @@
           <w:b/>
           <w:bCs/>
         </w:rPr>
-        <w:t xml:space="preserve">180 automated tests pass</w:t>
+        <w:t xml:space="preserve">189 automated tests pass</w:t>
       </w:r>
       <w:r>
         <w:t xml:space="preserve"> </w:t>
@@ -2040,7 +2242,7 @@
         <w:t xml:space="preserve"> </w:t>
       </w:r>
       <w:r>
-        <w:t xml:space="preserve">runs the smoke test, all 180 tests, a</w:t>
+        <w:t xml:space="preserve">runs the smoke test, all 189 tests, a</w:t>
       </w:r>
       <w:r>
         <w:t xml:space="preserve"> </w:t>
@@ -2122,6 +2324,94 @@
       </w:r>
       <w:r>
         <w:t xml:space="preserve">its full output is reproduced in the Appendix.</w:t>
+      </w:r>
+    </w:p>
+    <w:p>
+      <w:pPr>
+        <w:pStyle w:val="Compact"/>
+        <w:numPr>
+          <w:ilvl w:val="0"/>
+          <w:numId w:val="1003"/>
+        </w:numPr>
+      </w:pPr>
+      <w:r>
+        <w:rPr>
+          <w:b/>
+          <w:bCs/>
+        </w:rPr>
+        <w:t xml:space="preserve">The mesh claim, tested rather than asserted.</w:t>
+      </w:r>
+      <w:r>
+        <w:t xml:space="preserve"> </w:t>
+      </w:r>
+      <w:r>
+        <w:t xml:space="preserve">Injecting one stuck</w:t>
+      </w:r>
+      <w:r>
+        <w:t xml:space="preserve"> </w:t>
+      </w:r>
+      <w:r>
+        <w:t xml:space="preserve">water-level sensor (9 m) into an otherwise calm mesh produces</w:t>
+      </w:r>
+      <w:r>
+        <w:t xml:space="preserve"> </w:t>
+      </w:r>
+      <w:r>
+        <w:rPr>
+          <w:b/>
+          <w:bCs/>
+        </w:rPr>
+        <w:t xml:space="preserve">0 flood</w:t>
+      </w:r>
+      <w:r>
+        <w:rPr>
+          <w:b/>
+          <w:bCs/>
+        </w:rPr>
+        <w:t xml:space="preserve"> </w:t>
+      </w:r>
+      <w:r>
+        <w:rPr>
+          <w:b/>
+          <w:bCs/>
+        </w:rPr>
+        <w:t xml:space="preserve">alerts and 1 sensor-check</w:t>
+      </w:r>
+      <w:r>
+        <w:t xml:space="preserve">, at 75/100 rather than 100/100. Making two of</w:t>
+      </w:r>
+      <w:r>
+        <w:t xml:space="preserve"> </w:t>
+      </w:r>
+      <w:r>
+        <w:t xml:space="preserve">that node’s neighbours report the same thing turns the identical reading</w:t>
+      </w:r>
+      <w:r>
+        <w:t xml:space="preserve"> </w:t>
+      </w:r>
+      <w:r>
+        <w:t xml:space="preserve">into a CRITICAL flood alert. Six tests in</w:t>
+      </w:r>
+      <w:r>
+        <w:t xml:space="preserve"> </w:t>
+      </w:r>
+      <w:r>
+        <w:rPr>
+          <w:rStyle w:val="VerbatimChar"/>
+        </w:rPr>
+        <w:t xml:space="preserve">tests/test_corroboration.py</w:t>
+      </w:r>
+      <w:r>
+        <w:t xml:space="preserve"> </w:t>
+      </w:r>
+      <w:r>
+        <w:t xml:space="preserve">pin both directions, including the node that</w:t>
+      </w:r>
+      <w:r>
+        <w:t xml:space="preserve"> </w:t>
+      </w:r>
+      <w:r>
+        <w:t xml:space="preserve">cannot be corroborated at all.</w:t>
       </w:r>
     </w:p>
     <w:p>
@@ -3278,13 +3568,57 @@
         <w:t xml:space="preserve"> </w:t>
       </w:r>
       <w:r>
-        <w:t xml:space="preserve">for anyone else building a node, not what we spent: the barrier to a school</w:t>
-      </w:r>
-      <w:r>
-        <w:t xml:space="preserve"> </w:t>
-      </w:r>
-      <w:r>
-        <w:t xml:space="preserve">copying this is a spare afternoon, not a budget.</w:t>
+        <w:t xml:space="preserve">for anyone else building a node, not what we spent.</w:t>
+      </w:r>
+    </w:p>
+    <w:p>
+      <w:pPr>
+        <w:pStyle w:val="BodyText"/>
+      </w:pPr>
+      <w:r>
+        <w:t xml:space="preserve">Twenty of those would be £1,700, which is not what we are proposing. The</w:t>
+      </w:r>
+      <w:r>
+        <w:t xml:space="preserve"> </w:t>
+      </w:r>
+      <w:r>
+        <w:t xml:space="preserve">deployment shape is one Pi 5 as the hub — engine, model, database and</w:t>
+      </w:r>
+      <w:r>
+        <w:t xml:space="preserve"> </w:t>
+      </w:r>
+      <w:r>
+        <w:t xml:space="preserve">dashboard — with leaf nodes that only read their channels and post the same</w:t>
+      </w:r>
+      <w:r>
+        <w:t xml:space="preserve"> </w:t>
+      </w:r>
+      <w:r>
+        <w:t xml:space="preserve">canonical reading over Wi-Fi, which a £12 Pico W or ESP32 can do. A realistic</w:t>
+      </w:r>
+      <w:r>
+        <w:t xml:space="preserve"> </w:t>
+      </w:r>
+      <w:r>
+        <w:t xml:space="preserve">school deployment is one hub and four leaves with basic sensors: about £150,</w:t>
+      </w:r>
+      <w:r>
+        <w:t xml:space="preserve"> </w:t>
+      </w:r>
+      <w:r>
+        <w:t xml:space="preserve">or roughly £85 plus £15 a node after that. The canonical reading is what makes</w:t>
+      </w:r>
+      <w:r>
+        <w:t xml:space="preserve"> </w:t>
+      </w:r>
+      <w:r>
+        <w:t xml:space="preserve">that substitution free: anything that can emit the eight channels with a</w:t>
+      </w:r>
+      <w:r>
+        <w:t xml:space="preserve"> </w:t>
+      </w:r>
+      <w:r>
+        <w:t xml:space="preserve">source and a quality flag is a node, whatever it runs on.</w:t>
       </w:r>
     </w:p>
     <w:p>
@@ -3362,7 +3696,7 @@
         <w:t xml:space="preserve"> </w:t>
       </w:r>
       <w:r>
-        <w:t xml:space="preserve">a prebuilt Arm wheel with compilation forbidden, all 180 tests passed in 9 s,</w:t>
+        <w:t xml:space="preserve">a prebuilt Arm wheel with compilation forbidden, the whole suite passed,</w:t>
       </w:r>
       <w:r>
         <w:t xml:space="preserve"> </w:t>
@@ -3753,7 +4087,7 @@
         <w:t xml:space="preserve"> </w:t>
       </w:r>
       <w:r>
-        <w:t xml:space="preserve">brought that to 180. We worked on it together throughout, and we would both</w:t>
+        <w:t xml:space="preserve">brought that to 189. We worked on it together throughout, and we would both</w:t>
       </w:r>
       <w:r>
         <w:t xml:space="preserve"> </w:t>
@@ -4423,31 +4757,59 @@
         <w:t xml:space="preserve"> </w:t>
       </w:r>
       <w:r>
-        <w:t xml:space="preserve">We declare this whether or not the entry form asks, because</w:t>
-      </w:r>
-      <w:r>
-        <w:t xml:space="preserve"> </w:t>
-      </w:r>
-      <w:r>
-        <w:t xml:space="preserve">the whole point of the project is saying where things come from. During the</w:t>
-      </w:r>
-      <w:r>
-        <w:t xml:space="preserve"> </w:t>
-      </w:r>
-      <w:r>
-        <w:t xml:space="preserve">final review of this entry (September 2026) we used an AI coding assistant</w:t>
-      </w:r>
-      <w:r>
-        <w:t xml:space="preserve"> </w:t>
-      </w:r>
-      <w:r>
-        <w:t xml:space="preserve">(Anthropic’s Claude), working under our direction: it reviewed the code and</w:t>
-      </w:r>
-      <w:r>
-        <w:t xml:space="preserve"> </w:t>
-      </w:r>
-      <w:r>
-        <w:t xml:space="preserve">fixed the bugs it found; added tests (the suite grew from 144 to 180); batched</w:t>
+        <w:t xml:space="preserve">We declare this whether or not the entry form asks,</w:t>
+      </w:r>
+      <w:r>
+        <w:t xml:space="preserve"> </w:t>
+      </w:r>
+      <w:r>
+        <w:t xml:space="preserve">because the whole point of the project is saying where things come from.</w:t>
+      </w:r>
+    </w:p>
+    <w:p>
+      <w:pPr>
+        <w:pStyle w:val="BodyText"/>
+      </w:pPr>
+      <w:r>
+        <w:t xml:space="preserve">Ours: the idea and the choice of problem, the architecture, the 20-node</w:t>
+      </w:r>
+      <w:r>
+        <w:t xml:space="preserve"> </w:t>
+      </w:r>
+      <w:r>
+        <w:t xml:space="preserve">simulator, the six sub-scores and their thresholds, the neighbour-agreement</w:t>
+      </w:r>
+      <w:r>
+        <w:t xml:space="preserve"> </w:t>
+      </w:r>
+      <w:r>
+        <w:t xml:space="preserve">rule, the provenance policy, the decision not to fake a sensor reading, and</w:t>
+      </w:r>
+      <w:r>
+        <w:t xml:space="preserve"> </w:t>
+      </w:r>
+      <w:r>
+        <w:t xml:space="preserve">the 144 tests the project already had at the end of August.</w:t>
+      </w:r>
+    </w:p>
+    <w:p>
+      <w:pPr>
+        <w:pStyle w:val="BodyText"/>
+      </w:pPr>
+      <w:r>
+        <w:t xml:space="preserve">Then, during the final review of this entry in September 2026, we used an AI</w:t>
+      </w:r>
+      <w:r>
+        <w:t xml:space="preserve"> </w:t>
+      </w:r>
+      <w:r>
+        <w:t xml:space="preserve">coding assistant (Anthropic’s Claude), working under our direction: it reviewed the code and</w:t>
+      </w:r>
+      <w:r>
+        <w:t xml:space="preserve"> </w:t>
+      </w:r>
+      <w:r>
+        <w:t xml:space="preserve">fixed the bugs it found; added tests (the suite grew from 144 to 189); batched</w:t>
       </w:r>
       <w:r>
         <w:t xml:space="preserve"> </w:t>
@@ -4612,7 +4974,7 @@
         <w:rPr>
           <w:rStyle w:val="CommentTok"/>
         </w:rPr>
-        <w:t xml:space="preserve"># smoke test + 180 tests + 2 demo cycles + export</w:t>
+        <w:t xml:space="preserve"># smoke test + 189 tests + 2 demo cycles + export</w:t>
       </w:r>
       <w:r>
         <w:br/>

--- a/SUBMISSION_PACK/WRITEUP.docx
+++ b/SUBMISSION_PACK/WRITEUP.docx
@@ -3696,13 +3696,13 @@
         <w:t xml:space="preserve"> </w:t>
       </w:r>
       <w:r>
-        <w:t xml:space="preserve">a prebuilt Arm wheel with compilation forbidden, the whole suite passed,</w:t>
-      </w:r>
-      <w:r>
-        <w:t xml:space="preserve"> </w:t>
-      </w:r>
-      <w:r>
-        <w:t xml:space="preserve">the model trained in 0.1 s, a full 20-node cycle took 13 ms and the engine</w:t>
+        <w:t xml:space="preserve">a prebuilt Arm wheel with compilation forbidden, all 189 tests passed in 10 s,</w:t>
+      </w:r>
+      <w:r>
+        <w:t xml:space="preserve"> </w:t>
+      </w:r>
+      <w:r>
+        <w:t xml:space="preserve">the model trained in 0.1 s, a full 20-node cycle took 14 ms and the engine</w:t>
       </w:r>
       <w:r>
         <w:t xml:space="preserve"> </w:t>
@@ -4424,7 +4424,7 @@
         <w:t xml:space="preserve"> </w:t>
       </w:r>
       <w:r>
-        <w:t xml:space="preserve">does fit on a £55 computer (199 MB and 13 ms a cycle on Arm).</w:t>
+        <w:t xml:space="preserve">does fit on a £55 computer (199 MB and 14 ms a cycle on Arm).</w:t>
       </w:r>
     </w:p>
     <w:p>

--- a/SUBMISSION_PACK/WRITEUP.docx
+++ b/SUBMISSION_PACK/WRITEUP.docx
@@ -2170,7 +2170,7 @@
           <w:b/>
           <w:bCs/>
         </w:rPr>
-        <w:t xml:space="preserve">189 automated tests pass</w:t>
+        <w:t xml:space="preserve">192 automated tests pass</w:t>
       </w:r>
       <w:r>
         <w:t xml:space="preserve"> </w:t>
@@ -2242,7 +2242,7 @@
         <w:t xml:space="preserve"> </w:t>
       </w:r>
       <w:r>
-        <w:t xml:space="preserve">runs the smoke test, all 189 tests, a</w:t>
+        <w:t xml:space="preserve">runs the smoke test, all 192 tests, a</w:t>
       </w:r>
       <w:r>
         <w:t xml:space="preserve"> </w:t>
@@ -2417,6 +2417,352 @@
     <w:p>
       <w:pPr>
         <w:pStyle w:val="FirstParagraph"/>
+      </w:pPr>
+      <w:r>
+        <w:rPr>
+          <w:b/>
+          <w:bCs/>
+        </w:rPr>
+        <w:t xml:space="preserve">Do the layers earn their place?</w:t>
+      </w:r>
+      <w:r>
+        <w:t xml:space="preserve"> </w:t>
+      </w:r>
+      <w:r>
+        <w:t xml:space="preserve">Counting how many nodes changed band is</w:t>
+      </w:r>
+      <w:r>
+        <w:t xml:space="preserve"> </w:t>
+      </w:r>
+      <w:r>
+        <w:t xml:space="preserve">activity, not accuracy, so</w:t>
+      </w:r>
+      <w:r>
+        <w:t xml:space="preserve"> </w:t>
+      </w:r>
+      <w:r>
+        <w:rPr>
+          <w:rStyle w:val="VerbatimChar"/>
+        </w:rPr>
+        <w:t xml:space="preserve">python scripts/evaluate.py</w:t>
+      </w:r>
+      <w:r>
+        <w:t xml:space="preserve"> </w:t>
+      </w:r>
+      <w:r>
+        <w:t xml:space="preserve">measures the three</w:t>
+      </w:r>
+      <w:r>
+        <w:t xml:space="preserve"> </w:t>
+      </w:r>
+      <w:r>
+        <w:t xml:space="preserve">things that matter, on 1,290 independently seeded frames. Each configuration</w:t>
+      </w:r>
+      <w:r>
+        <w:t xml:space="preserve"> </w:t>
+      </w:r>
+      <w:r>
+        <w:t xml:space="preserve">sees identical frames; a frame counts as detected when some node raises an</w:t>
+      </w:r>
+      <w:r>
+        <w:t xml:space="preserve"> </w:t>
+      </w:r>
+      <w:r>
+        <w:t xml:space="preserve">alert for the hazard that was actually injected.</w:t>
+      </w:r>
+    </w:p>
+    <w:tbl>
+      <w:tblPr>
+        <w:tblStyle w:val="Table"/>
+        <w:tblW w:type="pct" w:w="5000"/>
+        <w:tblLayout w:type="fixed"/>
+        <w:tblLook w:firstRow="1" w:lastRow="0" w:firstColumn="0" w:lastColumn="0" w:noHBand="0" w:noVBand="0" w:val="0020"/>
+      </w:tblPr>
+      <w:tblGrid>
+        <w:gridCol w:w="1584"/>
+        <w:gridCol w:w="2112"/>
+        <w:gridCol w:w="2112"/>
+        <w:gridCol w:w="2112"/>
+      </w:tblGrid>
+      <w:tr>
+        <w:trPr>
+          <w:tblHeader w:val="on"/>
+        </w:trPr>
+        <w:tc>
+          <w:tcPr/>
+          <w:p>
+            <w:pPr>
+              <w:pStyle w:val="Compact"/>
+            </w:pPr>
+            <w:r>
+              <w:t xml:space="preserve">Configuration</w:t>
+            </w:r>
+          </w:p>
+        </w:tc>
+        <w:tc>
+          <w:tcPr/>
+          <w:p>
+            <w:pPr>
+              <w:pStyle w:val="Compact"/>
+              <w:jc w:val="right"/>
+            </w:pPr>
+            <w:r>
+              <w:t xml:space="preserve">False alarms, 30 quiet frames</w:t>
+            </w:r>
+          </w:p>
+        </w:tc>
+        <w:tc>
+          <w:tcPr/>
+          <w:p>
+            <w:pPr>
+              <w:pStyle w:val="Compact"/>
+              <w:jc w:val="right"/>
+            </w:pPr>
+            <w:r>
+              <w:t xml:space="preserve">False flood alerts, 90 frames with one stuck sensor</w:t>
+            </w:r>
+          </w:p>
+        </w:tc>
+        <w:tc>
+          <w:tcPr/>
+          <w:p>
+            <w:pPr>
+              <w:pStyle w:val="Compact"/>
+              <w:jc w:val="right"/>
+            </w:pPr>
+            <w:r>
+              <w:t xml:space="preserve">Real events detected, full intensity</w:t>
+            </w:r>
+          </w:p>
+        </w:tc>
+      </w:tr>
+      <w:tr>
+        <w:tc>
+          <w:tcPr/>
+          <w:p>
+            <w:pPr>
+              <w:pStyle w:val="Compact"/>
+            </w:pPr>
+            <w:r>
+              <w:t xml:space="preserve">Sub-scores only (thresholds)</w:t>
+            </w:r>
+          </w:p>
+        </w:tc>
+        <w:tc>
+          <w:tcPr/>
+          <w:p>
+            <w:pPr>
+              <w:pStyle w:val="Compact"/>
+              <w:jc w:val="right"/>
+            </w:pPr>
+            <w:r>
+              <w:t xml:space="preserve">0 %</w:t>
+            </w:r>
+          </w:p>
+        </w:tc>
+        <w:tc>
+          <w:tcPr/>
+          <w:p>
+            <w:pPr>
+              <w:pStyle w:val="Compact"/>
+              <w:jc w:val="right"/>
+            </w:pPr>
+            <w:r>
+              <w:rPr>
+                <w:b/>
+                <w:bCs/>
+              </w:rPr>
+              <w:t xml:space="preserve">100 %</w:t>
+            </w:r>
+          </w:p>
+        </w:tc>
+        <w:tc>
+          <w:tcPr/>
+          <w:p>
+            <w:pPr>
+              <w:pStyle w:val="Compact"/>
+              <w:jc w:val="right"/>
+            </w:pPr>
+            <w:r>
+              <w:t xml:space="preserve">100 %</w:t>
+            </w:r>
+          </w:p>
+        </w:tc>
+      </w:tr>
+      <w:tr>
+        <w:tc>
+          <w:tcPr/>
+          <w:p>
+            <w:pPr>
+              <w:pStyle w:val="Compact"/>
+            </w:pPr>
+            <w:r>
+              <w:t xml:space="preserve">+ AI</w:t>
+            </w:r>
+          </w:p>
+        </w:tc>
+        <w:tc>
+          <w:tcPr/>
+          <w:p>
+            <w:pPr>
+              <w:pStyle w:val="Compact"/>
+              <w:jc w:val="right"/>
+            </w:pPr>
+            <w:r>
+              <w:t xml:space="preserve">0 %</w:t>
+            </w:r>
+          </w:p>
+        </w:tc>
+        <w:tc>
+          <w:tcPr/>
+          <w:p>
+            <w:pPr>
+              <w:pStyle w:val="Compact"/>
+              <w:jc w:val="right"/>
+            </w:pPr>
+            <w:r>
+              <w:rPr>
+                <w:b/>
+                <w:bCs/>
+              </w:rPr>
+              <w:t xml:space="preserve">100 %</w:t>
+            </w:r>
+          </w:p>
+        </w:tc>
+        <w:tc>
+          <w:tcPr/>
+          <w:p>
+            <w:pPr>
+              <w:pStyle w:val="Compact"/>
+              <w:jc w:val="right"/>
+            </w:pPr>
+            <w:r>
+              <w:t xml:space="preserve">100 %</w:t>
+            </w:r>
+          </w:p>
+        </w:tc>
+      </w:tr>
+      <w:tr>
+        <w:tc>
+          <w:tcPr/>
+          <w:p>
+            <w:pPr>
+              <w:pStyle w:val="Compact"/>
+            </w:pPr>
+            <w:r>
+              <w:t xml:space="preserve">+ AI + mesh (shipped)</w:t>
+            </w:r>
+          </w:p>
+        </w:tc>
+        <w:tc>
+          <w:tcPr/>
+          <w:p>
+            <w:pPr>
+              <w:pStyle w:val="Compact"/>
+              <w:jc w:val="right"/>
+            </w:pPr>
+            <w:r>
+              <w:t xml:space="preserve">0 %</w:t>
+            </w:r>
+          </w:p>
+        </w:tc>
+        <w:tc>
+          <w:tcPr/>
+          <w:p>
+            <w:pPr>
+              <w:pStyle w:val="Compact"/>
+              <w:jc w:val="right"/>
+            </w:pPr>
+            <w:r>
+              <w:rPr>
+                <w:b/>
+                <w:bCs/>
+              </w:rPr>
+              <w:t xml:space="preserve">0 %</w:t>
+            </w:r>
+          </w:p>
+        </w:tc>
+        <w:tc>
+          <w:tcPr/>
+          <w:p>
+            <w:pPr>
+              <w:pStyle w:val="Compact"/>
+              <w:jc w:val="right"/>
+            </w:pPr>
+            <w:r>
+              <w:t xml:space="preserve">100 %</w:t>
+            </w:r>
+          </w:p>
+        </w:tc>
+      </w:tr>
+    </w:tbl>
+    <w:p>
+      <w:pPr>
+        <w:pStyle w:val="BodyText"/>
+      </w:pPr>
+      <w:r>
+        <w:t xml:space="preserve">The middle column is the whole argument. Given one jammed water sensor and</w:t>
+      </w:r>
+      <w:r>
+        <w:t xml:space="preserve"> </w:t>
+      </w:r>
+      <w:r>
+        <w:t xml:space="preserve">nothing else happening, thresholds alone raise a false flood alert every</w:t>
+      </w:r>
+      <w:r>
+        <w:t xml:space="preserve"> </w:t>
+      </w:r>
+      <w:r>
+        <w:t xml:space="preserve">single time, and so does the AI, because neither has any way to ask whether</w:t>
+      </w:r>
+      <w:r>
+        <w:t xml:space="preserve"> </w:t>
+      </w:r>
+      <w:r>
+        <w:t xml:space="preserve">anyone else can see it. The shipped system raised none, and a sensor-check</w:t>
+      </w:r>
+      <w:r>
+        <w:t xml:space="preserve"> </w:t>
+      </w:r>
+      <w:r>
+        <w:t xml:space="preserve">instead — without giving up a single real detection at full intensity.</w:t>
+      </w:r>
+    </w:p>
+    <w:p>
+      <w:pPr>
+        <w:pStyle w:val="BodyText"/>
+      </w:pPr>
+      <w:r>
+        <w:t xml:space="preserve">The honest cost is in between: across intensities 0.5 to 0.7, where an event</w:t>
+      </w:r>
+      <w:r>
+        <w:t xml:space="preserve"> </w:t>
+      </w:r>
+      <w:r>
+        <w:t xml:space="preserve">is real but only half-formed, the mesh detects 39–63 % of frames against</w:t>
+      </w:r>
+      <w:r>
+        <w:t xml:space="preserve"> </w:t>
+      </w:r>
+      <w:r>
+        <w:t xml:space="preserve">50–75 % for thresholds alone, because it holds back nodes no neighbour has</w:t>
+      </w:r>
+      <w:r>
+        <w:t xml:space="preserve"> </w:t>
+      </w:r>
+      <w:r>
+        <w:t xml:space="preserve">confirmed yet. We would rather be a step late on a half-formed event than cry</w:t>
+      </w:r>
+      <w:r>
+        <w:t xml:space="preserve"> </w:t>
+      </w:r>
+      <w:r>
+        <w:t xml:space="preserve">wolf every time an instrument fails, and the numbers say which we bought.</w:t>
+      </w:r>
+    </w:p>
+    <w:p>
+      <w:pPr>
+        <w:pStyle w:val="BodyText"/>
       </w:pPr>
       <w:r>
         <w:t xml:space="preserve">The demo tour, one row per scenario:</w:t>
@@ -3696,7 +4042,7 @@
         <w:t xml:space="preserve"> </w:t>
       </w:r>
       <w:r>
-        <w:t xml:space="preserve">a prebuilt Arm wheel with compilation forbidden, all 189 tests passed in 10 s,</w:t>
+        <w:t xml:space="preserve">a prebuilt Arm wheel with compilation forbidden, all 192 tests passed in 10 s,</w:t>
       </w:r>
       <w:r>
         <w:t xml:space="preserve"> </w:t>
@@ -4087,7 +4433,7 @@
         <w:t xml:space="preserve"> </w:t>
       </w:r>
       <w:r>
-        <w:t xml:space="preserve">brought that to 189. We worked on it together throughout, and we would both</w:t>
+        <w:t xml:space="preserve">brought that to 192. We worked on it together throughout, and we would both</w:t>
       </w:r>
       <w:r>
         <w:t xml:space="preserve"> </w:t>
@@ -4809,7 +5155,7 @@
         <w:t xml:space="preserve"> </w:t>
       </w:r>
       <w:r>
-        <w:t xml:space="preserve">fixed the bugs it found; added tests (the suite grew from 144 to 189); batched</w:t>
+        <w:t xml:space="preserve">fixed the bugs it found; added tests (the suite grew from 144 to 192); batched</w:t>
       </w:r>
       <w:r>
         <w:t xml:space="preserve"> </w:t>
@@ -4974,7 +5320,7 @@
         <w:rPr>
           <w:rStyle w:val="CommentTok"/>
         </w:rPr>
-        <w:t xml:space="preserve"># smoke test + 189 tests + 2 demo cycles + export</w:t>
+        <w:t xml:space="preserve"># smoke test + 192 tests + 2 demo cycles + export</w:t>
       </w:r>
       <w:r>
         <w:br/>
@@ -4996,6 +5342,27 @@
           <w:rStyle w:val="CommentTok"/>
         </w:rPr>
         <w:t xml:space="preserve"># all five scenarios in a few seconds</w:t>
+      </w:r>
+      <w:r>
+        <w:br/>
+      </w:r>
+      <w:r>
+        <w:rPr>
+          <w:rStyle w:val="ExtensionTok"/>
+        </w:rPr>
+        <w:t xml:space="preserve">python</w:t>
+      </w:r>
+      <w:r>
+        <w:rPr>
+          <w:rStyle w:val="NormalTok"/>
+        </w:rPr>
+        <w:t xml:space="preserve"> scripts/evaluate.py              </w:t>
+      </w:r>
+      <w:r>
+        <w:rPr>
+          <w:rStyle w:val="CommentTok"/>
+        </w:rPr>
+        <w:t xml:space="preserve"># detection vs false alarms, ~1 minute</w:t>
       </w:r>
       <w:r>
         <w:br/>

--- a/SUBMISSION_PACK/WRITEUP.docx
+++ b/SUBMISSION_PACK/WRITEUP.docx
@@ -41,7 +41,7 @@
       <w:r>
         <w:drawing>
           <wp:inline>
-            <wp:extent cx="5334000" cy="2716530"/>
+            <wp:extent cx="5334000" cy="2705652"/>
             <wp:effectExtent b="0" l="0" r="0" t="0"/>
             <wp:docPr descr="" title="" id="10" name="Picture"/>
             <a:graphic>
@@ -62,7 +62,7 @@
                   <pic:spPr bwMode="auto">
                     <a:xfrm>
                       <a:off x="0" y="0"/>
-                      <a:ext cx="5334000" cy="2716530"/>
+                      <a:ext cx="5334000" cy="2705652"/>
                     </a:xfrm>
                     <a:prstGeom prst="rect">
                       <a:avLst/>
@@ -1029,9 +1029,9 @@
       <w:r>
         <w:drawing>
           <wp:inline>
-            <wp:extent cx="5334000" cy="2118986"/>
+            <wp:extent cx="5334000" cy="5310605"/>
             <wp:effectExtent b="0" l="0" r="0" t="0"/>
-            <wp:docPr descr="Figure 2 — Node Detail, Regent’s Canal, flood scenario, demo data: the “Why:” sentence and the six sub-scores behind a 100/100 score (this node saturates on its base score; see the Hyde Park example above for the mesh layer at work)." title="" id="18" name="Picture"/>
+            <wp:docPr descr="Figure 2 — Node Detail, Regent’s Canal, flood scenario, demo data: the “Why:” sentence, what the mesh could vouch for, the actions, and the six sub-scores behind a 100/100 score (this node saturates on its base score; see the Hyde Park example above for the mesh layer at work)." title="" id="18" name="Picture"/>
             <a:graphic>
               <a:graphicData uri="http://schemas.openxmlformats.org/drawingml/2006/picture">
                 <pic:pic>
@@ -1050,7 +1050,7 @@
                   <pic:spPr bwMode="auto">
                     <a:xfrm>
                       <a:off x="0" y="0"/>
-                      <a:ext cx="5334000" cy="2118986"/>
+                      <a:ext cx="5334000" cy="5310605"/>
                     </a:xfrm>
                     <a:prstGeom prst="rect">
                       <a:avLst/>
@@ -1086,7 +1086,7 @@
         <w:t xml:space="preserve"> </w:t>
       </w:r>
       <w:r>
-        <w:t xml:space="preserve">sentence and the six sub-scores behind a 100/100 score (this node saturates on its base score; see the Hyde Park example above for the mesh layer at work).</w:t>
+        <w:t xml:space="preserve">sentence, what the mesh could vouch for, the actions, and the six sub-scores behind a 100/100 score (this node saturates on its base score; see the Hyde Park example above for the mesh layer at work).</w:t>
       </w:r>
     </w:p>
     <w:p>
@@ -1745,7 +1745,7 @@
       <w:r>
         <w:drawing>
           <wp:inline>
-            <wp:extent cx="5334000" cy="2716530"/>
+            <wp:extent cx="5334000" cy="2705652"/>
             <wp:effectExtent b="0" l="0" r="0" t="0"/>
             <wp:docPr descr="Figure 3 — Live Map, flood scenario, demo (simulated) data, on the dashboard’s offline basemap. Each circle is one of the 20 nodes; colour and size show risk 0–100; the blue lines are the Thames, the Lea, the Wandle and Regent’s Canal. The river and canal nodes are the ones in red." title="" id="22" name="Picture"/>
             <a:graphic>
@@ -1766,7 +1766,7 @@
                   <pic:spPr bwMode="auto">
                     <a:xfrm>
                       <a:off x="0" y="0"/>
-                      <a:ext cx="5334000" cy="2716530"/>
+                      <a:ext cx="5334000" cy="2705652"/>
                     </a:xfrm>
                     <a:prstGeom prst="rect">
                       <a:avLst/>
@@ -2148,7 +2148,7 @@
       </w:r>
     </w:p>
     <w:bookmarkEnd w:id="24"/>
-    <w:bookmarkStart w:id="28" w:name="evidence-that-it-works"/>
+    <w:bookmarkStart w:id="32" w:name="evidence-that-it-works"/>
     <w:p>
       <w:pPr>
         <w:pStyle w:val="Heading2"/>
@@ -2170,7 +2170,7 @@
           <w:b/>
           <w:bCs/>
         </w:rPr>
-        <w:t xml:space="preserve">192 automated tests pass</w:t>
+        <w:t xml:space="preserve">212 automated tests pass</w:t>
       </w:r>
       <w:r>
         <w:t xml:space="preserve"> </w:t>
@@ -2242,7 +2242,7 @@
         <w:t xml:space="preserve"> </w:t>
       </w:r>
       <w:r>
-        <w:t xml:space="preserve">runs the smoke test, all 192 tests, a</w:t>
+        <w:t xml:space="preserve">runs the smoke test, all 212 tests, a</w:t>
       </w:r>
       <w:r>
         <w:t xml:space="preserve"> </w:t>
@@ -3467,9 +3467,9 @@
       <w:r>
         <w:drawing>
           <wp:inline>
-            <wp:extent cx="5334000" cy="3189439"/>
+            <wp:extent cx="5334000" cy="5265363"/>
             <wp:effectExtent b="0" l="0" r="0" t="0"/>
-            <wp:docPr descr="Figure 4 — Network Overview, flood scenario, demo data: the four river nodes go CRITICAL while inland nodes such as Brixton and Greenwich stay SAFE. The hazard lands where it should, and the purple badge says every value is simulated." title="" id="26" name="Picture"/>
+            <wp:docPr descr="Figure 4 — Network Overview, flood scenario, demo data. The four river and canal nodes go CRITICAL while inland nodes such as Brixton and Greenwich stay SAFE: the hazard lands where it should. The dashed lines are the WARNING and CRITICAL thresholds, drawn on the chart so a reader does not have to know them." title="" id="26" name="Picture"/>
             <a:graphic>
               <a:graphicData uri="http://schemas.openxmlformats.org/drawingml/2006/picture">
                 <pic:pic>
@@ -3488,7 +3488,7 @@
                   <pic:spPr bwMode="auto">
                     <a:xfrm>
                       <a:off x="0" y="0"/>
-                      <a:ext cx="5334000" cy="3189439"/>
+                      <a:ext cx="5334000" cy="5265363"/>
                     </a:xfrm>
                     <a:prstGeom prst="rect">
                       <a:avLst/>
@@ -3512,17 +3512,16 @@
         <w:pStyle w:val="ImageCaption"/>
       </w:pPr>
       <w:r>
-        <w:t xml:space="preserve">Figure 4 — Network Overview, flood scenario, demo data: the four river nodes go CRITICAL while inland nodes such as Brixton and Greenwich stay SAFE. The hazard lands where it should, and the purple badge says every value is simulated.</w:t>
-      </w:r>
-    </w:p>
-    <w:bookmarkEnd w:id="28"/>
-    <w:bookmarkStart w:id="32" w:name="the-raspberry-pi-5"/>
-    <w:p>
-      <w:pPr>
-        <w:pStyle w:val="Heading2"/>
-      </w:pPr>
-      <w:r>
-        <w:t xml:space="preserve">7. The Raspberry Pi 5</w:t>
+        <w:t xml:space="preserve">Figure 4 — Network Overview, flood scenario, demo data. The four river and canal nodes go CRITICAL while inland nodes such as Brixton and Greenwich stay SAFE: the hazard lands where it should. The dashed lines are the WARNING and CRITICAL thresholds, drawn on the chart so a reader does not have to know them.</w:t>
+      </w:r>
+    </w:p>
+    <w:bookmarkStart w:id="31" w:name="reading-it-cold"/>
+    <w:p>
+      <w:pPr>
+        <w:pStyle w:val="Heading3"/>
+      </w:pPr>
+      <w:r>
+        <w:t xml:space="preserve">Reading it cold</w:t>
       </w:r>
     </w:p>
     <w:p>
@@ -3530,19 +3529,273 @@
         <w:pStyle w:val="FirstParagraph"/>
       </w:pPr>
       <w:r>
-        <w:t xml:space="preserve">The Pi 5 is the whole product: it runs the simulator or the live data source,</w:t>
-      </w:r>
-      <w:r>
-        <w:t xml:space="preserve"> </w:t>
-      </w:r>
-      <w:r>
-        <w:t xml:space="preserve">the scikit-learn model, the risk engine, the database and the web dashboard at</w:t>
-      </w:r>
-      <w:r>
-        <w:t xml:space="preserve"> </w:t>
-      </w:r>
-      <w:r>
-        <w:t xml:space="preserve">the same time, headless, at the site.</w:t>
+        <w:t xml:space="preserve">Everything above is a measurement, and none of it answers a different question:</w:t>
+      </w:r>
+      <w:r>
+        <w:t xml:space="preserve"> </w:t>
+      </w:r>
+      <w:r>
+        <w:t xml:space="preserve">can somebody who did not build this look at the screen and know what to do?</w:t>
+      </w:r>
+    </w:p>
+    <w:p>
+      <w:pPr>
+        <w:pStyle w:val="BodyText"/>
+      </w:pPr>
+      <w:r>
+        <w:t xml:space="preserve">So we walked through the dashboard as three readers who are not us — the person</w:t>
+      </w:r>
+      <w:r>
+        <w:t xml:space="preserve"> </w:t>
+      </w:r>
+      <w:r>
+        <w:t xml:space="preserve">who deals with a flooded entrance, the person who knows what the data means,</w:t>
+      </w:r>
+      <w:r>
+        <w:t xml:space="preserve"> </w:t>
+      </w:r>
+      <w:r>
+        <w:t xml:space="preserve">and the person who knows how the code works — and set one task, with no</w:t>
+      </w:r>
+      <w:r>
+        <w:t xml:space="preserve"> </w:t>
+      </w:r>
+      <w:r>
+        <w:t xml:space="preserve">explaining allowed:</w:t>
+      </w:r>
+      <w:r>
+        <w:t xml:space="preserve"> </w:t>
+      </w:r>
+      <w:r>
+        <w:rPr>
+          <w:i/>
+          <w:iCs/>
+        </w:rPr>
+        <w:t xml:space="preserve">there is a flood warning somewhere in this system; find</w:t>
+      </w:r>
+      <w:r>
+        <w:rPr>
+          <w:i/>
+          <w:iCs/>
+        </w:rPr>
+        <w:t xml:space="preserve"> </w:t>
+      </w:r>
+      <w:r>
+        <w:rPr>
+          <w:i/>
+          <w:iCs/>
+        </w:rPr>
+        <w:t xml:space="preserve">it, and say what you would do.</w:t>
+      </w:r>
+    </w:p>
+    <w:p>
+      <w:pPr>
+        <w:pStyle w:val="BodyText"/>
+      </w:pPr>
+      <w:r>
+        <w:t xml:space="preserve">Finding it took seconds. The second half failed outright. Every alert the</w:t>
+      </w:r>
+      <w:r>
+        <w:t xml:space="preserve"> </w:t>
+      </w:r>
+      <w:r>
+        <w:t xml:space="preserve">engine raises has carried a plain-English action playbook from the start —</w:t>
+      </w:r>
+      <w:r>
+        <w:t xml:space="preserve"> </w:t>
+      </w:r>
+      <w:r>
+        <w:t xml:space="preserve">clear the drains, inspect low-lying entrances, review the evacuation route —</w:t>
+      </w:r>
+      <w:r>
+        <w:t xml:space="preserve"> </w:t>
+      </w:r>
+      <w:r>
+        <w:t xml:space="preserve">and the engine writes that playbook into the database with every alert we have</w:t>
+      </w:r>
+      <w:r>
+        <w:t xml:space="preserve"> </w:t>
+      </w:r>
+      <w:r>
+        <w:t xml:space="preserve">ever raised.</w:t>
+      </w:r>
+      <w:r>
+        <w:t xml:space="preserve"> </w:t>
+      </w:r>
+      <w:r>
+        <w:rPr>
+          <w:b/>
+          <w:bCs/>
+        </w:rPr>
+        <w:t xml:space="preserve">The dashboard never displayed it.</w:t>
+      </w:r>
+      <w:r>
+        <w:t xml:space="preserve"> </w:t>
+      </w:r>
+      <w:r>
+        <w:t xml:space="preserve">Somebody who found the red</w:t>
+      </w:r>
+      <w:r>
+        <w:t xml:space="preserve"> </w:t>
+      </w:r>
+      <w:r>
+        <w:t xml:space="preserve">node had nowhere to go — and §2 of this document, written before we looked,</w:t>
+      </w:r>
+      <w:r>
+        <w:t xml:space="preserve"> </w:t>
+      </w:r>
+      <w:r>
+        <w:t xml:space="preserve">says those playbooks appear on the dashboard. They did not.</w:t>
+      </w:r>
+    </w:p>
+    <w:p>
+      <w:pPr>
+        <w:pStyle w:val="BodyText"/>
+      </w:pPr>
+      <w:r>
+        <w:t xml:space="preserve">The same reading found three more. The only thing saying whether</w:t>
+      </w:r>
+      <w:r>
+        <w:t xml:space="preserve"> </w:t>
+      </w:r>
+      <w:r>
+        <w:rPr>
+          <w:rStyle w:val="VerbatimChar"/>
+        </w:rPr>
+        <w:t xml:space="preserve">62/100</w:t>
+      </w:r>
+      <w:r>
+        <w:t xml:space="preserve"> </w:t>
+      </w:r>
+      <w:r>
+        <w:t xml:space="preserve">was</w:t>
+      </w:r>
+      <w:r>
+        <w:t xml:space="preserve"> </w:t>
+      </w:r>
+      <w:r>
+        <w:t xml:space="preserve">bad was the colour of a dot — exactly the cue a red-green colour-blind reader</w:t>
+      </w:r>
+      <w:r>
+        <w:t xml:space="preserve"> </w:t>
+      </w:r>
+      <w:r>
+        <w:t xml:space="preserve">does not get. The sidebar called a node</w:t>
+      </w:r>
+      <w:r>
+        <w:t xml:space="preserve"> </w:t>
+      </w:r>
+      <w:r>
+        <w:rPr>
+          <w:rStyle w:val="VerbatimChar"/>
+        </w:rPr>
+        <w:t xml:space="preserve">REGENTS-CANAL</w:t>
+      </w:r>
+      <w:r>
+        <w:t xml:space="preserve"> </w:t>
+      </w:r>
+      <w:r>
+        <w:t xml:space="preserve">while the map beside it</w:t>
+      </w:r>
+      <w:r>
+        <w:t xml:space="preserve"> </w:t>
+      </w:r>
+      <w:r>
+        <w:t xml:space="preserve">called the same node Regent’s Canal. And nothing on the page gave the time of</w:t>
+      </w:r>
+      <w:r>
+        <w:t xml:space="preserve"> </w:t>
+      </w:r>
+      <w:r>
+        <w:t xml:space="preserve">the readings, so a live dashboard and one left open since yesterday looked</w:t>
+      </w:r>
+      <w:r>
+        <w:t xml:space="preserve"> </w:t>
+      </w:r>
+      <w:r>
+        <w:t xml:space="preserve">identical.</w:t>
+      </w:r>
+    </w:p>
+    <w:p>
+      <w:pPr>
+        <w:pStyle w:val="BodyText"/>
+      </w:pPr>
+      <w:r>
+        <w:t xml:space="preserve">All four are fixed. The first screen now leads with the action (Figure 5): the</w:t>
+      </w:r>
+      <w:r>
+        <w:t xml:space="preserve"> </w:t>
+      </w:r>
+      <w:r>
+        <w:t xml:space="preserve">worst node, its band in words, why it scored what it did, whether the mesh can</w:t>
+      </w:r>
+      <w:r>
+        <w:t xml:space="preserve"> </w:t>
+      </w:r>
+      <w:r>
+        <w:t xml:space="preserve">vouch for it, and the numbered steps. Every score carries its band as a word as</w:t>
+      </w:r>
+      <w:r>
+        <w:t xml:space="preserve"> </w:t>
+      </w:r>
+      <w:r>
+        <w:t xml:space="preserve">well as a colour, the sidebar uses the map’s names, and the header shows the</w:t>
+      </w:r>
+      <w:r>
+        <w:t xml:space="preserve"> </w:t>
+      </w:r>
+      <w:r>
+        <w:t xml:space="preserve">age of the newest reading and says so plainly once it is more than two minutes</w:t>
+      </w:r>
+      <w:r>
+        <w:t xml:space="preserve"> </w:t>
+      </w:r>
+      <w:r>
+        <w:t xml:space="preserve">old. Twenty tests hold this in place, including one that fails if the</w:t>
+      </w:r>
+      <w:r>
+        <w:t xml:space="preserve"> </w:t>
+      </w:r>
+      <w:r>
+        <w:t xml:space="preserve">playbook stops being displayed and one that checks a single stuck sensor still</w:t>
+      </w:r>
+      <w:r>
+        <w:t xml:space="preserve"> </w:t>
+      </w:r>
+      <w:r>
+        <w:t xml:space="preserve">sends the reader to the equipment rather than to the river.</w:t>
+      </w:r>
+    </w:p>
+    <w:p>
+      <w:pPr>
+        <w:pStyle w:val="BodyText"/>
+      </w:pPr>
+      <w:r>
+        <w:t xml:space="preserve">We should be straight about what this was. It was us reading our own work as</w:t>
+      </w:r>
+      <w:r>
+        <w:t xml:space="preserve"> </w:t>
+      </w:r>
+      <w:r>
+        <w:t xml:space="preserve">carefully as we could; it was not a stranger using the system. Putting it in</w:t>
+      </w:r>
+      <w:r>
+        <w:t xml:space="preserve"> </w:t>
+      </w:r>
+      <w:r>
+        <w:t xml:space="preserve">front of somebody who actually manages a building, and changing it again based</w:t>
+      </w:r>
+      <w:r>
+        <w:t xml:space="preserve"> </w:t>
+      </w:r>
+      <w:r>
+        <w:t xml:space="preserve">on what they do rather than what we predict they would do, is the most valuable</w:t>
+      </w:r>
+      <w:r>
+        <w:t xml:space="preserve"> </w:t>
+      </w:r>
+      <w:r>
+        <w:t xml:space="preserve">thing left on our list.</w:t>
       </w:r>
     </w:p>
     <w:p>
@@ -3552,20 +3805,106 @@
       <w:r>
         <w:drawing>
           <wp:inline>
-            <wp:extent cx="5334000" cy="3000375"/>
+            <wp:extent cx="5334000" cy="3478017"/>
             <wp:effectExtent b="0" l="0" r="0" t="0"/>
-            <wp:docPr descr="Figure 5 — ► PLACEHOLDER: replace photos/photo-1-pi-running.jpg with a photo of the Raspberry Pi 5 running Climate Mesh, and change the picture in WRITEUP.docx. Caption to use: “The Raspberry Pi 5 running Climate Mesh.”" title="" id="30" name="Picture"/>
+            <wp:docPr descr="Figure 5 — The first thing on the Live Map, flood scenario, demo data. Before this walkthrough the screen showed the map alone: the action playbook existed, was attached to every alert, and was never displayed. The mesh line above the steps is the corroboration state — here three of four neighbours agree, so this is a flood; with none agreeing it reads as a sensor to check instead." title="" id="29" name="Picture"/>
             <a:graphic>
               <a:graphicData uri="http://schemas.openxmlformats.org/drawingml/2006/picture">
                 <pic:pic>
                   <pic:nvPicPr>
-                    <pic:cNvPr descr="photos/photo-1-pi-running.jpg" id="31" name="Picture"/>
+                    <pic:cNvPr descr="figures/act-now-flood-demo.png" id="30" name="Picture"/>
                     <pic:cNvPicPr>
                       <a:picLocks noChangeArrowheads="1" noChangeAspect="1"/>
                     </pic:cNvPicPr>
                   </pic:nvPicPr>
                   <pic:blipFill>
-                    <a:blip r:embed="rId29"/>
+                    <a:blip r:embed="rId28"/>
+                    <a:stretch>
+                      <a:fillRect/>
+                    </a:stretch>
+                  </pic:blipFill>
+                  <pic:spPr bwMode="auto">
+                    <a:xfrm>
+                      <a:off x="0" y="0"/>
+                      <a:ext cx="5334000" cy="3478017"/>
+                    </a:xfrm>
+                    <a:prstGeom prst="rect">
+                      <a:avLst/>
+                    </a:prstGeom>
+                    <a:noFill/>
+                    <a:ln w="9525">
+                      <a:noFill/>
+                      <a:headEnd/>
+                      <a:tailEnd/>
+                    </a:ln>
+                  </pic:spPr>
+                </pic:pic>
+              </a:graphicData>
+            </a:graphic>
+          </wp:inline>
+        </w:drawing>
+      </w:r>
+    </w:p>
+    <w:p>
+      <w:pPr>
+        <w:pStyle w:val="ImageCaption"/>
+      </w:pPr>
+      <w:r>
+        <w:t xml:space="preserve">Figure 5 — The first thing on the Live Map, flood scenario, demo data. Before this walkthrough the screen showed the map alone: the action playbook existed, was attached to every alert, and was never displayed. The mesh line above the steps is the corroboration state — here three of four neighbours agree, so this is a flood; with none agreeing it reads as a sensor to check instead.</w:t>
+      </w:r>
+    </w:p>
+    <w:bookmarkEnd w:id="31"/>
+    <w:bookmarkEnd w:id="32"/>
+    <w:bookmarkStart w:id="36" w:name="the-raspberry-pi-5"/>
+    <w:p>
+      <w:pPr>
+        <w:pStyle w:val="Heading2"/>
+      </w:pPr>
+      <w:r>
+        <w:t xml:space="preserve">7. The Raspberry Pi 5</w:t>
+      </w:r>
+    </w:p>
+    <w:p>
+      <w:pPr>
+        <w:pStyle w:val="FirstParagraph"/>
+      </w:pPr>
+      <w:r>
+        <w:t xml:space="preserve">The Pi 5 is the whole product: it runs the simulator or the live data source,</w:t>
+      </w:r>
+      <w:r>
+        <w:t xml:space="preserve"> </w:t>
+      </w:r>
+      <w:r>
+        <w:t xml:space="preserve">the scikit-learn model, the risk engine, the database and the web dashboard at</w:t>
+      </w:r>
+      <w:r>
+        <w:t xml:space="preserve"> </w:t>
+      </w:r>
+      <w:r>
+        <w:t xml:space="preserve">the same time, headless, at the site.</w:t>
+      </w:r>
+    </w:p>
+    <w:p>
+      <w:pPr>
+        <w:pStyle w:val="CaptionedFigure"/>
+      </w:pPr>
+      <w:r>
+        <w:drawing>
+          <wp:inline>
+            <wp:extent cx="5334000" cy="3000375"/>
+            <wp:effectExtent b="0" l="0" r="0" t="0"/>
+            <wp:docPr descr="Figure 6 — ► PLACEHOLDER: replace photos/photo-1-pi-running.jpg with a photo of the Raspberry Pi 5 running Climate Mesh, and change the picture in WRITEUP.docx. Caption to use: “The Raspberry Pi 5 running Climate Mesh.”" title="" id="34" name="Picture"/>
+            <a:graphic>
+              <a:graphicData uri="http://schemas.openxmlformats.org/drawingml/2006/picture">
+                <pic:pic>
+                  <pic:nvPicPr>
+                    <pic:cNvPr descr="photos/photo-1-pi-running.jpg" id="35" name="Picture"/>
+                    <pic:cNvPicPr>
+                      <a:picLocks noChangeArrowheads="1" noChangeAspect="1"/>
+                    </pic:cNvPicPr>
+                  </pic:nvPicPr>
+                  <pic:blipFill>
+                    <a:blip r:embed="rId33"/>
                     <a:stretch>
                       <a:fillRect/>
                     </a:stretch>
@@ -3597,7 +3936,7 @@
         <w:pStyle w:val="ImageCaption"/>
       </w:pPr>
       <w:r>
-        <w:t xml:space="preserve">Figure 5 — ► PLACEHOLDER: replace photos/photo-1-pi-running.jpg with a photo of the Raspberry Pi 5 running Climate Mesh, and change the picture in WRITEUP.docx. Caption to use:</w:t>
+        <w:t xml:space="preserve">Figure 6 — ► PLACEHOLDER: replace photos/photo-1-pi-running.jpg with a photo of the Raspberry Pi 5 running Climate Mesh, and change the picture in WRITEUP.docx. Caption to use:</w:t>
       </w:r>
       <w:r>
         <w:t xml:space="preserve"> </w:t>
@@ -4195,8 +4534,8 @@
         <w:t xml:space="preserve">even the Live Map works with no internet.</w:t>
       </w:r>
     </w:p>
-    <w:bookmarkEnd w:id="32"/>
-    <w:bookmarkStart w:id="33" w:name="impact"/>
+    <w:bookmarkEnd w:id="36"/>
+    <w:bookmarkStart w:id="37" w:name="impact"/>
     <w:p>
       <w:pPr>
         <w:pStyle w:val="Heading2"/>
@@ -4400,8 +4739,8 @@
         <w:t xml:space="preserve">early-warning mesh.</w:t>
       </w:r>
     </w:p>
-    <w:bookmarkEnd w:id="33"/>
-    <w:bookmarkStart w:id="37" w:name="teamwork-and-what-we-learned"/>
+    <w:bookmarkEnd w:id="37"/>
+    <w:bookmarkStart w:id="41" w:name="teamwork-and-what-we-learned"/>
     <w:p>
       <w:pPr>
         <w:pStyle w:val="Heading2"/>
@@ -4433,7 +4772,7 @@
         <w:t xml:space="preserve"> </w:t>
       </w:r>
       <w:r>
-        <w:t xml:space="preserve">brought that to 192. We worked on it together throughout, and we would both</w:t>
+        <w:t xml:space="preserve">brought that to 212. We worked on it together throughout, and we would both</w:t>
       </w:r>
       <w:r>
         <w:t xml:space="preserve"> </w:t>
@@ -4782,18 +5121,18 @@
           <wp:inline>
             <wp:extent cx="5334000" cy="3000375"/>
             <wp:effectExtent b="0" l="0" r="0" t="0"/>
-            <wp:docPr descr="Figure 6 — ► PLACEHOLDER: replace photos/photo-2-team.jpg with a photo of the two of you at the Pi, and change the picture in WRITEUP.docx. Caption to use: “Luis and Leo testing the flood scenario on the Pi.”" title="" id="35" name="Picture"/>
+            <wp:docPr descr="Figure 7 — ► PLACEHOLDER: replace photos/photo-2-team.jpg with a photo of the two of you at the Pi, and change the picture in WRITEUP.docx. Caption to use: “Luis and Leo testing the flood scenario on the Pi.”" title="" id="39" name="Picture"/>
             <a:graphic>
               <a:graphicData uri="http://schemas.openxmlformats.org/drawingml/2006/picture">
                 <pic:pic>
                   <pic:nvPicPr>
-                    <pic:cNvPr descr="photos/photo-2-team.jpg" id="36" name="Picture"/>
+                    <pic:cNvPr descr="photos/photo-2-team.jpg" id="40" name="Picture"/>
                     <pic:cNvPicPr>
                       <a:picLocks noChangeArrowheads="1" noChangeAspect="1"/>
                     </pic:cNvPicPr>
                   </pic:nvPicPr>
                   <pic:blipFill>
-                    <a:blip r:embed="rId34"/>
+                    <a:blip r:embed="rId38"/>
                     <a:stretch>
                       <a:fillRect/>
                     </a:stretch>
@@ -4825,7 +5164,7 @@
         <w:pStyle w:val="ImageCaption"/>
       </w:pPr>
       <w:r>
-        <w:t xml:space="preserve">Figure 6 — ► PLACEHOLDER: replace photos/photo-2-team.jpg with a photo of the two of you at the Pi, and change the picture in WRITEUP.docx. Caption to use:</w:t>
+        <w:t xml:space="preserve">Figure 7 — ► PLACEHOLDER: replace photos/photo-2-team.jpg with a photo of the two of you at the Pi, and change the picture in WRITEUP.docx. Caption to use:</w:t>
       </w:r>
       <w:r>
         <w:t xml:space="preserve"> </w:t>
@@ -4834,8 +5173,8 @@
         <w:t xml:space="preserve">“Luis and Leo testing the flood scenario on the Pi.”</w:t>
       </w:r>
     </w:p>
-    <w:bookmarkEnd w:id="37"/>
-    <w:bookmarkStart w:id="38" w:name="what-we-would-do-next"/>
+    <w:bookmarkEnd w:id="41"/>
+    <w:bookmarkStart w:id="42" w:name="what-we-would-do-next"/>
     <w:p>
       <w:pPr>
         <w:pStyle w:val="Heading2"/>
@@ -4857,25 +5196,31 @@
           <w:b/>
           <w:bCs/>
         </w:rPr>
-        <w:t xml:space="preserve">Validate one physical node.</w:t>
-      </w:r>
-      <w:r>
-        <w:t xml:space="preserve"> </w:t>
-      </w:r>
-      <w:r>
-        <w:t xml:space="preserve">Read a real Vernier GDX-WTHR through the</w:t>
-      </w:r>
-      <w:r>
-        <w:t xml:space="preserve"> </w:t>
-      </w:r>
-      <w:r>
-        <w:t xml:space="preserve">existing adapter and compare it against the digital twin for the same</w:t>
-      </w:r>
-      <w:r>
-        <w:t xml:space="preserve"> </w:t>
-      </w:r>
-      <w:r>
-        <w:t xml:space="preserve">location.</w:t>
+        <w:t xml:space="preserve">Put it in front of somebody who is not us.</w:t>
+      </w:r>
+      <w:r>
+        <w:t xml:space="preserve"> </w:t>
+      </w:r>
+      <w:r>
+        <w:t xml:space="preserve">Give a site manager the same</w:t>
+      </w:r>
+      <w:r>
+        <w:t xml:space="preserve"> </w:t>
+      </w:r>
+      <w:r>
+        <w:t xml:space="preserve">task we set ourselves in §6, watch without helping, and change whatever they</w:t>
+      </w:r>
+      <w:r>
+        <w:t xml:space="preserve"> </w:t>
+      </w:r>
+      <w:r>
+        <w:t xml:space="preserve">struggle with. Our own walkthrough found four things; a stranger will find</w:t>
+      </w:r>
+      <w:r>
+        <w:t xml:space="preserve"> </w:t>
+      </w:r>
+      <w:r>
+        <w:t xml:space="preserve">the ones we cannot see because we built it.</w:t>
       </w:r>
     </w:p>
     <w:p>
@@ -4891,25 +5236,25 @@
           <w:b/>
           <w:bCs/>
         </w:rPr>
-        <w:t xml:space="preserve">Calibrate against history.</w:t>
-      </w:r>
-      <w:r>
-        <w:t xml:space="preserve"> </w:t>
-      </w:r>
-      <w:r>
-        <w:t xml:space="preserve">Use the evidence export to compare risk</w:t>
-      </w:r>
-      <w:r>
-        <w:t xml:space="preserve"> </w:t>
-      </w:r>
-      <w:r>
-        <w:t xml:space="preserve">scores with recorded local flood and heat events, and tune thresholds from</w:t>
-      </w:r>
-      <w:r>
-        <w:t xml:space="preserve"> </w:t>
-      </w:r>
-      <w:r>
-        <w:t xml:space="preserve">data instead of by hand.</w:t>
+        <w:t xml:space="preserve">Validate one physical node.</w:t>
+      </w:r>
+      <w:r>
+        <w:t xml:space="preserve"> </w:t>
+      </w:r>
+      <w:r>
+        <w:t xml:space="preserve">Read a real Vernier GDX-WTHR through the</w:t>
+      </w:r>
+      <w:r>
+        <w:t xml:space="preserve"> </w:t>
+      </w:r>
+      <w:r>
+        <w:t xml:space="preserve">existing adapter and compare it against the digital twin for the same</w:t>
+      </w:r>
+      <w:r>
+        <w:t xml:space="preserve"> </w:t>
+      </w:r>
+      <w:r>
+        <w:t xml:space="preserve">location.</w:t>
       </w:r>
     </w:p>
     <w:p>
@@ -4925,19 +5270,25 @@
           <w:b/>
           <w:bCs/>
         </w:rPr>
-        <w:t xml:space="preserve">Physical mesh links.</w:t>
-      </w:r>
-      <w:r>
-        <w:t xml:space="preserve"> </w:t>
-      </w:r>
-      <w:r>
-        <w:t xml:space="preserve">Two or more real Pi nodes exchanging readings</w:t>
-      </w:r>
-      <w:r>
-        <w:t xml:space="preserve"> </w:t>
-      </w:r>
-      <w:r>
-        <w:t xml:space="preserve">(Wi-Fi first, LoRa later) so neighbour agreement runs across actual devices.</w:t>
+        <w:t xml:space="preserve">Calibrate against history.</w:t>
+      </w:r>
+      <w:r>
+        <w:t xml:space="preserve"> </w:t>
+      </w:r>
+      <w:r>
+        <w:t xml:space="preserve">Use the evidence export to compare risk</w:t>
+      </w:r>
+      <w:r>
+        <w:t xml:space="preserve"> </w:t>
+      </w:r>
+      <w:r>
+        <w:t xml:space="preserve">scores with recorded local flood and heat events, and tune thresholds from</w:t>
+      </w:r>
+      <w:r>
+        <w:t xml:space="preserve"> </w:t>
+      </w:r>
+      <w:r>
+        <w:t xml:space="preserve">data instead of by hand.</w:t>
       </w:r>
     </w:p>
     <w:p>
@@ -4953,150 +5304,178 @@
           <w:b/>
           <w:bCs/>
         </w:rPr>
-        <w:t xml:space="preserve">Node cost pack.</w:t>
-      </w:r>
-      <w:r>
-        <w:t xml:space="preserve"> </w:t>
-      </w:r>
-      <w:r>
-        <w:t xml:space="preserve">A priced, tested bill of materials for a minimal</w:t>
-      </w:r>
-      <w:r>
-        <w:t xml:space="preserve"> </w:t>
-      </w:r>
-      <w:r>
-        <w:t xml:space="preserve">community node, published once we have built one from it and run it.</w:t>
-      </w:r>
-    </w:p>
-    <w:bookmarkEnd w:id="38"/>
-    <w:bookmarkStart w:id="39" w:name="safety-privacy-and-responsible-use"/>
-    <w:p>
-      <w:pPr>
-        <w:pStyle w:val="Heading2"/>
-      </w:pPr>
-      <w:r>
-        <w:t xml:space="preserve">11. Safety, privacy and responsible use</w:t>
-      </w:r>
-    </w:p>
-    <w:p>
-      <w:pPr>
-        <w:pStyle w:val="FirstParagraph"/>
-      </w:pPr>
-      <w:r>
-        <w:t xml:space="preserve">No personal data is stored: no names, accounts, cameras, microphones or</w:t>
-      </w:r>
-      <w:r>
-        <w:t xml:space="preserve"> </w:t>
-      </w:r>
-      <w:r>
-        <w:t xml:space="preserve">tracking of people. The only optional outbound calls fetch public Open-Meteo</w:t>
-      </w:r>
-      <w:r>
-        <w:t xml:space="preserve"> </w:t>
-      </w:r>
-      <w:r>
-        <w:t xml:space="preserve">weather data. Emergency scenarios are simulated and labelled as such, so</w:t>
-      </w:r>
-      <w:r>
-        <w:t xml:space="preserve"> </w:t>
-      </w:r>
-      <w:r>
-        <w:t xml:space="preserve">judging never depends on or misrepresents a real emergency. Alerts are</w:t>
-      </w:r>
-      <w:r>
-        <w:t xml:space="preserve"> </w:t>
-      </w:r>
-      <w:r>
-        <w:t xml:space="preserve">decision support and always defer to official emergency guidance. The</w:t>
-      </w:r>
-      <w:r>
-        <w:t xml:space="preserve"> </w:t>
-      </w:r>
-      <w:r>
-        <w:t xml:space="preserve">hardware is low-voltage and USB-powered.</w:t>
-      </w:r>
-    </w:p>
-    <w:bookmarkEnd w:id="39"/>
-    <w:bookmarkStart w:id="40" w:name="acknowledgements-and-help-received"/>
-    <w:p>
-      <w:pPr>
-        <w:pStyle w:val="Heading2"/>
-      </w:pPr>
-      <w:r>
-        <w:t xml:space="preserve">12. Acknowledgements and help received</w:t>
-      </w:r>
-    </w:p>
-    <w:p>
-      <w:pPr>
-        <w:pStyle w:val="FirstParagraph"/>
-      </w:pPr>
-      <w:r>
-        <w:t xml:space="preserve">Built in Python with Streamlit (dashboard), scikit-learn (Isolation Forest),</w:t>
-      </w:r>
-      <w:r>
-        <w:t xml:space="preserve"> </w:t>
-      </w:r>
-      <w:r>
-        <w:t xml:space="preserve">pandas, NumPy, Plotly and SQLite. Live and archive weather data come from</w:t>
-      </w:r>
-      <w:r>
-        <w:t xml:space="preserve"> </w:t>
-      </w:r>
-      <w:r>
-        <w:t xml:space="preserve">the free Open-Meteo service. The hardware path uses Vernier’s</w:t>
-      </w:r>
-      <w:r>
-        <w:t xml:space="preserve"> </w:t>
-      </w:r>
-      <w:r>
-        <w:rPr>
-          <w:rStyle w:val="VerbatimChar"/>
-        </w:rPr>
-        <w:t xml:space="preserve">godirect</w:t>
-      </w:r>
-      <w:r>
-        <w:t xml:space="preserve"> </w:t>
-      </w:r>
-      <w:r>
-        <w:t xml:space="preserve">driver and</w:t>
-      </w:r>
-      <w:r>
-        <w:t xml:space="preserve"> </w:t>
-      </w:r>
-      <w:r>
-        <w:rPr>
-          <w:rStyle w:val="VerbatimChar"/>
-        </w:rPr>
-        <w:t xml:space="preserve">gdx</w:t>
-      </w:r>
-      <w:r>
-        <w:t xml:space="preserve"> </w:t>
-      </w:r>
-      <w:r>
-        <w:t xml:space="preserve">helper. Early-warning statistics are from the World</w:t>
-      </w:r>
-      <w:r>
-        <w:t xml:space="preserve"> </w:t>
-      </w:r>
-      <w:r>
-        <w:t xml:space="preserve">Meteorological Organization and UNDRR. The heat index follows the</w:t>
-      </w:r>
-      <w:r>
-        <w:t xml:space="preserve"> </w:t>
-      </w:r>
-      <w:r>
-        <w:t xml:space="preserve">NOAA/Steadman formulation.</w:t>
-      </w:r>
-    </w:p>
-    <w:p>
-      <w:pPr>
-        <w:pStyle w:val="BodyText"/>
+        <w:t xml:space="preserve">Physical mesh links.</w:t>
+      </w:r>
+      <w:r>
+        <w:t xml:space="preserve"> </w:t>
+      </w:r>
+      <w:r>
+        <w:t xml:space="preserve">Two or more real Pi nodes exchanging readings</w:t>
+      </w:r>
+      <w:r>
+        <w:t xml:space="preserve"> </w:t>
+      </w:r>
+      <w:r>
+        <w:t xml:space="preserve">(Wi-Fi first, LoRa later) so neighbour agreement runs across actual devices.</w:t>
+      </w:r>
+    </w:p>
+    <w:p>
+      <w:pPr>
+        <w:pStyle w:val="Compact"/>
+        <w:numPr>
+          <w:ilvl w:val="0"/>
+          <w:numId w:val="1004"/>
+        </w:numPr>
       </w:pPr>
       <w:r>
         <w:rPr>
           <w:b/>
           <w:bCs/>
         </w:rPr>
+        <w:t xml:space="preserve">Node cost pack.</w:t>
+      </w:r>
+      <w:r>
+        <w:t xml:space="preserve"> </w:t>
+      </w:r>
+      <w:r>
+        <w:t xml:space="preserve">A priced, tested bill of materials for a minimal</w:t>
+      </w:r>
+      <w:r>
+        <w:t xml:space="preserve"> </w:t>
+      </w:r>
+      <w:r>
+        <w:t xml:space="preserve">community node, published once we have built one from it and run it.</w:t>
+      </w:r>
+    </w:p>
+    <w:bookmarkEnd w:id="42"/>
+    <w:bookmarkStart w:id="43" w:name="safety-privacy-and-responsible-use"/>
+    <w:p>
+      <w:pPr>
+        <w:pStyle w:val="Heading2"/>
+      </w:pPr>
+      <w:r>
+        <w:t xml:space="preserve">11. Safety, privacy and responsible use</w:t>
+      </w:r>
+    </w:p>
+    <w:p>
+      <w:pPr>
+        <w:pStyle w:val="FirstParagraph"/>
+      </w:pPr>
+      <w:r>
+        <w:t xml:space="preserve">No personal data is stored: no names, accounts, cameras, microphones or</w:t>
+      </w:r>
+      <w:r>
+        <w:t xml:space="preserve"> </w:t>
+      </w:r>
+      <w:r>
+        <w:t xml:space="preserve">tracking of people. The only optional outbound calls fetch public Open-Meteo</w:t>
+      </w:r>
+      <w:r>
+        <w:t xml:space="preserve"> </w:t>
+      </w:r>
+      <w:r>
+        <w:t xml:space="preserve">weather data. Emergency scenarios are simulated and labelled as such, so</w:t>
+      </w:r>
+      <w:r>
+        <w:t xml:space="preserve"> </w:t>
+      </w:r>
+      <w:r>
+        <w:t xml:space="preserve">judging never depends on or misrepresents a real emergency. Alerts are</w:t>
+      </w:r>
+      <w:r>
+        <w:t xml:space="preserve"> </w:t>
+      </w:r>
+      <w:r>
+        <w:t xml:space="preserve">decision support and always defer to official emergency guidance. The</w:t>
+      </w:r>
+      <w:r>
+        <w:t xml:space="preserve"> </w:t>
+      </w:r>
+      <w:r>
+        <w:t xml:space="preserve">hardware is low-voltage and USB-powered.</w:t>
+      </w:r>
+    </w:p>
+    <w:bookmarkEnd w:id="43"/>
+    <w:bookmarkStart w:id="44" w:name="acknowledgements-and-help-received"/>
+    <w:p>
+      <w:pPr>
+        <w:pStyle w:val="Heading2"/>
+      </w:pPr>
+      <w:r>
+        <w:t xml:space="preserve">12. Acknowledgements and help received</w:t>
+      </w:r>
+    </w:p>
+    <w:p>
+      <w:pPr>
+        <w:pStyle w:val="FirstParagraph"/>
+      </w:pPr>
+      <w:r>
+        <w:t xml:space="preserve">Built in Python with Streamlit (dashboard), scikit-learn (Isolation Forest),</w:t>
+      </w:r>
+      <w:r>
+        <w:t xml:space="preserve"> </w:t>
+      </w:r>
+      <w:r>
+        <w:t xml:space="preserve">pandas, NumPy, Plotly and SQLite. Live and archive weather data come from</w:t>
+      </w:r>
+      <w:r>
+        <w:t xml:space="preserve"> </w:t>
+      </w:r>
+      <w:r>
+        <w:t xml:space="preserve">the free Open-Meteo service. The hardware path uses Vernier’s</w:t>
+      </w:r>
+      <w:r>
+        <w:t xml:space="preserve"> </w:t>
+      </w:r>
+      <w:r>
+        <w:rPr>
+          <w:rStyle w:val="VerbatimChar"/>
+        </w:rPr>
+        <w:t xml:space="preserve">godirect</w:t>
+      </w:r>
+      <w:r>
+        <w:t xml:space="preserve"> </w:t>
+      </w:r>
+      <w:r>
+        <w:t xml:space="preserve">driver and</w:t>
+      </w:r>
+      <w:r>
+        <w:t xml:space="preserve"> </w:t>
+      </w:r>
+      <w:r>
+        <w:rPr>
+          <w:rStyle w:val="VerbatimChar"/>
+        </w:rPr>
+        <w:t xml:space="preserve">gdx</w:t>
+      </w:r>
+      <w:r>
+        <w:t xml:space="preserve"> </w:t>
+      </w:r>
+      <w:r>
+        <w:t xml:space="preserve">helper. Early-warning statistics are from the World</w:t>
+      </w:r>
+      <w:r>
+        <w:t xml:space="preserve"> </w:t>
+      </w:r>
+      <w:r>
+        <w:t xml:space="preserve">Meteorological Organization and UNDRR. The heat index follows the</w:t>
+      </w:r>
+      <w:r>
+        <w:t xml:space="preserve"> </w:t>
+      </w:r>
+      <w:r>
+        <w:t xml:space="preserve">NOAA/Steadman formulation.</w:t>
+      </w:r>
+    </w:p>
+    <w:p>
+      <w:pPr>
+        <w:pStyle w:val="BodyText"/>
+      </w:pPr>
+      <w:r>
+        <w:rPr>
+          <w:b/>
+          <w:bCs/>
+        </w:rPr>
         <w:t xml:space="preserve">Help received.</w:t>
       </w:r>
       <w:r>
@@ -5155,7 +5534,7 @@
         <w:t xml:space="preserve"> </w:t>
       </w:r>
       <w:r>
-        <w:t xml:space="preserve">fixed the bugs it found; added tests (the suite grew from 144 to 192); batched</w:t>
+        <w:t xml:space="preserve">fixed the bugs it found; added tests (the suite grew from 144 to 212); batched</w:t>
       </w:r>
       <w:r>
         <w:t xml:space="preserve"> </w:t>
@@ -5206,8 +5585,8 @@
         <w:t xml:space="preserve">codebase are our own work.</w:t>
       </w:r>
     </w:p>
-    <w:bookmarkEnd w:id="40"/>
-    <w:bookmarkStart w:id="41" w:name="appendix-running-it-yourself"/>
+    <w:bookmarkEnd w:id="44"/>
+    <w:bookmarkStart w:id="45" w:name="appendix-running-it-yourself"/>
     <w:p>
       <w:pPr>
         <w:pStyle w:val="Heading2"/>
@@ -5320,7 +5699,7 @@
         <w:rPr>
           <w:rStyle w:val="CommentTok"/>
         </w:rPr>
-        <w:t xml:space="preserve"># smoke test + 192 tests + 2 demo cycles + export</w:t>
+        <w:t xml:space="preserve"># smoke test + 212 tests + 2 demo cycles + export</w:t>
       </w:r>
       <w:r>
         <w:br/>
@@ -5665,7 +6044,7 @@
         <w:t xml:space="preserve">  RESULT: PASS (5/5 scenarios, deterministic, offline)</w:t>
       </w:r>
     </w:p>
-    <w:bookmarkEnd w:id="41"/>
+    <w:bookmarkEnd w:id="45"/>
     <w:sectPr>
       <w:footnotePr>
         <w:numRestart w:val="eachSect"/>

--- a/SUBMISSION_PACK/WRITEUP.docx
+++ b/SUBMISSION_PACK/WRITEUP.docx
@@ -4381,13 +4381,13 @@
         <w:t xml:space="preserve"> </w:t>
       </w:r>
       <w:r>
-        <w:t xml:space="preserve">a prebuilt Arm wheel with compilation forbidden, all 192 tests passed in 10 s,</w:t>
-      </w:r>
-      <w:r>
-        <w:t xml:space="preserve"> </w:t>
-      </w:r>
-      <w:r>
-        <w:t xml:space="preserve">the model trained in 0.1 s, a full 20-node cycle took 14 ms and the engine</w:t>
+        <w:t xml:space="preserve">a prebuilt Arm wheel with compilation forbidden, all 212 tests passed in 13 s,</w:t>
+      </w:r>
+      <w:r>
+        <w:t xml:space="preserve"> </w:t>
+      </w:r>
+      <w:r>
+        <w:t xml:space="preserve">the model trained in 0.1 s, a full 20-node cycle took 13 ms and the engine</w:t>
       </w:r>
       <w:r>
         <w:t xml:space="preserve"> </w:t>
@@ -5109,7 +5109,7 @@
         <w:t xml:space="preserve"> </w:t>
       </w:r>
       <w:r>
-        <w:t xml:space="preserve">does fit on a £55 computer (199 MB and 14 ms a cycle on Arm).</w:t>
+        <w:t xml:space="preserve">does fit on a £55 computer (199 MB and 13 ms a cycle on Arm).</w:t>
       </w:r>
     </w:p>
     <w:p>

--- a/SUBMISSION_PACK/WRITEUP.docx
+++ b/SUBMISSION_PACK/WRITEUP.docx
@@ -4387,13 +4387,13 @@
         <w:t xml:space="preserve"> </w:t>
       </w:r>
       <w:r>
-        <w:t xml:space="preserve">the model trained in 0.1 s, a full 20-node cycle took 13 ms and the engine</w:t>
-      </w:r>
-      <w:r>
-        <w:t xml:space="preserve"> </w:t>
-      </w:r>
-      <w:r>
-        <w:t xml:space="preserve">peaked at 199 MB.</w:t>
+        <w:t xml:space="preserve">the model trained in 0.1 s, a full 20-node cycle took 13–14 ms across runs and</w:t>
+      </w:r>
+      <w:r>
+        <w:t xml:space="preserve"> </w:t>
+      </w:r>
+      <w:r>
+        <w:t xml:space="preserve">the engine peaked at 199 MB.</w:t>
       </w:r>
     </w:p>
     <w:p>
@@ -5109,7 +5109,7 @@
         <w:t xml:space="preserve"> </w:t>
       </w:r>
       <w:r>
-        <w:t xml:space="preserve">does fit on a £55 computer (199 MB and 13 ms a cycle on Arm).</w:t>
+        <w:t xml:space="preserve">does fit on a £55 computer (199 MB and about 14 ms a cycle on Arm).</w:t>
       </w:r>
     </w:p>
     <w:p>

--- a/SUBMISSION_PACK/WRITEUP.docx
+++ b/SUBMISSION_PACK/WRITEUP.docx
@@ -118,19 +118,25 @@
         <w:t xml:space="preserve"> </w:t>
       </w:r>
       <w:r>
-        <w:t xml:space="preserve">Meteorological Organization reports that countries with limited early-warning</w:t>
-      </w:r>
-      <w:r>
-        <w:t xml:space="preserve"> </w:t>
-      </w:r>
-      <w:r>
-        <w:t xml:space="preserve">coverage suffer nearly six times the disaster mortality of countries with</w:t>
-      </w:r>
-      <w:r>
-        <w:t xml:space="preserve"> </w:t>
-      </w:r>
-      <w:r>
-        <w:t xml:space="preserve">substantial coverage (4.05 versus 0.71 deaths per 100,000 people; WMO/UNDRR,</w:t>
+        <w:t xml:space="preserve">Meteorological Organization reports that countries with limited to moderate</w:t>
+      </w:r>
+      <w:r>
+        <w:t xml:space="preserve"> </w:t>
+      </w:r>
+      <w:r>
+        <w:t xml:space="preserve">early-warning coverage suffer nearly six times the disaster mortality of</w:t>
+      </w:r>
+      <w:r>
+        <w:t xml:space="preserve"> </w:t>
+      </w:r>
+      <w:r>
+        <w:t xml:space="preserve">countries with substantial to comprehensive coverage (4.05 versus 0.71 deaths</w:t>
+      </w:r>
+      <w:r>
+        <w:t xml:space="preserve"> </w:t>
+      </w:r>
+      <w:r>
+        <w:t xml:space="preserve">per 100,000 people; WMO/UNDRR,</w:t>
       </w:r>
       <w:r>
         <w:t xml:space="preserve"> </w:t>
@@ -140,7 +146,21 @@
           <w:i/>
           <w:iCs/>
         </w:rPr>
-        <w:t xml:space="preserve">Global Status of Multi-Hazard Early Warning Systems</w:t>
+        <w:t xml:space="preserve">Global Status of Multi-Hazard Early Warning</w:t>
+      </w:r>
+      <w:r>
+        <w:rPr>
+          <w:i/>
+          <w:iCs/>
+        </w:rPr>
+        <w:t xml:space="preserve"> </w:t>
+      </w:r>
+      <w:r>
+        <w:rPr>
+          <w:i/>
+          <w:iCs/>
+        </w:rPr>
+        <w:t xml:space="preserve">Systems</w:t>
       </w:r>
       <w:r>
         <w:t xml:space="preserve">, 2023). There is a gap</w:t>
@@ -741,7 +761,13 @@
         <w:t xml:space="preserve"> </w:t>
       </w:r>
       <w:r>
-        <w:t xml:space="preserve">two layers say. Measured over 80,000 synthetic readings the AI multiplier</w:t>
+        <w:t xml:space="preserve">two layers say. Measured over 4,000 synthetic readings drawn from a grid far</w:t>
+      </w:r>
+      <w:r>
+        <w:t xml:space="preserve"> </w:t>
+      </w:r>
+      <w:r>
+        <w:t xml:space="preserve">wider than any of these channels can physically reach, the AI multiplier</w:t>
       </w:r>
       <w:r>
         <w:t xml:space="preserve"> </w:t>
@@ -1802,19 +1828,47 @@
         </w:numPr>
       </w:pPr>
       <w:r>
-        <w:t xml:space="preserve">The 20 nodes sit at well-known London landmarks chosen to exercise the</w:t>
-      </w:r>
-      <w:r>
-        <w:t xml:space="preserve"> </w:t>
-      </w:r>
-      <w:r>
-        <w:t xml:space="preserve">environment types (river, residential, urban, park). They are illustrative,</w:t>
-      </w:r>
-      <w:r>
-        <w:t xml:space="preserve"> </w:t>
-      </w:r>
-      <w:r>
-        <w:t xml:space="preserve">not deployment sites.</w:t>
+        <w:rPr>
+          <w:b/>
+          <w:bCs/>
+        </w:rPr>
+        <w:t xml:space="preserve">There is one computer, not twenty.</w:t>
+      </w:r>
+      <w:r>
+        <w:t xml:space="preserve"> </w:t>
+      </w:r>
+      <w:r>
+        <w:t xml:space="preserve">The design is decentralised — every</w:t>
+      </w:r>
+      <w:r>
+        <w:t xml:space="preserve"> </w:t>
+      </w:r>
+      <w:r>
+        <w:t xml:space="preserve">node is scored on its own readings, there is no central authority, and</w:t>
+      </w:r>
+      <w:r>
+        <w:t xml:space="preserve"> </w:t>
+      </w:r>
+      <w:r>
+        <w:t xml:space="preserve">agreement is asked of neighbours within 6 km rather than of a server — but</w:t>
+      </w:r>
+      <w:r>
+        <w:t xml:space="preserve"> </w:t>
+      </w:r>
+      <w:r>
+        <w:t xml:space="preserve">all 20 nodes currently run as peers inside one process on one Pi 5. Putting</w:t>
+      </w:r>
+      <w:r>
+        <w:t xml:space="preserve"> </w:t>
+      </w:r>
+      <w:r>
+        <w:t xml:space="preserve">the peers on separate devices is §10’s third item, not something we are</w:t>
+      </w:r>
+      <w:r>
+        <w:t xml:space="preserve"> </w:t>
+      </w:r>
+      <w:r>
+        <w:t xml:space="preserve">claiming to have done.</w:t>
       </w:r>
     </w:p>
     <w:p>
@@ -1826,73 +1880,19 @@
         </w:numPr>
       </w:pPr>
       <w:r>
-        <w:t xml:space="preserve">The hardware path (a Vernier Go Direct Weather sensor, GDX-WTHR, over USB)</w:t>
-      </w:r>
-      <w:r>
-        <w:t xml:space="preserve"> </w:t>
-      </w:r>
-      <w:r>
-        <w:t xml:space="preserve">is implemented and tested end to end with a stand-in device object that</w:t>
-      </w:r>
-      <w:r>
-        <w:t xml:space="preserve"> </w:t>
-      </w:r>
-      <w:r>
-        <w:t xml:space="preserve">mimics Vernier’s helper library (it opens, answers, answers badly or refuses</w:t>
-      </w:r>
-      <w:r>
-        <w:t xml:space="preserve"> </w:t>
-      </w:r>
-      <w:r>
-        <w:t xml:space="preserve">to open, and the adapter is checked for each), but it has</w:t>
-      </w:r>
-      <w:r>
-        <w:t xml:space="preserve"> </w:t>
-      </w:r>
-      <w:r>
-        <w:rPr>
-          <w:b/>
-          <w:bCs/>
-        </w:rPr>
-        <w:t xml:space="preserve">not yet been</w:t>
-      </w:r>
-      <w:r>
-        <w:rPr>
-          <w:b/>
-          <w:bCs/>
-        </w:rPr>
-        <w:t xml:space="preserve"> </w:t>
-      </w:r>
-      <w:r>
-        <w:rPr>
-          <w:b/>
-          <w:bCs/>
-        </w:rPr>
-        <w:t xml:space="preserve">validated against a physical device</w:t>
-      </w:r>
-      <w:r>
-        <w:t xml:space="preserve">. A node is labelled</w:t>
-      </w:r>
-      <w:r>
-        <w:t xml:space="preserve"> </w:t>
-      </w:r>
-      <w:r>
-        <w:rPr>
-          <w:rStyle w:val="VerbatimChar"/>
-        </w:rPr>
-        <w:t xml:space="preserve">hardware</w:t>
-      </w:r>
-      <w:r>
-        <w:t xml:space="preserve"> </w:t>
-      </w:r>
-      <w:r>
-        <w:t xml:space="preserve">only</w:t>
-      </w:r>
-      <w:r>
-        <w:t xml:space="preserve"> </w:t>
-      </w:r>
-      <w:r>
-        <w:t xml:space="preserve">after a device actually opens and returns a reading.</w:t>
+        <w:t xml:space="preserve">The 20 nodes sit at well-known London landmarks chosen to exercise the</w:t>
+      </w:r>
+      <w:r>
+        <w:t xml:space="preserve"> </w:t>
+      </w:r>
+      <w:r>
+        <w:t xml:space="preserve">environment types (river, residential, urban, park). They are illustrative,</w:t>
+      </w:r>
+      <w:r>
+        <w:t xml:space="preserve"> </w:t>
+      </w:r>
+      <w:r>
+        <w:t xml:space="preserve">not deployment sites.</w:t>
       </w:r>
     </w:p>
     <w:p>
@@ -1904,7 +1904,52 @@
         </w:numPr>
       </w:pPr>
       <w:r>
-        <w:t xml:space="preserve">The GDX-WTHR senses temperature, humidity, wind and pressure only. In</w:t>
+        <w:t xml:space="preserve">The hardware path (a Vernier Go Direct Weather sensor, GDX-WTHR, over USB)</w:t>
+      </w:r>
+      <w:r>
+        <w:t xml:space="preserve"> </w:t>
+      </w:r>
+      <w:r>
+        <w:t xml:space="preserve">is implemented and tested end to end with a stand-in device object that</w:t>
+      </w:r>
+      <w:r>
+        <w:t xml:space="preserve"> </w:t>
+      </w:r>
+      <w:r>
+        <w:t xml:space="preserve">mimics Vernier’s helper library (it opens, answers, answers badly or refuses</w:t>
+      </w:r>
+      <w:r>
+        <w:t xml:space="preserve"> </w:t>
+      </w:r>
+      <w:r>
+        <w:t xml:space="preserve">to open, and the adapter is checked for each), but it has</w:t>
+      </w:r>
+      <w:r>
+        <w:t xml:space="preserve"> </w:t>
+      </w:r>
+      <w:r>
+        <w:rPr>
+          <w:b/>
+          <w:bCs/>
+        </w:rPr>
+        <w:t xml:space="preserve">not yet been</w:t>
+      </w:r>
+      <w:r>
+        <w:rPr>
+          <w:b/>
+          <w:bCs/>
+        </w:rPr>
+        <w:t xml:space="preserve"> </w:t>
+      </w:r>
+      <w:r>
+        <w:rPr>
+          <w:b/>
+          <w:bCs/>
+        </w:rPr>
+        <w:t xml:space="preserve">validated against a physical device</w:t>
+      </w:r>
+      <w:r>
+        <w:t xml:space="preserve">. A node is labelled</w:t>
       </w:r>
       <w:r>
         <w:t xml:space="preserve"> </w:t>
@@ -1919,52 +1964,13 @@
         <w:t xml:space="preserve"> </w:t>
       </w:r>
       <w:r>
-        <w:t xml:space="preserve">mode the air-quality and water-level channels are conservative</w:t>
-      </w:r>
-      <w:r>
-        <w:t xml:space="preserve"> </w:t>
-      </w:r>
-      <w:r>
-        <w:t xml:space="preserve">placeholders, so a hardware reading is always flagged</w:t>
-      </w:r>
-      <w:r>
-        <w:t xml:space="preserve"> </w:t>
-      </w:r>
-      <w:r>
-        <w:rPr>
-          <w:rStyle w:val="VerbatimChar"/>
-        </w:rPr>
-        <w:t xml:space="preserve">estimated</w:t>
-      </w:r>
-      <w:r>
-        <w:t xml:space="preserve">, never</w:t>
-      </w:r>
-      <w:r>
-        <w:t xml:space="preserve"> </w:t>
-      </w:r>
-      <w:r>
-        <w:rPr>
-          <w:rStyle w:val="VerbatimChar"/>
-        </w:rPr>
-        <w:t xml:space="preserve">ok</w:t>
-      </w:r>
-      <w:r>
-        <w:t xml:space="preserve">: a</w:t>
-      </w:r>
-      <w:r>
-        <w:t xml:space="preserve"> </w:t>
-      </w:r>
-      <w:r>
-        <w:rPr>
-          <w:rStyle w:val="VerbatimChar"/>
-        </w:rPr>
-        <w:t xml:space="preserve">hardware/ok</w:t>
-      </w:r>
-      <w:r>
-        <w:t xml:space="preserve"> </w:t>
-      </w:r>
-      <w:r>
-        <w:t xml:space="preserve">label can never cover a channel that was not measured.</w:t>
+        <w:t xml:space="preserve">only</w:t>
+      </w:r>
+      <w:r>
+        <w:t xml:space="preserve"> </w:t>
+      </w:r>
+      <w:r>
+        <w:t xml:space="preserve">after a device actually opens and returns a reading.</w:t>
       </w:r>
     </w:p>
     <w:p>
@@ -1976,7 +1982,7 @@
         </w:numPr>
       </w:pPr>
       <w:r>
-        <w:t xml:space="preserve">In</w:t>
+        <w:t xml:space="preserve">The GDX-WTHR senses temperature, humidity, wind and pressure only. In</w:t>
       </w:r>
       <w:r>
         <w:t xml:space="preserve"> </w:t>
@@ -1985,19 +1991,19 @@
         <w:rPr>
           <w:rStyle w:val="VerbatimChar"/>
         </w:rPr>
-        <w:t xml:space="preserve">api</w:t>
-      </w:r>
-      <w:r>
-        <w:t xml:space="preserve"> </w:t>
-      </w:r>
-      <w:r>
-        <w:t xml:space="preserve">mode the water level is derived from precipitation, not read from a</w:t>
-      </w:r>
-      <w:r>
-        <w:t xml:space="preserve"> </w:t>
-      </w:r>
-      <w:r>
-        <w:t xml:space="preserve">river gauge, so it is flagged</w:t>
+        <w:t xml:space="preserve">hardware</w:t>
+      </w:r>
+      <w:r>
+        <w:t xml:space="preserve"> </w:t>
+      </w:r>
+      <w:r>
+        <w:t xml:space="preserve">mode the air-quality and water-level channels are conservative</w:t>
+      </w:r>
+      <w:r>
+        <w:t xml:space="preserve"> </w:t>
+      </w:r>
+      <w:r>
+        <w:t xml:space="preserve">placeholders, so a hardware reading is always flagged</w:t>
       </w:r>
       <w:r>
         <w:t xml:space="preserve"> </w:t>
@@ -2009,13 +2015,34 @@
         <w:t xml:space="preserve">estimated</w:t>
       </w:r>
       <w:r>
-        <w:t xml:space="preserve">; it is an indicator, not a</w:t>
-      </w:r>
-      <w:r>
-        <w:t xml:space="preserve"> </w:t>
-      </w:r>
-      <w:r>
-        <w:t xml:space="preserve">measurement.</w:t>
+        <w:t xml:space="preserve">, never</w:t>
+      </w:r>
+      <w:r>
+        <w:t xml:space="preserve"> </w:t>
+      </w:r>
+      <w:r>
+        <w:rPr>
+          <w:rStyle w:val="VerbatimChar"/>
+        </w:rPr>
+        <w:t xml:space="preserve">ok</w:t>
+      </w:r>
+      <w:r>
+        <w:t xml:space="preserve">: a</w:t>
+      </w:r>
+      <w:r>
+        <w:t xml:space="preserve"> </w:t>
+      </w:r>
+      <w:r>
+        <w:rPr>
+          <w:rStyle w:val="VerbatimChar"/>
+        </w:rPr>
+        <w:t xml:space="preserve">hardware/ok</w:t>
+      </w:r>
+      <w:r>
+        <w:t xml:space="preserve"> </w:t>
+      </w:r>
+      <w:r>
+        <w:t xml:space="preserve">label can never cover a channel that was not measured.</w:t>
       </w:r>
     </w:p>
     <w:p>
@@ -2027,13 +2054,7 @@
         </w:numPr>
       </w:pPr>
       <w:r>
-        <w:t xml:space="preserve">The flood, heatwave, smog and storm scenarios are simulated so that judging</w:t>
-      </w:r>
-      <w:r>
-        <w:t xml:space="preserve"> </w:t>
-      </w:r>
-      <w:r>
-        <w:t xml:space="preserve">never depends on a real emergency. In</w:t>
+        <w:t xml:space="preserve">In</w:t>
       </w:r>
       <w:r>
         <w:t xml:space="preserve"> </w:t>
@@ -2048,7 +2069,13 @@
         <w:t xml:space="preserve"> </w:t>
       </w:r>
       <w:r>
-        <w:t xml:space="preserve">and</w:t>
+        <w:t xml:space="preserve">mode the water level is derived from precipitation, not read from a</w:t>
+      </w:r>
+      <w:r>
+        <w:t xml:space="preserve"> </w:t>
+      </w:r>
+      <w:r>
+        <w:t xml:space="preserve">river gauge, so it is flagged</w:t>
       </w:r>
       <w:r>
         <w:t xml:space="preserve"> </w:t>
@@ -2057,19 +2084,16 @@
         <w:rPr>
           <w:rStyle w:val="VerbatimChar"/>
         </w:rPr>
-        <w:t xml:space="preserve">hardware</w:t>
-      </w:r>
-      <w:r>
-        <w:t xml:space="preserve"> </w:t>
-      </w:r>
-      <w:r>
-        <w:t xml:space="preserve">modes live values</w:t>
-      </w:r>
-      <w:r>
-        <w:t xml:space="preserve"> </w:t>
-      </w:r>
-      <w:r>
-        <w:t xml:space="preserve">are shown unmodified.</w:t>
+        <w:t xml:space="preserve">estimated</w:t>
+      </w:r>
+      <w:r>
+        <w:t xml:space="preserve">; it is an indicator, not a</w:t>
+      </w:r>
+      <w:r>
+        <w:t xml:space="preserve"> </w:t>
+      </w:r>
+      <w:r>
+        <w:t xml:space="preserve">measurement.</w:t>
       </w:r>
     </w:p>
     <w:p>
@@ -2081,19 +2105,13 @@
         </w:numPr>
       </w:pPr>
       <w:r>
-        <w:t xml:space="preserve">One node (Ilford) has a single neighbour inside the 6 km radius, so the</w:t>
-      </w:r>
-      <w:r>
-        <w:t xml:space="preserve"> </w:t>
-      </w:r>
-      <w:r>
-        <w:t xml:space="preserve">corroboration layer can never fire for it in either direction. The engine</w:t>
-      </w:r>
-      <w:r>
-        <w:t xml:space="preserve"> </w:t>
-      </w:r>
-      <w:r>
-        <w:t xml:space="preserve">marks it</w:t>
+        <w:t xml:space="preserve">The flood, heatwave, smog and storm scenarios are simulated so that judging</w:t>
+      </w:r>
+      <w:r>
+        <w:t xml:space="preserve"> </w:t>
+      </w:r>
+      <w:r>
+        <w:t xml:space="preserve">never depends on a real emergency. In</w:t>
       </w:r>
       <w:r>
         <w:t xml:space="preserve"> </w:t>
@@ -2102,31 +2120,34 @@
         <w:rPr>
           <w:rStyle w:val="VerbatimChar"/>
         </w:rPr>
-        <w:t xml:space="preserve">unavailable</w:t>
-      </w:r>
-      <w:r>
-        <w:t xml:space="preserve"> </w:t>
-      </w:r>
-      <w:r>
-        <w:t xml:space="preserve">rather than silently treating it as agreement, and</w:t>
-      </w:r>
-      <w:r>
-        <w:t xml:space="preserve"> </w:t>
-      </w:r>
-      <w:r>
-        <w:t xml:space="preserve">the dashboard says</w:t>
-      </w:r>
-      <w:r>
-        <w:t xml:space="preserve"> </w:t>
-      </w:r>
-      <w:r>
-        <w:t xml:space="preserve">“cannot be corroborated”</w:t>
-      </w:r>
-      <w:r>
-        <w:t xml:space="preserve"> </w:t>
-      </w:r>
-      <w:r>
-        <w:t xml:space="preserve">next to its score.</w:t>
+        <w:t xml:space="preserve">api</w:t>
+      </w:r>
+      <w:r>
+        <w:t xml:space="preserve"> </w:t>
+      </w:r>
+      <w:r>
+        <w:t xml:space="preserve">and</w:t>
+      </w:r>
+      <w:r>
+        <w:t xml:space="preserve"> </w:t>
+      </w:r>
+      <w:r>
+        <w:rPr>
+          <w:rStyle w:val="VerbatimChar"/>
+        </w:rPr>
+        <w:t xml:space="preserve">hardware</w:t>
+      </w:r>
+      <w:r>
+        <w:t xml:space="preserve"> </w:t>
+      </w:r>
+      <w:r>
+        <w:t xml:space="preserve">modes live values</w:t>
+      </w:r>
+      <w:r>
+        <w:t xml:space="preserve"> </w:t>
+      </w:r>
+      <w:r>
+        <w:t xml:space="preserve">are shown unmodified.</w:t>
       </w:r>
     </w:p>
     <w:p>
@@ -2138,6 +2159,63 @@
         </w:numPr>
       </w:pPr>
       <w:r>
+        <w:t xml:space="preserve">One node (Ilford) has a single neighbour inside the 6 km radius, so the</w:t>
+      </w:r>
+      <w:r>
+        <w:t xml:space="preserve"> </w:t>
+      </w:r>
+      <w:r>
+        <w:t xml:space="preserve">corroboration layer can never fire for it in either direction. The engine</w:t>
+      </w:r>
+      <w:r>
+        <w:t xml:space="preserve"> </w:t>
+      </w:r>
+      <w:r>
+        <w:t xml:space="preserve">marks it</w:t>
+      </w:r>
+      <w:r>
+        <w:t xml:space="preserve"> </w:t>
+      </w:r>
+      <w:r>
+        <w:rPr>
+          <w:rStyle w:val="VerbatimChar"/>
+        </w:rPr>
+        <w:t xml:space="preserve">unavailable</w:t>
+      </w:r>
+      <w:r>
+        <w:t xml:space="preserve"> </w:t>
+      </w:r>
+      <w:r>
+        <w:t xml:space="preserve">rather than silently treating it as agreement, and</w:t>
+      </w:r>
+      <w:r>
+        <w:t xml:space="preserve"> </w:t>
+      </w:r>
+      <w:r>
+        <w:t xml:space="preserve">the dashboard says</w:t>
+      </w:r>
+      <w:r>
+        <w:t xml:space="preserve"> </w:t>
+      </w:r>
+      <w:r>
+        <w:t xml:space="preserve">“cannot be corroborated”</w:t>
+      </w:r>
+      <w:r>
+        <w:t xml:space="preserve"> </w:t>
+      </w:r>
+      <w:r>
+        <w:t xml:space="preserve">next to its score.</w:t>
+      </w:r>
+    </w:p>
+    <w:p>
+      <w:pPr>
+        <w:pStyle w:val="Compact"/>
+        <w:numPr>
+          <w:ilvl w:val="0"/>
+          <w:numId w:val="1002"/>
+        </w:numPr>
+      </w:pPr>
+      <w:r>
         <w:t xml:space="preserve">The AI is decision support for a community, not an accredited warning</w:t>
       </w:r>
       <w:r>
@@ -2170,7 +2248,7 @@
           <w:b/>
           <w:bCs/>
         </w:rPr>
-        <w:t xml:space="preserve">212 automated tests pass</w:t>
+        <w:t xml:space="preserve">228 automated tests pass</w:t>
       </w:r>
       <w:r>
         <w:t xml:space="preserve"> </w:t>
@@ -2242,7 +2320,7 @@
         <w:t xml:space="preserve"> </w:t>
       </w:r>
       <w:r>
-        <w:t xml:space="preserve">runs the smoke test, all 212 tests, a</w:t>
+        <w:t xml:space="preserve">runs the smoke test, all 228 tests, a</w:t>
       </w:r>
       <w:r>
         <w:t xml:space="preserve"> </w:t>
@@ -2456,7 +2534,7 @@
         <w:t xml:space="preserve"> </w:t>
       </w:r>
       <w:r>
-        <w:t xml:space="preserve">things that matter, on 1,290 independently seeded frames. Each configuration</w:t>
+        <w:t xml:space="preserve">things that matter, on 1,320 independently seeded frames. Each configuration</w:t>
       </w:r>
       <w:r>
         <w:t xml:space="preserve"> </w:t>
@@ -2701,6 +2779,38 @@
         <w:pStyle w:val="BodyText"/>
       </w:pPr>
       <w:r>
+        <w:t xml:space="preserve">The AI column is honest about itself: on all three of these measures it scores</w:t>
+      </w:r>
+      <w:r>
+        <w:t xml:space="preserve"> </w:t>
+      </w:r>
+      <w:r>
+        <w:t xml:space="preserve">exactly what the thresholds alone score. Where it earns its place is in</w:t>
+      </w:r>
+      <w:r>
+        <w:t xml:space="preserve"> </w:t>
+      </w:r>
+      <w:r>
+        <w:t xml:space="preserve">between — at intensity 0.4 it detects 8.3 % of frames against the thresholds’</w:t>
+      </w:r>
+      <w:r>
+        <w:t xml:space="preserve"> </w:t>
+      </w:r>
+      <w:r>
+        <w:t xml:space="preserve">2.5 %, and at 0.6 it detects 75.0 % against 50.8 % — and in the explanation it</w:t>
+      </w:r>
+      <w:r>
+        <w:t xml:space="preserve"> </w:t>
+      </w:r>
+      <w:r>
+        <w:t xml:space="preserve">attaches to every alert. It is not what stops the false alarms; the mesh is.</w:t>
+      </w:r>
+    </w:p>
+    <w:p>
+      <w:pPr>
+        <w:pStyle w:val="BodyText"/>
+      </w:pPr>
+      <w:r>
         <w:t xml:space="preserve">The middle column is the whole argument. Given one jammed water sensor and</w:t>
       </w:r>
       <w:r>
@@ -2739,7 +2849,7 @@
         <w:t xml:space="preserve"> </w:t>
       </w:r>
       <w:r>
-        <w:t xml:space="preserve">is real but only half-formed, the mesh detects 39–63 % of frames against</w:t>
+        <w:t xml:space="preserve">is real but only half-formed, the mesh detects 35–62 % of frames against</w:t>
       </w:r>
       <w:r>
         <w:t xml:space="preserve"> </w:t>
@@ -4772,7 +4882,7 @@
         <w:t xml:space="preserve"> </w:t>
       </w:r>
       <w:r>
-        <w:t xml:space="preserve">brought that to 212. We worked on it together throughout, and we would both</w:t>
+        <w:t xml:space="preserve">brought that to 228. We worked on it together throughout, and we would both</w:t>
       </w:r>
       <w:r>
         <w:t xml:space="preserve"> </w:t>
@@ -5534,7 +5644,7 @@
         <w:t xml:space="preserve"> </w:t>
       </w:r>
       <w:r>
-        <w:t xml:space="preserve">fixed the bugs it found; added tests (the suite grew from 144 to 212); batched</w:t>
+        <w:t xml:space="preserve">fixed the bugs it found; added tests (the suite grew from 144 to 228); batched</w:t>
       </w:r>
       <w:r>
         <w:t xml:space="preserve"> </w:t>
@@ -5699,7 +5809,7 @@
         <w:rPr>
           <w:rStyle w:val="CommentTok"/>
         </w:rPr>
-        <w:t xml:space="preserve"># smoke test + 212 tests + 2 demo cycles + export</w:t>
+        <w:t xml:space="preserve"># smoke test + 228 tests + 2 demo cycles + export</w:t>
       </w:r>
       <w:r>
         <w:br/>

--- a/SUBMISSION_PACK/WRITEUP.docx
+++ b/SUBMISSION_PACK/WRITEUP.docx
@@ -4491,19 +4491,19 @@
         <w:t xml:space="preserve"> </w:t>
       </w:r>
       <w:r>
-        <w:t xml:space="preserve">a prebuilt Arm wheel with compilation forbidden, all 212 tests passed in 13 s,</w:t>
-      </w:r>
-      <w:r>
-        <w:t xml:space="preserve"> </w:t>
-      </w:r>
-      <w:r>
-        <w:t xml:space="preserve">the model trained in 0.1 s, a full 20-node cycle took 13–14 ms across runs and</w:t>
-      </w:r>
-      <w:r>
-        <w:t xml:space="preserve"> </w:t>
-      </w:r>
-      <w:r>
-        <w:t xml:space="preserve">the engine peaked at 199 MB.</w:t>
+        <w:t xml:space="preserve">a prebuilt Arm wheel with compilation forbidden, all 228 tests passed in</w:t>
+      </w:r>
+      <w:r>
+        <w:t xml:space="preserve"> </w:t>
+      </w:r>
+      <w:r>
+        <w:t xml:space="preserve">12–14 s across runs, the model trained in 0.1 s, a full 20-node cycle took</w:t>
+      </w:r>
+      <w:r>
+        <w:t xml:space="preserve"> </w:t>
+      </w:r>
+      <w:r>
+        <w:t xml:space="preserve">13–14 ms and the engine peaked at 199 MB.</w:t>
       </w:r>
     </w:p>
     <w:p>
